--- a/智能课程教学平台需求规格说明书.docx
+++ b/智能课程教学平台需求规格说明书.docx
@@ -9,7 +9,7 @@
       </w:pPr>
       <w:r>
         <w:rPr>
-          <w:rFonts w:ascii="Noto Sans CJK SC" w:hAnsi="Noto Sans CJK SC" w:eastAsia="Noto Sans CJK SC"/>
+          <w:rFonts w:ascii="Microsoft YaHei" w:hAnsi="Microsoft YaHei" w:eastAsia="Microsoft YaHei" w:cs="Microsoft YaHei" w:hint="eastAsia"/>
           <w:b/>
           <w:sz w:val="48"/>
         </w:rPr>
@@ -22,7 +22,7 @@
       </w:pPr>
       <w:r>
         <w:rPr>
-          <w:rFonts w:ascii="Noto Sans CJK SC" w:hAnsi="Noto Sans CJK SC" w:eastAsia="Noto Sans CJK SC"/>
+          <w:rFonts w:ascii="Microsoft YaHei" w:hAnsi="Microsoft YaHei" w:eastAsia="Microsoft YaHei" w:cs="Microsoft YaHei" w:hint="eastAsia"/>
           <w:b/>
           <w:sz w:val="44"/>
         </w:rPr>
@@ -36,7 +36,7 @@
       </w:pPr>
       <w:r>
         <w:rPr>
-          <w:rFonts w:ascii="Noto Sans CJK SC" w:hAnsi="Noto Sans CJK SC" w:eastAsia="Noto Sans CJK SC"/>
+          <w:rFonts w:ascii="Microsoft YaHei" w:hAnsi="Microsoft YaHei" w:eastAsia="Microsoft YaHei" w:cs="Microsoft YaHei" w:hint="eastAsia"/>
           <w:sz w:val="27"/>
         </w:rPr>
         <w:t>教师端与学生端功能需求文档（修订版）</w:t>
@@ -49,7 +49,7 @@
       </w:pPr>
       <w:r>
         <w:rPr>
-          <w:rFonts w:ascii="Noto Sans CJK SC" w:hAnsi="Noto Sans CJK SC" w:eastAsia="Noto Sans CJK SC"/>
+          <w:rFonts w:ascii="Microsoft YaHei" w:hAnsi="Microsoft YaHei" w:eastAsia="Microsoft YaHei" w:cs="Microsoft YaHei" w:hint="eastAsia"/>
           <w:sz w:val="22"/>
         </w:rPr>
         <w:t>一期形态：Web 平台；后续扩展：小程序 / H5</w:t>
@@ -100,6 +100,7 @@
         <w:trPr>
           <w:cantSplit/>
           <w:jc w:val="center"/>
+          <w:tblHeader w:val="true"/>
         </w:trPr>
         <w:tc>
           <w:tcPr>
@@ -119,7 +120,7 @@
             </w:pPr>
             <w:r>
               <w:rPr>
-                <w:rFonts w:ascii="Noto Sans CJK SC" w:hAnsi="Noto Sans CJK SC" w:eastAsia="Noto Sans CJK SC"/>
+                <w:rFonts w:ascii="Microsoft YaHei" w:hAnsi="Microsoft YaHei" w:eastAsia="Microsoft YaHei" w:cs="Microsoft YaHei" w:hint="eastAsia"/>
                 <w:b/>
                 <w:color w:val="000000"/>
                 <w:sz w:val="20"/>
@@ -145,7 +146,7 @@
             </w:pPr>
             <w:r>
               <w:rPr>
-                <w:rFonts w:ascii="Noto Sans CJK SC" w:hAnsi="Noto Sans CJK SC" w:eastAsia="Noto Sans CJK SC"/>
+                <w:rFonts w:ascii="Microsoft YaHei" w:hAnsi="Microsoft YaHei" w:eastAsia="Microsoft YaHei" w:cs="Microsoft YaHei" w:hint="eastAsia"/>
                 <w:b w:val="0"/>
                 <w:color w:val="000000"/>
                 <w:sz w:val="20"/>
@@ -194,7 +195,7 @@
             </w:pPr>
             <w:r>
               <w:rPr>
-                <w:rFonts w:ascii="Noto Sans CJK SC" w:hAnsi="Noto Sans CJK SC" w:eastAsia="Noto Sans CJK SC"/>
+                <w:rFonts w:ascii="Microsoft YaHei" w:hAnsi="Microsoft YaHei" w:eastAsia="Microsoft YaHei" w:cs="Microsoft YaHei" w:hint="eastAsia"/>
                 <w:b/>
                 <w:color w:val="000000"/>
                 <w:sz w:val="20"/>
@@ -220,12 +221,12 @@
             </w:pPr>
             <w:r>
               <w:rPr>
-                <w:rFonts w:ascii="Noto Sans CJK SC" w:hAnsi="Noto Sans CJK SC" w:eastAsia="Noto Sans CJK SC"/>
+                <w:rFonts w:ascii="Microsoft YaHei" w:hAnsi="Microsoft YaHei" w:eastAsia="Microsoft YaHei" w:cs="Microsoft YaHei" w:hint="eastAsia"/>
                 <w:b w:val="0"/>
                 <w:color w:val="000000"/>
                 <w:sz w:val="20"/>
               </w:rPr>
-              <w:t>V1.1</w:t>
+              <w:t>V1.2</w:t>
             </w:r>
           </w:p>
         </w:tc>
@@ -269,7 +270,7 @@
             </w:pPr>
             <w:r>
               <w:rPr>
-                <w:rFonts w:ascii="Noto Sans CJK SC" w:hAnsi="Noto Sans CJK SC" w:eastAsia="Noto Sans CJK SC"/>
+                <w:rFonts w:ascii="Microsoft YaHei" w:hAnsi="Microsoft YaHei" w:eastAsia="Microsoft YaHei" w:cs="Microsoft YaHei" w:hint="eastAsia"/>
                 <w:b/>
                 <w:color w:val="000000"/>
                 <w:sz w:val="20"/>
@@ -295,12 +296,12 @@
             </w:pPr>
             <w:r>
               <w:rPr>
-                <w:rFonts w:ascii="Noto Sans CJK SC" w:hAnsi="Noto Sans CJK SC" w:eastAsia="Noto Sans CJK SC"/>
+                <w:rFonts w:ascii="Microsoft YaHei" w:hAnsi="Microsoft YaHei" w:eastAsia="Microsoft YaHei" w:cs="Microsoft YaHei" w:hint="eastAsia"/>
                 <w:b w:val="0"/>
                 <w:color w:val="000000"/>
                 <w:sz w:val="20"/>
               </w:rPr>
-              <w:t>2026年7月1日</w:t>
+              <w:t>2026年8月13日</w:t>
             </w:r>
           </w:p>
         </w:tc>
@@ -344,7 +345,7 @@
             </w:pPr>
             <w:r>
               <w:rPr>
-                <w:rFonts w:ascii="Noto Sans CJK SC" w:hAnsi="Noto Sans CJK SC" w:eastAsia="Noto Sans CJK SC"/>
+                <w:rFonts w:ascii="Microsoft YaHei" w:hAnsi="Microsoft YaHei" w:eastAsia="Microsoft YaHei" w:cs="Microsoft YaHei" w:hint="eastAsia"/>
                 <w:b/>
                 <w:color w:val="000000"/>
                 <w:sz w:val="20"/>
@@ -370,12 +371,12 @@
             </w:pPr>
             <w:r>
               <w:rPr>
-                <w:rFonts w:ascii="Noto Sans CJK SC" w:hAnsi="Noto Sans CJK SC" w:eastAsia="Noto Sans CJK SC"/>
+                <w:rFonts w:ascii="Microsoft YaHei" w:hAnsi="Microsoft YaHei" w:eastAsia="Microsoft YaHei" w:cs="Microsoft YaHei" w:hint="eastAsia"/>
                 <w:b w:val="0"/>
                 <w:color w:val="000000"/>
                 <w:sz w:val="20"/>
               </w:rPr>
-              <w:t>明确仅 Web 一期范围、学生知识库自由提问、题库复用与随机组卷、考试防作弊、作业自动批改二阶段、简化组织架构与不对接外部教务系统。</w:t>
+              <w:t>补充唯一用户名注册登录规则；明确姓名、手机号在个人中心补全并作为入班前置条件；完善错题本手动整理、移除及巩固状态切换需求；同步教师添加学生、安全校验和数据对象说明。</w:t>
             </w:r>
           </w:p>
         </w:tc>
@@ -383,6 +384,9 @@
     </w:tbl>
     <w:p>
       <w:r>
+        <w:rPr>
+          <w:rFonts w:ascii="Microsoft YaHei" w:hAnsi="Microsoft YaHei" w:eastAsia="Microsoft YaHei" w:cs="Microsoft YaHei" w:hint="eastAsia"/>
+        </w:rPr>
         <w:br w:type="page"/>
       </w:r>
     </w:p>
@@ -393,7 +397,7 @@
       </w:pPr>
       <w:r>
         <w:rPr>
-          <w:rFonts w:ascii="Noto Sans CJK SC" w:hAnsi="Noto Sans CJK SC" w:eastAsia="Noto Sans CJK SC"/>
+          <w:rFonts w:ascii="Microsoft YaHei" w:hAnsi="Microsoft YaHei" w:eastAsia="Microsoft YaHei" w:cs="Microsoft YaHei" w:hint="eastAsia"/>
           <w:b/>
           <w:color w:val="000000"/>
           <w:sz w:val="32"/>
@@ -408,7 +412,7 @@
       </w:pPr>
       <w:r>
         <w:rPr>
-          <w:rFonts w:ascii="Noto Sans CJK SC" w:hAnsi="Noto Sans CJK SC" w:eastAsia="Noto Sans CJK SC"/>
+          <w:rFonts w:ascii="Microsoft YaHei" w:hAnsi="Microsoft YaHei" w:eastAsia="Microsoft YaHei" w:cs="Microsoft YaHei" w:hint="eastAsia"/>
           <w:b/>
           <w:color w:val="000000"/>
           <w:sz w:val="26"/>
@@ -422,7 +426,7 @@
       </w:pPr>
       <w:r>
         <w:rPr>
-          <w:rFonts w:ascii="Noto Sans CJK SC" w:hAnsi="Noto Sans CJK SC" w:eastAsia="Noto Sans CJK SC"/>
+          <w:rFonts w:ascii="Microsoft YaHei" w:hAnsi="Microsoft YaHei" w:eastAsia="Microsoft YaHei" w:cs="Microsoft YaHei" w:hint="eastAsia"/>
           <w:b w:val="0"/>
           <w:sz w:val="20"/>
         </w:rPr>
@@ -436,7 +440,7 @@
       </w:pPr>
       <w:r>
         <w:rPr>
-          <w:rFonts w:ascii="Noto Sans CJK SC" w:hAnsi="Noto Sans CJK SC" w:eastAsia="Noto Sans CJK SC"/>
+          <w:rFonts w:ascii="Microsoft YaHei" w:hAnsi="Microsoft YaHei" w:eastAsia="Microsoft YaHei" w:cs="Microsoft YaHei" w:hint="eastAsia"/>
           <w:b/>
           <w:color w:val="000000"/>
           <w:sz w:val="26"/>
@@ -451,7 +455,7 @@
       </w:pPr>
       <w:r>
         <w:rPr>
-          <w:rFonts w:ascii="Noto Sans CJK SC" w:hAnsi="Noto Sans CJK SC" w:eastAsia="Noto Sans CJK SC"/>
+          <w:rFonts w:ascii="Microsoft YaHei" w:hAnsi="Microsoft YaHei" w:eastAsia="Microsoft YaHei" w:cs="Microsoft YaHei" w:hint="eastAsia"/>
           <w:sz w:val="20"/>
         </w:rPr>
         <w:t>支持教师创建课程、维护课程目录，并通过上传授课计划自动识别目录结构。</w:t>
@@ -464,7 +468,7 @@
       </w:pPr>
       <w:r>
         <w:rPr>
-          <w:rFonts w:ascii="Noto Sans CJK SC" w:hAnsi="Noto Sans CJK SC" w:eastAsia="Noto Sans CJK SC"/>
+          <w:rFonts w:ascii="Microsoft YaHei" w:hAnsi="Microsoft YaHei" w:eastAsia="Microsoft YaHei" w:cs="Microsoft YaHei" w:hint="eastAsia"/>
           <w:sz w:val="20"/>
         </w:rPr>
         <w:t>支持教师为每个章节录入或上传 PPT，并基于 PPT 页面生成“页面播放 + AI 配音”的教学视频。</w:t>
@@ -477,7 +481,7 @@
       </w:pPr>
       <w:r>
         <w:rPr>
-          <w:rFonts w:ascii="Noto Sans CJK SC" w:hAnsi="Noto Sans CJK SC" w:eastAsia="Noto Sans CJK SC"/>
+          <w:rFonts w:ascii="Microsoft YaHei" w:hAnsi="Microsoft YaHei" w:eastAsia="Microsoft YaHei" w:cs="Microsoft YaHei" w:hint="eastAsia"/>
           <w:sz w:val="20"/>
         </w:rPr>
         <w:t>支持教师创建班级、添加学生、发布章节题目、作业和考试。</w:t>
@@ -490,7 +494,7 @@
       </w:pPr>
       <w:r>
         <w:rPr>
-          <w:rFonts w:ascii="Noto Sans CJK SC" w:hAnsi="Noto Sans CJK SC" w:eastAsia="Noto Sans CJK SC"/>
+          <w:rFonts w:ascii="Microsoft YaHei" w:hAnsi="Microsoft YaHei" w:eastAsia="Microsoft YaHei" w:cs="Microsoft YaHei" w:hint="eastAsia"/>
           <w:sz w:val="20"/>
         </w:rPr>
         <w:t>支持教师上传教辅资料构建课程知识库，并向学生开放自由提问能力。</w:t>
@@ -503,7 +507,7 @@
       </w:pPr>
       <w:r>
         <w:rPr>
-          <w:rFonts w:ascii="Noto Sans CJK SC" w:hAnsi="Noto Sans CJK SC" w:eastAsia="Noto Sans CJK SC"/>
+          <w:rFonts w:ascii="Microsoft YaHei" w:hAnsi="Microsoft YaHei" w:eastAsia="Microsoft YaHei" w:cs="Microsoft YaHei" w:hint="eastAsia"/>
           <w:sz w:val="20"/>
         </w:rPr>
         <w:t>支持题库复用、按章节/题型/难度维护题目、随机组卷、考试模式和基础防作弊能力。</w:t>
@@ -516,10 +520,32 @@
       </w:pPr>
       <w:r>
         <w:rPr>
-          <w:rFonts w:ascii="Noto Sans CJK SC" w:hAnsi="Noto Sans CJK SC" w:eastAsia="Noto Sans CJK SC"/>
+          <w:rFonts w:ascii="Microsoft YaHei" w:hAnsi="Microsoft YaHei" w:eastAsia="Microsoft YaHei" w:cs="Microsoft YaHei" w:hint="eastAsia"/>
           <w:sz w:val="20"/>
         </w:rPr>
         <w:t>支持学生加入班级、学习教学视频、完成章节题目、查看解析与评分、提交作业和参加考试。</w:t>
+      </w:r>
+    </w:p>
+    <w:p>
+      <w:pPr>
+        <w:pStyle w:val="16"/>
+      </w:pPr>
+      <w:r>
+        <w:rPr>
+          <w:rFonts w:ascii="Microsoft YaHei" w:hAnsi="Microsoft YaHei" w:eastAsia="Microsoft YaHei" w:cs="Microsoft YaHei" w:hint="eastAsia"/>
+        </w:rPr>
+        <w:t>支持教师和学生使用唯一用户名注册登录；注册阶段仅填写账号、密码和角色，姓名与手机号登录后在个人中心补全。</w:t>
+      </w:r>
+    </w:p>
+    <w:p>
+      <w:pPr>
+        <w:pStyle w:val="16"/>
+      </w:pPr>
+      <w:r>
+        <w:rPr>
+          <w:rFonts w:ascii="Microsoft YaHei" w:hAnsi="Microsoft YaHei" w:eastAsia="Microsoft YaHei" w:cs="Microsoft YaHei" w:hint="eastAsia"/>
+        </w:rPr>
+        <w:t>支持学生自动收录或手动整理错题，并对错题执行移除、标记已巩固和取消巩固操作。</w:t>
       </w:r>
     </w:p>
     <w:p>
@@ -529,7 +555,7 @@
       </w:pPr>
       <w:r>
         <w:rPr>
-          <w:rFonts w:ascii="Noto Sans CJK SC" w:hAnsi="Noto Sans CJK SC" w:eastAsia="Noto Sans CJK SC"/>
+          <w:rFonts w:ascii="Microsoft YaHei" w:hAnsi="Microsoft YaHei" w:eastAsia="Microsoft YaHei" w:cs="Microsoft YaHei" w:hint="eastAsia"/>
           <w:sz w:val="20"/>
         </w:rPr>
         <w:t>作业自动批改作为第二阶段能力建设，一期保留作业提交、教师批改和成绩反馈。</w:t>
@@ -542,7 +568,7 @@
       </w:pPr>
       <w:r>
         <w:rPr>
-          <w:rFonts w:ascii="Noto Sans CJK SC" w:hAnsi="Noto Sans CJK SC" w:eastAsia="Noto Sans CJK SC"/>
+          <w:rFonts w:ascii="Microsoft YaHei" w:hAnsi="Microsoft YaHei" w:eastAsia="Microsoft YaHei" w:cs="Microsoft YaHei" w:hint="eastAsia"/>
           <w:b/>
           <w:color w:val="000000"/>
           <w:sz w:val="26"/>
@@ -595,6 +621,7 @@
         <w:trPr>
           <w:cantSplit/>
           <w:jc w:val="center"/>
+          <w:tblHeader w:val="true"/>
         </w:trPr>
         <w:tc>
           <w:tcPr>
@@ -615,7 +642,7 @@
             </w:pPr>
             <w:r>
               <w:rPr>
-                <w:rFonts w:ascii="Noto Sans CJK SC" w:hAnsi="Noto Sans CJK SC" w:eastAsia="Noto Sans CJK SC"/>
+                <w:rFonts w:ascii="Microsoft YaHei" w:hAnsi="Microsoft YaHei" w:eastAsia="Microsoft YaHei" w:cs="Microsoft YaHei" w:hint="eastAsia"/>
                 <w:b/>
                 <w:color w:val="000000"/>
                 <w:sz w:val="17"/>
@@ -643,7 +670,7 @@
             </w:pPr>
             <w:r>
               <w:rPr>
-                <w:rFonts w:ascii="Noto Sans CJK SC" w:hAnsi="Noto Sans CJK SC" w:eastAsia="Noto Sans CJK SC"/>
+                <w:rFonts w:ascii="Microsoft YaHei" w:hAnsi="Microsoft YaHei" w:eastAsia="Microsoft YaHei" w:cs="Microsoft YaHei" w:hint="eastAsia"/>
                 <w:b/>
                 <w:color w:val="000000"/>
                 <w:sz w:val="17"/>
@@ -691,7 +718,7 @@
             </w:pPr>
             <w:r>
               <w:rPr>
-                <w:rFonts w:ascii="Noto Sans CJK SC" w:hAnsi="Noto Sans CJK SC" w:eastAsia="Noto Sans CJK SC"/>
+                <w:rFonts w:ascii="Microsoft YaHei" w:hAnsi="Microsoft YaHei" w:eastAsia="Microsoft YaHei" w:cs="Microsoft YaHei" w:hint="eastAsia"/>
                 <w:b w:val="0"/>
                 <w:color w:val="000000"/>
                 <w:sz w:val="17"/>
@@ -717,7 +744,7 @@
             </w:pPr>
             <w:r>
               <w:rPr>
-                <w:rFonts w:ascii="Noto Sans CJK SC" w:hAnsi="Noto Sans CJK SC" w:eastAsia="Noto Sans CJK SC"/>
+                <w:rFonts w:ascii="Microsoft YaHei" w:hAnsi="Microsoft YaHei" w:eastAsia="Microsoft YaHei" w:cs="Microsoft YaHei" w:hint="eastAsia"/>
                 <w:b w:val="0"/>
                 <w:color w:val="000000"/>
                 <w:sz w:val="17"/>
@@ -765,7 +792,7 @@
             </w:pPr>
             <w:r>
               <w:rPr>
-                <w:rFonts w:ascii="Noto Sans CJK SC" w:hAnsi="Noto Sans CJK SC" w:eastAsia="Noto Sans CJK SC"/>
+                <w:rFonts w:ascii="Microsoft YaHei" w:hAnsi="Microsoft YaHei" w:eastAsia="Microsoft YaHei" w:cs="Microsoft YaHei" w:hint="eastAsia"/>
                 <w:b w:val="0"/>
                 <w:color w:val="000000"/>
                 <w:sz w:val="17"/>
@@ -791,7 +818,7 @@
             </w:pPr>
             <w:r>
               <w:rPr>
-                <w:rFonts w:ascii="Noto Sans CJK SC" w:hAnsi="Noto Sans CJK SC" w:eastAsia="Noto Sans CJK SC"/>
+                <w:rFonts w:ascii="Microsoft YaHei" w:hAnsi="Microsoft YaHei" w:eastAsia="Microsoft YaHei" w:cs="Microsoft YaHei" w:hint="eastAsia"/>
                 <w:b w:val="0"/>
                 <w:color w:val="000000"/>
                 <w:sz w:val="17"/>
@@ -839,7 +866,7 @@
             </w:pPr>
             <w:r>
               <w:rPr>
-                <w:rFonts w:ascii="Noto Sans CJK SC" w:hAnsi="Noto Sans CJK SC" w:eastAsia="Noto Sans CJK SC"/>
+                <w:rFonts w:ascii="Microsoft YaHei" w:hAnsi="Microsoft YaHei" w:eastAsia="Microsoft YaHei" w:cs="Microsoft YaHei" w:hint="eastAsia"/>
                 <w:b w:val="0"/>
                 <w:color w:val="000000"/>
                 <w:sz w:val="17"/>
@@ -865,7 +892,7 @@
             </w:pPr>
             <w:r>
               <w:rPr>
-                <w:rFonts w:ascii="Noto Sans CJK SC" w:hAnsi="Noto Sans CJK SC" w:eastAsia="Noto Sans CJK SC"/>
+                <w:rFonts w:ascii="Microsoft YaHei" w:hAnsi="Microsoft YaHei" w:eastAsia="Microsoft YaHei" w:cs="Microsoft YaHei" w:hint="eastAsia"/>
                 <w:b w:val="0"/>
                 <w:color w:val="000000"/>
                 <w:sz w:val="17"/>
@@ -913,7 +940,7 @@
             </w:pPr>
             <w:r>
               <w:rPr>
-                <w:rFonts w:ascii="Noto Sans CJK SC" w:hAnsi="Noto Sans CJK SC" w:eastAsia="Noto Sans CJK SC"/>
+                <w:rFonts w:ascii="Microsoft YaHei" w:hAnsi="Microsoft YaHei" w:eastAsia="Microsoft YaHei" w:cs="Microsoft YaHei" w:hint="eastAsia"/>
                 <w:b w:val="0"/>
                 <w:color w:val="000000"/>
                 <w:sz w:val="17"/>
@@ -939,7 +966,7 @@
             </w:pPr>
             <w:r>
               <w:rPr>
-                <w:rFonts w:ascii="Noto Sans CJK SC" w:hAnsi="Noto Sans CJK SC" w:eastAsia="Noto Sans CJK SC"/>
+                <w:rFonts w:ascii="Microsoft YaHei" w:hAnsi="Microsoft YaHei" w:eastAsia="Microsoft YaHei" w:cs="Microsoft YaHei" w:hint="eastAsia"/>
                 <w:b w:val="0"/>
                 <w:color w:val="000000"/>
                 <w:sz w:val="17"/>
@@ -987,7 +1014,7 @@
             </w:pPr>
             <w:r>
               <w:rPr>
-                <w:rFonts w:ascii="Noto Sans CJK SC" w:hAnsi="Noto Sans CJK SC" w:eastAsia="Noto Sans CJK SC"/>
+                <w:rFonts w:ascii="Microsoft YaHei" w:hAnsi="Microsoft YaHei" w:eastAsia="Microsoft YaHei" w:cs="Microsoft YaHei" w:hint="eastAsia"/>
                 <w:b w:val="0"/>
                 <w:color w:val="000000"/>
                 <w:sz w:val="17"/>
@@ -1013,7 +1040,7 @@
             </w:pPr>
             <w:r>
               <w:rPr>
-                <w:rFonts w:ascii="Noto Sans CJK SC" w:hAnsi="Noto Sans CJK SC" w:eastAsia="Noto Sans CJK SC"/>
+                <w:rFonts w:ascii="Microsoft YaHei" w:hAnsi="Microsoft YaHei" w:eastAsia="Microsoft YaHei" w:cs="Microsoft YaHei" w:hint="eastAsia"/>
                 <w:b w:val="0"/>
                 <w:color w:val="000000"/>
                 <w:sz w:val="17"/>
@@ -1061,7 +1088,7 @@
             </w:pPr>
             <w:r>
               <w:rPr>
-                <w:rFonts w:ascii="Noto Sans CJK SC" w:hAnsi="Noto Sans CJK SC" w:eastAsia="Noto Sans CJK SC"/>
+                <w:rFonts w:ascii="Microsoft YaHei" w:hAnsi="Microsoft YaHei" w:eastAsia="Microsoft YaHei" w:cs="Microsoft YaHei" w:hint="eastAsia"/>
                 <w:b w:val="0"/>
                 <w:color w:val="000000"/>
                 <w:sz w:val="17"/>
@@ -1087,7 +1114,7 @@
             </w:pPr>
             <w:r>
               <w:rPr>
-                <w:rFonts w:ascii="Noto Sans CJK SC" w:hAnsi="Noto Sans CJK SC" w:eastAsia="Noto Sans CJK SC"/>
+                <w:rFonts w:ascii="Microsoft YaHei" w:hAnsi="Microsoft YaHei" w:eastAsia="Microsoft YaHei" w:cs="Microsoft YaHei" w:hint="eastAsia"/>
                 <w:b w:val="0"/>
                 <w:color w:val="000000"/>
                 <w:sz w:val="17"/>
@@ -1110,7 +1137,7 @@
       </w:pPr>
       <w:r>
         <w:rPr>
-          <w:rFonts w:ascii="Noto Sans CJK SC" w:hAnsi="Noto Sans CJK SC" w:eastAsia="Noto Sans CJK SC"/>
+          <w:rFonts w:ascii="Microsoft YaHei" w:hAnsi="Microsoft YaHei" w:eastAsia="Microsoft YaHei" w:cs="Microsoft YaHei" w:hint="eastAsia"/>
           <w:b/>
           <w:color w:val="000000"/>
           <w:sz w:val="32"/>
@@ -1125,7 +1152,7 @@
       </w:pPr>
       <w:r>
         <w:rPr>
-          <w:rFonts w:ascii="Noto Sans CJK SC" w:hAnsi="Noto Sans CJK SC" w:eastAsia="Noto Sans CJK SC"/>
+          <w:rFonts w:ascii="Microsoft YaHei" w:hAnsi="Microsoft YaHei" w:eastAsia="Microsoft YaHei" w:cs="Microsoft YaHei" w:hint="eastAsia"/>
           <w:b/>
           <w:color w:val="000000"/>
           <w:sz w:val="26"/>
@@ -1178,6 +1205,7 @@
         <w:trPr>
           <w:cantSplit/>
           <w:jc w:val="center"/>
+          <w:tblHeader w:val="true"/>
         </w:trPr>
         <w:tc>
           <w:tcPr>
@@ -1198,7 +1226,7 @@
             </w:pPr>
             <w:r>
               <w:rPr>
-                <w:rFonts w:ascii="Noto Sans CJK SC" w:hAnsi="Noto Sans CJK SC" w:eastAsia="Noto Sans CJK SC"/>
+                <w:rFonts w:ascii="Microsoft YaHei" w:hAnsi="Microsoft YaHei" w:eastAsia="Microsoft YaHei" w:cs="Microsoft YaHei" w:hint="eastAsia"/>
                 <w:b/>
                 <w:color w:val="000000"/>
                 <w:sz w:val="17"/>
@@ -1226,7 +1254,7 @@
             </w:pPr>
             <w:r>
               <w:rPr>
-                <w:rFonts w:ascii="Noto Sans CJK SC" w:hAnsi="Noto Sans CJK SC" w:eastAsia="Noto Sans CJK SC"/>
+                <w:rFonts w:ascii="Microsoft YaHei" w:hAnsi="Microsoft YaHei" w:eastAsia="Microsoft YaHei" w:cs="Microsoft YaHei" w:hint="eastAsia"/>
                 <w:b/>
                 <w:color w:val="000000"/>
                 <w:sz w:val="17"/>
@@ -1274,7 +1302,7 @@
             </w:pPr>
             <w:r>
               <w:rPr>
-                <w:rFonts w:ascii="Noto Sans CJK SC" w:hAnsi="Noto Sans CJK SC" w:eastAsia="Noto Sans CJK SC"/>
+                <w:rFonts w:ascii="Microsoft YaHei" w:hAnsi="Microsoft YaHei" w:eastAsia="Microsoft YaHei" w:cs="Microsoft YaHei" w:hint="eastAsia"/>
                 <w:b w:val="0"/>
                 <w:color w:val="000000"/>
                 <w:sz w:val="17"/>
@@ -1300,7 +1328,7 @@
             </w:pPr>
             <w:r>
               <w:rPr>
-                <w:rFonts w:ascii="Noto Sans CJK SC" w:hAnsi="Noto Sans CJK SC" w:eastAsia="Noto Sans CJK SC"/>
+                <w:rFonts w:ascii="Microsoft YaHei" w:hAnsi="Microsoft YaHei" w:eastAsia="Microsoft YaHei" w:cs="Microsoft YaHei" w:hint="eastAsia"/>
                 <w:b w:val="0"/>
                 <w:color w:val="000000"/>
                 <w:sz w:val="17"/>
@@ -1348,7 +1376,7 @@
             </w:pPr>
             <w:r>
               <w:rPr>
-                <w:rFonts w:ascii="Noto Sans CJK SC" w:hAnsi="Noto Sans CJK SC" w:eastAsia="Noto Sans CJK SC"/>
+                <w:rFonts w:ascii="Microsoft YaHei" w:hAnsi="Microsoft YaHei" w:eastAsia="Microsoft YaHei" w:cs="Microsoft YaHei" w:hint="eastAsia"/>
                 <w:b w:val="0"/>
                 <w:color w:val="000000"/>
                 <w:sz w:val="17"/>
@@ -1374,7 +1402,7 @@
             </w:pPr>
             <w:r>
               <w:rPr>
-                <w:rFonts w:ascii="Noto Sans CJK SC" w:hAnsi="Noto Sans CJK SC" w:eastAsia="Noto Sans CJK SC"/>
+                <w:rFonts w:ascii="Microsoft YaHei" w:hAnsi="Microsoft YaHei" w:eastAsia="Microsoft YaHei" w:cs="Microsoft YaHei" w:hint="eastAsia"/>
                 <w:b w:val="0"/>
                 <w:color w:val="000000"/>
                 <w:sz w:val="17"/>
@@ -1422,7 +1450,7 @@
             </w:pPr>
             <w:r>
               <w:rPr>
-                <w:rFonts w:ascii="Noto Sans CJK SC" w:hAnsi="Noto Sans CJK SC" w:eastAsia="Noto Sans CJK SC"/>
+                <w:rFonts w:ascii="Microsoft YaHei" w:hAnsi="Microsoft YaHei" w:eastAsia="Microsoft YaHei" w:cs="Microsoft YaHei" w:hint="eastAsia"/>
                 <w:b w:val="0"/>
                 <w:color w:val="000000"/>
                 <w:sz w:val="17"/>
@@ -1448,12 +1476,12 @@
             </w:pPr>
             <w:r>
               <w:rPr>
-                <w:rFonts w:ascii="Noto Sans CJK SC" w:hAnsi="Noto Sans CJK SC" w:eastAsia="Noto Sans CJK SC"/>
-                <w:b w:val="0"/>
-                <w:color w:val="000000"/>
-                <w:sz w:val="17"/>
-              </w:rPr>
-              <w:t>加入班级；观看教学视频；向课程知识库自由提问；做章节题目；查看答案、解析和评分；提交作业；参加考试。</w:t>
+                <w:rFonts w:ascii="Microsoft YaHei" w:hAnsi="Microsoft YaHei" w:eastAsia="Microsoft YaHei" w:cs="Microsoft YaHei" w:hint="eastAsia"/>
+                <w:b w:val="0"/>
+                <w:color w:val="000000"/>
+                <w:sz w:val="17"/>
+              </w:rPr>
+              <w:t>唯一用户名注册登录；在个人中心填写姓名和手机号；资料完整后通过邀请码加入班级；观看教学内容；向课程知识库自由提问；做章节题目；查看答案、解析和评分；整理与巩固错题；提交作业；参加考试。</w:t>
             </w:r>
           </w:p>
         </w:tc>
@@ -1496,7 +1524,7 @@
             </w:pPr>
             <w:r>
               <w:rPr>
-                <w:rFonts w:ascii="Noto Sans CJK SC" w:hAnsi="Noto Sans CJK SC" w:eastAsia="Noto Sans CJK SC"/>
+                <w:rFonts w:ascii="Microsoft YaHei" w:hAnsi="Microsoft YaHei" w:eastAsia="Microsoft YaHei" w:cs="Microsoft YaHei" w:hint="eastAsia"/>
                 <w:b w:val="0"/>
                 <w:color w:val="000000"/>
                 <w:sz w:val="17"/>
@@ -1522,7 +1550,7 @@
             </w:pPr>
             <w:r>
               <w:rPr>
-                <w:rFonts w:ascii="Noto Sans CJK SC" w:hAnsi="Noto Sans CJK SC" w:eastAsia="Noto Sans CJK SC"/>
+                <w:rFonts w:ascii="Microsoft YaHei" w:hAnsi="Microsoft YaHei" w:eastAsia="Microsoft YaHei" w:cs="Microsoft YaHei" w:hint="eastAsia"/>
                 <w:b w:val="0"/>
                 <w:color w:val="000000"/>
                 <w:sz w:val="17"/>
@@ -1570,7 +1598,7 @@
             </w:pPr>
             <w:r>
               <w:rPr>
-                <w:rFonts w:ascii="Noto Sans CJK SC" w:hAnsi="Noto Sans CJK SC" w:eastAsia="Noto Sans CJK SC"/>
+                <w:rFonts w:ascii="Microsoft YaHei" w:hAnsi="Microsoft YaHei" w:eastAsia="Microsoft YaHei" w:cs="Microsoft YaHei" w:hint="eastAsia"/>
                 <w:b w:val="0"/>
                 <w:color w:val="000000"/>
                 <w:sz w:val="17"/>
@@ -1596,7 +1624,7 @@
             </w:pPr>
             <w:r>
               <w:rPr>
-                <w:rFonts w:ascii="Noto Sans CJK SC" w:hAnsi="Noto Sans CJK SC" w:eastAsia="Noto Sans CJK SC"/>
+                <w:rFonts w:ascii="Microsoft YaHei" w:hAnsi="Microsoft YaHei" w:eastAsia="Microsoft YaHei" w:cs="Microsoft YaHei" w:hint="eastAsia"/>
                 <w:b w:val="0"/>
                 <w:color w:val="000000"/>
                 <w:sz w:val="17"/>
@@ -1619,7 +1647,7 @@
       </w:pPr>
       <w:r>
         <w:rPr>
-          <w:rFonts w:ascii="Noto Sans CJK SC" w:hAnsi="Noto Sans CJK SC" w:eastAsia="Noto Sans CJK SC"/>
+          <w:rFonts w:ascii="Microsoft YaHei" w:hAnsi="Microsoft YaHei" w:eastAsia="Microsoft YaHei" w:cs="Microsoft YaHei" w:hint="eastAsia"/>
           <w:b/>
           <w:color w:val="000000"/>
           <w:sz w:val="26"/>
@@ -1672,6 +1700,7 @@
         <w:trPr>
           <w:cantSplit/>
           <w:jc w:val="center"/>
+          <w:tblHeader w:val="true"/>
         </w:trPr>
         <w:tc>
           <w:tcPr>
@@ -1692,7 +1721,7 @@
             </w:pPr>
             <w:r>
               <w:rPr>
-                <w:rFonts w:ascii="Noto Sans CJK SC" w:hAnsi="Noto Sans CJK SC" w:eastAsia="Noto Sans CJK SC"/>
+                <w:rFonts w:ascii="Microsoft YaHei" w:hAnsi="Microsoft YaHei" w:eastAsia="Microsoft YaHei" w:cs="Microsoft YaHei" w:hint="eastAsia"/>
                 <w:b/>
                 <w:color w:val="000000"/>
                 <w:sz w:val="17"/>
@@ -1720,7 +1749,7 @@
             </w:pPr>
             <w:r>
               <w:rPr>
-                <w:rFonts w:ascii="Noto Sans CJK SC" w:hAnsi="Noto Sans CJK SC" w:eastAsia="Noto Sans CJK SC"/>
+                <w:rFonts w:ascii="Microsoft YaHei" w:hAnsi="Microsoft YaHei" w:eastAsia="Microsoft YaHei" w:cs="Microsoft YaHei" w:hint="eastAsia"/>
                 <w:b/>
                 <w:color w:val="000000"/>
                 <w:sz w:val="17"/>
@@ -1768,7 +1797,7 @@
             </w:pPr>
             <w:r>
               <w:rPr>
-                <w:rFonts w:ascii="Noto Sans CJK SC" w:hAnsi="Noto Sans CJK SC" w:eastAsia="Noto Sans CJK SC"/>
+                <w:rFonts w:ascii="Microsoft YaHei" w:hAnsi="Microsoft YaHei" w:eastAsia="Microsoft YaHei" w:cs="Microsoft YaHei" w:hint="eastAsia"/>
                 <w:b w:val="0"/>
                 <w:color w:val="000000"/>
                 <w:sz w:val="17"/>
@@ -1794,7 +1823,7 @@
             </w:pPr>
             <w:r>
               <w:rPr>
-                <w:rFonts w:ascii="Noto Sans CJK SC" w:hAnsi="Noto Sans CJK SC" w:eastAsia="Noto Sans CJK SC"/>
+                <w:rFonts w:ascii="Microsoft YaHei" w:hAnsi="Microsoft YaHei" w:eastAsia="Microsoft YaHei" w:cs="Microsoft YaHei" w:hint="eastAsia"/>
                 <w:b w:val="0"/>
                 <w:color w:val="000000"/>
                 <w:sz w:val="17"/>
@@ -1842,7 +1871,7 @@
             </w:pPr>
             <w:r>
               <w:rPr>
-                <w:rFonts w:ascii="Noto Sans CJK SC" w:hAnsi="Noto Sans CJK SC" w:eastAsia="Noto Sans CJK SC"/>
+                <w:rFonts w:ascii="Microsoft YaHei" w:hAnsi="Microsoft YaHei" w:eastAsia="Microsoft YaHei" w:cs="Microsoft YaHei" w:hint="eastAsia"/>
                 <w:b w:val="0"/>
                 <w:color w:val="000000"/>
                 <w:sz w:val="17"/>
@@ -1868,7 +1897,7 @@
             </w:pPr>
             <w:r>
               <w:rPr>
-                <w:rFonts w:ascii="Noto Sans CJK SC" w:hAnsi="Noto Sans CJK SC" w:eastAsia="Noto Sans CJK SC"/>
+                <w:rFonts w:ascii="Microsoft YaHei" w:hAnsi="Microsoft YaHei" w:eastAsia="Microsoft YaHei" w:cs="Microsoft YaHei" w:hint="eastAsia"/>
                 <w:b w:val="0"/>
                 <w:color w:val="000000"/>
                 <w:sz w:val="17"/>
@@ -1916,7 +1945,7 @@
             </w:pPr>
             <w:r>
               <w:rPr>
-                <w:rFonts w:ascii="Noto Sans CJK SC" w:hAnsi="Noto Sans CJK SC" w:eastAsia="Noto Sans CJK SC"/>
+                <w:rFonts w:ascii="Microsoft YaHei" w:hAnsi="Microsoft YaHei" w:eastAsia="Microsoft YaHei" w:cs="Microsoft YaHei" w:hint="eastAsia"/>
                 <w:b w:val="0"/>
                 <w:color w:val="000000"/>
                 <w:sz w:val="17"/>
@@ -1942,7 +1971,7 @@
             </w:pPr>
             <w:r>
               <w:rPr>
-                <w:rFonts w:ascii="Noto Sans CJK SC" w:hAnsi="Noto Sans CJK SC" w:eastAsia="Noto Sans CJK SC"/>
+                <w:rFonts w:ascii="Microsoft YaHei" w:hAnsi="Microsoft YaHei" w:eastAsia="Microsoft YaHei" w:cs="Microsoft YaHei" w:hint="eastAsia"/>
                 <w:b w:val="0"/>
                 <w:color w:val="000000"/>
                 <w:sz w:val="17"/>
@@ -1990,7 +2019,7 @@
             </w:pPr>
             <w:r>
               <w:rPr>
-                <w:rFonts w:ascii="Noto Sans CJK SC" w:hAnsi="Noto Sans CJK SC" w:eastAsia="Noto Sans CJK SC"/>
+                <w:rFonts w:ascii="Microsoft YaHei" w:hAnsi="Microsoft YaHei" w:eastAsia="Microsoft YaHei" w:cs="Microsoft YaHei" w:hint="eastAsia"/>
                 <w:b w:val="0"/>
                 <w:color w:val="000000"/>
                 <w:sz w:val="17"/>
@@ -2016,7 +2045,7 @@
             </w:pPr>
             <w:r>
               <w:rPr>
-                <w:rFonts w:ascii="Noto Sans CJK SC" w:hAnsi="Noto Sans CJK SC" w:eastAsia="Noto Sans CJK SC"/>
+                <w:rFonts w:ascii="Microsoft YaHei" w:hAnsi="Microsoft YaHei" w:eastAsia="Microsoft YaHei" w:cs="Microsoft YaHei" w:hint="eastAsia"/>
                 <w:b w:val="0"/>
                 <w:color w:val="000000"/>
                 <w:sz w:val="17"/>
@@ -2039,7 +2068,7 @@
       </w:pPr>
       <w:r>
         <w:rPr>
-          <w:rFonts w:ascii="Noto Sans CJK SC" w:hAnsi="Noto Sans CJK SC" w:eastAsia="Noto Sans CJK SC"/>
+          <w:rFonts w:ascii="Microsoft YaHei" w:hAnsi="Microsoft YaHei" w:eastAsia="Microsoft YaHei" w:cs="Microsoft YaHei" w:hint="eastAsia"/>
           <w:b/>
           <w:color w:val="000000"/>
           <w:sz w:val="32"/>
@@ -2093,6 +2122,7 @@
         <w:trPr>
           <w:cantSplit/>
           <w:jc w:val="center"/>
+          <w:tblHeader w:val="true"/>
         </w:trPr>
         <w:tc>
           <w:tcPr>
@@ -2113,7 +2143,7 @@
             </w:pPr>
             <w:r>
               <w:rPr>
-                <w:rFonts w:ascii="Noto Sans CJK SC" w:hAnsi="Noto Sans CJK SC" w:eastAsia="Noto Sans CJK SC"/>
+                <w:rFonts w:ascii="Microsoft YaHei" w:hAnsi="Microsoft YaHei" w:eastAsia="Microsoft YaHei" w:cs="Microsoft YaHei" w:hint="eastAsia"/>
                 <w:b/>
                 <w:color w:val="000000"/>
                 <w:sz w:val="17"/>
@@ -2141,7 +2171,7 @@
             </w:pPr>
             <w:r>
               <w:rPr>
-                <w:rFonts w:ascii="Noto Sans CJK SC" w:hAnsi="Noto Sans CJK SC" w:eastAsia="Noto Sans CJK SC"/>
+                <w:rFonts w:ascii="Microsoft YaHei" w:hAnsi="Microsoft YaHei" w:eastAsia="Microsoft YaHei" w:cs="Microsoft YaHei" w:hint="eastAsia"/>
                 <w:b/>
                 <w:color w:val="000000"/>
                 <w:sz w:val="17"/>
@@ -2169,7 +2199,7 @@
             </w:pPr>
             <w:r>
               <w:rPr>
-                <w:rFonts w:ascii="Noto Sans CJK SC" w:hAnsi="Noto Sans CJK SC" w:eastAsia="Noto Sans CJK SC"/>
+                <w:rFonts w:ascii="Microsoft YaHei" w:hAnsi="Microsoft YaHei" w:eastAsia="Microsoft YaHei" w:cs="Microsoft YaHei" w:hint="eastAsia"/>
                 <w:b/>
                 <w:color w:val="000000"/>
                 <w:sz w:val="17"/>
@@ -2217,7 +2247,7 @@
             </w:pPr>
             <w:r>
               <w:rPr>
-                <w:rFonts w:ascii="Noto Sans CJK SC" w:hAnsi="Noto Sans CJK SC" w:eastAsia="Noto Sans CJK SC"/>
+                <w:rFonts w:ascii="Microsoft YaHei" w:hAnsi="Microsoft YaHei" w:eastAsia="Microsoft YaHei" w:cs="Microsoft YaHei" w:hint="eastAsia"/>
                 <w:b w:val="0"/>
                 <w:color w:val="000000"/>
                 <w:sz w:val="17"/>
@@ -2243,7 +2273,7 @@
             </w:pPr>
             <w:r>
               <w:rPr>
-                <w:rFonts w:ascii="Noto Sans CJK SC" w:hAnsi="Noto Sans CJK SC" w:eastAsia="Noto Sans CJK SC"/>
+                <w:rFonts w:ascii="Microsoft YaHei" w:hAnsi="Microsoft YaHei" w:eastAsia="Microsoft YaHei" w:cs="Microsoft YaHei" w:hint="eastAsia"/>
                 <w:b w:val="0"/>
                 <w:color w:val="000000"/>
                 <w:sz w:val="17"/>
@@ -2269,7 +2299,7 @@
             </w:pPr>
             <w:r>
               <w:rPr>
-                <w:rFonts w:ascii="Noto Sans CJK SC" w:hAnsi="Noto Sans CJK SC" w:eastAsia="Noto Sans CJK SC"/>
+                <w:rFonts w:ascii="Microsoft YaHei" w:hAnsi="Microsoft YaHei" w:eastAsia="Microsoft YaHei" w:cs="Microsoft YaHei" w:hint="eastAsia"/>
                 <w:b w:val="0"/>
                 <w:color w:val="000000"/>
                 <w:sz w:val="17"/>
@@ -2317,7 +2347,7 @@
             </w:pPr>
             <w:r>
               <w:rPr>
-                <w:rFonts w:ascii="Noto Sans CJK SC" w:hAnsi="Noto Sans CJK SC" w:eastAsia="Noto Sans CJK SC"/>
+                <w:rFonts w:ascii="Microsoft YaHei" w:hAnsi="Microsoft YaHei" w:eastAsia="Microsoft YaHei" w:cs="Microsoft YaHei" w:hint="eastAsia"/>
                 <w:b w:val="0"/>
                 <w:color w:val="000000"/>
                 <w:sz w:val="17"/>
@@ -2343,12 +2373,12 @@
             </w:pPr>
             <w:r>
               <w:rPr>
-                <w:rFonts w:ascii="Noto Sans CJK SC" w:hAnsi="Noto Sans CJK SC" w:eastAsia="Noto Sans CJK SC"/>
-                <w:b w:val="0"/>
-                <w:color w:val="000000"/>
-                <w:sz w:val="17"/>
-              </w:rPr>
-              <w:t>负责加入班级、学习课程、提问、答题、提交作业和参加考试。</w:t>
+                <w:rFonts w:ascii="Microsoft YaHei" w:hAnsi="Microsoft YaHei" w:eastAsia="Microsoft YaHei" w:cs="Microsoft YaHei" w:hint="eastAsia"/>
+                <w:b w:val="0"/>
+                <w:color w:val="000000"/>
+                <w:sz w:val="17"/>
+              </w:rPr>
+              <w:t>负责完善个人资料、加入班级、学习课程、提问、答题、巩固错题、提交作业和参加考试。</w:t>
             </w:r>
           </w:p>
         </w:tc>
@@ -2369,12 +2399,12 @@
             </w:pPr>
             <w:r>
               <w:rPr>
-                <w:rFonts w:ascii="Noto Sans CJK SC" w:hAnsi="Noto Sans CJK SC" w:eastAsia="Noto Sans CJK SC"/>
-                <w:b w:val="0"/>
-                <w:color w:val="000000"/>
-                <w:sz w:val="17"/>
-              </w:rPr>
-              <w:t>通过邀请码加入班级；观看教学视频；向课程知识库提问；完成章节练习；查看解析和评分；提交作业；参加考试；查看成绩。</w:t>
+                <w:rFonts w:ascii="Microsoft YaHei" w:hAnsi="Microsoft YaHei" w:eastAsia="Microsoft YaHei" w:cs="Microsoft YaHei" w:hint="eastAsia"/>
+                <w:b w:val="0"/>
+                <w:color w:val="000000"/>
+                <w:sz w:val="17"/>
+              </w:rPr>
+              <w:t>使用唯一用户名登录；维护本人姓名和手机号；资料完整后通过邀请码加入班级；观看教学内容；向课程知识库提问；完成章节练习；查看解析和评分；管理错题及巩固状态；提交作业；参加考试；查看成绩。</w:t>
             </w:r>
           </w:p>
         </w:tc>
@@ -2417,7 +2447,7 @@
             </w:pPr>
             <w:r>
               <w:rPr>
-                <w:rFonts w:ascii="Noto Sans CJK SC" w:hAnsi="Noto Sans CJK SC" w:eastAsia="Noto Sans CJK SC"/>
+                <w:rFonts w:ascii="Microsoft YaHei" w:hAnsi="Microsoft YaHei" w:eastAsia="Microsoft YaHei" w:cs="Microsoft YaHei" w:hint="eastAsia"/>
                 <w:b w:val="0"/>
                 <w:color w:val="000000"/>
                 <w:sz w:val="17"/>
@@ -2443,7 +2473,7 @@
             </w:pPr>
             <w:r>
               <w:rPr>
-                <w:rFonts w:ascii="Noto Sans CJK SC" w:hAnsi="Noto Sans CJK SC" w:eastAsia="Noto Sans CJK SC"/>
+                <w:rFonts w:ascii="Microsoft YaHei" w:hAnsi="Microsoft YaHei" w:eastAsia="Microsoft YaHei" w:cs="Microsoft YaHei" w:hint="eastAsia"/>
                 <w:b w:val="0"/>
                 <w:color w:val="000000"/>
                 <w:sz w:val="17"/>
@@ -2469,7 +2499,7 @@
             </w:pPr>
             <w:r>
               <w:rPr>
-                <w:rFonts w:ascii="Noto Sans CJK SC" w:hAnsi="Noto Sans CJK SC" w:eastAsia="Noto Sans CJK SC"/>
+                <w:rFonts w:ascii="Microsoft YaHei" w:hAnsi="Microsoft YaHei" w:eastAsia="Microsoft YaHei" w:cs="Microsoft YaHei" w:hint="eastAsia"/>
                 <w:b w:val="0"/>
                 <w:color w:val="000000"/>
                 <w:sz w:val="17"/>
@@ -2492,7 +2522,7 @@
       </w:pPr>
       <w:r>
         <w:rPr>
-          <w:rFonts w:ascii="Noto Sans CJK SC" w:hAnsi="Noto Sans CJK SC" w:eastAsia="Noto Sans CJK SC"/>
+          <w:rFonts w:ascii="Microsoft YaHei" w:hAnsi="Microsoft YaHei" w:eastAsia="Microsoft YaHei" w:cs="Microsoft YaHei" w:hint="eastAsia"/>
           <w:b/>
           <w:color w:val="000000"/>
           <w:sz w:val="32"/>
@@ -2507,7 +2537,7 @@
       </w:pPr>
       <w:r>
         <w:rPr>
-          <w:rFonts w:ascii="Noto Sans CJK SC" w:hAnsi="Noto Sans CJK SC" w:eastAsia="Noto Sans CJK SC"/>
+          <w:rFonts w:ascii="Microsoft YaHei" w:hAnsi="Microsoft YaHei" w:eastAsia="Microsoft YaHei" w:cs="Microsoft YaHei" w:hint="eastAsia"/>
           <w:b/>
           <w:color w:val="000000"/>
           <w:sz w:val="26"/>
@@ -2521,7 +2551,7 @@
       </w:pPr>
       <w:r>
         <w:rPr>
-          <w:rFonts w:ascii="Noto Sans CJK SC" w:hAnsi="Noto Sans CJK SC" w:eastAsia="Noto Sans CJK SC"/>
+          <w:rFonts w:ascii="Microsoft YaHei" w:hAnsi="Microsoft YaHei" w:eastAsia="Microsoft YaHei" w:cs="Microsoft YaHei" w:hint="eastAsia"/>
           <w:sz w:val="20"/>
         </w:rPr>
         <w:t>1. 教师登录 Web 平台后创建课程，填写课程名称、简介、封面、学期等基础信息。</w:t>
@@ -2533,7 +2563,7 @@
       </w:pPr>
       <w:r>
         <w:rPr>
-          <w:rFonts w:ascii="Noto Sans CJK SC" w:hAnsi="Noto Sans CJK SC" w:eastAsia="Noto Sans CJK SC"/>
+          <w:rFonts w:ascii="Microsoft YaHei" w:hAnsi="Microsoft YaHei" w:eastAsia="Microsoft YaHei" w:cs="Microsoft YaHei" w:hint="eastAsia"/>
           <w:sz w:val="20"/>
         </w:rPr>
         <w:t>2. 教师创建课程目录，可手动添加章节，也可上传授课计划由系统自动识别目录。</w:t>
@@ -2545,7 +2575,7 @@
       </w:pPr>
       <w:r>
         <w:rPr>
-          <w:rFonts w:ascii="Noto Sans CJK SC" w:hAnsi="Noto Sans CJK SC" w:eastAsia="Noto Sans CJK SC"/>
+          <w:rFonts w:ascii="Microsoft YaHei" w:hAnsi="Microsoft YaHei" w:eastAsia="Microsoft YaHei" w:cs="Microsoft YaHei" w:hint="eastAsia"/>
           <w:sz w:val="20"/>
         </w:rPr>
         <w:t>3. 教师对自动识别目录进行人工调整，包括新增、删除、修改、排序、合并和拆分。</w:t>
@@ -2557,7 +2587,7 @@
       </w:pPr>
       <w:r>
         <w:rPr>
-          <w:rFonts w:ascii="Noto Sans CJK SC" w:hAnsi="Noto Sans CJK SC" w:eastAsia="Noto Sans CJK SC"/>
+          <w:rFonts w:ascii="Microsoft YaHei" w:hAnsi="Microsoft YaHei" w:eastAsia="Microsoft YaHei" w:cs="Microsoft YaHei" w:hint="eastAsia"/>
           <w:sz w:val="20"/>
         </w:rPr>
         <w:t>4. 教师为每个章节上传或录入 PPT。</w:t>
@@ -2569,7 +2599,7 @@
       </w:pPr>
       <w:r>
         <w:rPr>
-          <w:rFonts w:ascii="Noto Sans CJK SC" w:hAnsi="Noto Sans CJK SC" w:eastAsia="Noto Sans CJK SC"/>
+          <w:rFonts w:ascii="Microsoft YaHei" w:hAnsi="Microsoft YaHei" w:eastAsia="Microsoft YaHei" w:cs="Microsoft YaHei" w:hint="eastAsia"/>
           <w:sz w:val="20"/>
         </w:rPr>
         <w:t>5. 系统解析 PPT 页面内容，并根据每页 PPT 生成讲解稿。</w:t>
@@ -2581,7 +2611,7 @@
       </w:pPr>
       <w:r>
         <w:rPr>
-          <w:rFonts w:ascii="Noto Sans CJK SC" w:hAnsi="Noto Sans CJK SC" w:eastAsia="Noto Sans CJK SC"/>
+          <w:rFonts w:ascii="Microsoft YaHei" w:hAnsi="Microsoft YaHei" w:eastAsia="Microsoft YaHei" w:cs="Microsoft YaHei" w:hint="eastAsia"/>
           <w:sz w:val="20"/>
         </w:rPr>
         <w:t>6. 系统基于讲解稿生成 AI 配音，并将 PPT 页面、配音和字幕合成为教学视频。</w:t>
@@ -2593,7 +2623,7 @@
       </w:pPr>
       <w:r>
         <w:rPr>
-          <w:rFonts w:ascii="Noto Sans CJK SC" w:hAnsi="Noto Sans CJK SC" w:eastAsia="Noto Sans CJK SC"/>
+          <w:rFonts w:ascii="Microsoft YaHei" w:hAnsi="Microsoft YaHei" w:eastAsia="Microsoft YaHei" w:cs="Microsoft YaHei" w:hint="eastAsia"/>
           <w:sz w:val="20"/>
         </w:rPr>
         <w:t>7. 教师预览教学视频，确认后发布给学生。</w:t>
@@ -2606,7 +2636,7 @@
       </w:pPr>
       <w:r>
         <w:rPr>
-          <w:rFonts w:ascii="Noto Sans CJK SC" w:hAnsi="Noto Sans CJK SC" w:eastAsia="Noto Sans CJK SC"/>
+          <w:rFonts w:ascii="Microsoft YaHei" w:hAnsi="Microsoft YaHei" w:eastAsia="Microsoft YaHei" w:cs="Microsoft YaHei" w:hint="eastAsia"/>
           <w:b/>
           <w:color w:val="000000"/>
           <w:sz w:val="26"/>
@@ -2620,10 +2650,10 @@
       </w:pPr>
       <w:r>
         <w:rPr>
-          <w:rFonts w:ascii="Noto Sans CJK SC" w:hAnsi="Noto Sans CJK SC" w:eastAsia="Noto Sans CJK SC"/>
+          <w:rFonts w:ascii="Microsoft YaHei" w:hAnsi="Microsoft YaHei" w:eastAsia="Microsoft YaHei" w:cs="Microsoft YaHei" w:hint="eastAsia"/>
           <w:sz w:val="20"/>
         </w:rPr>
-        <w:t>1. 教师基于课程创建班级，并手动添加学生、批量导入学生名单或生成邀请码。</w:t>
+        <w:t>1. 教师基于课程创建班级，并按唯一用户名手动添加已完善姓名和手机号的学生，或生成邀请码。</w:t>
       </w:r>
     </w:p>
     <w:p>
@@ -2632,10 +2662,10 @@
       </w:pPr>
       <w:r>
         <w:rPr>
-          <w:rFonts w:ascii="Noto Sans CJK SC" w:hAnsi="Noto Sans CJK SC" w:eastAsia="Noto Sans CJK SC"/>
+          <w:rFonts w:ascii="Microsoft YaHei" w:hAnsi="Microsoft YaHei" w:eastAsia="Microsoft YaHei" w:cs="Microsoft YaHei" w:hint="eastAsia"/>
           <w:sz w:val="20"/>
         </w:rPr>
-        <w:t>2. 学生通过邀请码加入班级。</w:t>
+        <w:t>2. 学生登录后在个人中心补全姓名和手机号，再通过邀请码加入班级；资料不完整时系统提示并阻止入班。</w:t>
       </w:r>
     </w:p>
     <w:p>
@@ -2644,7 +2674,7 @@
       </w:pPr>
       <w:r>
         <w:rPr>
-          <w:rFonts w:ascii="Noto Sans CJK SC" w:hAnsi="Noto Sans CJK SC" w:eastAsia="Noto Sans CJK SC"/>
+          <w:rFonts w:ascii="Microsoft YaHei" w:hAnsi="Microsoft YaHei" w:eastAsia="Microsoft YaHei" w:cs="Microsoft YaHei" w:hint="eastAsia"/>
           <w:sz w:val="20"/>
         </w:rPr>
         <w:t>3. 教师上传教辅资料，系统解析并构建课程知识库。</w:t>
@@ -2656,7 +2686,7 @@
       </w:pPr>
       <w:r>
         <w:rPr>
-          <w:rFonts w:ascii="Noto Sans CJK SC" w:hAnsi="Noto Sans CJK SC" w:eastAsia="Noto Sans CJK SC"/>
+          <w:rFonts w:ascii="Microsoft YaHei" w:hAnsi="Microsoft YaHei" w:eastAsia="Microsoft YaHei" w:cs="Microsoft YaHei" w:hint="eastAsia"/>
           <w:sz w:val="20"/>
         </w:rPr>
         <w:t>4. 学生可基于知识库自由提问，系统根据课程资料生成回答。</w:t>
@@ -2668,7 +2698,7 @@
       </w:pPr>
       <w:r>
         <w:rPr>
-          <w:rFonts w:ascii="Noto Sans CJK SC" w:hAnsi="Noto Sans CJK SC" w:eastAsia="Noto Sans CJK SC"/>
+          <w:rFonts w:ascii="Microsoft YaHei" w:hAnsi="Microsoft YaHei" w:eastAsia="Microsoft YaHei" w:cs="Microsoft YaHei" w:hint="eastAsia"/>
           <w:sz w:val="20"/>
         </w:rPr>
         <w:t>5. 教师按章节自动生成题目，或手动添加题目并纳入题库复用。</w:t>
@@ -2680,7 +2710,7 @@
       </w:pPr>
       <w:r>
         <w:rPr>
-          <w:rFonts w:ascii="Noto Sans CJK SC" w:hAnsi="Noto Sans CJK SC" w:eastAsia="Noto Sans CJK SC"/>
+          <w:rFonts w:ascii="Microsoft YaHei" w:hAnsi="Microsoft YaHei" w:eastAsia="Microsoft YaHei" w:cs="Microsoft YaHei" w:hint="eastAsia"/>
           <w:sz w:val="20"/>
         </w:rPr>
         <w:t>6. 教师发布章节练习、作业和考试。</w:t>
@@ -2692,7 +2722,7 @@
       </w:pPr>
       <w:r>
         <w:rPr>
-          <w:rFonts w:ascii="Noto Sans CJK SC" w:hAnsi="Noto Sans CJK SC" w:eastAsia="Noto Sans CJK SC"/>
+          <w:rFonts w:ascii="Microsoft YaHei" w:hAnsi="Microsoft YaHei" w:eastAsia="Microsoft YaHei" w:cs="Microsoft YaHei" w:hint="eastAsia"/>
           <w:sz w:val="20"/>
         </w:rPr>
         <w:t>7. 学生观看教学视频、完成章节题目、提交作业并参加考试。</w:t>
@@ -2704,7 +2734,7 @@
       </w:pPr>
       <w:r>
         <w:rPr>
-          <w:rFonts w:ascii="Noto Sans CJK SC" w:hAnsi="Noto Sans CJK SC" w:eastAsia="Noto Sans CJK SC"/>
+          <w:rFonts w:ascii="Microsoft YaHei" w:hAnsi="Microsoft YaHei" w:eastAsia="Microsoft YaHei" w:cs="Microsoft YaHei" w:hint="eastAsia"/>
           <w:sz w:val="20"/>
         </w:rPr>
         <w:t>8. 系统记录学习进度、答题结果、作业提交和考试结果，教师可查看学生学习情况。</w:t>
@@ -2717,7 +2747,7 @@
       </w:pPr>
       <w:r>
         <w:rPr>
-          <w:rFonts w:ascii="Noto Sans CJK SC" w:hAnsi="Noto Sans CJK SC" w:eastAsia="Noto Sans CJK SC"/>
+          <w:rFonts w:ascii="Microsoft YaHei" w:hAnsi="Microsoft YaHei" w:eastAsia="Microsoft YaHei" w:cs="Microsoft YaHei" w:hint="eastAsia"/>
           <w:b/>
           <w:color w:val="000000"/>
           <w:sz w:val="32"/>
@@ -2732,7 +2762,7 @@
       </w:pPr>
       <w:r>
         <w:rPr>
-          <w:rFonts w:ascii="Noto Sans CJK SC" w:hAnsi="Noto Sans CJK SC" w:eastAsia="Noto Sans CJK SC"/>
+          <w:rFonts w:ascii="Microsoft YaHei" w:hAnsi="Microsoft YaHei" w:eastAsia="Microsoft YaHei" w:cs="Microsoft YaHei" w:hint="eastAsia"/>
           <w:b/>
           <w:color w:val="000000"/>
           <w:sz w:val="26"/>
@@ -2787,6 +2817,7 @@
         <w:trPr>
           <w:cantSplit/>
           <w:jc w:val="center"/>
+          <w:tblHeader w:val="true"/>
         </w:trPr>
         <w:tc>
           <w:tcPr>
@@ -2807,7 +2838,7 @@
             </w:pPr>
             <w:r>
               <w:rPr>
-                <w:rFonts w:ascii="Noto Sans CJK SC" w:hAnsi="Noto Sans CJK SC" w:eastAsia="Noto Sans CJK SC"/>
+                <w:rFonts w:ascii="Microsoft YaHei" w:hAnsi="Microsoft YaHei" w:eastAsia="Microsoft YaHei" w:cs="Microsoft YaHei" w:hint="eastAsia"/>
                 <w:b/>
                 <w:color w:val="000000"/>
                 <w:sz w:val="17"/>
@@ -2835,7 +2866,7 @@
             </w:pPr>
             <w:r>
               <w:rPr>
-                <w:rFonts w:ascii="Noto Sans CJK SC" w:hAnsi="Noto Sans CJK SC" w:eastAsia="Noto Sans CJK SC"/>
+                <w:rFonts w:ascii="Microsoft YaHei" w:hAnsi="Microsoft YaHei" w:eastAsia="Microsoft YaHei" w:cs="Microsoft YaHei" w:hint="eastAsia"/>
                 <w:b/>
                 <w:color w:val="000000"/>
                 <w:sz w:val="17"/>
@@ -2863,7 +2894,7 @@
             </w:pPr>
             <w:r>
               <w:rPr>
-                <w:rFonts w:ascii="Noto Sans CJK SC" w:hAnsi="Noto Sans CJK SC" w:eastAsia="Noto Sans CJK SC"/>
+                <w:rFonts w:ascii="Microsoft YaHei" w:hAnsi="Microsoft YaHei" w:eastAsia="Microsoft YaHei" w:cs="Microsoft YaHei" w:hint="eastAsia"/>
                 <w:b/>
                 <w:color w:val="000000"/>
                 <w:sz w:val="17"/>
@@ -2891,7 +2922,7 @@
             </w:pPr>
             <w:r>
               <w:rPr>
-                <w:rFonts w:ascii="Noto Sans CJK SC" w:hAnsi="Noto Sans CJK SC" w:eastAsia="Noto Sans CJK SC"/>
+                <w:rFonts w:ascii="Microsoft YaHei" w:hAnsi="Microsoft YaHei" w:eastAsia="Microsoft YaHei" w:cs="Microsoft YaHei" w:hint="eastAsia"/>
                 <w:b/>
                 <w:color w:val="000000"/>
                 <w:sz w:val="17"/>
@@ -2939,7 +2970,7 @@
             </w:pPr>
             <w:r>
               <w:rPr>
-                <w:rFonts w:ascii="Noto Sans CJK SC" w:hAnsi="Noto Sans CJK SC" w:eastAsia="Noto Sans CJK SC"/>
+                <w:rFonts w:ascii="Microsoft YaHei" w:hAnsi="Microsoft YaHei" w:eastAsia="Microsoft YaHei" w:cs="Microsoft YaHei" w:hint="eastAsia"/>
                 <w:b w:val="0"/>
                 <w:color w:val="000000"/>
                 <w:sz w:val="17"/>
@@ -2965,7 +2996,7 @@
             </w:pPr>
             <w:r>
               <w:rPr>
-                <w:rFonts w:ascii="Noto Sans CJK SC" w:hAnsi="Noto Sans CJK SC" w:eastAsia="Noto Sans CJK SC"/>
+                <w:rFonts w:ascii="Microsoft YaHei" w:hAnsi="Microsoft YaHei" w:eastAsia="Microsoft YaHei" w:cs="Microsoft YaHei" w:hint="eastAsia"/>
                 <w:b w:val="0"/>
                 <w:color w:val="000000"/>
                 <w:sz w:val="17"/>
@@ -2991,7 +3022,7 @@
             </w:pPr>
             <w:r>
               <w:rPr>
-                <w:rFonts w:ascii="Noto Sans CJK SC" w:hAnsi="Noto Sans CJK SC" w:eastAsia="Noto Sans CJK SC"/>
+                <w:rFonts w:ascii="Microsoft YaHei" w:hAnsi="Microsoft YaHei" w:eastAsia="Microsoft YaHei" w:cs="Microsoft YaHei" w:hint="eastAsia"/>
                 <w:b w:val="0"/>
                 <w:color w:val="000000"/>
                 <w:sz w:val="17"/>
@@ -3017,7 +3048,7 @@
             </w:pPr>
             <w:r>
               <w:rPr>
-                <w:rFonts w:ascii="Noto Sans CJK SC" w:hAnsi="Noto Sans CJK SC" w:eastAsia="Noto Sans CJK SC"/>
+                <w:rFonts w:ascii="Microsoft YaHei" w:hAnsi="Microsoft YaHei" w:eastAsia="Microsoft YaHei" w:cs="Microsoft YaHei" w:hint="eastAsia"/>
                 <w:b w:val="0"/>
                 <w:color w:val="000000"/>
                 <w:sz w:val="17"/>
@@ -3065,7 +3096,7 @@
             </w:pPr>
             <w:r>
               <w:rPr>
-                <w:rFonts w:ascii="Noto Sans CJK SC" w:hAnsi="Noto Sans CJK SC" w:eastAsia="Noto Sans CJK SC"/>
+                <w:rFonts w:ascii="Microsoft YaHei" w:hAnsi="Microsoft YaHei" w:eastAsia="Microsoft YaHei" w:cs="Microsoft YaHei" w:hint="eastAsia"/>
                 <w:b w:val="0"/>
                 <w:color w:val="000000"/>
                 <w:sz w:val="17"/>
@@ -3091,7 +3122,7 @@
             </w:pPr>
             <w:r>
               <w:rPr>
-                <w:rFonts w:ascii="Noto Sans CJK SC" w:hAnsi="Noto Sans CJK SC" w:eastAsia="Noto Sans CJK SC"/>
+                <w:rFonts w:ascii="Microsoft YaHei" w:hAnsi="Microsoft YaHei" w:eastAsia="Microsoft YaHei" w:cs="Microsoft YaHei" w:hint="eastAsia"/>
                 <w:b w:val="0"/>
                 <w:color w:val="000000"/>
                 <w:sz w:val="17"/>
@@ -3117,7 +3148,7 @@
             </w:pPr>
             <w:r>
               <w:rPr>
-                <w:rFonts w:ascii="Noto Sans CJK SC" w:hAnsi="Noto Sans CJK SC" w:eastAsia="Noto Sans CJK SC"/>
+                <w:rFonts w:ascii="Microsoft YaHei" w:hAnsi="Microsoft YaHei" w:eastAsia="Microsoft YaHei" w:cs="Microsoft YaHei" w:hint="eastAsia"/>
                 <w:b w:val="0"/>
                 <w:color w:val="000000"/>
                 <w:sz w:val="17"/>
@@ -3143,7 +3174,7 @@
             </w:pPr>
             <w:r>
               <w:rPr>
-                <w:rFonts w:ascii="Noto Sans CJK SC" w:hAnsi="Noto Sans CJK SC" w:eastAsia="Noto Sans CJK SC"/>
+                <w:rFonts w:ascii="Microsoft YaHei" w:hAnsi="Microsoft YaHei" w:eastAsia="Microsoft YaHei" w:cs="Microsoft YaHei" w:hint="eastAsia"/>
                 <w:b w:val="0"/>
                 <w:color w:val="000000"/>
                 <w:sz w:val="17"/>
@@ -3191,7 +3222,7 @@
             </w:pPr>
             <w:r>
               <w:rPr>
-                <w:rFonts w:ascii="Noto Sans CJK SC" w:hAnsi="Noto Sans CJK SC" w:eastAsia="Noto Sans CJK SC"/>
+                <w:rFonts w:ascii="Microsoft YaHei" w:hAnsi="Microsoft YaHei" w:eastAsia="Microsoft YaHei" w:cs="Microsoft YaHei" w:hint="eastAsia"/>
                 <w:b w:val="0"/>
                 <w:color w:val="000000"/>
                 <w:sz w:val="17"/>
@@ -3217,7 +3248,7 @@
             </w:pPr>
             <w:r>
               <w:rPr>
-                <w:rFonts w:ascii="Noto Sans CJK SC" w:hAnsi="Noto Sans CJK SC" w:eastAsia="Noto Sans CJK SC"/>
+                <w:rFonts w:ascii="Microsoft YaHei" w:hAnsi="Microsoft YaHei" w:eastAsia="Microsoft YaHei" w:cs="Microsoft YaHei" w:hint="eastAsia"/>
                 <w:b w:val="0"/>
                 <w:color w:val="000000"/>
                 <w:sz w:val="17"/>
@@ -3243,7 +3274,7 @@
             </w:pPr>
             <w:r>
               <w:rPr>
-                <w:rFonts w:ascii="Noto Sans CJK SC" w:hAnsi="Noto Sans CJK SC" w:eastAsia="Noto Sans CJK SC"/>
+                <w:rFonts w:ascii="Microsoft YaHei" w:hAnsi="Microsoft YaHei" w:eastAsia="Microsoft YaHei" w:cs="Microsoft YaHei" w:hint="eastAsia"/>
                 <w:b w:val="0"/>
                 <w:color w:val="000000"/>
                 <w:sz w:val="17"/>
@@ -3269,7 +3300,7 @@
             </w:pPr>
             <w:r>
               <w:rPr>
-                <w:rFonts w:ascii="Noto Sans CJK SC" w:hAnsi="Noto Sans CJK SC" w:eastAsia="Noto Sans CJK SC"/>
+                <w:rFonts w:ascii="Microsoft YaHei" w:hAnsi="Microsoft YaHei" w:eastAsia="Microsoft YaHei" w:cs="Microsoft YaHei" w:hint="eastAsia"/>
                 <w:b w:val="0"/>
                 <w:color w:val="000000"/>
                 <w:sz w:val="17"/>
@@ -3292,7 +3323,7 @@
       </w:pPr>
       <w:r>
         <w:rPr>
-          <w:rFonts w:ascii="Noto Sans CJK SC" w:hAnsi="Noto Sans CJK SC" w:eastAsia="Noto Sans CJK SC"/>
+          <w:rFonts w:ascii="Microsoft YaHei" w:hAnsi="Microsoft YaHei" w:eastAsia="Microsoft YaHei" w:cs="Microsoft YaHei" w:hint="eastAsia"/>
           <w:b/>
           <w:color w:val="000000"/>
           <w:sz w:val="26"/>
@@ -3347,6 +3378,7 @@
         <w:trPr>
           <w:cantSplit/>
           <w:jc w:val="center"/>
+          <w:tblHeader w:val="true"/>
         </w:trPr>
         <w:tc>
           <w:tcPr>
@@ -3367,7 +3399,7 @@
             </w:pPr>
             <w:r>
               <w:rPr>
-                <w:rFonts w:ascii="Noto Sans CJK SC" w:hAnsi="Noto Sans CJK SC" w:eastAsia="Noto Sans CJK SC"/>
+                <w:rFonts w:ascii="Microsoft YaHei" w:hAnsi="Microsoft YaHei" w:eastAsia="Microsoft YaHei" w:cs="Microsoft YaHei" w:hint="eastAsia"/>
                 <w:b/>
                 <w:color w:val="000000"/>
                 <w:sz w:val="17"/>
@@ -3395,7 +3427,7 @@
             </w:pPr>
             <w:r>
               <w:rPr>
-                <w:rFonts w:ascii="Noto Sans CJK SC" w:hAnsi="Noto Sans CJK SC" w:eastAsia="Noto Sans CJK SC"/>
+                <w:rFonts w:ascii="Microsoft YaHei" w:hAnsi="Microsoft YaHei" w:eastAsia="Microsoft YaHei" w:cs="Microsoft YaHei" w:hint="eastAsia"/>
                 <w:b/>
                 <w:color w:val="000000"/>
                 <w:sz w:val="17"/>
@@ -3423,7 +3455,7 @@
             </w:pPr>
             <w:r>
               <w:rPr>
-                <w:rFonts w:ascii="Noto Sans CJK SC" w:hAnsi="Noto Sans CJK SC" w:eastAsia="Noto Sans CJK SC"/>
+                <w:rFonts w:ascii="Microsoft YaHei" w:hAnsi="Microsoft YaHei" w:eastAsia="Microsoft YaHei" w:cs="Microsoft YaHei" w:hint="eastAsia"/>
                 <w:b/>
                 <w:color w:val="000000"/>
                 <w:sz w:val="17"/>
@@ -3451,7 +3483,7 @@
             </w:pPr>
             <w:r>
               <w:rPr>
-                <w:rFonts w:ascii="Noto Sans CJK SC" w:hAnsi="Noto Sans CJK SC" w:eastAsia="Noto Sans CJK SC"/>
+                <w:rFonts w:ascii="Microsoft YaHei" w:hAnsi="Microsoft YaHei" w:eastAsia="Microsoft YaHei" w:cs="Microsoft YaHei" w:hint="eastAsia"/>
                 <w:b/>
                 <w:color w:val="000000"/>
                 <w:sz w:val="17"/>
@@ -3499,7 +3531,7 @@
             </w:pPr>
             <w:r>
               <w:rPr>
-                <w:rFonts w:ascii="Noto Sans CJK SC" w:hAnsi="Noto Sans CJK SC" w:eastAsia="Noto Sans CJK SC"/>
+                <w:rFonts w:ascii="Microsoft YaHei" w:hAnsi="Microsoft YaHei" w:eastAsia="Microsoft YaHei" w:cs="Microsoft YaHei" w:hint="eastAsia"/>
                 <w:b w:val="0"/>
                 <w:color w:val="000000"/>
                 <w:sz w:val="17"/>
@@ -3525,7 +3557,7 @@
             </w:pPr>
             <w:r>
               <w:rPr>
-                <w:rFonts w:ascii="Noto Sans CJK SC" w:hAnsi="Noto Sans CJK SC" w:eastAsia="Noto Sans CJK SC"/>
+                <w:rFonts w:ascii="Microsoft YaHei" w:hAnsi="Microsoft YaHei" w:eastAsia="Microsoft YaHei" w:cs="Microsoft YaHei" w:hint="eastAsia"/>
                 <w:b w:val="0"/>
                 <w:color w:val="000000"/>
                 <w:sz w:val="17"/>
@@ -3551,7 +3583,7 @@
             </w:pPr>
             <w:r>
               <w:rPr>
-                <w:rFonts w:ascii="Noto Sans CJK SC" w:hAnsi="Noto Sans CJK SC" w:eastAsia="Noto Sans CJK SC"/>
+                <w:rFonts w:ascii="Microsoft YaHei" w:hAnsi="Microsoft YaHei" w:eastAsia="Microsoft YaHei" w:cs="Microsoft YaHei" w:hint="eastAsia"/>
                 <w:b w:val="0"/>
                 <w:color w:val="000000"/>
                 <w:sz w:val="17"/>
@@ -3577,7 +3609,7 @@
             </w:pPr>
             <w:r>
               <w:rPr>
-                <w:rFonts w:ascii="Noto Sans CJK SC" w:hAnsi="Noto Sans CJK SC" w:eastAsia="Noto Sans CJK SC"/>
+                <w:rFonts w:ascii="Microsoft YaHei" w:hAnsi="Microsoft YaHei" w:eastAsia="Microsoft YaHei" w:cs="Microsoft YaHei" w:hint="eastAsia"/>
                 <w:b w:val="0"/>
                 <w:color w:val="000000"/>
                 <w:sz w:val="17"/>
@@ -3625,7 +3657,7 @@
             </w:pPr>
             <w:r>
               <w:rPr>
-                <w:rFonts w:ascii="Noto Sans CJK SC" w:hAnsi="Noto Sans CJK SC" w:eastAsia="Noto Sans CJK SC"/>
+                <w:rFonts w:ascii="Microsoft YaHei" w:hAnsi="Microsoft YaHei" w:eastAsia="Microsoft YaHei" w:cs="Microsoft YaHei" w:hint="eastAsia"/>
                 <w:b w:val="0"/>
                 <w:color w:val="000000"/>
                 <w:sz w:val="17"/>
@@ -3651,7 +3683,7 @@
             </w:pPr>
             <w:r>
               <w:rPr>
-                <w:rFonts w:ascii="Noto Sans CJK SC" w:hAnsi="Noto Sans CJK SC" w:eastAsia="Noto Sans CJK SC"/>
+                <w:rFonts w:ascii="Microsoft YaHei" w:hAnsi="Microsoft YaHei" w:eastAsia="Microsoft YaHei" w:cs="Microsoft YaHei" w:hint="eastAsia"/>
                 <w:b w:val="0"/>
                 <w:color w:val="000000"/>
                 <w:sz w:val="17"/>
@@ -3677,7 +3709,7 @@
             </w:pPr>
             <w:r>
               <w:rPr>
-                <w:rFonts w:ascii="Noto Sans CJK SC" w:hAnsi="Noto Sans CJK SC" w:eastAsia="Noto Sans CJK SC"/>
+                <w:rFonts w:ascii="Microsoft YaHei" w:hAnsi="Microsoft YaHei" w:eastAsia="Microsoft YaHei" w:cs="Microsoft YaHei" w:hint="eastAsia"/>
                 <w:b w:val="0"/>
                 <w:color w:val="000000"/>
                 <w:sz w:val="17"/>
@@ -3703,7 +3735,7 @@
             </w:pPr>
             <w:r>
               <w:rPr>
-                <w:rFonts w:ascii="Noto Sans CJK SC" w:hAnsi="Noto Sans CJK SC" w:eastAsia="Noto Sans CJK SC"/>
+                <w:rFonts w:ascii="Microsoft YaHei" w:hAnsi="Microsoft YaHei" w:eastAsia="Microsoft YaHei" w:cs="Microsoft YaHei" w:hint="eastAsia"/>
                 <w:b w:val="0"/>
                 <w:color w:val="000000"/>
                 <w:sz w:val="17"/>
@@ -3751,7 +3783,7 @@
             </w:pPr>
             <w:r>
               <w:rPr>
-                <w:rFonts w:ascii="Noto Sans CJK SC" w:hAnsi="Noto Sans CJK SC" w:eastAsia="Noto Sans CJK SC"/>
+                <w:rFonts w:ascii="Microsoft YaHei" w:hAnsi="Microsoft YaHei" w:eastAsia="Microsoft YaHei" w:cs="Microsoft YaHei" w:hint="eastAsia"/>
                 <w:b w:val="0"/>
                 <w:color w:val="000000"/>
                 <w:sz w:val="17"/>
@@ -3777,7 +3809,7 @@
             </w:pPr>
             <w:r>
               <w:rPr>
-                <w:rFonts w:ascii="Noto Sans CJK SC" w:hAnsi="Noto Sans CJK SC" w:eastAsia="Noto Sans CJK SC"/>
+                <w:rFonts w:ascii="Microsoft YaHei" w:hAnsi="Microsoft YaHei" w:eastAsia="Microsoft YaHei" w:cs="Microsoft YaHei" w:hint="eastAsia"/>
                 <w:b w:val="0"/>
                 <w:color w:val="000000"/>
                 <w:sz w:val="17"/>
@@ -3803,7 +3835,7 @@
             </w:pPr>
             <w:r>
               <w:rPr>
-                <w:rFonts w:ascii="Noto Sans CJK SC" w:hAnsi="Noto Sans CJK SC" w:eastAsia="Noto Sans CJK SC"/>
+                <w:rFonts w:ascii="Microsoft YaHei" w:hAnsi="Microsoft YaHei" w:eastAsia="Microsoft YaHei" w:cs="Microsoft YaHei" w:hint="eastAsia"/>
                 <w:b w:val="0"/>
                 <w:color w:val="000000"/>
                 <w:sz w:val="17"/>
@@ -3829,7 +3861,7 @@
             </w:pPr>
             <w:r>
               <w:rPr>
-                <w:rFonts w:ascii="Noto Sans CJK SC" w:hAnsi="Noto Sans CJK SC" w:eastAsia="Noto Sans CJK SC"/>
+                <w:rFonts w:ascii="Microsoft YaHei" w:hAnsi="Microsoft YaHei" w:eastAsia="Microsoft YaHei" w:cs="Microsoft YaHei" w:hint="eastAsia"/>
                 <w:b w:val="0"/>
                 <w:color w:val="000000"/>
                 <w:sz w:val="17"/>
@@ -3877,7 +3909,7 @@
             </w:pPr>
             <w:r>
               <w:rPr>
-                <w:rFonts w:ascii="Noto Sans CJK SC" w:hAnsi="Noto Sans CJK SC" w:eastAsia="Noto Sans CJK SC"/>
+                <w:rFonts w:ascii="Microsoft YaHei" w:hAnsi="Microsoft YaHei" w:eastAsia="Microsoft YaHei" w:cs="Microsoft YaHei" w:hint="eastAsia"/>
                 <w:b w:val="0"/>
                 <w:color w:val="000000"/>
                 <w:sz w:val="17"/>
@@ -3903,7 +3935,7 @@
             </w:pPr>
             <w:r>
               <w:rPr>
-                <w:rFonts w:ascii="Noto Sans CJK SC" w:hAnsi="Noto Sans CJK SC" w:eastAsia="Noto Sans CJK SC"/>
+                <w:rFonts w:ascii="Microsoft YaHei" w:hAnsi="Microsoft YaHei" w:eastAsia="Microsoft YaHei" w:cs="Microsoft YaHei" w:hint="eastAsia"/>
                 <w:b w:val="0"/>
                 <w:color w:val="000000"/>
                 <w:sz w:val="17"/>
@@ -3929,7 +3961,7 @@
             </w:pPr>
             <w:r>
               <w:rPr>
-                <w:rFonts w:ascii="Noto Sans CJK SC" w:hAnsi="Noto Sans CJK SC" w:eastAsia="Noto Sans CJK SC"/>
+                <w:rFonts w:ascii="Microsoft YaHei" w:hAnsi="Microsoft YaHei" w:eastAsia="Microsoft YaHei" w:cs="Microsoft YaHei" w:hint="eastAsia"/>
                 <w:b w:val="0"/>
                 <w:color w:val="000000"/>
                 <w:sz w:val="17"/>
@@ -3955,7 +3987,7 @@
             </w:pPr>
             <w:r>
               <w:rPr>
-                <w:rFonts w:ascii="Noto Sans CJK SC" w:hAnsi="Noto Sans CJK SC" w:eastAsia="Noto Sans CJK SC"/>
+                <w:rFonts w:ascii="Microsoft YaHei" w:hAnsi="Microsoft YaHei" w:eastAsia="Microsoft YaHei" w:cs="Microsoft YaHei" w:hint="eastAsia"/>
                 <w:b w:val="0"/>
                 <w:color w:val="000000"/>
                 <w:sz w:val="17"/>
@@ -3978,7 +4010,7 @@
       </w:pPr>
       <w:r>
         <w:rPr>
-          <w:rFonts w:ascii="Noto Sans CJK SC" w:hAnsi="Noto Sans CJK SC" w:eastAsia="Noto Sans CJK SC"/>
+          <w:rFonts w:ascii="Microsoft YaHei" w:hAnsi="Microsoft YaHei" w:eastAsia="Microsoft YaHei" w:cs="Microsoft YaHei" w:hint="eastAsia"/>
           <w:b/>
           <w:color w:val="000000"/>
           <w:sz w:val="26"/>
@@ -4033,6 +4065,7 @@
         <w:trPr>
           <w:cantSplit/>
           <w:jc w:val="center"/>
+          <w:tblHeader w:val="true"/>
         </w:trPr>
         <w:tc>
           <w:tcPr>
@@ -4053,7 +4086,7 @@
             </w:pPr>
             <w:r>
               <w:rPr>
-                <w:rFonts w:ascii="Noto Sans CJK SC" w:hAnsi="Noto Sans CJK SC" w:eastAsia="Noto Sans CJK SC"/>
+                <w:rFonts w:ascii="Microsoft YaHei" w:hAnsi="Microsoft YaHei" w:eastAsia="Microsoft YaHei" w:cs="Microsoft YaHei" w:hint="eastAsia"/>
                 <w:b/>
                 <w:color w:val="000000"/>
                 <w:sz w:val="17"/>
@@ -4081,7 +4114,7 @@
             </w:pPr>
             <w:r>
               <w:rPr>
-                <w:rFonts w:ascii="Noto Sans CJK SC" w:hAnsi="Noto Sans CJK SC" w:eastAsia="Noto Sans CJK SC"/>
+                <w:rFonts w:ascii="Microsoft YaHei" w:hAnsi="Microsoft YaHei" w:eastAsia="Microsoft YaHei" w:cs="Microsoft YaHei" w:hint="eastAsia"/>
                 <w:b/>
                 <w:color w:val="000000"/>
                 <w:sz w:val="17"/>
@@ -4109,7 +4142,7 @@
             </w:pPr>
             <w:r>
               <w:rPr>
-                <w:rFonts w:ascii="Noto Sans CJK SC" w:hAnsi="Noto Sans CJK SC" w:eastAsia="Noto Sans CJK SC"/>
+                <w:rFonts w:ascii="Microsoft YaHei" w:hAnsi="Microsoft YaHei" w:eastAsia="Microsoft YaHei" w:cs="Microsoft YaHei" w:hint="eastAsia"/>
                 <w:b/>
                 <w:color w:val="000000"/>
                 <w:sz w:val="17"/>
@@ -4137,7 +4170,7 @@
             </w:pPr>
             <w:r>
               <w:rPr>
-                <w:rFonts w:ascii="Noto Sans CJK SC" w:hAnsi="Noto Sans CJK SC" w:eastAsia="Noto Sans CJK SC"/>
+                <w:rFonts w:ascii="Microsoft YaHei" w:hAnsi="Microsoft YaHei" w:eastAsia="Microsoft YaHei" w:cs="Microsoft YaHei" w:hint="eastAsia"/>
                 <w:b/>
                 <w:color w:val="000000"/>
                 <w:sz w:val="17"/>
@@ -4185,7 +4218,7 @@
             </w:pPr>
             <w:r>
               <w:rPr>
-                <w:rFonts w:ascii="Noto Sans CJK SC" w:hAnsi="Noto Sans CJK SC" w:eastAsia="Noto Sans CJK SC"/>
+                <w:rFonts w:ascii="Microsoft YaHei" w:hAnsi="Microsoft YaHei" w:eastAsia="Microsoft YaHei" w:cs="Microsoft YaHei" w:hint="eastAsia"/>
                 <w:b w:val="0"/>
                 <w:color w:val="000000"/>
                 <w:sz w:val="17"/>
@@ -4211,7 +4244,7 @@
             </w:pPr>
             <w:r>
               <w:rPr>
-                <w:rFonts w:ascii="Noto Sans CJK SC" w:hAnsi="Noto Sans CJK SC" w:eastAsia="Noto Sans CJK SC"/>
+                <w:rFonts w:ascii="Microsoft YaHei" w:hAnsi="Microsoft YaHei" w:eastAsia="Microsoft YaHei" w:cs="Microsoft YaHei" w:hint="eastAsia"/>
                 <w:b w:val="0"/>
                 <w:color w:val="000000"/>
                 <w:sz w:val="17"/>
@@ -4237,7 +4270,7 @@
             </w:pPr>
             <w:r>
               <w:rPr>
-                <w:rFonts w:ascii="Noto Sans CJK SC" w:hAnsi="Noto Sans CJK SC" w:eastAsia="Noto Sans CJK SC"/>
+                <w:rFonts w:ascii="Microsoft YaHei" w:hAnsi="Microsoft YaHei" w:eastAsia="Microsoft YaHei" w:cs="Microsoft YaHei" w:hint="eastAsia"/>
                 <w:b w:val="0"/>
                 <w:color w:val="000000"/>
                 <w:sz w:val="17"/>
@@ -4263,7 +4296,7 @@
             </w:pPr>
             <w:r>
               <w:rPr>
-                <w:rFonts w:ascii="Noto Sans CJK SC" w:hAnsi="Noto Sans CJK SC" w:eastAsia="Noto Sans CJK SC"/>
+                <w:rFonts w:ascii="Microsoft YaHei" w:hAnsi="Microsoft YaHei" w:eastAsia="Microsoft YaHei" w:cs="Microsoft YaHei" w:hint="eastAsia"/>
                 <w:b w:val="0"/>
                 <w:color w:val="000000"/>
                 <w:sz w:val="17"/>
@@ -4311,7 +4344,7 @@
             </w:pPr>
             <w:r>
               <w:rPr>
-                <w:rFonts w:ascii="Noto Sans CJK SC" w:hAnsi="Noto Sans CJK SC" w:eastAsia="Noto Sans CJK SC"/>
+                <w:rFonts w:ascii="Microsoft YaHei" w:hAnsi="Microsoft YaHei" w:eastAsia="Microsoft YaHei" w:cs="Microsoft YaHei" w:hint="eastAsia"/>
                 <w:b w:val="0"/>
                 <w:color w:val="000000"/>
                 <w:sz w:val="17"/>
@@ -4337,7 +4370,7 @@
             </w:pPr>
             <w:r>
               <w:rPr>
-                <w:rFonts w:ascii="Noto Sans CJK SC" w:hAnsi="Noto Sans CJK SC" w:eastAsia="Noto Sans CJK SC"/>
+                <w:rFonts w:ascii="Microsoft YaHei" w:hAnsi="Microsoft YaHei" w:eastAsia="Microsoft YaHei" w:cs="Microsoft YaHei" w:hint="eastAsia"/>
                 <w:b w:val="0"/>
                 <w:color w:val="000000"/>
                 <w:sz w:val="17"/>
@@ -4363,7 +4396,7 @@
             </w:pPr>
             <w:r>
               <w:rPr>
-                <w:rFonts w:ascii="Noto Sans CJK SC" w:hAnsi="Noto Sans CJK SC" w:eastAsia="Noto Sans CJK SC"/>
+                <w:rFonts w:ascii="Microsoft YaHei" w:hAnsi="Microsoft YaHei" w:eastAsia="Microsoft YaHei" w:cs="Microsoft YaHei" w:hint="eastAsia"/>
                 <w:b w:val="0"/>
                 <w:color w:val="000000"/>
                 <w:sz w:val="17"/>
@@ -4389,7 +4422,7 @@
             </w:pPr>
             <w:r>
               <w:rPr>
-                <w:rFonts w:ascii="Noto Sans CJK SC" w:hAnsi="Noto Sans CJK SC" w:eastAsia="Noto Sans CJK SC"/>
+                <w:rFonts w:ascii="Microsoft YaHei" w:hAnsi="Microsoft YaHei" w:eastAsia="Microsoft YaHei" w:cs="Microsoft YaHei" w:hint="eastAsia"/>
                 <w:b w:val="0"/>
                 <w:color w:val="000000"/>
                 <w:sz w:val="17"/>
@@ -4437,7 +4470,7 @@
             </w:pPr>
             <w:r>
               <w:rPr>
-                <w:rFonts w:ascii="Noto Sans CJK SC" w:hAnsi="Noto Sans CJK SC" w:eastAsia="Noto Sans CJK SC"/>
+                <w:rFonts w:ascii="Microsoft YaHei" w:hAnsi="Microsoft YaHei" w:eastAsia="Microsoft YaHei" w:cs="Microsoft YaHei" w:hint="eastAsia"/>
                 <w:b w:val="0"/>
                 <w:color w:val="000000"/>
                 <w:sz w:val="17"/>
@@ -4463,7 +4496,7 @@
             </w:pPr>
             <w:r>
               <w:rPr>
-                <w:rFonts w:ascii="Noto Sans CJK SC" w:hAnsi="Noto Sans CJK SC" w:eastAsia="Noto Sans CJK SC"/>
+                <w:rFonts w:ascii="Microsoft YaHei" w:hAnsi="Microsoft YaHei" w:eastAsia="Microsoft YaHei" w:cs="Microsoft YaHei" w:hint="eastAsia"/>
                 <w:b w:val="0"/>
                 <w:color w:val="000000"/>
                 <w:sz w:val="17"/>
@@ -4489,7 +4522,7 @@
             </w:pPr>
             <w:r>
               <w:rPr>
-                <w:rFonts w:ascii="Noto Sans CJK SC" w:hAnsi="Noto Sans CJK SC" w:eastAsia="Noto Sans CJK SC"/>
+                <w:rFonts w:ascii="Microsoft YaHei" w:hAnsi="Microsoft YaHei" w:eastAsia="Microsoft YaHei" w:cs="Microsoft YaHei" w:hint="eastAsia"/>
                 <w:b w:val="0"/>
                 <w:color w:val="000000"/>
                 <w:sz w:val="17"/>
@@ -4515,7 +4548,7 @@
             </w:pPr>
             <w:r>
               <w:rPr>
-                <w:rFonts w:ascii="Noto Sans CJK SC" w:hAnsi="Noto Sans CJK SC" w:eastAsia="Noto Sans CJK SC"/>
+                <w:rFonts w:ascii="Microsoft YaHei" w:hAnsi="Microsoft YaHei" w:eastAsia="Microsoft YaHei" w:cs="Microsoft YaHei" w:hint="eastAsia"/>
                 <w:b w:val="0"/>
                 <w:color w:val="000000"/>
                 <w:sz w:val="17"/>
@@ -4538,7 +4571,7 @@
       </w:pPr>
       <w:r>
         <w:rPr>
-          <w:rFonts w:ascii="Noto Sans CJK SC" w:hAnsi="Noto Sans CJK SC" w:eastAsia="Noto Sans CJK SC"/>
+          <w:rFonts w:ascii="Microsoft YaHei" w:hAnsi="Microsoft YaHei" w:eastAsia="Microsoft YaHei" w:cs="Microsoft YaHei" w:hint="eastAsia"/>
           <w:b/>
           <w:color w:val="000000"/>
           <w:sz w:val="26"/>
@@ -4552,7 +4585,7 @@
       </w:pPr>
       <w:r>
         <w:rPr>
-          <w:rFonts w:ascii="Noto Sans CJK SC" w:hAnsi="Noto Sans CJK SC" w:eastAsia="Noto Sans CJK SC"/>
+          <w:rFonts w:ascii="Microsoft YaHei" w:hAnsi="Microsoft YaHei" w:eastAsia="Microsoft YaHei" w:cs="Microsoft YaHei" w:hint="eastAsia"/>
           <w:b w:val="0"/>
           <w:sz w:val="20"/>
         </w:rPr>
@@ -4606,6 +4639,7 @@
         <w:trPr>
           <w:cantSplit/>
           <w:jc w:val="center"/>
+          <w:tblHeader w:val="true"/>
         </w:trPr>
         <w:tc>
           <w:tcPr>
@@ -4626,7 +4660,7 @@
             </w:pPr>
             <w:r>
               <w:rPr>
-                <w:rFonts w:ascii="Noto Sans CJK SC" w:hAnsi="Noto Sans CJK SC" w:eastAsia="Noto Sans CJK SC"/>
+                <w:rFonts w:ascii="Microsoft YaHei" w:hAnsi="Microsoft YaHei" w:eastAsia="Microsoft YaHei" w:cs="Microsoft YaHei" w:hint="eastAsia"/>
                 <w:b/>
                 <w:color w:val="000000"/>
                 <w:sz w:val="17"/>
@@ -4654,7 +4688,7 @@
             </w:pPr>
             <w:r>
               <w:rPr>
-                <w:rFonts w:ascii="Noto Sans CJK SC" w:hAnsi="Noto Sans CJK SC" w:eastAsia="Noto Sans CJK SC"/>
+                <w:rFonts w:ascii="Microsoft YaHei" w:hAnsi="Microsoft YaHei" w:eastAsia="Microsoft YaHei" w:cs="Microsoft YaHei" w:hint="eastAsia"/>
                 <w:b/>
                 <w:color w:val="000000"/>
                 <w:sz w:val="17"/>
@@ -4682,7 +4716,7 @@
             </w:pPr>
             <w:r>
               <w:rPr>
-                <w:rFonts w:ascii="Noto Sans CJK SC" w:hAnsi="Noto Sans CJK SC" w:eastAsia="Noto Sans CJK SC"/>
+                <w:rFonts w:ascii="Microsoft YaHei" w:hAnsi="Microsoft YaHei" w:eastAsia="Microsoft YaHei" w:cs="Microsoft YaHei" w:hint="eastAsia"/>
                 <w:b/>
                 <w:color w:val="000000"/>
                 <w:sz w:val="17"/>
@@ -4710,7 +4744,7 @@
             </w:pPr>
             <w:r>
               <w:rPr>
-                <w:rFonts w:ascii="Noto Sans CJK SC" w:hAnsi="Noto Sans CJK SC" w:eastAsia="Noto Sans CJK SC"/>
+                <w:rFonts w:ascii="Microsoft YaHei" w:hAnsi="Microsoft YaHei" w:eastAsia="Microsoft YaHei" w:cs="Microsoft YaHei" w:hint="eastAsia"/>
                 <w:b/>
                 <w:color w:val="000000"/>
                 <w:sz w:val="17"/>
@@ -4758,7 +4792,7 @@
             </w:pPr>
             <w:r>
               <w:rPr>
-                <w:rFonts w:ascii="Noto Sans CJK SC" w:hAnsi="Noto Sans CJK SC" w:eastAsia="Noto Sans CJK SC"/>
+                <w:rFonts w:ascii="Microsoft YaHei" w:hAnsi="Microsoft YaHei" w:eastAsia="Microsoft YaHei" w:cs="Microsoft YaHei" w:hint="eastAsia"/>
                 <w:b w:val="0"/>
                 <w:color w:val="000000"/>
                 <w:sz w:val="17"/>
@@ -4784,7 +4818,7 @@
             </w:pPr>
             <w:r>
               <w:rPr>
-                <w:rFonts w:ascii="Noto Sans CJK SC" w:hAnsi="Noto Sans CJK SC" w:eastAsia="Noto Sans CJK SC"/>
+                <w:rFonts w:ascii="Microsoft YaHei" w:hAnsi="Microsoft YaHei" w:eastAsia="Microsoft YaHei" w:cs="Microsoft YaHei" w:hint="eastAsia"/>
                 <w:b w:val="0"/>
                 <w:color w:val="000000"/>
                 <w:sz w:val="17"/>
@@ -4810,7 +4844,7 @@
             </w:pPr>
             <w:r>
               <w:rPr>
-                <w:rFonts w:ascii="Noto Sans CJK SC" w:hAnsi="Noto Sans CJK SC" w:eastAsia="Noto Sans CJK SC"/>
+                <w:rFonts w:ascii="Microsoft YaHei" w:hAnsi="Microsoft YaHei" w:eastAsia="Microsoft YaHei" w:cs="Microsoft YaHei" w:hint="eastAsia"/>
                 <w:b w:val="0"/>
                 <w:color w:val="000000"/>
                 <w:sz w:val="17"/>
@@ -4836,7 +4870,7 @@
             </w:pPr>
             <w:r>
               <w:rPr>
-                <w:rFonts w:ascii="Noto Sans CJK SC" w:hAnsi="Noto Sans CJK SC" w:eastAsia="Noto Sans CJK SC"/>
+                <w:rFonts w:ascii="Microsoft YaHei" w:hAnsi="Microsoft YaHei" w:eastAsia="Microsoft YaHei" w:cs="Microsoft YaHei" w:hint="eastAsia"/>
                 <w:b w:val="0"/>
                 <w:color w:val="000000"/>
                 <w:sz w:val="17"/>
@@ -4884,7 +4918,7 @@
             </w:pPr>
             <w:r>
               <w:rPr>
-                <w:rFonts w:ascii="Noto Sans CJK SC" w:hAnsi="Noto Sans CJK SC" w:eastAsia="Noto Sans CJK SC"/>
+                <w:rFonts w:ascii="Microsoft YaHei" w:hAnsi="Microsoft YaHei" w:eastAsia="Microsoft YaHei" w:cs="Microsoft YaHei" w:hint="eastAsia"/>
                 <w:b w:val="0"/>
                 <w:color w:val="000000"/>
                 <w:sz w:val="17"/>
@@ -4910,7 +4944,7 @@
             </w:pPr>
             <w:r>
               <w:rPr>
-                <w:rFonts w:ascii="Noto Sans CJK SC" w:hAnsi="Noto Sans CJK SC" w:eastAsia="Noto Sans CJK SC"/>
+                <w:rFonts w:ascii="Microsoft YaHei" w:hAnsi="Microsoft YaHei" w:eastAsia="Microsoft YaHei" w:cs="Microsoft YaHei" w:hint="eastAsia"/>
                 <w:b w:val="0"/>
                 <w:color w:val="000000"/>
                 <w:sz w:val="17"/>
@@ -4936,7 +4970,7 @@
             </w:pPr>
             <w:r>
               <w:rPr>
-                <w:rFonts w:ascii="Noto Sans CJK SC" w:hAnsi="Noto Sans CJK SC" w:eastAsia="Noto Sans CJK SC"/>
+                <w:rFonts w:ascii="Microsoft YaHei" w:hAnsi="Microsoft YaHei" w:eastAsia="Microsoft YaHei" w:cs="Microsoft YaHei" w:hint="eastAsia"/>
                 <w:b w:val="0"/>
                 <w:color w:val="000000"/>
                 <w:sz w:val="17"/>
@@ -4962,7 +4996,7 @@
             </w:pPr>
             <w:r>
               <w:rPr>
-                <w:rFonts w:ascii="Noto Sans CJK SC" w:hAnsi="Noto Sans CJK SC" w:eastAsia="Noto Sans CJK SC"/>
+                <w:rFonts w:ascii="Microsoft YaHei" w:hAnsi="Microsoft YaHei" w:eastAsia="Microsoft YaHei" w:cs="Microsoft YaHei" w:hint="eastAsia"/>
                 <w:b w:val="0"/>
                 <w:color w:val="000000"/>
                 <w:sz w:val="17"/>
@@ -5010,7 +5044,7 @@
             </w:pPr>
             <w:r>
               <w:rPr>
-                <w:rFonts w:ascii="Noto Sans CJK SC" w:hAnsi="Noto Sans CJK SC" w:eastAsia="Noto Sans CJK SC"/>
+                <w:rFonts w:ascii="Microsoft YaHei" w:hAnsi="Microsoft YaHei" w:eastAsia="Microsoft YaHei" w:cs="Microsoft YaHei" w:hint="eastAsia"/>
                 <w:b w:val="0"/>
                 <w:color w:val="000000"/>
                 <w:sz w:val="17"/>
@@ -5036,7 +5070,7 @@
             </w:pPr>
             <w:r>
               <w:rPr>
-                <w:rFonts w:ascii="Noto Sans CJK SC" w:hAnsi="Noto Sans CJK SC" w:eastAsia="Noto Sans CJK SC"/>
+                <w:rFonts w:ascii="Microsoft YaHei" w:hAnsi="Microsoft YaHei" w:eastAsia="Microsoft YaHei" w:cs="Microsoft YaHei" w:hint="eastAsia"/>
                 <w:b w:val="0"/>
                 <w:color w:val="000000"/>
                 <w:sz w:val="17"/>
@@ -5062,7 +5096,7 @@
             </w:pPr>
             <w:r>
               <w:rPr>
-                <w:rFonts w:ascii="Noto Sans CJK SC" w:hAnsi="Noto Sans CJK SC" w:eastAsia="Noto Sans CJK SC"/>
+                <w:rFonts w:ascii="Microsoft YaHei" w:hAnsi="Microsoft YaHei" w:eastAsia="Microsoft YaHei" w:cs="Microsoft YaHei" w:hint="eastAsia"/>
                 <w:b w:val="0"/>
                 <w:color w:val="000000"/>
                 <w:sz w:val="17"/>
@@ -5088,7 +5122,7 @@
             </w:pPr>
             <w:r>
               <w:rPr>
-                <w:rFonts w:ascii="Noto Sans CJK SC" w:hAnsi="Noto Sans CJK SC" w:eastAsia="Noto Sans CJK SC"/>
+                <w:rFonts w:ascii="Microsoft YaHei" w:hAnsi="Microsoft YaHei" w:eastAsia="Microsoft YaHei" w:cs="Microsoft YaHei" w:hint="eastAsia"/>
                 <w:b w:val="0"/>
                 <w:color w:val="000000"/>
                 <w:sz w:val="17"/>
@@ -5136,7 +5170,7 @@
             </w:pPr>
             <w:r>
               <w:rPr>
-                <w:rFonts w:ascii="Noto Sans CJK SC" w:hAnsi="Noto Sans CJK SC" w:eastAsia="Noto Sans CJK SC"/>
+                <w:rFonts w:ascii="Microsoft YaHei" w:hAnsi="Microsoft YaHei" w:eastAsia="Microsoft YaHei" w:cs="Microsoft YaHei" w:hint="eastAsia"/>
                 <w:b w:val="0"/>
                 <w:color w:val="000000"/>
                 <w:sz w:val="17"/>
@@ -5162,7 +5196,7 @@
             </w:pPr>
             <w:r>
               <w:rPr>
-                <w:rFonts w:ascii="Noto Sans CJK SC" w:hAnsi="Noto Sans CJK SC" w:eastAsia="Noto Sans CJK SC"/>
+                <w:rFonts w:ascii="Microsoft YaHei" w:hAnsi="Microsoft YaHei" w:eastAsia="Microsoft YaHei" w:cs="Microsoft YaHei" w:hint="eastAsia"/>
                 <w:b w:val="0"/>
                 <w:color w:val="000000"/>
                 <w:sz w:val="17"/>
@@ -5188,7 +5222,7 @@
             </w:pPr>
             <w:r>
               <w:rPr>
-                <w:rFonts w:ascii="Noto Sans CJK SC" w:hAnsi="Noto Sans CJK SC" w:eastAsia="Noto Sans CJK SC"/>
+                <w:rFonts w:ascii="Microsoft YaHei" w:hAnsi="Microsoft YaHei" w:eastAsia="Microsoft YaHei" w:cs="Microsoft YaHei" w:hint="eastAsia"/>
                 <w:b w:val="0"/>
                 <w:color w:val="000000"/>
                 <w:sz w:val="17"/>
@@ -5214,7 +5248,7 @@
             </w:pPr>
             <w:r>
               <w:rPr>
-                <w:rFonts w:ascii="Noto Sans CJK SC" w:hAnsi="Noto Sans CJK SC" w:eastAsia="Noto Sans CJK SC"/>
+                <w:rFonts w:ascii="Microsoft YaHei" w:hAnsi="Microsoft YaHei" w:eastAsia="Microsoft YaHei" w:cs="Microsoft YaHei" w:hint="eastAsia"/>
                 <w:b w:val="0"/>
                 <w:color w:val="000000"/>
                 <w:sz w:val="17"/>
@@ -5262,7 +5296,7 @@
             </w:pPr>
             <w:r>
               <w:rPr>
-                <w:rFonts w:ascii="Noto Sans CJK SC" w:hAnsi="Noto Sans CJK SC" w:eastAsia="Noto Sans CJK SC"/>
+                <w:rFonts w:ascii="Microsoft YaHei" w:hAnsi="Microsoft YaHei" w:eastAsia="Microsoft YaHei" w:cs="Microsoft YaHei" w:hint="eastAsia"/>
                 <w:b w:val="0"/>
                 <w:color w:val="000000"/>
                 <w:sz w:val="17"/>
@@ -5288,7 +5322,7 @@
             </w:pPr>
             <w:r>
               <w:rPr>
-                <w:rFonts w:ascii="Noto Sans CJK SC" w:hAnsi="Noto Sans CJK SC" w:eastAsia="Noto Sans CJK SC"/>
+                <w:rFonts w:ascii="Microsoft YaHei" w:hAnsi="Microsoft YaHei" w:eastAsia="Microsoft YaHei" w:cs="Microsoft YaHei" w:hint="eastAsia"/>
                 <w:b w:val="0"/>
                 <w:color w:val="000000"/>
                 <w:sz w:val="17"/>
@@ -5314,7 +5348,7 @@
             </w:pPr>
             <w:r>
               <w:rPr>
-                <w:rFonts w:ascii="Noto Sans CJK SC" w:hAnsi="Noto Sans CJK SC" w:eastAsia="Noto Sans CJK SC"/>
+                <w:rFonts w:ascii="Microsoft YaHei" w:hAnsi="Microsoft YaHei" w:eastAsia="Microsoft YaHei" w:cs="Microsoft YaHei" w:hint="eastAsia"/>
                 <w:b w:val="0"/>
                 <w:color w:val="000000"/>
                 <w:sz w:val="17"/>
@@ -5340,7 +5374,7 @@
             </w:pPr>
             <w:r>
               <w:rPr>
-                <w:rFonts w:ascii="Noto Sans CJK SC" w:hAnsi="Noto Sans CJK SC" w:eastAsia="Noto Sans CJK SC"/>
+                <w:rFonts w:ascii="Microsoft YaHei" w:hAnsi="Microsoft YaHei" w:eastAsia="Microsoft YaHei" w:cs="Microsoft YaHei" w:hint="eastAsia"/>
                 <w:b w:val="0"/>
                 <w:color w:val="000000"/>
                 <w:sz w:val="17"/>
@@ -5363,7 +5397,7 @@
       </w:pPr>
       <w:r>
         <w:rPr>
-          <w:rFonts w:ascii="Noto Sans CJK SC" w:hAnsi="Noto Sans CJK SC" w:eastAsia="Noto Sans CJK SC"/>
+          <w:rFonts w:ascii="Microsoft YaHei" w:hAnsi="Microsoft YaHei" w:eastAsia="Microsoft YaHei" w:cs="Microsoft YaHei" w:hint="eastAsia"/>
           <w:b/>
           <w:color w:val="000000"/>
           <w:sz w:val="26"/>
@@ -5418,6 +5452,7 @@
         <w:trPr>
           <w:cantSplit/>
           <w:jc w:val="center"/>
+          <w:tblHeader w:val="true"/>
         </w:trPr>
         <w:tc>
           <w:tcPr>
@@ -5438,7 +5473,7 @@
             </w:pPr>
             <w:r>
               <w:rPr>
-                <w:rFonts w:ascii="Noto Sans CJK SC" w:hAnsi="Noto Sans CJK SC" w:eastAsia="Noto Sans CJK SC"/>
+                <w:rFonts w:ascii="Microsoft YaHei" w:hAnsi="Microsoft YaHei" w:eastAsia="Microsoft YaHei" w:cs="Microsoft YaHei" w:hint="eastAsia"/>
                 <w:b/>
                 <w:color w:val="000000"/>
                 <w:sz w:val="17"/>
@@ -5466,7 +5501,7 @@
             </w:pPr>
             <w:r>
               <w:rPr>
-                <w:rFonts w:ascii="Noto Sans CJK SC" w:hAnsi="Noto Sans CJK SC" w:eastAsia="Noto Sans CJK SC"/>
+                <w:rFonts w:ascii="Microsoft YaHei" w:hAnsi="Microsoft YaHei" w:eastAsia="Microsoft YaHei" w:cs="Microsoft YaHei" w:hint="eastAsia"/>
                 <w:b/>
                 <w:color w:val="000000"/>
                 <w:sz w:val="17"/>
@@ -5494,7 +5529,7 @@
             </w:pPr>
             <w:r>
               <w:rPr>
-                <w:rFonts w:ascii="Noto Sans CJK SC" w:hAnsi="Noto Sans CJK SC" w:eastAsia="Noto Sans CJK SC"/>
+                <w:rFonts w:ascii="Microsoft YaHei" w:hAnsi="Microsoft YaHei" w:eastAsia="Microsoft YaHei" w:cs="Microsoft YaHei" w:hint="eastAsia"/>
                 <w:b/>
                 <w:color w:val="000000"/>
                 <w:sz w:val="17"/>
@@ -5522,7 +5557,7 @@
             </w:pPr>
             <w:r>
               <w:rPr>
-                <w:rFonts w:ascii="Noto Sans CJK SC" w:hAnsi="Noto Sans CJK SC" w:eastAsia="Noto Sans CJK SC"/>
+                <w:rFonts w:ascii="Microsoft YaHei" w:hAnsi="Microsoft YaHei" w:eastAsia="Microsoft YaHei" w:cs="Microsoft YaHei" w:hint="eastAsia"/>
                 <w:b/>
                 <w:color w:val="000000"/>
                 <w:sz w:val="17"/>
@@ -5570,7 +5605,7 @@
             </w:pPr>
             <w:r>
               <w:rPr>
-                <w:rFonts w:ascii="Noto Sans CJK SC" w:hAnsi="Noto Sans CJK SC" w:eastAsia="Noto Sans CJK SC"/>
+                <w:rFonts w:ascii="Microsoft YaHei" w:hAnsi="Microsoft YaHei" w:eastAsia="Microsoft YaHei" w:cs="Microsoft YaHei" w:hint="eastAsia"/>
                 <w:b w:val="0"/>
                 <w:color w:val="000000"/>
                 <w:sz w:val="17"/>
@@ -5596,7 +5631,7 @@
             </w:pPr>
             <w:r>
               <w:rPr>
-                <w:rFonts w:ascii="Noto Sans CJK SC" w:hAnsi="Noto Sans CJK SC" w:eastAsia="Noto Sans CJK SC"/>
+                <w:rFonts w:ascii="Microsoft YaHei" w:hAnsi="Microsoft YaHei" w:eastAsia="Microsoft YaHei" w:cs="Microsoft YaHei" w:hint="eastAsia"/>
                 <w:b w:val="0"/>
                 <w:color w:val="000000"/>
                 <w:sz w:val="17"/>
@@ -5622,7 +5657,7 @@
             </w:pPr>
             <w:r>
               <w:rPr>
-                <w:rFonts w:ascii="Noto Sans CJK SC" w:hAnsi="Noto Sans CJK SC" w:eastAsia="Noto Sans CJK SC"/>
+                <w:rFonts w:ascii="Microsoft YaHei" w:hAnsi="Microsoft YaHei" w:eastAsia="Microsoft YaHei" w:cs="Microsoft YaHei" w:hint="eastAsia"/>
                 <w:b w:val="0"/>
                 <w:color w:val="000000"/>
                 <w:sz w:val="17"/>
@@ -5648,7 +5683,7 @@
             </w:pPr>
             <w:r>
               <w:rPr>
-                <w:rFonts w:ascii="Noto Sans CJK SC" w:hAnsi="Noto Sans CJK SC" w:eastAsia="Noto Sans CJK SC"/>
+                <w:rFonts w:ascii="Microsoft YaHei" w:hAnsi="Microsoft YaHei" w:eastAsia="Microsoft YaHei" w:cs="Microsoft YaHei" w:hint="eastAsia"/>
                 <w:b w:val="0"/>
                 <w:color w:val="000000"/>
                 <w:sz w:val="17"/>
@@ -5696,7 +5731,7 @@
             </w:pPr>
             <w:r>
               <w:rPr>
-                <w:rFonts w:ascii="Noto Sans CJK SC" w:hAnsi="Noto Sans CJK SC" w:eastAsia="Noto Sans CJK SC"/>
+                <w:rFonts w:ascii="Microsoft YaHei" w:hAnsi="Microsoft YaHei" w:eastAsia="Microsoft YaHei" w:cs="Microsoft YaHei" w:hint="eastAsia"/>
                 <w:b w:val="0"/>
                 <w:color w:val="000000"/>
                 <w:sz w:val="17"/>
@@ -5722,7 +5757,7 @@
             </w:pPr>
             <w:r>
               <w:rPr>
-                <w:rFonts w:ascii="Noto Sans CJK SC" w:hAnsi="Noto Sans CJK SC" w:eastAsia="Noto Sans CJK SC"/>
+                <w:rFonts w:ascii="Microsoft YaHei" w:hAnsi="Microsoft YaHei" w:eastAsia="Microsoft YaHei" w:cs="Microsoft YaHei" w:hint="eastAsia"/>
                 <w:b w:val="0"/>
                 <w:color w:val="000000"/>
                 <w:sz w:val="17"/>
@@ -5748,12 +5783,12 @@
             </w:pPr>
             <w:r>
               <w:rPr>
-                <w:rFonts w:ascii="Noto Sans CJK SC" w:hAnsi="Noto Sans CJK SC" w:eastAsia="Noto Sans CJK SC"/>
-                <w:b w:val="0"/>
-                <w:color w:val="000000"/>
-                <w:sz w:val="17"/>
-              </w:rPr>
-              <w:t>教师可以手动添加学生、批量导入学生名单，也可以生成班级邀请码供学生加入。</w:t>
+                <w:rFonts w:ascii="Microsoft YaHei" w:hAnsi="Microsoft YaHei" w:eastAsia="Microsoft YaHei" w:cs="Microsoft YaHei" w:hint="eastAsia"/>
+                <w:b w:val="0"/>
+                <w:color w:val="000000"/>
+                <w:sz w:val="17"/>
+              </w:rPr>
+              <w:t>教师可以按唯一用户名手动添加学生，也可以生成班级邀请码供学生加入；学生姓名或手机号未填写时不得加入班级。</w:t>
             </w:r>
           </w:p>
         </w:tc>
@@ -5774,7 +5809,7 @@
             </w:pPr>
             <w:r>
               <w:rPr>
-                <w:rFonts w:ascii="Noto Sans CJK SC" w:hAnsi="Noto Sans CJK SC" w:eastAsia="Noto Sans CJK SC"/>
+                <w:rFonts w:ascii="Microsoft YaHei" w:hAnsi="Microsoft YaHei" w:eastAsia="Microsoft YaHei" w:cs="Microsoft YaHei" w:hint="eastAsia"/>
                 <w:b w:val="0"/>
                 <w:color w:val="000000"/>
                 <w:sz w:val="17"/>
@@ -5822,7 +5857,7 @@
             </w:pPr>
             <w:r>
               <w:rPr>
-                <w:rFonts w:ascii="Noto Sans CJK SC" w:hAnsi="Noto Sans CJK SC" w:eastAsia="Noto Sans CJK SC"/>
+                <w:rFonts w:ascii="Microsoft YaHei" w:hAnsi="Microsoft YaHei" w:eastAsia="Microsoft YaHei" w:cs="Microsoft YaHei" w:hint="eastAsia"/>
                 <w:b w:val="0"/>
                 <w:color w:val="000000"/>
                 <w:sz w:val="17"/>
@@ -5848,7 +5883,7 @@
             </w:pPr>
             <w:r>
               <w:rPr>
-                <w:rFonts w:ascii="Noto Sans CJK SC" w:hAnsi="Noto Sans CJK SC" w:eastAsia="Noto Sans CJK SC"/>
+                <w:rFonts w:ascii="Microsoft YaHei" w:hAnsi="Microsoft YaHei" w:eastAsia="Microsoft YaHei" w:cs="Microsoft YaHei" w:hint="eastAsia"/>
                 <w:b w:val="0"/>
                 <w:color w:val="000000"/>
                 <w:sz w:val="17"/>
@@ -5874,7 +5909,7 @@
             </w:pPr>
             <w:r>
               <w:rPr>
-                <w:rFonts w:ascii="Noto Sans CJK SC" w:hAnsi="Noto Sans CJK SC" w:eastAsia="Noto Sans CJK SC"/>
+                <w:rFonts w:ascii="Microsoft YaHei" w:hAnsi="Microsoft YaHei" w:eastAsia="Microsoft YaHei" w:cs="Microsoft YaHei" w:hint="eastAsia"/>
                 <w:b w:val="0"/>
                 <w:color w:val="000000"/>
                 <w:sz w:val="17"/>
@@ -5900,7 +5935,7 @@
             </w:pPr>
             <w:r>
               <w:rPr>
-                <w:rFonts w:ascii="Noto Sans CJK SC" w:hAnsi="Noto Sans CJK SC" w:eastAsia="Noto Sans CJK SC"/>
+                <w:rFonts w:ascii="Microsoft YaHei" w:hAnsi="Microsoft YaHei" w:eastAsia="Microsoft YaHei" w:cs="Microsoft YaHei" w:hint="eastAsia"/>
                 <w:b w:val="0"/>
                 <w:color w:val="000000"/>
                 <w:sz w:val="17"/>
@@ -5948,7 +5983,7 @@
             </w:pPr>
             <w:r>
               <w:rPr>
-                <w:rFonts w:ascii="Noto Sans CJK SC" w:hAnsi="Noto Sans CJK SC" w:eastAsia="Noto Sans CJK SC"/>
+                <w:rFonts w:ascii="Microsoft YaHei" w:hAnsi="Microsoft YaHei" w:eastAsia="Microsoft YaHei" w:cs="Microsoft YaHei" w:hint="eastAsia"/>
                 <w:b w:val="0"/>
                 <w:color w:val="000000"/>
                 <w:sz w:val="17"/>
@@ -5974,7 +6009,7 @@
             </w:pPr>
             <w:r>
               <w:rPr>
-                <w:rFonts w:ascii="Noto Sans CJK SC" w:hAnsi="Noto Sans CJK SC" w:eastAsia="Noto Sans CJK SC"/>
+                <w:rFonts w:ascii="Microsoft YaHei" w:hAnsi="Microsoft YaHei" w:eastAsia="Microsoft YaHei" w:cs="Microsoft YaHei" w:hint="eastAsia"/>
                 <w:b w:val="0"/>
                 <w:color w:val="000000"/>
                 <w:sz w:val="17"/>
@@ -6000,7 +6035,7 @@
             </w:pPr>
             <w:r>
               <w:rPr>
-                <w:rFonts w:ascii="Noto Sans CJK SC" w:hAnsi="Noto Sans CJK SC" w:eastAsia="Noto Sans CJK SC"/>
+                <w:rFonts w:ascii="Microsoft YaHei" w:hAnsi="Microsoft YaHei" w:eastAsia="Microsoft YaHei" w:cs="Microsoft YaHei" w:hint="eastAsia"/>
                 <w:b w:val="0"/>
                 <w:color w:val="000000"/>
                 <w:sz w:val="17"/>
@@ -6026,7 +6061,7 @@
             </w:pPr>
             <w:r>
               <w:rPr>
-                <w:rFonts w:ascii="Noto Sans CJK SC" w:hAnsi="Noto Sans CJK SC" w:eastAsia="Noto Sans CJK SC"/>
+                <w:rFonts w:ascii="Microsoft YaHei" w:hAnsi="Microsoft YaHei" w:eastAsia="Microsoft YaHei" w:cs="Microsoft YaHei" w:hint="eastAsia"/>
                 <w:b w:val="0"/>
                 <w:color w:val="000000"/>
                 <w:sz w:val="17"/>
@@ -6049,7 +6084,7 @@
       </w:pPr>
       <w:r>
         <w:rPr>
-          <w:rFonts w:ascii="Noto Sans CJK SC" w:hAnsi="Noto Sans CJK SC" w:eastAsia="Noto Sans CJK SC"/>
+          <w:rFonts w:ascii="Microsoft YaHei" w:hAnsi="Microsoft YaHei" w:eastAsia="Microsoft YaHei" w:cs="Microsoft YaHei" w:hint="eastAsia"/>
           <w:b/>
           <w:color w:val="000000"/>
           <w:sz w:val="26"/>
@@ -6063,7 +6098,7 @@
       </w:pPr>
       <w:r>
         <w:rPr>
-          <w:rFonts w:ascii="Noto Sans CJK SC" w:hAnsi="Noto Sans CJK SC" w:eastAsia="Noto Sans CJK SC"/>
+          <w:rFonts w:ascii="Microsoft YaHei" w:hAnsi="Microsoft YaHei" w:eastAsia="Microsoft YaHei" w:cs="Microsoft YaHei" w:hint="eastAsia"/>
           <w:b w:val="0"/>
           <w:sz w:val="20"/>
         </w:rPr>
@@ -6117,6 +6152,7 @@
         <w:trPr>
           <w:cantSplit/>
           <w:jc w:val="center"/>
+          <w:tblHeader w:val="true"/>
         </w:trPr>
         <w:tc>
           <w:tcPr>
@@ -6137,7 +6173,7 @@
             </w:pPr>
             <w:r>
               <w:rPr>
-                <w:rFonts w:ascii="Noto Sans CJK SC" w:hAnsi="Noto Sans CJK SC" w:eastAsia="Noto Sans CJK SC"/>
+                <w:rFonts w:ascii="Microsoft YaHei" w:hAnsi="Microsoft YaHei" w:eastAsia="Microsoft YaHei" w:cs="Microsoft YaHei" w:hint="eastAsia"/>
                 <w:b/>
                 <w:color w:val="000000"/>
                 <w:sz w:val="17"/>
@@ -6165,7 +6201,7 @@
             </w:pPr>
             <w:r>
               <w:rPr>
-                <w:rFonts w:ascii="Noto Sans CJK SC" w:hAnsi="Noto Sans CJK SC" w:eastAsia="Noto Sans CJK SC"/>
+                <w:rFonts w:ascii="Microsoft YaHei" w:hAnsi="Microsoft YaHei" w:eastAsia="Microsoft YaHei" w:cs="Microsoft YaHei" w:hint="eastAsia"/>
                 <w:b/>
                 <w:color w:val="000000"/>
                 <w:sz w:val="17"/>
@@ -6193,7 +6229,7 @@
             </w:pPr>
             <w:r>
               <w:rPr>
-                <w:rFonts w:ascii="Noto Sans CJK SC" w:hAnsi="Noto Sans CJK SC" w:eastAsia="Noto Sans CJK SC"/>
+                <w:rFonts w:ascii="Microsoft YaHei" w:hAnsi="Microsoft YaHei" w:eastAsia="Microsoft YaHei" w:cs="Microsoft YaHei" w:hint="eastAsia"/>
                 <w:b/>
                 <w:color w:val="000000"/>
                 <w:sz w:val="17"/>
@@ -6221,7 +6257,7 @@
             </w:pPr>
             <w:r>
               <w:rPr>
-                <w:rFonts w:ascii="Noto Sans CJK SC" w:hAnsi="Noto Sans CJK SC" w:eastAsia="Noto Sans CJK SC"/>
+                <w:rFonts w:ascii="Microsoft YaHei" w:hAnsi="Microsoft YaHei" w:eastAsia="Microsoft YaHei" w:cs="Microsoft YaHei" w:hint="eastAsia"/>
                 <w:b/>
                 <w:color w:val="000000"/>
                 <w:sz w:val="17"/>
@@ -6269,7 +6305,7 @@
             </w:pPr>
             <w:r>
               <w:rPr>
-                <w:rFonts w:ascii="Noto Sans CJK SC" w:hAnsi="Noto Sans CJK SC" w:eastAsia="Noto Sans CJK SC"/>
+                <w:rFonts w:ascii="Microsoft YaHei" w:hAnsi="Microsoft YaHei" w:eastAsia="Microsoft YaHei" w:cs="Microsoft YaHei" w:hint="eastAsia"/>
                 <w:b w:val="0"/>
                 <w:color w:val="000000"/>
                 <w:sz w:val="17"/>
@@ -6295,7 +6331,7 @@
             </w:pPr>
             <w:r>
               <w:rPr>
-                <w:rFonts w:ascii="Noto Sans CJK SC" w:hAnsi="Noto Sans CJK SC" w:eastAsia="Noto Sans CJK SC"/>
+                <w:rFonts w:ascii="Microsoft YaHei" w:hAnsi="Microsoft YaHei" w:eastAsia="Microsoft YaHei" w:cs="Microsoft YaHei" w:hint="eastAsia"/>
                 <w:b w:val="0"/>
                 <w:color w:val="000000"/>
                 <w:sz w:val="17"/>
@@ -6321,7 +6357,7 @@
             </w:pPr>
             <w:r>
               <w:rPr>
-                <w:rFonts w:ascii="Noto Sans CJK SC" w:hAnsi="Noto Sans CJK SC" w:eastAsia="Noto Sans CJK SC"/>
+                <w:rFonts w:ascii="Microsoft YaHei" w:hAnsi="Microsoft YaHei" w:eastAsia="Microsoft YaHei" w:cs="Microsoft YaHei" w:hint="eastAsia"/>
                 <w:b w:val="0"/>
                 <w:color w:val="000000"/>
                 <w:sz w:val="17"/>
@@ -6347,7 +6383,7 @@
             </w:pPr>
             <w:r>
               <w:rPr>
-                <w:rFonts w:ascii="Noto Sans CJK SC" w:hAnsi="Noto Sans CJK SC" w:eastAsia="Noto Sans CJK SC"/>
+                <w:rFonts w:ascii="Microsoft YaHei" w:hAnsi="Microsoft YaHei" w:eastAsia="Microsoft YaHei" w:cs="Microsoft YaHei" w:hint="eastAsia"/>
                 <w:b w:val="0"/>
                 <w:color w:val="000000"/>
                 <w:sz w:val="17"/>
@@ -6395,7 +6431,7 @@
             </w:pPr>
             <w:r>
               <w:rPr>
-                <w:rFonts w:ascii="Noto Sans CJK SC" w:hAnsi="Noto Sans CJK SC" w:eastAsia="Noto Sans CJK SC"/>
+                <w:rFonts w:ascii="Microsoft YaHei" w:hAnsi="Microsoft YaHei" w:eastAsia="Microsoft YaHei" w:cs="Microsoft YaHei" w:hint="eastAsia"/>
                 <w:b w:val="0"/>
                 <w:color w:val="000000"/>
                 <w:sz w:val="17"/>
@@ -6421,7 +6457,7 @@
             </w:pPr>
             <w:r>
               <w:rPr>
-                <w:rFonts w:ascii="Noto Sans CJK SC" w:hAnsi="Noto Sans CJK SC" w:eastAsia="Noto Sans CJK SC"/>
+                <w:rFonts w:ascii="Microsoft YaHei" w:hAnsi="Microsoft YaHei" w:eastAsia="Microsoft YaHei" w:cs="Microsoft YaHei" w:hint="eastAsia"/>
                 <w:b w:val="0"/>
                 <w:color w:val="000000"/>
                 <w:sz w:val="17"/>
@@ -6447,7 +6483,7 @@
             </w:pPr>
             <w:r>
               <w:rPr>
-                <w:rFonts w:ascii="Noto Sans CJK SC" w:hAnsi="Noto Sans CJK SC" w:eastAsia="Noto Sans CJK SC"/>
+                <w:rFonts w:ascii="Microsoft YaHei" w:hAnsi="Microsoft YaHei" w:eastAsia="Microsoft YaHei" w:cs="Microsoft YaHei" w:hint="eastAsia"/>
                 <w:b w:val="0"/>
                 <w:color w:val="000000"/>
                 <w:sz w:val="17"/>
@@ -6473,7 +6509,7 @@
             </w:pPr>
             <w:r>
               <w:rPr>
-                <w:rFonts w:ascii="Noto Sans CJK SC" w:hAnsi="Noto Sans CJK SC" w:eastAsia="Noto Sans CJK SC"/>
+                <w:rFonts w:ascii="Microsoft YaHei" w:hAnsi="Microsoft YaHei" w:eastAsia="Microsoft YaHei" w:cs="Microsoft YaHei" w:hint="eastAsia"/>
                 <w:b w:val="0"/>
                 <w:color w:val="000000"/>
                 <w:sz w:val="17"/>
@@ -6521,7 +6557,7 @@
             </w:pPr>
             <w:r>
               <w:rPr>
-                <w:rFonts w:ascii="Noto Sans CJK SC" w:hAnsi="Noto Sans CJK SC" w:eastAsia="Noto Sans CJK SC"/>
+                <w:rFonts w:ascii="Microsoft YaHei" w:hAnsi="Microsoft YaHei" w:eastAsia="Microsoft YaHei" w:cs="Microsoft YaHei" w:hint="eastAsia"/>
                 <w:b w:val="0"/>
                 <w:color w:val="000000"/>
                 <w:sz w:val="17"/>
@@ -6547,7 +6583,7 @@
             </w:pPr>
             <w:r>
               <w:rPr>
-                <w:rFonts w:ascii="Noto Sans CJK SC" w:hAnsi="Noto Sans CJK SC" w:eastAsia="Noto Sans CJK SC"/>
+                <w:rFonts w:ascii="Microsoft YaHei" w:hAnsi="Microsoft YaHei" w:eastAsia="Microsoft YaHei" w:cs="Microsoft YaHei" w:hint="eastAsia"/>
                 <w:b w:val="0"/>
                 <w:color w:val="000000"/>
                 <w:sz w:val="17"/>
@@ -6573,7 +6609,7 @@
             </w:pPr>
             <w:r>
               <w:rPr>
-                <w:rFonts w:ascii="Noto Sans CJK SC" w:hAnsi="Noto Sans CJK SC" w:eastAsia="Noto Sans CJK SC"/>
+                <w:rFonts w:ascii="Microsoft YaHei" w:hAnsi="Microsoft YaHei" w:eastAsia="Microsoft YaHei" w:cs="Microsoft YaHei" w:hint="eastAsia"/>
                 <w:b w:val="0"/>
                 <w:color w:val="000000"/>
                 <w:sz w:val="17"/>
@@ -6599,7 +6635,7 @@
             </w:pPr>
             <w:r>
               <w:rPr>
-                <w:rFonts w:ascii="Noto Sans CJK SC" w:hAnsi="Noto Sans CJK SC" w:eastAsia="Noto Sans CJK SC"/>
+                <w:rFonts w:ascii="Microsoft YaHei" w:hAnsi="Microsoft YaHei" w:eastAsia="Microsoft YaHei" w:cs="Microsoft YaHei" w:hint="eastAsia"/>
                 <w:b w:val="0"/>
                 <w:color w:val="000000"/>
                 <w:sz w:val="17"/>
@@ -6647,7 +6683,7 @@
             </w:pPr>
             <w:r>
               <w:rPr>
-                <w:rFonts w:ascii="Noto Sans CJK SC" w:hAnsi="Noto Sans CJK SC" w:eastAsia="Noto Sans CJK SC"/>
+                <w:rFonts w:ascii="Microsoft YaHei" w:hAnsi="Microsoft YaHei" w:eastAsia="Microsoft YaHei" w:cs="Microsoft YaHei" w:hint="eastAsia"/>
                 <w:b w:val="0"/>
                 <w:color w:val="000000"/>
                 <w:sz w:val="17"/>
@@ -6673,7 +6709,7 @@
             </w:pPr>
             <w:r>
               <w:rPr>
-                <w:rFonts w:ascii="Noto Sans CJK SC" w:hAnsi="Noto Sans CJK SC" w:eastAsia="Noto Sans CJK SC"/>
+                <w:rFonts w:ascii="Microsoft YaHei" w:hAnsi="Microsoft YaHei" w:eastAsia="Microsoft YaHei" w:cs="Microsoft YaHei" w:hint="eastAsia"/>
                 <w:b w:val="0"/>
                 <w:color w:val="000000"/>
                 <w:sz w:val="17"/>
@@ -6699,7 +6735,7 @@
             </w:pPr>
             <w:r>
               <w:rPr>
-                <w:rFonts w:ascii="Noto Sans CJK SC" w:hAnsi="Noto Sans CJK SC" w:eastAsia="Noto Sans CJK SC"/>
+                <w:rFonts w:ascii="Microsoft YaHei" w:hAnsi="Microsoft YaHei" w:eastAsia="Microsoft YaHei" w:cs="Microsoft YaHei" w:hint="eastAsia"/>
                 <w:b w:val="0"/>
                 <w:color w:val="000000"/>
                 <w:sz w:val="17"/>
@@ -6725,7 +6761,7 @@
             </w:pPr>
             <w:r>
               <w:rPr>
-                <w:rFonts w:ascii="Noto Sans CJK SC" w:hAnsi="Noto Sans CJK SC" w:eastAsia="Noto Sans CJK SC"/>
+                <w:rFonts w:ascii="Microsoft YaHei" w:hAnsi="Microsoft YaHei" w:eastAsia="Microsoft YaHei" w:cs="Microsoft YaHei" w:hint="eastAsia"/>
                 <w:b w:val="0"/>
                 <w:color w:val="000000"/>
                 <w:sz w:val="17"/>
@@ -6773,7 +6809,7 @@
             </w:pPr>
             <w:r>
               <w:rPr>
-                <w:rFonts w:ascii="Noto Sans CJK SC" w:hAnsi="Noto Sans CJK SC" w:eastAsia="Noto Sans CJK SC"/>
+                <w:rFonts w:ascii="Microsoft YaHei" w:hAnsi="Microsoft YaHei" w:eastAsia="Microsoft YaHei" w:cs="Microsoft YaHei" w:hint="eastAsia"/>
                 <w:b w:val="0"/>
                 <w:color w:val="000000"/>
                 <w:sz w:val="17"/>
@@ -6799,7 +6835,7 @@
             </w:pPr>
             <w:r>
               <w:rPr>
-                <w:rFonts w:ascii="Noto Sans CJK SC" w:hAnsi="Noto Sans CJK SC" w:eastAsia="Noto Sans CJK SC"/>
+                <w:rFonts w:ascii="Microsoft YaHei" w:hAnsi="Microsoft YaHei" w:eastAsia="Microsoft YaHei" w:cs="Microsoft YaHei" w:hint="eastAsia"/>
                 <w:b w:val="0"/>
                 <w:color w:val="000000"/>
                 <w:sz w:val="17"/>
@@ -6825,7 +6861,7 @@
             </w:pPr>
             <w:r>
               <w:rPr>
-                <w:rFonts w:ascii="Noto Sans CJK SC" w:hAnsi="Noto Sans CJK SC" w:eastAsia="Noto Sans CJK SC"/>
+                <w:rFonts w:ascii="Microsoft YaHei" w:hAnsi="Microsoft YaHei" w:eastAsia="Microsoft YaHei" w:cs="Microsoft YaHei" w:hint="eastAsia"/>
                 <w:b w:val="0"/>
                 <w:color w:val="000000"/>
                 <w:sz w:val="17"/>
@@ -6851,7 +6887,7 @@
             </w:pPr>
             <w:r>
               <w:rPr>
-                <w:rFonts w:ascii="Noto Sans CJK SC" w:hAnsi="Noto Sans CJK SC" w:eastAsia="Noto Sans CJK SC"/>
+                <w:rFonts w:ascii="Microsoft YaHei" w:hAnsi="Microsoft YaHei" w:eastAsia="Microsoft YaHei" w:cs="Microsoft YaHei" w:hint="eastAsia"/>
                 <w:b w:val="0"/>
                 <w:color w:val="000000"/>
                 <w:sz w:val="17"/>
@@ -6874,7 +6910,7 @@
       </w:pPr>
       <w:r>
         <w:rPr>
-          <w:rFonts w:ascii="Noto Sans CJK SC" w:hAnsi="Noto Sans CJK SC" w:eastAsia="Noto Sans CJK SC"/>
+          <w:rFonts w:ascii="Microsoft YaHei" w:hAnsi="Microsoft YaHei" w:eastAsia="Microsoft YaHei" w:cs="Microsoft YaHei" w:hint="eastAsia"/>
           <w:b/>
           <w:color w:val="000000"/>
           <w:sz w:val="26"/>
@@ -6929,6 +6965,7 @@
         <w:trPr>
           <w:cantSplit/>
           <w:jc w:val="center"/>
+          <w:tblHeader w:val="true"/>
         </w:trPr>
         <w:tc>
           <w:tcPr>
@@ -6949,7 +6986,7 @@
             </w:pPr>
             <w:r>
               <w:rPr>
-                <w:rFonts w:ascii="Noto Sans CJK SC" w:hAnsi="Noto Sans CJK SC" w:eastAsia="Noto Sans CJK SC"/>
+                <w:rFonts w:ascii="Microsoft YaHei" w:hAnsi="Microsoft YaHei" w:eastAsia="Microsoft YaHei" w:cs="Microsoft YaHei" w:hint="eastAsia"/>
                 <w:b/>
                 <w:color w:val="000000"/>
                 <w:sz w:val="17"/>
@@ -6977,7 +7014,7 @@
             </w:pPr>
             <w:r>
               <w:rPr>
-                <w:rFonts w:ascii="Noto Sans CJK SC" w:hAnsi="Noto Sans CJK SC" w:eastAsia="Noto Sans CJK SC"/>
+                <w:rFonts w:ascii="Microsoft YaHei" w:hAnsi="Microsoft YaHei" w:eastAsia="Microsoft YaHei" w:cs="Microsoft YaHei" w:hint="eastAsia"/>
                 <w:b/>
                 <w:color w:val="000000"/>
                 <w:sz w:val="17"/>
@@ -7005,7 +7042,7 @@
             </w:pPr>
             <w:r>
               <w:rPr>
-                <w:rFonts w:ascii="Noto Sans CJK SC" w:hAnsi="Noto Sans CJK SC" w:eastAsia="Noto Sans CJK SC"/>
+                <w:rFonts w:ascii="Microsoft YaHei" w:hAnsi="Microsoft YaHei" w:eastAsia="Microsoft YaHei" w:cs="Microsoft YaHei" w:hint="eastAsia"/>
                 <w:b/>
                 <w:color w:val="000000"/>
                 <w:sz w:val="17"/>
@@ -7033,7 +7070,7 @@
             </w:pPr>
             <w:r>
               <w:rPr>
-                <w:rFonts w:ascii="Noto Sans CJK SC" w:hAnsi="Noto Sans CJK SC" w:eastAsia="Noto Sans CJK SC"/>
+                <w:rFonts w:ascii="Microsoft YaHei" w:hAnsi="Microsoft YaHei" w:eastAsia="Microsoft YaHei" w:cs="Microsoft YaHei" w:hint="eastAsia"/>
                 <w:b/>
                 <w:color w:val="000000"/>
                 <w:sz w:val="17"/>
@@ -7081,7 +7118,7 @@
             </w:pPr>
             <w:r>
               <w:rPr>
-                <w:rFonts w:ascii="Noto Sans CJK SC" w:hAnsi="Noto Sans CJK SC" w:eastAsia="Noto Sans CJK SC"/>
+                <w:rFonts w:ascii="Microsoft YaHei" w:hAnsi="Microsoft YaHei" w:eastAsia="Microsoft YaHei" w:cs="Microsoft YaHei" w:hint="eastAsia"/>
                 <w:b w:val="0"/>
                 <w:color w:val="000000"/>
                 <w:sz w:val="17"/>
@@ -7107,7 +7144,7 @@
             </w:pPr>
             <w:r>
               <w:rPr>
-                <w:rFonts w:ascii="Noto Sans CJK SC" w:hAnsi="Noto Sans CJK SC" w:eastAsia="Noto Sans CJK SC"/>
+                <w:rFonts w:ascii="Microsoft YaHei" w:hAnsi="Microsoft YaHei" w:eastAsia="Microsoft YaHei" w:cs="Microsoft YaHei" w:hint="eastAsia"/>
                 <w:b w:val="0"/>
                 <w:color w:val="000000"/>
                 <w:sz w:val="17"/>
@@ -7133,7 +7170,7 @@
             </w:pPr>
             <w:r>
               <w:rPr>
-                <w:rFonts w:ascii="Noto Sans CJK SC" w:hAnsi="Noto Sans CJK SC" w:eastAsia="Noto Sans CJK SC"/>
+                <w:rFonts w:ascii="Microsoft YaHei" w:hAnsi="Microsoft YaHei" w:eastAsia="Microsoft YaHei" w:cs="Microsoft YaHei" w:hint="eastAsia"/>
                 <w:b w:val="0"/>
                 <w:color w:val="000000"/>
                 <w:sz w:val="17"/>
@@ -7159,7 +7196,7 @@
             </w:pPr>
             <w:r>
               <w:rPr>
-                <w:rFonts w:ascii="Noto Sans CJK SC" w:hAnsi="Noto Sans CJK SC" w:eastAsia="Noto Sans CJK SC"/>
+                <w:rFonts w:ascii="Microsoft YaHei" w:hAnsi="Microsoft YaHei" w:eastAsia="Microsoft YaHei" w:cs="Microsoft YaHei" w:hint="eastAsia"/>
                 <w:b w:val="0"/>
                 <w:color w:val="000000"/>
                 <w:sz w:val="17"/>
@@ -7207,7 +7244,7 @@
             </w:pPr>
             <w:r>
               <w:rPr>
-                <w:rFonts w:ascii="Noto Sans CJK SC" w:hAnsi="Noto Sans CJK SC" w:eastAsia="Noto Sans CJK SC"/>
+                <w:rFonts w:ascii="Microsoft YaHei" w:hAnsi="Microsoft YaHei" w:eastAsia="Microsoft YaHei" w:cs="Microsoft YaHei" w:hint="eastAsia"/>
                 <w:b w:val="0"/>
                 <w:color w:val="000000"/>
                 <w:sz w:val="17"/>
@@ -7233,7 +7270,7 @@
             </w:pPr>
             <w:r>
               <w:rPr>
-                <w:rFonts w:ascii="Noto Sans CJK SC" w:hAnsi="Noto Sans CJK SC" w:eastAsia="Noto Sans CJK SC"/>
+                <w:rFonts w:ascii="Microsoft YaHei" w:hAnsi="Microsoft YaHei" w:eastAsia="Microsoft YaHei" w:cs="Microsoft YaHei" w:hint="eastAsia"/>
                 <w:b w:val="0"/>
                 <w:color w:val="000000"/>
                 <w:sz w:val="17"/>
@@ -7259,7 +7296,7 @@
             </w:pPr>
             <w:r>
               <w:rPr>
-                <w:rFonts w:ascii="Noto Sans CJK SC" w:hAnsi="Noto Sans CJK SC" w:eastAsia="Noto Sans CJK SC"/>
+                <w:rFonts w:ascii="Microsoft YaHei" w:hAnsi="Microsoft YaHei" w:eastAsia="Microsoft YaHei" w:cs="Microsoft YaHei" w:hint="eastAsia"/>
                 <w:b w:val="0"/>
                 <w:color w:val="000000"/>
                 <w:sz w:val="17"/>
@@ -7285,7 +7322,7 @@
             </w:pPr>
             <w:r>
               <w:rPr>
-                <w:rFonts w:ascii="Noto Sans CJK SC" w:hAnsi="Noto Sans CJK SC" w:eastAsia="Noto Sans CJK SC"/>
+                <w:rFonts w:ascii="Microsoft YaHei" w:hAnsi="Microsoft YaHei" w:eastAsia="Microsoft YaHei" w:cs="Microsoft YaHei" w:hint="eastAsia"/>
                 <w:b w:val="0"/>
                 <w:color w:val="000000"/>
                 <w:sz w:val="17"/>
@@ -7333,7 +7370,7 @@
             </w:pPr>
             <w:r>
               <w:rPr>
-                <w:rFonts w:ascii="Noto Sans CJK SC" w:hAnsi="Noto Sans CJK SC" w:eastAsia="Noto Sans CJK SC"/>
+                <w:rFonts w:ascii="Microsoft YaHei" w:hAnsi="Microsoft YaHei" w:eastAsia="Microsoft YaHei" w:cs="Microsoft YaHei" w:hint="eastAsia"/>
                 <w:b w:val="0"/>
                 <w:color w:val="000000"/>
                 <w:sz w:val="17"/>
@@ -7359,7 +7396,7 @@
             </w:pPr>
             <w:r>
               <w:rPr>
-                <w:rFonts w:ascii="Noto Sans CJK SC" w:hAnsi="Noto Sans CJK SC" w:eastAsia="Noto Sans CJK SC"/>
+                <w:rFonts w:ascii="Microsoft YaHei" w:hAnsi="Microsoft YaHei" w:eastAsia="Microsoft YaHei" w:cs="Microsoft YaHei" w:hint="eastAsia"/>
                 <w:b w:val="0"/>
                 <w:color w:val="000000"/>
                 <w:sz w:val="17"/>
@@ -7385,7 +7422,7 @@
             </w:pPr>
             <w:r>
               <w:rPr>
-                <w:rFonts w:ascii="Noto Sans CJK SC" w:hAnsi="Noto Sans CJK SC" w:eastAsia="Noto Sans CJK SC"/>
+                <w:rFonts w:ascii="Microsoft YaHei" w:hAnsi="Microsoft YaHei" w:eastAsia="Microsoft YaHei" w:cs="Microsoft YaHei" w:hint="eastAsia"/>
                 <w:b w:val="0"/>
                 <w:color w:val="000000"/>
                 <w:sz w:val="17"/>
@@ -7411,7 +7448,7 @@
             </w:pPr>
             <w:r>
               <w:rPr>
-                <w:rFonts w:ascii="Noto Sans CJK SC" w:hAnsi="Noto Sans CJK SC" w:eastAsia="Noto Sans CJK SC"/>
+                <w:rFonts w:ascii="Microsoft YaHei" w:hAnsi="Microsoft YaHei" w:eastAsia="Microsoft YaHei" w:cs="Microsoft YaHei" w:hint="eastAsia"/>
                 <w:b w:val="0"/>
                 <w:color w:val="000000"/>
                 <w:sz w:val="17"/>
@@ -7459,7 +7496,7 @@
             </w:pPr>
             <w:r>
               <w:rPr>
-                <w:rFonts w:ascii="Noto Sans CJK SC" w:hAnsi="Noto Sans CJK SC" w:eastAsia="Noto Sans CJK SC"/>
+                <w:rFonts w:ascii="Microsoft YaHei" w:hAnsi="Microsoft YaHei" w:eastAsia="Microsoft YaHei" w:cs="Microsoft YaHei" w:hint="eastAsia"/>
                 <w:b w:val="0"/>
                 <w:color w:val="000000"/>
                 <w:sz w:val="17"/>
@@ -7485,7 +7522,7 @@
             </w:pPr>
             <w:r>
               <w:rPr>
-                <w:rFonts w:ascii="Noto Sans CJK SC" w:hAnsi="Noto Sans CJK SC" w:eastAsia="Noto Sans CJK SC"/>
+                <w:rFonts w:ascii="Microsoft YaHei" w:hAnsi="Microsoft YaHei" w:eastAsia="Microsoft YaHei" w:cs="Microsoft YaHei" w:hint="eastAsia"/>
                 <w:b w:val="0"/>
                 <w:color w:val="000000"/>
                 <w:sz w:val="17"/>
@@ -7511,7 +7548,7 @@
             </w:pPr>
             <w:r>
               <w:rPr>
-                <w:rFonts w:ascii="Noto Sans CJK SC" w:hAnsi="Noto Sans CJK SC" w:eastAsia="Noto Sans CJK SC"/>
+                <w:rFonts w:ascii="Microsoft YaHei" w:hAnsi="Microsoft YaHei" w:eastAsia="Microsoft YaHei" w:cs="Microsoft YaHei" w:hint="eastAsia"/>
                 <w:b w:val="0"/>
                 <w:color w:val="000000"/>
                 <w:sz w:val="17"/>
@@ -7537,7 +7574,7 @@
             </w:pPr>
             <w:r>
               <w:rPr>
-                <w:rFonts w:ascii="Noto Sans CJK SC" w:hAnsi="Noto Sans CJK SC" w:eastAsia="Noto Sans CJK SC"/>
+                <w:rFonts w:ascii="Microsoft YaHei" w:hAnsi="Microsoft YaHei" w:eastAsia="Microsoft YaHei" w:cs="Microsoft YaHei" w:hint="eastAsia"/>
                 <w:b w:val="0"/>
                 <w:color w:val="000000"/>
                 <w:sz w:val="17"/>
@@ -7585,7 +7622,7 @@
             </w:pPr>
             <w:r>
               <w:rPr>
-                <w:rFonts w:ascii="Noto Sans CJK SC" w:hAnsi="Noto Sans CJK SC" w:eastAsia="Noto Sans CJK SC"/>
+                <w:rFonts w:ascii="Microsoft YaHei" w:hAnsi="Microsoft YaHei" w:eastAsia="Microsoft YaHei" w:cs="Microsoft YaHei" w:hint="eastAsia"/>
                 <w:b w:val="0"/>
                 <w:color w:val="000000"/>
                 <w:sz w:val="17"/>
@@ -7611,7 +7648,7 @@
             </w:pPr>
             <w:r>
               <w:rPr>
-                <w:rFonts w:ascii="Noto Sans CJK SC" w:hAnsi="Noto Sans CJK SC" w:eastAsia="Noto Sans CJK SC"/>
+                <w:rFonts w:ascii="Microsoft YaHei" w:hAnsi="Microsoft YaHei" w:eastAsia="Microsoft YaHei" w:cs="Microsoft YaHei" w:hint="eastAsia"/>
                 <w:b w:val="0"/>
                 <w:color w:val="000000"/>
                 <w:sz w:val="17"/>
@@ -7637,7 +7674,7 @@
             </w:pPr>
             <w:r>
               <w:rPr>
-                <w:rFonts w:ascii="Noto Sans CJK SC" w:hAnsi="Noto Sans CJK SC" w:eastAsia="Noto Sans CJK SC"/>
+                <w:rFonts w:ascii="Microsoft YaHei" w:hAnsi="Microsoft YaHei" w:eastAsia="Microsoft YaHei" w:cs="Microsoft YaHei" w:hint="eastAsia"/>
                 <w:b w:val="0"/>
                 <w:color w:val="000000"/>
                 <w:sz w:val="17"/>
@@ -7663,7 +7700,7 @@
             </w:pPr>
             <w:r>
               <w:rPr>
-                <w:rFonts w:ascii="Noto Sans CJK SC" w:hAnsi="Noto Sans CJK SC" w:eastAsia="Noto Sans CJK SC"/>
+                <w:rFonts w:ascii="Microsoft YaHei" w:hAnsi="Microsoft YaHei" w:eastAsia="Microsoft YaHei" w:cs="Microsoft YaHei" w:hint="eastAsia"/>
                 <w:b w:val="0"/>
                 <w:color w:val="000000"/>
                 <w:sz w:val="17"/>
@@ -7686,7 +7723,7 @@
       </w:pPr>
       <w:r>
         <w:rPr>
-          <w:rFonts w:ascii="Noto Sans CJK SC" w:hAnsi="Noto Sans CJK SC" w:eastAsia="Noto Sans CJK SC"/>
+          <w:rFonts w:ascii="Microsoft YaHei" w:hAnsi="Microsoft YaHei" w:eastAsia="Microsoft YaHei" w:cs="Microsoft YaHei" w:hint="eastAsia"/>
           <w:b/>
           <w:color w:val="000000"/>
           <w:sz w:val="26"/>
@@ -7735,6 +7772,7 @@
         <w:trPr>
           <w:cantSplit/>
           <w:jc w:val="center"/>
+          <w:tblHeader w:val="true"/>
         </w:trPr>
         <w:tc>
           <w:tcPr>
@@ -7755,7 +7793,7 @@
             </w:pPr>
             <w:r>
               <w:rPr>
-                <w:rFonts w:ascii="Noto Sans CJK SC" w:hAnsi="Noto Sans CJK SC" w:eastAsia="Noto Sans CJK SC"/>
+                <w:rFonts w:ascii="Microsoft YaHei" w:hAnsi="Microsoft YaHei" w:eastAsia="Microsoft YaHei" w:cs="Microsoft YaHei" w:hint="eastAsia"/>
                 <w:b/>
                 <w:color w:val="000000"/>
                 <w:sz w:val="17"/>
@@ -7783,7 +7821,7 @@
             </w:pPr>
             <w:r>
               <w:rPr>
-                <w:rFonts w:ascii="Noto Sans CJK SC" w:hAnsi="Noto Sans CJK SC" w:eastAsia="Noto Sans CJK SC"/>
+                <w:rFonts w:ascii="Microsoft YaHei" w:hAnsi="Microsoft YaHei" w:eastAsia="Microsoft YaHei" w:cs="Microsoft YaHei" w:hint="eastAsia"/>
                 <w:b/>
                 <w:color w:val="000000"/>
                 <w:sz w:val="17"/>
@@ -7811,7 +7849,7 @@
             </w:pPr>
             <w:r>
               <w:rPr>
-                <w:rFonts w:ascii="Noto Sans CJK SC" w:hAnsi="Noto Sans CJK SC" w:eastAsia="Noto Sans CJK SC"/>
+                <w:rFonts w:ascii="Microsoft YaHei" w:hAnsi="Microsoft YaHei" w:eastAsia="Microsoft YaHei" w:cs="Microsoft YaHei" w:hint="eastAsia"/>
                 <w:b/>
                 <w:color w:val="000000"/>
                 <w:sz w:val="17"/>
@@ -7839,7 +7877,7 @@
             </w:pPr>
             <w:r>
               <w:rPr>
-                <w:rFonts w:ascii="Noto Sans CJK SC" w:hAnsi="Noto Sans CJK SC" w:eastAsia="Noto Sans CJK SC"/>
+                <w:rFonts w:ascii="Microsoft YaHei" w:hAnsi="Microsoft YaHei" w:eastAsia="Microsoft YaHei" w:cs="Microsoft YaHei" w:hint="eastAsia"/>
                 <w:b/>
                 <w:color w:val="000000"/>
                 <w:sz w:val="17"/>
@@ -7887,7 +7925,7 @@
             </w:pPr>
             <w:r>
               <w:rPr>
-                <w:rFonts w:ascii="Noto Sans CJK SC" w:hAnsi="Noto Sans CJK SC" w:eastAsia="Noto Sans CJK SC"/>
+                <w:rFonts w:ascii="Microsoft YaHei" w:hAnsi="Microsoft YaHei" w:eastAsia="Microsoft YaHei" w:cs="Microsoft YaHei" w:hint="eastAsia"/>
                 <w:b w:val="0"/>
                 <w:color w:val="000000"/>
                 <w:sz w:val="17"/>
@@ -7913,7 +7951,7 @@
             </w:pPr>
             <w:r>
               <w:rPr>
-                <w:rFonts w:ascii="Noto Sans CJK SC" w:hAnsi="Noto Sans CJK SC" w:eastAsia="Noto Sans CJK SC"/>
+                <w:rFonts w:ascii="Microsoft YaHei" w:hAnsi="Microsoft YaHei" w:eastAsia="Microsoft YaHei" w:cs="Microsoft YaHei" w:hint="eastAsia"/>
                 <w:b w:val="0"/>
                 <w:color w:val="000000"/>
                 <w:sz w:val="17"/>
@@ -7939,7 +7977,7 @@
             </w:pPr>
             <w:r>
               <w:rPr>
-                <w:rFonts w:ascii="Noto Sans CJK SC" w:hAnsi="Noto Sans CJK SC" w:eastAsia="Noto Sans CJK SC"/>
+                <w:rFonts w:ascii="Microsoft YaHei" w:hAnsi="Microsoft YaHei" w:eastAsia="Microsoft YaHei" w:cs="Microsoft YaHei" w:hint="eastAsia"/>
                 <w:b w:val="0"/>
                 <w:color w:val="000000"/>
                 <w:sz w:val="17"/>
@@ -7965,7 +8003,7 @@
             </w:pPr>
             <w:r>
               <w:rPr>
-                <w:rFonts w:ascii="Noto Sans CJK SC" w:hAnsi="Noto Sans CJK SC" w:eastAsia="Noto Sans CJK SC"/>
+                <w:rFonts w:ascii="Microsoft YaHei" w:hAnsi="Microsoft YaHei" w:eastAsia="Microsoft YaHei" w:cs="Microsoft YaHei" w:hint="eastAsia"/>
                 <w:b w:val="0"/>
                 <w:color w:val="000000"/>
                 <w:sz w:val="17"/>
@@ -8013,7 +8051,7 @@
             </w:pPr>
             <w:r>
               <w:rPr>
-                <w:rFonts w:ascii="Noto Sans CJK SC" w:hAnsi="Noto Sans CJK SC" w:eastAsia="Noto Sans CJK SC"/>
+                <w:rFonts w:ascii="Microsoft YaHei" w:hAnsi="Microsoft YaHei" w:eastAsia="Microsoft YaHei" w:cs="Microsoft YaHei" w:hint="eastAsia"/>
                 <w:b w:val="0"/>
                 <w:color w:val="000000"/>
                 <w:sz w:val="17"/>
@@ -8039,7 +8077,7 @@
             </w:pPr>
             <w:r>
               <w:rPr>
-                <w:rFonts w:ascii="Noto Sans CJK SC" w:hAnsi="Noto Sans CJK SC" w:eastAsia="Noto Sans CJK SC"/>
+                <w:rFonts w:ascii="Microsoft YaHei" w:hAnsi="Microsoft YaHei" w:eastAsia="Microsoft YaHei" w:cs="Microsoft YaHei" w:hint="eastAsia"/>
                 <w:b w:val="0"/>
                 <w:color w:val="000000"/>
                 <w:sz w:val="17"/>
@@ -8065,7 +8103,7 @@
             </w:pPr>
             <w:r>
               <w:rPr>
-                <w:rFonts w:ascii="Noto Sans CJK SC" w:hAnsi="Noto Sans CJK SC" w:eastAsia="Noto Sans CJK SC"/>
+                <w:rFonts w:ascii="Microsoft YaHei" w:hAnsi="Microsoft YaHei" w:eastAsia="Microsoft YaHei" w:cs="Microsoft YaHei" w:hint="eastAsia"/>
                 <w:b w:val="0"/>
                 <w:color w:val="000000"/>
                 <w:sz w:val="17"/>
@@ -8091,7 +8129,7 @@
             </w:pPr>
             <w:r>
               <w:rPr>
-                <w:rFonts w:ascii="Noto Sans CJK SC" w:hAnsi="Noto Sans CJK SC" w:eastAsia="Noto Sans CJK SC"/>
+                <w:rFonts w:ascii="Microsoft YaHei" w:hAnsi="Microsoft YaHei" w:eastAsia="Microsoft YaHei" w:cs="Microsoft YaHei" w:hint="eastAsia"/>
                 <w:b w:val="0"/>
                 <w:color w:val="000000"/>
                 <w:sz w:val="17"/>
@@ -8139,7 +8177,7 @@
             </w:pPr>
             <w:r>
               <w:rPr>
-                <w:rFonts w:ascii="Noto Sans CJK SC" w:hAnsi="Noto Sans CJK SC" w:eastAsia="Noto Sans CJK SC"/>
+                <w:rFonts w:ascii="Microsoft YaHei" w:hAnsi="Microsoft YaHei" w:eastAsia="Microsoft YaHei" w:cs="Microsoft YaHei" w:hint="eastAsia"/>
                 <w:b w:val="0"/>
                 <w:color w:val="000000"/>
                 <w:sz w:val="17"/>
@@ -8165,7 +8203,7 @@
             </w:pPr>
             <w:r>
               <w:rPr>
-                <w:rFonts w:ascii="Noto Sans CJK SC" w:hAnsi="Noto Sans CJK SC" w:eastAsia="Noto Sans CJK SC"/>
+                <w:rFonts w:ascii="Microsoft YaHei" w:hAnsi="Microsoft YaHei" w:eastAsia="Microsoft YaHei" w:cs="Microsoft YaHei" w:hint="eastAsia"/>
                 <w:b w:val="0"/>
                 <w:color w:val="000000"/>
                 <w:sz w:val="17"/>
@@ -8191,7 +8229,7 @@
             </w:pPr>
             <w:r>
               <w:rPr>
-                <w:rFonts w:ascii="Noto Sans CJK SC" w:hAnsi="Noto Sans CJK SC" w:eastAsia="Noto Sans CJK SC"/>
+                <w:rFonts w:ascii="Microsoft YaHei" w:hAnsi="Microsoft YaHei" w:eastAsia="Microsoft YaHei" w:cs="Microsoft YaHei" w:hint="eastAsia"/>
                 <w:b w:val="0"/>
                 <w:color w:val="000000"/>
                 <w:sz w:val="17"/>
@@ -8217,7 +8255,7 @@
             </w:pPr>
             <w:r>
               <w:rPr>
-                <w:rFonts w:ascii="Noto Sans CJK SC" w:hAnsi="Noto Sans CJK SC" w:eastAsia="Noto Sans CJK SC"/>
+                <w:rFonts w:ascii="Microsoft YaHei" w:hAnsi="Microsoft YaHei" w:eastAsia="Microsoft YaHei" w:cs="Microsoft YaHei" w:hint="eastAsia"/>
                 <w:b w:val="0"/>
                 <w:color w:val="000000"/>
                 <w:sz w:val="17"/>
@@ -8236,11 +8274,13 @@
     <w:p>
       <w:pPr>
         <w:pStyle w:val="4"/>
+        <w:keepNext/>
+        <w:pageBreakBefore w:val="0"/>
         <w:spacing w:before="100" w:after="60"/>
       </w:pPr>
       <w:r>
         <w:rPr>
-          <w:rFonts w:ascii="Noto Sans CJK SC" w:hAnsi="Noto Sans CJK SC" w:eastAsia="Noto Sans CJK SC"/>
+          <w:rFonts w:ascii="Microsoft YaHei" w:hAnsi="Microsoft YaHei" w:eastAsia="Microsoft YaHei" w:cs="Microsoft YaHei" w:hint="eastAsia"/>
           <w:b/>
           <w:color w:val="000000"/>
           <w:sz w:val="26"/>
@@ -8295,6 +8335,7 @@
         <w:trPr>
           <w:cantSplit/>
           <w:jc w:val="center"/>
+          <w:tblHeader w:val="true"/>
         </w:trPr>
         <w:tc>
           <w:tcPr>
@@ -8315,7 +8356,7 @@
             </w:pPr>
             <w:r>
               <w:rPr>
-                <w:rFonts w:ascii="Noto Sans CJK SC" w:hAnsi="Noto Sans CJK SC" w:eastAsia="Noto Sans CJK SC"/>
+                <w:rFonts w:ascii="Microsoft YaHei" w:hAnsi="Microsoft YaHei" w:eastAsia="Microsoft YaHei" w:cs="Microsoft YaHei" w:hint="eastAsia"/>
                 <w:b/>
                 <w:color w:val="000000"/>
                 <w:sz w:val="17"/>
@@ -8343,7 +8384,7 @@
             </w:pPr>
             <w:r>
               <w:rPr>
-                <w:rFonts w:ascii="Noto Sans CJK SC" w:hAnsi="Noto Sans CJK SC" w:eastAsia="Noto Sans CJK SC"/>
+                <w:rFonts w:ascii="Microsoft YaHei" w:hAnsi="Microsoft YaHei" w:eastAsia="Microsoft YaHei" w:cs="Microsoft YaHei" w:hint="eastAsia"/>
                 <w:b/>
                 <w:color w:val="000000"/>
                 <w:sz w:val="17"/>
@@ -8371,7 +8412,7 @@
             </w:pPr>
             <w:r>
               <w:rPr>
-                <w:rFonts w:ascii="Noto Sans CJK SC" w:hAnsi="Noto Sans CJK SC" w:eastAsia="Noto Sans CJK SC"/>
+                <w:rFonts w:ascii="Microsoft YaHei" w:hAnsi="Microsoft YaHei" w:eastAsia="Microsoft YaHei" w:cs="Microsoft YaHei" w:hint="eastAsia"/>
                 <w:b/>
                 <w:color w:val="000000"/>
                 <w:sz w:val="17"/>
@@ -8399,7 +8440,7 @@
             </w:pPr>
             <w:r>
               <w:rPr>
-                <w:rFonts w:ascii="Noto Sans CJK SC" w:hAnsi="Noto Sans CJK SC" w:eastAsia="Noto Sans CJK SC"/>
+                <w:rFonts w:ascii="Microsoft YaHei" w:hAnsi="Microsoft YaHei" w:eastAsia="Microsoft YaHei" w:cs="Microsoft YaHei" w:hint="eastAsia"/>
                 <w:b/>
                 <w:color w:val="000000"/>
                 <w:sz w:val="17"/>
@@ -8447,7 +8488,7 @@
             </w:pPr>
             <w:r>
               <w:rPr>
-                <w:rFonts w:ascii="Noto Sans CJK SC" w:hAnsi="Noto Sans CJK SC" w:eastAsia="Noto Sans CJK SC"/>
+                <w:rFonts w:ascii="Microsoft YaHei" w:hAnsi="Microsoft YaHei" w:eastAsia="Microsoft YaHei" w:cs="Microsoft YaHei" w:hint="eastAsia"/>
                 <w:b w:val="0"/>
                 <w:color w:val="000000"/>
                 <w:sz w:val="17"/>
@@ -8473,7 +8514,7 @@
             </w:pPr>
             <w:r>
               <w:rPr>
-                <w:rFonts w:ascii="Noto Sans CJK SC" w:hAnsi="Noto Sans CJK SC" w:eastAsia="Noto Sans CJK SC"/>
+                <w:rFonts w:ascii="Microsoft YaHei" w:hAnsi="Microsoft YaHei" w:eastAsia="Microsoft YaHei" w:cs="Microsoft YaHei" w:hint="eastAsia"/>
                 <w:b w:val="0"/>
                 <w:color w:val="000000"/>
                 <w:sz w:val="17"/>
@@ -8499,7 +8540,7 @@
             </w:pPr>
             <w:r>
               <w:rPr>
-                <w:rFonts w:ascii="Noto Sans CJK SC" w:hAnsi="Noto Sans CJK SC" w:eastAsia="Noto Sans CJK SC"/>
+                <w:rFonts w:ascii="Microsoft YaHei" w:hAnsi="Microsoft YaHei" w:eastAsia="Microsoft YaHei" w:cs="Microsoft YaHei" w:hint="eastAsia"/>
                 <w:b w:val="0"/>
                 <w:color w:val="000000"/>
                 <w:sz w:val="17"/>
@@ -8525,7 +8566,7 @@
             </w:pPr>
             <w:r>
               <w:rPr>
-                <w:rFonts w:ascii="Noto Sans CJK SC" w:hAnsi="Noto Sans CJK SC" w:eastAsia="Noto Sans CJK SC"/>
+                <w:rFonts w:ascii="Microsoft YaHei" w:hAnsi="Microsoft YaHei" w:eastAsia="Microsoft YaHei" w:cs="Microsoft YaHei" w:hint="eastAsia"/>
                 <w:b w:val="0"/>
                 <w:color w:val="000000"/>
                 <w:sz w:val="17"/>
@@ -8573,7 +8614,7 @@
             </w:pPr>
             <w:r>
               <w:rPr>
-                <w:rFonts w:ascii="Noto Sans CJK SC" w:hAnsi="Noto Sans CJK SC" w:eastAsia="Noto Sans CJK SC"/>
+                <w:rFonts w:ascii="Microsoft YaHei" w:hAnsi="Microsoft YaHei" w:eastAsia="Microsoft YaHei" w:cs="Microsoft YaHei" w:hint="eastAsia"/>
                 <w:b w:val="0"/>
                 <w:color w:val="000000"/>
                 <w:sz w:val="17"/>
@@ -8599,7 +8640,7 @@
             </w:pPr>
             <w:r>
               <w:rPr>
-                <w:rFonts w:ascii="Noto Sans CJK SC" w:hAnsi="Noto Sans CJK SC" w:eastAsia="Noto Sans CJK SC"/>
+                <w:rFonts w:ascii="Microsoft YaHei" w:hAnsi="Microsoft YaHei" w:eastAsia="Microsoft YaHei" w:cs="Microsoft YaHei" w:hint="eastAsia"/>
                 <w:b w:val="0"/>
                 <w:color w:val="000000"/>
                 <w:sz w:val="17"/>
@@ -8625,7 +8666,7 @@
             </w:pPr>
             <w:r>
               <w:rPr>
-                <w:rFonts w:ascii="Noto Sans CJK SC" w:hAnsi="Noto Sans CJK SC" w:eastAsia="Noto Sans CJK SC"/>
+                <w:rFonts w:ascii="Microsoft YaHei" w:hAnsi="Microsoft YaHei" w:eastAsia="Microsoft YaHei" w:cs="Microsoft YaHei" w:hint="eastAsia"/>
                 <w:b w:val="0"/>
                 <w:color w:val="000000"/>
                 <w:sz w:val="17"/>
@@ -8651,7 +8692,7 @@
             </w:pPr>
             <w:r>
               <w:rPr>
-                <w:rFonts w:ascii="Noto Sans CJK SC" w:hAnsi="Noto Sans CJK SC" w:eastAsia="Noto Sans CJK SC"/>
+                <w:rFonts w:ascii="Microsoft YaHei" w:hAnsi="Microsoft YaHei" w:eastAsia="Microsoft YaHei" w:cs="Microsoft YaHei" w:hint="eastAsia"/>
                 <w:b w:val="0"/>
                 <w:color w:val="000000"/>
                 <w:sz w:val="17"/>
@@ -8699,7 +8740,7 @@
             </w:pPr>
             <w:r>
               <w:rPr>
-                <w:rFonts w:ascii="Noto Sans CJK SC" w:hAnsi="Noto Sans CJK SC" w:eastAsia="Noto Sans CJK SC"/>
+                <w:rFonts w:ascii="Microsoft YaHei" w:hAnsi="Microsoft YaHei" w:eastAsia="Microsoft YaHei" w:cs="Microsoft YaHei" w:hint="eastAsia"/>
                 <w:b w:val="0"/>
                 <w:color w:val="000000"/>
                 <w:sz w:val="17"/>
@@ -8725,7 +8766,7 @@
             </w:pPr>
             <w:r>
               <w:rPr>
-                <w:rFonts w:ascii="Noto Sans CJK SC" w:hAnsi="Noto Sans CJK SC" w:eastAsia="Noto Sans CJK SC"/>
+                <w:rFonts w:ascii="Microsoft YaHei" w:hAnsi="Microsoft YaHei" w:eastAsia="Microsoft YaHei" w:cs="Microsoft YaHei" w:hint="eastAsia"/>
                 <w:b w:val="0"/>
                 <w:color w:val="000000"/>
                 <w:sz w:val="17"/>
@@ -8751,7 +8792,7 @@
             </w:pPr>
             <w:r>
               <w:rPr>
-                <w:rFonts w:ascii="Noto Sans CJK SC" w:hAnsi="Noto Sans CJK SC" w:eastAsia="Noto Sans CJK SC"/>
+                <w:rFonts w:ascii="Microsoft YaHei" w:hAnsi="Microsoft YaHei" w:eastAsia="Microsoft YaHei" w:cs="Microsoft YaHei" w:hint="eastAsia"/>
                 <w:b w:val="0"/>
                 <w:color w:val="000000"/>
                 <w:sz w:val="17"/>
@@ -8777,7 +8818,7 @@
             </w:pPr>
             <w:r>
               <w:rPr>
-                <w:rFonts w:ascii="Noto Sans CJK SC" w:hAnsi="Noto Sans CJK SC" w:eastAsia="Noto Sans CJK SC"/>
+                <w:rFonts w:ascii="Microsoft YaHei" w:hAnsi="Microsoft YaHei" w:eastAsia="Microsoft YaHei" w:cs="Microsoft YaHei" w:hint="eastAsia"/>
                 <w:b w:val="0"/>
                 <w:color w:val="000000"/>
                 <w:sz w:val="17"/>
@@ -8825,7 +8866,7 @@
             </w:pPr>
             <w:r>
               <w:rPr>
-                <w:rFonts w:ascii="Noto Sans CJK SC" w:hAnsi="Noto Sans CJK SC" w:eastAsia="Noto Sans CJK SC"/>
+                <w:rFonts w:ascii="Microsoft YaHei" w:hAnsi="Microsoft YaHei" w:eastAsia="Microsoft YaHei" w:cs="Microsoft YaHei" w:hint="eastAsia"/>
                 <w:b w:val="0"/>
                 <w:color w:val="000000"/>
                 <w:sz w:val="17"/>
@@ -8851,7 +8892,7 @@
             </w:pPr>
             <w:r>
               <w:rPr>
-                <w:rFonts w:ascii="Noto Sans CJK SC" w:hAnsi="Noto Sans CJK SC" w:eastAsia="Noto Sans CJK SC"/>
+                <w:rFonts w:ascii="Microsoft YaHei" w:hAnsi="Microsoft YaHei" w:eastAsia="Microsoft YaHei" w:cs="Microsoft YaHei" w:hint="eastAsia"/>
                 <w:b w:val="0"/>
                 <w:color w:val="000000"/>
                 <w:sz w:val="17"/>
@@ -8877,7 +8918,7 @@
             </w:pPr>
             <w:r>
               <w:rPr>
-                <w:rFonts w:ascii="Noto Sans CJK SC" w:hAnsi="Noto Sans CJK SC" w:eastAsia="Noto Sans CJK SC"/>
+                <w:rFonts w:ascii="Microsoft YaHei" w:hAnsi="Microsoft YaHei" w:eastAsia="Microsoft YaHei" w:cs="Microsoft YaHei" w:hint="eastAsia"/>
                 <w:b w:val="0"/>
                 <w:color w:val="000000"/>
                 <w:sz w:val="17"/>
@@ -8903,7 +8944,7 @@
             </w:pPr>
             <w:r>
               <w:rPr>
-                <w:rFonts w:ascii="Noto Sans CJK SC" w:hAnsi="Noto Sans CJK SC" w:eastAsia="Noto Sans CJK SC"/>
+                <w:rFonts w:ascii="Microsoft YaHei" w:hAnsi="Microsoft YaHei" w:eastAsia="Microsoft YaHei" w:cs="Microsoft YaHei" w:hint="eastAsia"/>
                 <w:b w:val="0"/>
                 <w:color w:val="000000"/>
                 <w:sz w:val="17"/>
@@ -8951,7 +8992,7 @@
             </w:pPr>
             <w:r>
               <w:rPr>
-                <w:rFonts w:ascii="Noto Sans CJK SC" w:hAnsi="Noto Sans CJK SC" w:eastAsia="Noto Sans CJK SC"/>
+                <w:rFonts w:ascii="Microsoft YaHei" w:hAnsi="Microsoft YaHei" w:eastAsia="Microsoft YaHei" w:cs="Microsoft YaHei" w:hint="eastAsia"/>
                 <w:b w:val="0"/>
                 <w:color w:val="000000"/>
                 <w:sz w:val="17"/>
@@ -8977,7 +9018,7 @@
             </w:pPr>
             <w:r>
               <w:rPr>
-                <w:rFonts w:ascii="Noto Sans CJK SC" w:hAnsi="Noto Sans CJK SC" w:eastAsia="Noto Sans CJK SC"/>
+                <w:rFonts w:ascii="Microsoft YaHei" w:hAnsi="Microsoft YaHei" w:eastAsia="Microsoft YaHei" w:cs="Microsoft YaHei" w:hint="eastAsia"/>
                 <w:b w:val="0"/>
                 <w:color w:val="000000"/>
                 <w:sz w:val="17"/>
@@ -9003,7 +9044,7 @@
             </w:pPr>
             <w:r>
               <w:rPr>
-                <w:rFonts w:ascii="Noto Sans CJK SC" w:hAnsi="Noto Sans CJK SC" w:eastAsia="Noto Sans CJK SC"/>
+                <w:rFonts w:ascii="Microsoft YaHei" w:hAnsi="Microsoft YaHei" w:eastAsia="Microsoft YaHei" w:cs="Microsoft YaHei" w:hint="eastAsia"/>
                 <w:b w:val="0"/>
                 <w:color w:val="000000"/>
                 <w:sz w:val="17"/>
@@ -9029,7 +9070,7 @@
             </w:pPr>
             <w:r>
               <w:rPr>
-                <w:rFonts w:ascii="Noto Sans CJK SC" w:hAnsi="Noto Sans CJK SC" w:eastAsia="Noto Sans CJK SC"/>
+                <w:rFonts w:ascii="Microsoft YaHei" w:hAnsi="Microsoft YaHei" w:eastAsia="Microsoft YaHei" w:cs="Microsoft YaHei" w:hint="eastAsia"/>
                 <w:b w:val="0"/>
                 <w:color w:val="000000"/>
                 <w:sz w:val="17"/>
@@ -9052,7 +9093,7 @@
       </w:pPr>
       <w:r>
         <w:rPr>
-          <w:rFonts w:ascii="Noto Sans CJK SC" w:hAnsi="Noto Sans CJK SC" w:eastAsia="Noto Sans CJK SC"/>
+          <w:rFonts w:ascii="Microsoft YaHei" w:hAnsi="Microsoft YaHei" w:eastAsia="Microsoft YaHei" w:cs="Microsoft YaHei" w:hint="eastAsia"/>
           <w:b/>
           <w:color w:val="000000"/>
           <w:sz w:val="26"/>
@@ -9107,6 +9148,7 @@
         <w:trPr>
           <w:cantSplit/>
           <w:jc w:val="center"/>
+          <w:tblHeader w:val="true"/>
         </w:trPr>
         <w:tc>
           <w:tcPr>
@@ -9127,7 +9169,7 @@
             </w:pPr>
             <w:r>
               <w:rPr>
-                <w:rFonts w:ascii="Noto Sans CJK SC" w:hAnsi="Noto Sans CJK SC" w:eastAsia="Noto Sans CJK SC"/>
+                <w:rFonts w:ascii="Microsoft YaHei" w:hAnsi="Microsoft YaHei" w:eastAsia="Microsoft YaHei" w:cs="Microsoft YaHei" w:hint="eastAsia"/>
                 <w:b/>
                 <w:color w:val="000000"/>
                 <w:sz w:val="17"/>
@@ -9155,7 +9197,7 @@
             </w:pPr>
             <w:r>
               <w:rPr>
-                <w:rFonts w:ascii="Noto Sans CJK SC" w:hAnsi="Noto Sans CJK SC" w:eastAsia="Noto Sans CJK SC"/>
+                <w:rFonts w:ascii="Microsoft YaHei" w:hAnsi="Microsoft YaHei" w:eastAsia="Microsoft YaHei" w:cs="Microsoft YaHei" w:hint="eastAsia"/>
                 <w:b/>
                 <w:color w:val="000000"/>
                 <w:sz w:val="17"/>
@@ -9183,7 +9225,7 @@
             </w:pPr>
             <w:r>
               <w:rPr>
-                <w:rFonts w:ascii="Noto Sans CJK SC" w:hAnsi="Noto Sans CJK SC" w:eastAsia="Noto Sans CJK SC"/>
+                <w:rFonts w:ascii="Microsoft YaHei" w:hAnsi="Microsoft YaHei" w:eastAsia="Microsoft YaHei" w:cs="Microsoft YaHei" w:hint="eastAsia"/>
                 <w:b/>
                 <w:color w:val="000000"/>
                 <w:sz w:val="17"/>
@@ -9211,7 +9253,7 @@
             </w:pPr>
             <w:r>
               <w:rPr>
-                <w:rFonts w:ascii="Noto Sans CJK SC" w:hAnsi="Noto Sans CJK SC" w:eastAsia="Noto Sans CJK SC"/>
+                <w:rFonts w:ascii="Microsoft YaHei" w:hAnsi="Microsoft YaHei" w:eastAsia="Microsoft YaHei" w:cs="Microsoft YaHei" w:hint="eastAsia"/>
                 <w:b/>
                 <w:color w:val="000000"/>
                 <w:sz w:val="17"/>
@@ -9259,7 +9301,7 @@
             </w:pPr>
             <w:r>
               <w:rPr>
-                <w:rFonts w:ascii="Noto Sans CJK SC" w:hAnsi="Noto Sans CJK SC" w:eastAsia="Noto Sans CJK SC"/>
+                <w:rFonts w:ascii="Microsoft YaHei" w:hAnsi="Microsoft YaHei" w:eastAsia="Microsoft YaHei" w:cs="Microsoft YaHei" w:hint="eastAsia"/>
                 <w:b w:val="0"/>
                 <w:color w:val="000000"/>
                 <w:sz w:val="17"/>
@@ -9285,7 +9327,7 @@
             </w:pPr>
             <w:r>
               <w:rPr>
-                <w:rFonts w:ascii="Noto Sans CJK SC" w:hAnsi="Noto Sans CJK SC" w:eastAsia="Noto Sans CJK SC"/>
+                <w:rFonts w:ascii="Microsoft YaHei" w:hAnsi="Microsoft YaHei" w:eastAsia="Microsoft YaHei" w:cs="Microsoft YaHei" w:hint="eastAsia"/>
                 <w:b w:val="0"/>
                 <w:color w:val="000000"/>
                 <w:sz w:val="17"/>
@@ -9311,7 +9353,7 @@
             </w:pPr>
             <w:r>
               <w:rPr>
-                <w:rFonts w:ascii="Noto Sans CJK SC" w:hAnsi="Noto Sans CJK SC" w:eastAsia="Noto Sans CJK SC"/>
+                <w:rFonts w:ascii="Microsoft YaHei" w:hAnsi="Microsoft YaHei" w:eastAsia="Microsoft YaHei" w:cs="Microsoft YaHei" w:hint="eastAsia"/>
                 <w:b w:val="0"/>
                 <w:color w:val="000000"/>
                 <w:sz w:val="17"/>
@@ -9337,7 +9379,7 @@
             </w:pPr>
             <w:r>
               <w:rPr>
-                <w:rFonts w:ascii="Noto Sans CJK SC" w:hAnsi="Noto Sans CJK SC" w:eastAsia="Noto Sans CJK SC"/>
+                <w:rFonts w:ascii="Microsoft YaHei" w:hAnsi="Microsoft YaHei" w:eastAsia="Microsoft YaHei" w:cs="Microsoft YaHei" w:hint="eastAsia"/>
                 <w:b w:val="0"/>
                 <w:color w:val="000000"/>
                 <w:sz w:val="17"/>
@@ -9385,7 +9427,7 @@
             </w:pPr>
             <w:r>
               <w:rPr>
-                <w:rFonts w:ascii="Noto Sans CJK SC" w:hAnsi="Noto Sans CJK SC" w:eastAsia="Noto Sans CJK SC"/>
+                <w:rFonts w:ascii="Microsoft YaHei" w:hAnsi="Microsoft YaHei" w:eastAsia="Microsoft YaHei" w:cs="Microsoft YaHei" w:hint="eastAsia"/>
                 <w:b w:val="0"/>
                 <w:color w:val="000000"/>
                 <w:sz w:val="17"/>
@@ -9411,7 +9453,7 @@
             </w:pPr>
             <w:r>
               <w:rPr>
-                <w:rFonts w:ascii="Noto Sans CJK SC" w:hAnsi="Noto Sans CJK SC" w:eastAsia="Noto Sans CJK SC"/>
+                <w:rFonts w:ascii="Microsoft YaHei" w:hAnsi="Microsoft YaHei" w:eastAsia="Microsoft YaHei" w:cs="Microsoft YaHei" w:hint="eastAsia"/>
                 <w:b w:val="0"/>
                 <w:color w:val="000000"/>
                 <w:sz w:val="17"/>
@@ -9437,7 +9479,7 @@
             </w:pPr>
             <w:r>
               <w:rPr>
-                <w:rFonts w:ascii="Noto Sans CJK SC" w:hAnsi="Noto Sans CJK SC" w:eastAsia="Noto Sans CJK SC"/>
+                <w:rFonts w:ascii="Microsoft YaHei" w:hAnsi="Microsoft YaHei" w:eastAsia="Microsoft YaHei" w:cs="Microsoft YaHei" w:hint="eastAsia"/>
                 <w:b w:val="0"/>
                 <w:color w:val="000000"/>
                 <w:sz w:val="17"/>
@@ -9463,7 +9505,7 @@
             </w:pPr>
             <w:r>
               <w:rPr>
-                <w:rFonts w:ascii="Noto Sans CJK SC" w:hAnsi="Noto Sans CJK SC" w:eastAsia="Noto Sans CJK SC"/>
+                <w:rFonts w:ascii="Microsoft YaHei" w:hAnsi="Microsoft YaHei" w:eastAsia="Microsoft YaHei" w:cs="Microsoft YaHei" w:hint="eastAsia"/>
                 <w:b w:val="0"/>
                 <w:color w:val="000000"/>
                 <w:sz w:val="17"/>
@@ -9511,7 +9553,7 @@
             </w:pPr>
             <w:r>
               <w:rPr>
-                <w:rFonts w:ascii="Noto Sans CJK SC" w:hAnsi="Noto Sans CJK SC" w:eastAsia="Noto Sans CJK SC"/>
+                <w:rFonts w:ascii="Microsoft YaHei" w:hAnsi="Microsoft YaHei" w:eastAsia="Microsoft YaHei" w:cs="Microsoft YaHei" w:hint="eastAsia"/>
                 <w:b w:val="0"/>
                 <w:color w:val="000000"/>
                 <w:sz w:val="17"/>
@@ -9537,7 +9579,7 @@
             </w:pPr>
             <w:r>
               <w:rPr>
-                <w:rFonts w:ascii="Noto Sans CJK SC" w:hAnsi="Noto Sans CJK SC" w:eastAsia="Noto Sans CJK SC"/>
+                <w:rFonts w:ascii="Microsoft YaHei" w:hAnsi="Microsoft YaHei" w:eastAsia="Microsoft YaHei" w:cs="Microsoft YaHei" w:hint="eastAsia"/>
                 <w:b w:val="0"/>
                 <w:color w:val="000000"/>
                 <w:sz w:val="17"/>
@@ -9563,7 +9605,7 @@
             </w:pPr>
             <w:r>
               <w:rPr>
-                <w:rFonts w:ascii="Noto Sans CJK SC" w:hAnsi="Noto Sans CJK SC" w:eastAsia="Noto Sans CJK SC"/>
+                <w:rFonts w:ascii="Microsoft YaHei" w:hAnsi="Microsoft YaHei" w:eastAsia="Microsoft YaHei" w:cs="Microsoft YaHei" w:hint="eastAsia"/>
                 <w:b w:val="0"/>
                 <w:color w:val="000000"/>
                 <w:sz w:val="17"/>
@@ -9589,7 +9631,7 @@
             </w:pPr>
             <w:r>
               <w:rPr>
-                <w:rFonts w:ascii="Noto Sans CJK SC" w:hAnsi="Noto Sans CJK SC" w:eastAsia="Noto Sans CJK SC"/>
+                <w:rFonts w:ascii="Microsoft YaHei" w:hAnsi="Microsoft YaHei" w:eastAsia="Microsoft YaHei" w:cs="Microsoft YaHei" w:hint="eastAsia"/>
                 <w:b w:val="0"/>
                 <w:color w:val="000000"/>
                 <w:sz w:val="17"/>
@@ -9637,7 +9679,7 @@
             </w:pPr>
             <w:r>
               <w:rPr>
-                <w:rFonts w:ascii="Noto Sans CJK SC" w:hAnsi="Noto Sans CJK SC" w:eastAsia="Noto Sans CJK SC"/>
+                <w:rFonts w:ascii="Microsoft YaHei" w:hAnsi="Microsoft YaHei" w:eastAsia="Microsoft YaHei" w:cs="Microsoft YaHei" w:hint="eastAsia"/>
                 <w:b w:val="0"/>
                 <w:color w:val="000000"/>
                 <w:sz w:val="17"/>
@@ -9663,7 +9705,7 @@
             </w:pPr>
             <w:r>
               <w:rPr>
-                <w:rFonts w:ascii="Noto Sans CJK SC" w:hAnsi="Noto Sans CJK SC" w:eastAsia="Noto Sans CJK SC"/>
+                <w:rFonts w:ascii="Microsoft YaHei" w:hAnsi="Microsoft YaHei" w:eastAsia="Microsoft YaHei" w:cs="Microsoft YaHei" w:hint="eastAsia"/>
                 <w:b w:val="0"/>
                 <w:color w:val="000000"/>
                 <w:sz w:val="17"/>
@@ -9689,7 +9731,7 @@
             </w:pPr>
             <w:r>
               <w:rPr>
-                <w:rFonts w:ascii="Noto Sans CJK SC" w:hAnsi="Noto Sans CJK SC" w:eastAsia="Noto Sans CJK SC"/>
+                <w:rFonts w:ascii="Microsoft YaHei" w:hAnsi="Microsoft YaHei" w:eastAsia="Microsoft YaHei" w:cs="Microsoft YaHei" w:hint="eastAsia"/>
                 <w:b w:val="0"/>
                 <w:color w:val="000000"/>
                 <w:sz w:val="17"/>
@@ -9715,7 +9757,7 @@
             </w:pPr>
             <w:r>
               <w:rPr>
-                <w:rFonts w:ascii="Noto Sans CJK SC" w:hAnsi="Noto Sans CJK SC" w:eastAsia="Noto Sans CJK SC"/>
+                <w:rFonts w:ascii="Microsoft YaHei" w:hAnsi="Microsoft YaHei" w:eastAsia="Microsoft YaHei" w:cs="Microsoft YaHei" w:hint="eastAsia"/>
                 <w:b w:val="0"/>
                 <w:color w:val="000000"/>
                 <w:sz w:val="17"/>
@@ -9763,7 +9805,7 @@
             </w:pPr>
             <w:r>
               <w:rPr>
-                <w:rFonts w:ascii="Noto Sans CJK SC" w:hAnsi="Noto Sans CJK SC" w:eastAsia="Noto Sans CJK SC"/>
+                <w:rFonts w:ascii="Microsoft YaHei" w:hAnsi="Microsoft YaHei" w:eastAsia="Microsoft YaHei" w:cs="Microsoft YaHei" w:hint="eastAsia"/>
                 <w:b w:val="0"/>
                 <w:color w:val="000000"/>
                 <w:sz w:val="17"/>
@@ -9789,7 +9831,7 @@
             </w:pPr>
             <w:r>
               <w:rPr>
-                <w:rFonts w:ascii="Noto Sans CJK SC" w:hAnsi="Noto Sans CJK SC" w:eastAsia="Noto Sans CJK SC"/>
+                <w:rFonts w:ascii="Microsoft YaHei" w:hAnsi="Microsoft YaHei" w:eastAsia="Microsoft YaHei" w:cs="Microsoft YaHei" w:hint="eastAsia"/>
                 <w:b w:val="0"/>
                 <w:color w:val="000000"/>
                 <w:sz w:val="17"/>
@@ -9815,7 +9857,7 @@
             </w:pPr>
             <w:r>
               <w:rPr>
-                <w:rFonts w:ascii="Noto Sans CJK SC" w:hAnsi="Noto Sans CJK SC" w:eastAsia="Noto Sans CJK SC"/>
+                <w:rFonts w:ascii="Microsoft YaHei" w:hAnsi="Microsoft YaHei" w:eastAsia="Microsoft YaHei" w:cs="Microsoft YaHei" w:hint="eastAsia"/>
                 <w:b w:val="0"/>
                 <w:color w:val="000000"/>
                 <w:sz w:val="17"/>
@@ -9841,7 +9883,7 @@
             </w:pPr>
             <w:r>
               <w:rPr>
-                <w:rFonts w:ascii="Noto Sans CJK SC" w:hAnsi="Noto Sans CJK SC" w:eastAsia="Noto Sans CJK SC"/>
+                <w:rFonts w:ascii="Microsoft YaHei" w:hAnsi="Microsoft YaHei" w:eastAsia="Microsoft YaHei" w:cs="Microsoft YaHei" w:hint="eastAsia"/>
                 <w:b w:val="0"/>
                 <w:color w:val="000000"/>
                 <w:sz w:val="17"/>
@@ -9889,7 +9931,7 @@
             </w:pPr>
             <w:r>
               <w:rPr>
-                <w:rFonts w:ascii="Noto Sans CJK SC" w:hAnsi="Noto Sans CJK SC" w:eastAsia="Noto Sans CJK SC"/>
+                <w:rFonts w:ascii="Microsoft YaHei" w:hAnsi="Microsoft YaHei" w:eastAsia="Microsoft YaHei" w:cs="Microsoft YaHei" w:hint="eastAsia"/>
                 <w:b w:val="0"/>
                 <w:color w:val="000000"/>
                 <w:sz w:val="17"/>
@@ -9915,7 +9957,7 @@
             </w:pPr>
             <w:r>
               <w:rPr>
-                <w:rFonts w:ascii="Noto Sans CJK SC" w:hAnsi="Noto Sans CJK SC" w:eastAsia="Noto Sans CJK SC"/>
+                <w:rFonts w:ascii="Microsoft YaHei" w:hAnsi="Microsoft YaHei" w:eastAsia="Microsoft YaHei" w:cs="Microsoft YaHei" w:hint="eastAsia"/>
                 <w:b w:val="0"/>
                 <w:color w:val="000000"/>
                 <w:sz w:val="17"/>
@@ -9941,7 +9983,7 @@
             </w:pPr>
             <w:r>
               <w:rPr>
-                <w:rFonts w:ascii="Noto Sans CJK SC" w:hAnsi="Noto Sans CJK SC" w:eastAsia="Noto Sans CJK SC"/>
+                <w:rFonts w:ascii="Microsoft YaHei" w:hAnsi="Microsoft YaHei" w:eastAsia="Microsoft YaHei" w:cs="Microsoft YaHei" w:hint="eastAsia"/>
                 <w:b w:val="0"/>
                 <w:color w:val="000000"/>
                 <w:sz w:val="17"/>
@@ -9967,7 +10009,7 @@
             </w:pPr>
             <w:r>
               <w:rPr>
-                <w:rFonts w:ascii="Noto Sans CJK SC" w:hAnsi="Noto Sans CJK SC" w:eastAsia="Noto Sans CJK SC"/>
+                <w:rFonts w:ascii="Microsoft YaHei" w:hAnsi="Microsoft YaHei" w:eastAsia="Microsoft YaHei" w:cs="Microsoft YaHei" w:hint="eastAsia"/>
                 <w:b w:val="0"/>
                 <w:color w:val="000000"/>
                 <w:sz w:val="17"/>
@@ -10015,7 +10057,7 @@
             </w:pPr>
             <w:r>
               <w:rPr>
-                <w:rFonts w:ascii="Noto Sans CJK SC" w:hAnsi="Noto Sans CJK SC" w:eastAsia="Noto Sans CJK SC"/>
+                <w:rFonts w:ascii="Microsoft YaHei" w:hAnsi="Microsoft YaHei" w:eastAsia="Microsoft YaHei" w:cs="Microsoft YaHei" w:hint="eastAsia"/>
                 <w:b w:val="0"/>
                 <w:color w:val="000000"/>
                 <w:sz w:val="17"/>
@@ -10041,7 +10083,7 @@
             </w:pPr>
             <w:r>
               <w:rPr>
-                <w:rFonts w:ascii="Noto Sans CJK SC" w:hAnsi="Noto Sans CJK SC" w:eastAsia="Noto Sans CJK SC"/>
+                <w:rFonts w:ascii="Microsoft YaHei" w:hAnsi="Microsoft YaHei" w:eastAsia="Microsoft YaHei" w:cs="Microsoft YaHei" w:hint="eastAsia"/>
                 <w:b w:val="0"/>
                 <w:color w:val="000000"/>
                 <w:sz w:val="17"/>
@@ -10067,7 +10109,7 @@
             </w:pPr>
             <w:r>
               <w:rPr>
-                <w:rFonts w:ascii="Noto Sans CJK SC" w:hAnsi="Noto Sans CJK SC" w:eastAsia="Noto Sans CJK SC"/>
+                <w:rFonts w:ascii="Microsoft YaHei" w:hAnsi="Microsoft YaHei" w:eastAsia="Microsoft YaHei" w:cs="Microsoft YaHei" w:hint="eastAsia"/>
                 <w:b w:val="0"/>
                 <w:color w:val="000000"/>
                 <w:sz w:val="17"/>
@@ -10093,7 +10135,7 @@
             </w:pPr>
             <w:r>
               <w:rPr>
-                <w:rFonts w:ascii="Noto Sans CJK SC" w:hAnsi="Noto Sans CJK SC" w:eastAsia="Noto Sans CJK SC"/>
+                <w:rFonts w:ascii="Microsoft YaHei" w:hAnsi="Microsoft YaHei" w:eastAsia="Microsoft YaHei" w:cs="Microsoft YaHei" w:hint="eastAsia"/>
                 <w:b w:val="0"/>
                 <w:color w:val="000000"/>
                 <w:sz w:val="17"/>
@@ -10141,7 +10183,7 @@
             </w:pPr>
             <w:r>
               <w:rPr>
-                <w:rFonts w:ascii="Noto Sans CJK SC" w:hAnsi="Noto Sans CJK SC" w:eastAsia="Noto Sans CJK SC"/>
+                <w:rFonts w:ascii="Microsoft YaHei" w:hAnsi="Microsoft YaHei" w:eastAsia="Microsoft YaHei" w:cs="Microsoft YaHei" w:hint="eastAsia"/>
                 <w:b w:val="0"/>
                 <w:color w:val="000000"/>
                 <w:sz w:val="17"/>
@@ -10167,7 +10209,7 @@
             </w:pPr>
             <w:r>
               <w:rPr>
-                <w:rFonts w:ascii="Noto Sans CJK SC" w:hAnsi="Noto Sans CJK SC" w:eastAsia="Noto Sans CJK SC"/>
+                <w:rFonts w:ascii="Microsoft YaHei" w:hAnsi="Microsoft YaHei" w:eastAsia="Microsoft YaHei" w:cs="Microsoft YaHei" w:hint="eastAsia"/>
                 <w:b w:val="0"/>
                 <w:color w:val="000000"/>
                 <w:sz w:val="17"/>
@@ -10193,7 +10235,7 @@
             </w:pPr>
             <w:r>
               <w:rPr>
-                <w:rFonts w:ascii="Noto Sans CJK SC" w:hAnsi="Noto Sans CJK SC" w:eastAsia="Noto Sans CJK SC"/>
+                <w:rFonts w:ascii="Microsoft YaHei" w:hAnsi="Microsoft YaHei" w:eastAsia="Microsoft YaHei" w:cs="Microsoft YaHei" w:hint="eastAsia"/>
                 <w:b w:val="0"/>
                 <w:color w:val="000000"/>
                 <w:sz w:val="17"/>
@@ -10219,7 +10261,7 @@
             </w:pPr>
             <w:r>
               <w:rPr>
-                <w:rFonts w:ascii="Noto Sans CJK SC" w:hAnsi="Noto Sans CJK SC" w:eastAsia="Noto Sans CJK SC"/>
+                <w:rFonts w:ascii="Microsoft YaHei" w:hAnsi="Microsoft YaHei" w:eastAsia="Microsoft YaHei" w:cs="Microsoft YaHei" w:hint="eastAsia"/>
                 <w:b w:val="0"/>
                 <w:color w:val="000000"/>
                 <w:sz w:val="17"/>
@@ -10242,7 +10284,7 @@
       </w:pPr>
       <w:r>
         <w:rPr>
-          <w:rFonts w:ascii="Noto Sans CJK SC" w:hAnsi="Noto Sans CJK SC" w:eastAsia="Noto Sans CJK SC"/>
+          <w:rFonts w:ascii="Microsoft YaHei" w:hAnsi="Microsoft YaHei" w:eastAsia="Microsoft YaHei" w:cs="Microsoft YaHei" w:hint="eastAsia"/>
           <w:b/>
           <w:color w:val="000000"/>
           <w:sz w:val="32"/>
@@ -10257,12 +10299,12 @@
       </w:pPr>
       <w:r>
         <w:rPr>
-          <w:rFonts w:ascii="Noto Sans CJK SC" w:hAnsi="Noto Sans CJK SC" w:eastAsia="Noto Sans CJK SC"/>
+          <w:rFonts w:ascii="Microsoft YaHei" w:hAnsi="Microsoft YaHei" w:eastAsia="Microsoft YaHei" w:cs="Microsoft YaHei" w:hint="eastAsia"/>
           <w:b/>
           <w:color w:val="000000"/>
           <w:sz w:val="26"/>
         </w:rPr>
-        <w:t>6.1 加入班级</w:t>
+        <w:t>6.1 账号注册、资料完善与加入班级</w:t>
       </w:r>
     </w:p>
     <w:tbl>
@@ -10312,6 +10354,7 @@
         <w:trPr>
           <w:cantSplit/>
           <w:jc w:val="center"/>
+          <w:tblHeader w:val="true"/>
         </w:trPr>
         <w:tc>
           <w:tcPr>
@@ -10332,7 +10375,7 @@
             </w:pPr>
             <w:r>
               <w:rPr>
-                <w:rFonts w:ascii="Noto Sans CJK SC" w:hAnsi="Noto Sans CJK SC" w:eastAsia="Noto Sans CJK SC"/>
+                <w:rFonts w:ascii="Microsoft YaHei" w:hAnsi="Microsoft YaHei" w:eastAsia="Microsoft YaHei" w:cs="Microsoft YaHei" w:hint="eastAsia"/>
                 <w:b/>
                 <w:color w:val="000000"/>
                 <w:sz w:val="17"/>
@@ -10360,7 +10403,7 @@
             </w:pPr>
             <w:r>
               <w:rPr>
-                <w:rFonts w:ascii="Noto Sans CJK SC" w:hAnsi="Noto Sans CJK SC" w:eastAsia="Noto Sans CJK SC"/>
+                <w:rFonts w:ascii="Microsoft YaHei" w:hAnsi="Microsoft YaHei" w:eastAsia="Microsoft YaHei" w:cs="Microsoft YaHei" w:hint="eastAsia"/>
                 <w:b/>
                 <w:color w:val="000000"/>
                 <w:sz w:val="17"/>
@@ -10388,7 +10431,7 @@
             </w:pPr>
             <w:r>
               <w:rPr>
-                <w:rFonts w:ascii="Noto Sans CJK SC" w:hAnsi="Noto Sans CJK SC" w:eastAsia="Noto Sans CJK SC"/>
+                <w:rFonts w:ascii="Microsoft YaHei" w:hAnsi="Microsoft YaHei" w:eastAsia="Microsoft YaHei" w:cs="Microsoft YaHei" w:hint="eastAsia"/>
                 <w:b/>
                 <w:color w:val="000000"/>
                 <w:sz w:val="17"/>
@@ -10416,7 +10459,7 @@
             </w:pPr>
             <w:r>
               <w:rPr>
-                <w:rFonts w:ascii="Noto Sans CJK SC" w:hAnsi="Noto Sans CJK SC" w:eastAsia="Noto Sans CJK SC"/>
+                <w:rFonts w:ascii="Microsoft YaHei" w:hAnsi="Microsoft YaHei" w:eastAsia="Microsoft YaHei" w:cs="Microsoft YaHei" w:hint="eastAsia"/>
                 <w:b/>
                 <w:color w:val="000000"/>
                 <w:sz w:val="17"/>
@@ -10464,12 +10507,12 @@
             </w:pPr>
             <w:r>
               <w:rPr>
-                <w:rFonts w:ascii="Noto Sans CJK SC" w:hAnsi="Noto Sans CJK SC" w:eastAsia="Noto Sans CJK SC"/>
-                <w:b w:val="0"/>
-                <w:color w:val="000000"/>
-                <w:sz w:val="17"/>
-              </w:rPr>
-              <w:t>S-B-01</w:t>
+                <w:rFonts w:ascii="Microsoft YaHei" w:hAnsi="Microsoft YaHei" w:eastAsia="Microsoft YaHei" w:cs="Microsoft YaHei" w:hint="eastAsia"/>
+                <w:b w:val="0"/>
+                <w:color w:val="000000"/>
+                <w:sz w:val="17"/>
+              </w:rPr>
+              <w:t>S-A-01</w:t>
             </w:r>
           </w:p>
         </w:tc>
@@ -10490,12 +10533,12 @@
             </w:pPr>
             <w:r>
               <w:rPr>
-                <w:rFonts w:ascii="Noto Sans CJK SC" w:hAnsi="Noto Sans CJK SC" w:eastAsia="Noto Sans CJK SC"/>
-                <w:b w:val="0"/>
-                <w:color w:val="000000"/>
-                <w:sz w:val="17"/>
-              </w:rPr>
-              <w:t>输入邀请码加入班级</w:t>
+                <w:rFonts w:ascii="Microsoft YaHei" w:hAnsi="Microsoft YaHei" w:eastAsia="Microsoft YaHei" w:cs="Microsoft YaHei" w:hint="eastAsia"/>
+                <w:b w:val="0"/>
+                <w:color w:val="000000"/>
+                <w:sz w:val="17"/>
+              </w:rPr>
+              <w:t>注册账号</w:t>
             </w:r>
           </w:p>
         </w:tc>
@@ -10516,12 +10559,12 @@
             </w:pPr>
             <w:r>
               <w:rPr>
-                <w:rFonts w:ascii="Noto Sans CJK SC" w:hAnsi="Noto Sans CJK SC" w:eastAsia="Noto Sans CJK SC"/>
-                <w:b w:val="0"/>
-                <w:color w:val="000000"/>
-                <w:sz w:val="17"/>
-              </w:rPr>
-              <w:t>学生输入教师提供的邀请码后加入对应班级。</w:t>
+                <w:rFonts w:ascii="Microsoft YaHei" w:hAnsi="Microsoft YaHei" w:eastAsia="Microsoft YaHei" w:cs="Microsoft YaHei" w:hint="eastAsia"/>
+                <w:b w:val="0"/>
+                <w:color w:val="000000"/>
+                <w:sz w:val="17"/>
+              </w:rPr>
+              <w:t>教师或学生注册时填写唯一用户名、密码、确认密码和角色；姓名、手机号不在注册阶段填写。密码长度为 8 至 50 位，且不能仅包含数字。</w:t>
             </w:r>
           </w:p>
         </w:tc>
@@ -10542,7 +10585,7 @@
             </w:pPr>
             <w:r>
               <w:rPr>
-                <w:rFonts w:ascii="Noto Sans CJK SC" w:hAnsi="Noto Sans CJK SC" w:eastAsia="Noto Sans CJK SC"/>
+                <w:rFonts w:ascii="Microsoft YaHei" w:hAnsi="Microsoft YaHei" w:eastAsia="Microsoft YaHei" w:cs="Microsoft YaHei" w:hint="eastAsia"/>
                 <w:b w:val="0"/>
                 <w:color w:val="000000"/>
                 <w:sz w:val="17"/>
@@ -10590,7 +10633,385 @@
             </w:pPr>
             <w:r>
               <w:rPr>
-                <w:rFonts w:ascii="Noto Sans CJK SC" w:hAnsi="Noto Sans CJK SC" w:eastAsia="Noto Sans CJK SC"/>
+                <w:rFonts w:ascii="Microsoft YaHei" w:hAnsi="Microsoft YaHei" w:eastAsia="Microsoft YaHei" w:cs="Microsoft YaHei" w:hint="eastAsia"/>
+                <w:b w:val="0"/>
+                <w:color w:val="000000"/>
+                <w:sz w:val="17"/>
+              </w:rPr>
+              <w:t>S-A-02</w:t>
+            </w:r>
+          </w:p>
+        </w:tc>
+        <w:tc>
+          <w:tcPr>
+            <w:tcW w:w="2268" w:type="dxa"/>
+            <w:tcMar>
+              <w:top w:w="70" w:type="dxa"/>
+              <w:left w:w="80" w:type="dxa"/>
+              <w:bottom w:w="70" w:type="dxa"/>
+              <w:right w:w="80" w:type="dxa"/>
+            </w:tcMar>
+            <w:vAlign w:val="center"/>
+          </w:tcPr>
+          <w:p>
+            <w:pPr>
+              <w:spacing w:after="0" w:line="259" w:lineRule="auto"/>
+            </w:pPr>
+            <w:r>
+              <w:rPr>
+                <w:rFonts w:ascii="Microsoft YaHei" w:hAnsi="Microsoft YaHei" w:eastAsia="Microsoft YaHei" w:cs="Microsoft YaHei" w:hint="eastAsia"/>
+                <w:b w:val="0"/>
+                <w:color w:val="000000"/>
+                <w:sz w:val="17"/>
+              </w:rPr>
+              <w:t>用户名登录</w:t>
+            </w:r>
+          </w:p>
+        </w:tc>
+        <w:tc>
+          <w:tcPr>
+            <w:tcW w:w="5669" w:type="dxa"/>
+            <w:tcMar>
+              <w:top w:w="70" w:type="dxa"/>
+              <w:left w:w="80" w:type="dxa"/>
+              <w:bottom w:w="70" w:type="dxa"/>
+              <w:right w:w="80" w:type="dxa"/>
+            </w:tcMar>
+            <w:vAlign w:val="center"/>
+          </w:tcPr>
+          <w:p>
+            <w:pPr>
+              <w:spacing w:after="0" w:line="259" w:lineRule="auto"/>
+            </w:pPr>
+            <w:r>
+              <w:rPr>
+                <w:rFonts w:ascii="Microsoft YaHei" w:hAnsi="Microsoft YaHei" w:eastAsia="Microsoft YaHei" w:cs="Microsoft YaHei" w:hint="eastAsia"/>
+                <w:b w:val="0"/>
+                <w:color w:val="000000"/>
+                <w:sz w:val="17"/>
+              </w:rPr>
+              <w:t>用户使用唯一用户名和密码登录平台，不使用姓名或手机号作为登录标识。</w:t>
+            </w:r>
+          </w:p>
+        </w:tc>
+        <w:tc>
+          <w:tcPr>
+            <w:tcW w:w="1020" w:type="dxa"/>
+            <w:tcMar>
+              <w:top w:w="70" w:type="dxa"/>
+              <w:left w:w="80" w:type="dxa"/>
+              <w:bottom w:w="70" w:type="dxa"/>
+              <w:right w:w="80" w:type="dxa"/>
+            </w:tcMar>
+            <w:vAlign w:val="center"/>
+          </w:tcPr>
+          <w:p>
+            <w:pPr>
+              <w:spacing w:after="0" w:line="259" w:lineRule="auto"/>
+            </w:pPr>
+            <w:r>
+              <w:rPr>
+                <w:rFonts w:ascii="Microsoft YaHei" w:hAnsi="Microsoft YaHei" w:eastAsia="Microsoft YaHei" w:cs="Microsoft YaHei" w:hint="eastAsia"/>
+                <w:b w:val="0"/>
+                <w:color w:val="000000"/>
+                <w:sz w:val="17"/>
+              </w:rPr>
+              <w:t>高</w:t>
+            </w:r>
+          </w:p>
+        </w:tc>
+      </w:tr>
+      <w:tr>
+        <w:tblPrEx>
+          <w:tblBorders>
+            <w:top w:val="single" w:color="auto" w:sz="4" w:space="0"/>
+            <w:left w:val="single" w:color="auto" w:sz="4" w:space="0"/>
+            <w:bottom w:val="single" w:color="auto" w:sz="4" w:space="0"/>
+            <w:right w:val="single" w:color="auto" w:sz="4" w:space="0"/>
+            <w:insideH w:val="single" w:color="auto" w:sz="4" w:space="0"/>
+            <w:insideV w:val="single" w:color="auto" w:sz="4" w:space="0"/>
+          </w:tblBorders>
+          <w:tblCellMar>
+            <w:top w:w="0" w:type="dxa"/>
+            <w:left w:w="108" w:type="dxa"/>
+            <w:bottom w:w="0" w:type="dxa"/>
+            <w:right w:w="108" w:type="dxa"/>
+          </w:tblCellMar>
+        </w:tblPrEx>
+        <w:trPr>
+          <w:cantSplit/>
+          <w:jc w:val="center"/>
+        </w:trPr>
+        <w:tc>
+          <w:tcPr>
+            <w:tcW w:w="1134" w:type="dxa"/>
+            <w:tcMar>
+              <w:top w:w="70" w:type="dxa"/>
+              <w:left w:w="80" w:type="dxa"/>
+              <w:bottom w:w="70" w:type="dxa"/>
+              <w:right w:w="80" w:type="dxa"/>
+            </w:tcMar>
+            <w:vAlign w:val="center"/>
+          </w:tcPr>
+          <w:p>
+            <w:pPr>
+              <w:spacing w:after="0" w:line="259" w:lineRule="auto"/>
+            </w:pPr>
+            <w:r>
+              <w:rPr>
+                <w:rFonts w:ascii="Microsoft YaHei" w:hAnsi="Microsoft YaHei" w:eastAsia="Microsoft YaHei" w:cs="Microsoft YaHei" w:hint="eastAsia"/>
+                <w:b w:val="0"/>
+                <w:color w:val="000000"/>
+                <w:sz w:val="17"/>
+              </w:rPr>
+              <w:t>S-A-03</w:t>
+            </w:r>
+          </w:p>
+        </w:tc>
+        <w:tc>
+          <w:tcPr>
+            <w:tcW w:w="2268" w:type="dxa"/>
+            <w:tcMar>
+              <w:top w:w="70" w:type="dxa"/>
+              <w:left w:w="80" w:type="dxa"/>
+              <w:bottom w:w="70" w:type="dxa"/>
+              <w:right w:w="80" w:type="dxa"/>
+            </w:tcMar>
+            <w:vAlign w:val="center"/>
+          </w:tcPr>
+          <w:p>
+            <w:pPr>
+              <w:spacing w:after="0" w:line="259" w:lineRule="auto"/>
+            </w:pPr>
+            <w:r>
+              <w:rPr>
+                <w:rFonts w:ascii="Microsoft YaHei" w:hAnsi="Microsoft YaHei" w:eastAsia="Microsoft YaHei" w:cs="Microsoft YaHei" w:hint="eastAsia"/>
+                <w:b w:val="0"/>
+                <w:color w:val="000000"/>
+                <w:sz w:val="17"/>
+              </w:rPr>
+              <w:t>完善个人资料</w:t>
+            </w:r>
+          </w:p>
+        </w:tc>
+        <w:tc>
+          <w:tcPr>
+            <w:tcW w:w="5669" w:type="dxa"/>
+            <w:tcMar>
+              <w:top w:w="70" w:type="dxa"/>
+              <w:left w:w="80" w:type="dxa"/>
+              <w:bottom w:w="70" w:type="dxa"/>
+              <w:right w:w="80" w:type="dxa"/>
+            </w:tcMar>
+            <w:vAlign w:val="center"/>
+          </w:tcPr>
+          <w:p>
+            <w:pPr>
+              <w:spacing w:after="0" w:line="259" w:lineRule="auto"/>
+            </w:pPr>
+            <w:r>
+              <w:rPr>
+                <w:rFonts w:ascii="Microsoft YaHei" w:hAnsi="Microsoft YaHei" w:eastAsia="Microsoft YaHei" w:cs="Microsoft YaHei" w:hint="eastAsia"/>
+                <w:b w:val="0"/>
+                <w:color w:val="000000"/>
+                <w:sz w:val="17"/>
+              </w:rPr>
+              <w:t>登录后如姓名或手机号缺失，系统持续提示用户前往个人中心填写；资料保存后提示自动消失。</w:t>
+            </w:r>
+          </w:p>
+        </w:tc>
+        <w:tc>
+          <w:tcPr>
+            <w:tcW w:w="1020" w:type="dxa"/>
+            <w:tcMar>
+              <w:top w:w="70" w:type="dxa"/>
+              <w:left w:w="80" w:type="dxa"/>
+              <w:bottom w:w="70" w:type="dxa"/>
+              <w:right w:w="80" w:type="dxa"/>
+            </w:tcMar>
+            <w:vAlign w:val="center"/>
+          </w:tcPr>
+          <w:p>
+            <w:pPr>
+              <w:spacing w:after="0" w:line="259" w:lineRule="auto"/>
+            </w:pPr>
+            <w:r>
+              <w:rPr>
+                <w:rFonts w:ascii="Microsoft YaHei" w:hAnsi="Microsoft YaHei" w:eastAsia="Microsoft YaHei" w:cs="Microsoft YaHei" w:hint="eastAsia"/>
+                <w:b w:val="0"/>
+                <w:color w:val="000000"/>
+                <w:sz w:val="17"/>
+              </w:rPr>
+              <w:t>高</w:t>
+            </w:r>
+          </w:p>
+        </w:tc>
+      </w:tr>
+      <w:tr>
+        <w:tblPrEx>
+          <w:tblBorders>
+            <w:top w:val="single" w:color="auto" w:sz="4" w:space="0"/>
+            <w:left w:val="single" w:color="auto" w:sz="4" w:space="0"/>
+            <w:bottom w:val="single" w:color="auto" w:sz="4" w:space="0"/>
+            <w:right w:val="single" w:color="auto" w:sz="4" w:space="0"/>
+            <w:insideH w:val="single" w:color="auto" w:sz="4" w:space="0"/>
+            <w:insideV w:val="single" w:color="auto" w:sz="4" w:space="0"/>
+          </w:tblBorders>
+          <w:tblCellMar>
+            <w:top w:w="0" w:type="dxa"/>
+            <w:left w:w="108" w:type="dxa"/>
+            <w:bottom w:w="0" w:type="dxa"/>
+            <w:right w:w="108" w:type="dxa"/>
+          </w:tblCellMar>
+        </w:tblPrEx>
+        <w:trPr>
+          <w:cantSplit/>
+          <w:jc w:val="center"/>
+        </w:trPr>
+        <w:tc>
+          <w:tcPr>
+            <w:tcW w:w="1134" w:type="dxa"/>
+            <w:tcMar>
+              <w:top w:w="70" w:type="dxa"/>
+              <w:left w:w="80" w:type="dxa"/>
+              <w:bottom w:w="70" w:type="dxa"/>
+              <w:right w:w="80" w:type="dxa"/>
+            </w:tcMar>
+            <w:vAlign w:val="center"/>
+          </w:tcPr>
+          <w:p>
+            <w:pPr>
+              <w:spacing w:after="0" w:line="259" w:lineRule="auto"/>
+            </w:pPr>
+            <w:r>
+              <w:rPr>
+                <w:rFonts w:ascii="Microsoft YaHei" w:hAnsi="Microsoft YaHei" w:eastAsia="Microsoft YaHei" w:cs="Microsoft YaHei" w:hint="eastAsia"/>
+                <w:b w:val="0"/>
+                <w:color w:val="000000"/>
+                <w:sz w:val="17"/>
+              </w:rPr>
+              <w:t>S-B-01</w:t>
+            </w:r>
+          </w:p>
+        </w:tc>
+        <w:tc>
+          <w:tcPr>
+            <w:tcW w:w="2268" w:type="dxa"/>
+            <w:tcMar>
+              <w:top w:w="70" w:type="dxa"/>
+              <w:left w:w="80" w:type="dxa"/>
+              <w:bottom w:w="70" w:type="dxa"/>
+              <w:right w:w="80" w:type="dxa"/>
+            </w:tcMar>
+            <w:vAlign w:val="center"/>
+          </w:tcPr>
+          <w:p>
+            <w:pPr>
+              <w:spacing w:after="0" w:line="259" w:lineRule="auto"/>
+            </w:pPr>
+            <w:r>
+              <w:rPr>
+                <w:rFonts w:ascii="Microsoft YaHei" w:hAnsi="Microsoft YaHei" w:eastAsia="Microsoft YaHei" w:cs="Microsoft YaHei" w:hint="eastAsia"/>
+                <w:b w:val="0"/>
+                <w:color w:val="000000"/>
+                <w:sz w:val="17"/>
+              </w:rPr>
+              <w:t>输入邀请码加入班级</w:t>
+            </w:r>
+          </w:p>
+        </w:tc>
+        <w:tc>
+          <w:tcPr>
+            <w:tcW w:w="5669" w:type="dxa"/>
+            <w:tcMar>
+              <w:top w:w="70" w:type="dxa"/>
+              <w:left w:w="80" w:type="dxa"/>
+              <w:bottom w:w="70" w:type="dxa"/>
+              <w:right w:w="80" w:type="dxa"/>
+            </w:tcMar>
+            <w:vAlign w:val="center"/>
+          </w:tcPr>
+          <w:p>
+            <w:pPr>
+              <w:spacing w:after="0" w:line="259" w:lineRule="auto"/>
+            </w:pPr>
+            <w:r>
+              <w:rPr>
+                <w:rFonts w:ascii="Microsoft YaHei" w:hAnsi="Microsoft YaHei" w:eastAsia="Microsoft YaHei" w:cs="Microsoft YaHei" w:hint="eastAsia"/>
+                <w:b w:val="0"/>
+                <w:color w:val="000000"/>
+                <w:sz w:val="17"/>
+              </w:rPr>
+              <w:t>学生只有在姓名和手机号均已填写时，才可输入教师提供的邀请码加入对应班级；前端入口和后端接口均应校验。</w:t>
+            </w:r>
+          </w:p>
+        </w:tc>
+        <w:tc>
+          <w:tcPr>
+            <w:tcW w:w="1020" w:type="dxa"/>
+            <w:tcMar>
+              <w:top w:w="70" w:type="dxa"/>
+              <w:left w:w="80" w:type="dxa"/>
+              <w:bottom w:w="70" w:type="dxa"/>
+              <w:right w:w="80" w:type="dxa"/>
+            </w:tcMar>
+            <w:vAlign w:val="center"/>
+          </w:tcPr>
+          <w:p>
+            <w:pPr>
+              <w:spacing w:after="0" w:line="259" w:lineRule="auto"/>
+            </w:pPr>
+            <w:r>
+              <w:rPr>
+                <w:rFonts w:ascii="Microsoft YaHei" w:hAnsi="Microsoft YaHei" w:eastAsia="Microsoft YaHei" w:cs="Microsoft YaHei" w:hint="eastAsia"/>
+                <w:b w:val="0"/>
+                <w:color w:val="000000"/>
+                <w:sz w:val="17"/>
+              </w:rPr>
+              <w:t>高</w:t>
+            </w:r>
+          </w:p>
+        </w:tc>
+      </w:tr>
+      <w:tr>
+        <w:tblPrEx>
+          <w:tblBorders>
+            <w:top w:val="single" w:color="auto" w:sz="4" w:space="0"/>
+            <w:left w:val="single" w:color="auto" w:sz="4" w:space="0"/>
+            <w:bottom w:val="single" w:color="auto" w:sz="4" w:space="0"/>
+            <w:right w:val="single" w:color="auto" w:sz="4" w:space="0"/>
+            <w:insideH w:val="single" w:color="auto" w:sz="4" w:space="0"/>
+            <w:insideV w:val="single" w:color="auto" w:sz="4" w:space="0"/>
+          </w:tblBorders>
+          <w:tblCellMar>
+            <w:top w:w="0" w:type="dxa"/>
+            <w:left w:w="108" w:type="dxa"/>
+            <w:bottom w:w="0" w:type="dxa"/>
+            <w:right w:w="108" w:type="dxa"/>
+          </w:tblCellMar>
+        </w:tblPrEx>
+        <w:trPr>
+          <w:cantSplit/>
+          <w:jc w:val="center"/>
+        </w:trPr>
+        <w:tc>
+          <w:tcPr>
+            <w:tcW w:w="1134" w:type="dxa"/>
+            <w:tcMar>
+              <w:top w:w="70" w:type="dxa"/>
+              <w:left w:w="80" w:type="dxa"/>
+              <w:bottom w:w="70" w:type="dxa"/>
+              <w:right w:w="80" w:type="dxa"/>
+            </w:tcMar>
+            <w:vAlign w:val="center"/>
+          </w:tcPr>
+          <w:p>
+            <w:pPr>
+              <w:spacing w:after="0" w:line="259" w:lineRule="auto"/>
+            </w:pPr>
+            <w:r>
+              <w:rPr>
+                <w:rFonts w:ascii="Microsoft YaHei" w:hAnsi="Microsoft YaHei" w:eastAsia="Microsoft YaHei" w:cs="Microsoft YaHei" w:hint="eastAsia"/>
                 <w:b w:val="0"/>
                 <w:color w:val="000000"/>
                 <w:sz w:val="17"/>
@@ -10616,7 +11037,7 @@
             </w:pPr>
             <w:r>
               <w:rPr>
-                <w:rFonts w:ascii="Noto Sans CJK SC" w:hAnsi="Noto Sans CJK SC" w:eastAsia="Noto Sans CJK SC"/>
+                <w:rFonts w:ascii="Microsoft YaHei" w:hAnsi="Microsoft YaHei" w:eastAsia="Microsoft YaHei" w:cs="Microsoft YaHei" w:hint="eastAsia"/>
                 <w:b w:val="0"/>
                 <w:color w:val="000000"/>
                 <w:sz w:val="17"/>
@@ -10642,7 +11063,7 @@
             </w:pPr>
             <w:r>
               <w:rPr>
-                <w:rFonts w:ascii="Noto Sans CJK SC" w:hAnsi="Noto Sans CJK SC" w:eastAsia="Noto Sans CJK SC"/>
+                <w:rFonts w:ascii="Microsoft YaHei" w:hAnsi="Microsoft YaHei" w:eastAsia="Microsoft YaHei" w:cs="Microsoft YaHei" w:hint="eastAsia"/>
                 <w:b w:val="0"/>
                 <w:color w:val="000000"/>
                 <w:sz w:val="17"/>
@@ -10668,7 +11089,7 @@
             </w:pPr>
             <w:r>
               <w:rPr>
-                <w:rFonts w:ascii="Noto Sans CJK SC" w:hAnsi="Noto Sans CJK SC" w:eastAsia="Noto Sans CJK SC"/>
+                <w:rFonts w:ascii="Microsoft YaHei" w:hAnsi="Microsoft YaHei" w:eastAsia="Microsoft YaHei" w:cs="Microsoft YaHei" w:hint="eastAsia"/>
                 <w:b w:val="0"/>
                 <w:color w:val="000000"/>
                 <w:sz w:val="17"/>
@@ -10691,7 +11112,7 @@
       </w:pPr>
       <w:r>
         <w:rPr>
-          <w:rFonts w:ascii="Noto Sans CJK SC" w:hAnsi="Noto Sans CJK SC" w:eastAsia="Noto Sans CJK SC"/>
+          <w:rFonts w:ascii="Microsoft YaHei" w:hAnsi="Microsoft YaHei" w:eastAsia="Microsoft YaHei" w:cs="Microsoft YaHei" w:hint="eastAsia"/>
           <w:b/>
           <w:color w:val="000000"/>
           <w:sz w:val="26"/>
@@ -10746,6 +11167,7 @@
         <w:trPr>
           <w:cantSplit/>
           <w:jc w:val="center"/>
+          <w:tblHeader w:val="true"/>
         </w:trPr>
         <w:tc>
           <w:tcPr>
@@ -10766,7 +11188,7 @@
             </w:pPr>
             <w:r>
               <w:rPr>
-                <w:rFonts w:ascii="Noto Sans CJK SC" w:hAnsi="Noto Sans CJK SC" w:eastAsia="Noto Sans CJK SC"/>
+                <w:rFonts w:ascii="Microsoft YaHei" w:hAnsi="Microsoft YaHei" w:eastAsia="Microsoft YaHei" w:cs="Microsoft YaHei" w:hint="eastAsia"/>
                 <w:b/>
                 <w:color w:val="000000"/>
                 <w:sz w:val="17"/>
@@ -10794,7 +11216,7 @@
             </w:pPr>
             <w:r>
               <w:rPr>
-                <w:rFonts w:ascii="Noto Sans CJK SC" w:hAnsi="Noto Sans CJK SC" w:eastAsia="Noto Sans CJK SC"/>
+                <w:rFonts w:ascii="Microsoft YaHei" w:hAnsi="Microsoft YaHei" w:eastAsia="Microsoft YaHei" w:cs="Microsoft YaHei" w:hint="eastAsia"/>
                 <w:b/>
                 <w:color w:val="000000"/>
                 <w:sz w:val="17"/>
@@ -10822,7 +11244,7 @@
             </w:pPr>
             <w:r>
               <w:rPr>
-                <w:rFonts w:ascii="Noto Sans CJK SC" w:hAnsi="Noto Sans CJK SC" w:eastAsia="Noto Sans CJK SC"/>
+                <w:rFonts w:ascii="Microsoft YaHei" w:hAnsi="Microsoft YaHei" w:eastAsia="Microsoft YaHei" w:cs="Microsoft YaHei" w:hint="eastAsia"/>
                 <w:b/>
                 <w:color w:val="000000"/>
                 <w:sz w:val="17"/>
@@ -10850,7 +11272,7 @@
             </w:pPr>
             <w:r>
               <w:rPr>
-                <w:rFonts w:ascii="Noto Sans CJK SC" w:hAnsi="Noto Sans CJK SC" w:eastAsia="Noto Sans CJK SC"/>
+                <w:rFonts w:ascii="Microsoft YaHei" w:hAnsi="Microsoft YaHei" w:eastAsia="Microsoft YaHei" w:cs="Microsoft YaHei" w:hint="eastAsia"/>
                 <w:b/>
                 <w:color w:val="000000"/>
                 <w:sz w:val="17"/>
@@ -10898,7 +11320,7 @@
             </w:pPr>
             <w:r>
               <w:rPr>
-                <w:rFonts w:ascii="Noto Sans CJK SC" w:hAnsi="Noto Sans CJK SC" w:eastAsia="Noto Sans CJK SC"/>
+                <w:rFonts w:ascii="Microsoft YaHei" w:hAnsi="Microsoft YaHei" w:eastAsia="Microsoft YaHei" w:cs="Microsoft YaHei" w:hint="eastAsia"/>
                 <w:b w:val="0"/>
                 <w:color w:val="000000"/>
                 <w:sz w:val="17"/>
@@ -10924,7 +11346,7 @@
             </w:pPr>
             <w:r>
               <w:rPr>
-                <w:rFonts w:ascii="Noto Sans CJK SC" w:hAnsi="Noto Sans CJK SC" w:eastAsia="Noto Sans CJK SC"/>
+                <w:rFonts w:ascii="Microsoft YaHei" w:hAnsi="Microsoft YaHei" w:eastAsia="Microsoft YaHei" w:cs="Microsoft YaHei" w:hint="eastAsia"/>
                 <w:b w:val="0"/>
                 <w:color w:val="000000"/>
                 <w:sz w:val="17"/>
@@ -10950,7 +11372,7 @@
             </w:pPr>
             <w:r>
               <w:rPr>
-                <w:rFonts w:ascii="Noto Sans CJK SC" w:hAnsi="Noto Sans CJK SC" w:eastAsia="Noto Sans CJK SC"/>
+                <w:rFonts w:ascii="Microsoft YaHei" w:hAnsi="Microsoft YaHei" w:eastAsia="Microsoft YaHei" w:cs="Microsoft YaHei" w:hint="eastAsia"/>
                 <w:b w:val="0"/>
                 <w:color w:val="000000"/>
                 <w:sz w:val="17"/>
@@ -10976,7 +11398,7 @@
             </w:pPr>
             <w:r>
               <w:rPr>
-                <w:rFonts w:ascii="Noto Sans CJK SC" w:hAnsi="Noto Sans CJK SC" w:eastAsia="Noto Sans CJK SC"/>
+                <w:rFonts w:ascii="Microsoft YaHei" w:hAnsi="Microsoft YaHei" w:eastAsia="Microsoft YaHei" w:cs="Microsoft YaHei" w:hint="eastAsia"/>
                 <w:b w:val="0"/>
                 <w:color w:val="000000"/>
                 <w:sz w:val="17"/>
@@ -11024,7 +11446,7 @@
             </w:pPr>
             <w:r>
               <w:rPr>
-                <w:rFonts w:ascii="Noto Sans CJK SC" w:hAnsi="Noto Sans CJK SC" w:eastAsia="Noto Sans CJK SC"/>
+                <w:rFonts w:ascii="Microsoft YaHei" w:hAnsi="Microsoft YaHei" w:eastAsia="Microsoft YaHei" w:cs="Microsoft YaHei" w:hint="eastAsia"/>
                 <w:b w:val="0"/>
                 <w:color w:val="000000"/>
                 <w:sz w:val="17"/>
@@ -11050,7 +11472,7 @@
             </w:pPr>
             <w:r>
               <w:rPr>
-                <w:rFonts w:ascii="Noto Sans CJK SC" w:hAnsi="Noto Sans CJK SC" w:eastAsia="Noto Sans CJK SC"/>
+                <w:rFonts w:ascii="Microsoft YaHei" w:hAnsi="Microsoft YaHei" w:eastAsia="Microsoft YaHei" w:cs="Microsoft YaHei" w:hint="eastAsia"/>
                 <w:b w:val="0"/>
                 <w:color w:val="000000"/>
                 <w:sz w:val="17"/>
@@ -11076,7 +11498,7 @@
             </w:pPr>
             <w:r>
               <w:rPr>
-                <w:rFonts w:ascii="Noto Sans CJK SC" w:hAnsi="Noto Sans CJK SC" w:eastAsia="Noto Sans CJK SC"/>
+                <w:rFonts w:ascii="Microsoft YaHei" w:hAnsi="Microsoft YaHei" w:eastAsia="Microsoft YaHei" w:cs="Microsoft YaHei" w:hint="eastAsia"/>
                 <w:b w:val="0"/>
                 <w:color w:val="000000"/>
                 <w:sz w:val="17"/>
@@ -11102,7 +11524,7 @@
             </w:pPr>
             <w:r>
               <w:rPr>
-                <w:rFonts w:ascii="Noto Sans CJK SC" w:hAnsi="Noto Sans CJK SC" w:eastAsia="Noto Sans CJK SC"/>
+                <w:rFonts w:ascii="Microsoft YaHei" w:hAnsi="Microsoft YaHei" w:eastAsia="Microsoft YaHei" w:cs="Microsoft YaHei" w:hint="eastAsia"/>
                 <w:b w:val="0"/>
                 <w:color w:val="000000"/>
                 <w:sz w:val="17"/>
@@ -11150,7 +11572,7 @@
             </w:pPr>
             <w:r>
               <w:rPr>
-                <w:rFonts w:ascii="Noto Sans CJK SC" w:hAnsi="Noto Sans CJK SC" w:eastAsia="Noto Sans CJK SC"/>
+                <w:rFonts w:ascii="Microsoft YaHei" w:hAnsi="Microsoft YaHei" w:eastAsia="Microsoft YaHei" w:cs="Microsoft YaHei" w:hint="eastAsia"/>
                 <w:b w:val="0"/>
                 <w:color w:val="000000"/>
                 <w:sz w:val="17"/>
@@ -11176,7 +11598,7 @@
             </w:pPr>
             <w:r>
               <w:rPr>
-                <w:rFonts w:ascii="Noto Sans CJK SC" w:hAnsi="Noto Sans CJK SC" w:eastAsia="Noto Sans CJK SC"/>
+                <w:rFonts w:ascii="Microsoft YaHei" w:hAnsi="Microsoft YaHei" w:eastAsia="Microsoft YaHei" w:cs="Microsoft YaHei" w:hint="eastAsia"/>
                 <w:b w:val="0"/>
                 <w:color w:val="000000"/>
                 <w:sz w:val="17"/>
@@ -11202,7 +11624,7 @@
             </w:pPr>
             <w:r>
               <w:rPr>
-                <w:rFonts w:ascii="Noto Sans CJK SC" w:hAnsi="Noto Sans CJK SC" w:eastAsia="Noto Sans CJK SC"/>
+                <w:rFonts w:ascii="Microsoft YaHei" w:hAnsi="Microsoft YaHei" w:eastAsia="Microsoft YaHei" w:cs="Microsoft YaHei" w:hint="eastAsia"/>
                 <w:b w:val="0"/>
                 <w:color w:val="000000"/>
                 <w:sz w:val="17"/>
@@ -11228,7 +11650,7 @@
             </w:pPr>
             <w:r>
               <w:rPr>
-                <w:rFonts w:ascii="Noto Sans CJK SC" w:hAnsi="Noto Sans CJK SC" w:eastAsia="Noto Sans CJK SC"/>
+                <w:rFonts w:ascii="Microsoft YaHei" w:hAnsi="Microsoft YaHei" w:eastAsia="Microsoft YaHei" w:cs="Microsoft YaHei" w:hint="eastAsia"/>
                 <w:b w:val="0"/>
                 <w:color w:val="000000"/>
                 <w:sz w:val="17"/>
@@ -11247,11 +11669,13 @@
     <w:p>
       <w:pPr>
         <w:pStyle w:val="4"/>
+        <w:keepNext/>
+        <w:pageBreakBefore/>
         <w:spacing w:before="100" w:after="60"/>
       </w:pPr>
       <w:r>
         <w:rPr>
-          <w:rFonts w:ascii="Noto Sans CJK SC" w:hAnsi="Noto Sans CJK SC" w:eastAsia="Noto Sans CJK SC"/>
+          <w:rFonts w:ascii="Microsoft YaHei" w:hAnsi="Microsoft YaHei" w:eastAsia="Microsoft YaHei" w:cs="Microsoft YaHei" w:hint="eastAsia"/>
           <w:b/>
           <w:color w:val="000000"/>
           <w:sz w:val="26"/>
@@ -11306,6 +11730,7 @@
         <w:trPr>
           <w:cantSplit/>
           <w:jc w:val="center"/>
+          <w:tblHeader w:val="true"/>
         </w:trPr>
         <w:tc>
           <w:tcPr>
@@ -11326,7 +11751,7 @@
             </w:pPr>
             <w:r>
               <w:rPr>
-                <w:rFonts w:ascii="Noto Sans CJK SC" w:hAnsi="Noto Sans CJK SC" w:eastAsia="Noto Sans CJK SC"/>
+                <w:rFonts w:ascii="Microsoft YaHei" w:hAnsi="Microsoft YaHei" w:eastAsia="Microsoft YaHei" w:cs="Microsoft YaHei" w:hint="eastAsia"/>
                 <w:b/>
                 <w:color w:val="000000"/>
                 <w:sz w:val="17"/>
@@ -11354,7 +11779,7 @@
             </w:pPr>
             <w:r>
               <w:rPr>
-                <w:rFonts w:ascii="Noto Sans CJK SC" w:hAnsi="Noto Sans CJK SC" w:eastAsia="Noto Sans CJK SC"/>
+                <w:rFonts w:ascii="Microsoft YaHei" w:hAnsi="Microsoft YaHei" w:eastAsia="Microsoft YaHei" w:cs="Microsoft YaHei" w:hint="eastAsia"/>
                 <w:b/>
                 <w:color w:val="000000"/>
                 <w:sz w:val="17"/>
@@ -11382,7 +11807,7 @@
             </w:pPr>
             <w:r>
               <w:rPr>
-                <w:rFonts w:ascii="Noto Sans CJK SC" w:hAnsi="Noto Sans CJK SC" w:eastAsia="Noto Sans CJK SC"/>
+                <w:rFonts w:ascii="Microsoft YaHei" w:hAnsi="Microsoft YaHei" w:eastAsia="Microsoft YaHei" w:cs="Microsoft YaHei" w:hint="eastAsia"/>
                 <w:b/>
                 <w:color w:val="000000"/>
                 <w:sz w:val="17"/>
@@ -11410,7 +11835,7 @@
             </w:pPr>
             <w:r>
               <w:rPr>
-                <w:rFonts w:ascii="Noto Sans CJK SC" w:hAnsi="Noto Sans CJK SC" w:eastAsia="Noto Sans CJK SC"/>
+                <w:rFonts w:ascii="Microsoft YaHei" w:hAnsi="Microsoft YaHei" w:eastAsia="Microsoft YaHei" w:cs="Microsoft YaHei" w:hint="eastAsia"/>
                 <w:b/>
                 <w:color w:val="000000"/>
                 <w:sz w:val="17"/>
@@ -11458,7 +11883,7 @@
             </w:pPr>
             <w:r>
               <w:rPr>
-                <w:rFonts w:ascii="Noto Sans CJK SC" w:hAnsi="Noto Sans CJK SC" w:eastAsia="Noto Sans CJK SC"/>
+                <w:rFonts w:ascii="Microsoft YaHei" w:hAnsi="Microsoft YaHei" w:eastAsia="Microsoft YaHei" w:cs="Microsoft YaHei" w:hint="eastAsia"/>
                 <w:b w:val="0"/>
                 <w:color w:val="000000"/>
                 <w:sz w:val="17"/>
@@ -11484,7 +11909,7 @@
             </w:pPr>
             <w:r>
               <w:rPr>
-                <w:rFonts w:ascii="Noto Sans CJK SC" w:hAnsi="Noto Sans CJK SC" w:eastAsia="Noto Sans CJK SC"/>
+                <w:rFonts w:ascii="Microsoft YaHei" w:hAnsi="Microsoft YaHei" w:eastAsia="Microsoft YaHei" w:cs="Microsoft YaHei" w:hint="eastAsia"/>
                 <w:b w:val="0"/>
                 <w:color w:val="000000"/>
                 <w:sz w:val="17"/>
@@ -11510,7 +11935,7 @@
             </w:pPr>
             <w:r>
               <w:rPr>
-                <w:rFonts w:ascii="Noto Sans CJK SC" w:hAnsi="Noto Sans CJK SC" w:eastAsia="Noto Sans CJK SC"/>
+                <w:rFonts w:ascii="Microsoft YaHei" w:hAnsi="Microsoft YaHei" w:eastAsia="Microsoft YaHei" w:cs="Microsoft YaHei" w:hint="eastAsia"/>
                 <w:b w:val="0"/>
                 <w:color w:val="000000"/>
                 <w:sz w:val="17"/>
@@ -11536,7 +11961,7 @@
             </w:pPr>
             <w:r>
               <w:rPr>
-                <w:rFonts w:ascii="Noto Sans CJK SC" w:hAnsi="Noto Sans CJK SC" w:eastAsia="Noto Sans CJK SC"/>
+                <w:rFonts w:ascii="Microsoft YaHei" w:hAnsi="Microsoft YaHei" w:eastAsia="Microsoft YaHei" w:cs="Microsoft YaHei" w:hint="eastAsia"/>
                 <w:b w:val="0"/>
                 <w:color w:val="000000"/>
                 <w:sz w:val="17"/>
@@ -11584,7 +12009,7 @@
             </w:pPr>
             <w:r>
               <w:rPr>
-                <w:rFonts w:ascii="Noto Sans CJK SC" w:hAnsi="Noto Sans CJK SC" w:eastAsia="Noto Sans CJK SC"/>
+                <w:rFonts w:ascii="Microsoft YaHei" w:hAnsi="Microsoft YaHei" w:eastAsia="Microsoft YaHei" w:cs="Microsoft YaHei" w:hint="eastAsia"/>
                 <w:b w:val="0"/>
                 <w:color w:val="000000"/>
                 <w:sz w:val="17"/>
@@ -11610,7 +12035,7 @@
             </w:pPr>
             <w:r>
               <w:rPr>
-                <w:rFonts w:ascii="Noto Sans CJK SC" w:hAnsi="Noto Sans CJK SC" w:eastAsia="Noto Sans CJK SC"/>
+                <w:rFonts w:ascii="Microsoft YaHei" w:hAnsi="Microsoft YaHei" w:eastAsia="Microsoft YaHei" w:cs="Microsoft YaHei" w:hint="eastAsia"/>
                 <w:b w:val="0"/>
                 <w:color w:val="000000"/>
                 <w:sz w:val="17"/>
@@ -11636,7 +12061,7 @@
             </w:pPr>
             <w:r>
               <w:rPr>
-                <w:rFonts w:ascii="Noto Sans CJK SC" w:hAnsi="Noto Sans CJK SC" w:eastAsia="Noto Sans CJK SC"/>
+                <w:rFonts w:ascii="Microsoft YaHei" w:hAnsi="Microsoft YaHei" w:eastAsia="Microsoft YaHei" w:cs="Microsoft YaHei" w:hint="eastAsia"/>
                 <w:b w:val="0"/>
                 <w:color w:val="000000"/>
                 <w:sz w:val="17"/>
@@ -11662,7 +12087,7 @@
             </w:pPr>
             <w:r>
               <w:rPr>
-                <w:rFonts w:ascii="Noto Sans CJK SC" w:hAnsi="Noto Sans CJK SC" w:eastAsia="Noto Sans CJK SC"/>
+                <w:rFonts w:ascii="Microsoft YaHei" w:hAnsi="Microsoft YaHei" w:eastAsia="Microsoft YaHei" w:cs="Microsoft YaHei" w:hint="eastAsia"/>
                 <w:b w:val="0"/>
                 <w:color w:val="000000"/>
                 <w:sz w:val="17"/>
@@ -11710,7 +12135,7 @@
             </w:pPr>
             <w:r>
               <w:rPr>
-                <w:rFonts w:ascii="Noto Sans CJK SC" w:hAnsi="Noto Sans CJK SC" w:eastAsia="Noto Sans CJK SC"/>
+                <w:rFonts w:ascii="Microsoft YaHei" w:hAnsi="Microsoft YaHei" w:eastAsia="Microsoft YaHei" w:cs="Microsoft YaHei" w:hint="eastAsia"/>
                 <w:b w:val="0"/>
                 <w:color w:val="000000"/>
                 <w:sz w:val="17"/>
@@ -11736,7 +12161,7 @@
             </w:pPr>
             <w:r>
               <w:rPr>
-                <w:rFonts w:ascii="Noto Sans CJK SC" w:hAnsi="Noto Sans CJK SC" w:eastAsia="Noto Sans CJK SC"/>
+                <w:rFonts w:ascii="Microsoft YaHei" w:hAnsi="Microsoft YaHei" w:eastAsia="Microsoft YaHei" w:cs="Microsoft YaHei" w:hint="eastAsia"/>
                 <w:b w:val="0"/>
                 <w:color w:val="000000"/>
                 <w:sz w:val="17"/>
@@ -11762,7 +12187,7 @@
             </w:pPr>
             <w:r>
               <w:rPr>
-                <w:rFonts w:ascii="Noto Sans CJK SC" w:hAnsi="Noto Sans CJK SC" w:eastAsia="Noto Sans CJK SC"/>
+                <w:rFonts w:ascii="Microsoft YaHei" w:hAnsi="Microsoft YaHei" w:eastAsia="Microsoft YaHei" w:cs="Microsoft YaHei" w:hint="eastAsia"/>
                 <w:b w:val="0"/>
                 <w:color w:val="000000"/>
                 <w:sz w:val="17"/>
@@ -11788,7 +12213,7 @@
             </w:pPr>
             <w:r>
               <w:rPr>
-                <w:rFonts w:ascii="Noto Sans CJK SC" w:hAnsi="Noto Sans CJK SC" w:eastAsia="Noto Sans CJK SC"/>
+                <w:rFonts w:ascii="Microsoft YaHei" w:hAnsi="Microsoft YaHei" w:eastAsia="Microsoft YaHei" w:cs="Microsoft YaHei" w:hint="eastAsia"/>
                 <w:b w:val="0"/>
                 <w:color w:val="000000"/>
                 <w:sz w:val="17"/>
@@ -11836,7 +12261,7 @@
             </w:pPr>
             <w:r>
               <w:rPr>
-                <w:rFonts w:ascii="Noto Sans CJK SC" w:hAnsi="Noto Sans CJK SC" w:eastAsia="Noto Sans CJK SC"/>
+                <w:rFonts w:ascii="Microsoft YaHei" w:hAnsi="Microsoft YaHei" w:eastAsia="Microsoft YaHei" w:cs="Microsoft YaHei" w:hint="eastAsia"/>
                 <w:b w:val="0"/>
                 <w:color w:val="000000"/>
                 <w:sz w:val="17"/>
@@ -11862,7 +12287,7 @@
             </w:pPr>
             <w:r>
               <w:rPr>
-                <w:rFonts w:ascii="Noto Sans CJK SC" w:hAnsi="Noto Sans CJK SC" w:eastAsia="Noto Sans CJK SC"/>
+                <w:rFonts w:ascii="Microsoft YaHei" w:hAnsi="Microsoft YaHei" w:eastAsia="Microsoft YaHei" w:cs="Microsoft YaHei" w:hint="eastAsia"/>
                 <w:b w:val="0"/>
                 <w:color w:val="000000"/>
                 <w:sz w:val="17"/>
@@ -11888,7 +12313,7 @@
             </w:pPr>
             <w:r>
               <w:rPr>
-                <w:rFonts w:ascii="Noto Sans CJK SC" w:hAnsi="Noto Sans CJK SC" w:eastAsia="Noto Sans CJK SC"/>
+                <w:rFonts w:ascii="Microsoft YaHei" w:hAnsi="Microsoft YaHei" w:eastAsia="Microsoft YaHei" w:cs="Microsoft YaHei" w:hint="eastAsia"/>
                 <w:b w:val="0"/>
                 <w:color w:val="000000"/>
                 <w:sz w:val="17"/>
@@ -11914,7 +12339,7 @@
             </w:pPr>
             <w:r>
               <w:rPr>
-                <w:rFonts w:ascii="Noto Sans CJK SC" w:hAnsi="Noto Sans CJK SC" w:eastAsia="Noto Sans CJK SC"/>
+                <w:rFonts w:ascii="Microsoft YaHei" w:hAnsi="Microsoft YaHei" w:eastAsia="Microsoft YaHei" w:cs="Microsoft YaHei" w:hint="eastAsia"/>
                 <w:b w:val="0"/>
                 <w:color w:val="000000"/>
                 <w:sz w:val="17"/>
@@ -11937,12 +12362,12 @@
       </w:pPr>
       <w:r>
         <w:rPr>
-          <w:rFonts w:ascii="Noto Sans CJK SC" w:hAnsi="Noto Sans CJK SC" w:eastAsia="Noto Sans CJK SC"/>
+          <w:rFonts w:ascii="Microsoft YaHei" w:hAnsi="Microsoft YaHei" w:eastAsia="Microsoft YaHei" w:cs="Microsoft YaHei" w:hint="eastAsia"/>
           <w:b/>
           <w:color w:val="000000"/>
           <w:sz w:val="26"/>
         </w:rPr>
-        <w:t>6.4 完成章节题目</w:t>
+        <w:t>6.4 章节练习与错题巩固</w:t>
       </w:r>
     </w:p>
     <w:tbl>
@@ -11992,6 +12417,7 @@
         <w:trPr>
           <w:cantSplit/>
           <w:jc w:val="center"/>
+          <w:tblHeader w:val="true"/>
         </w:trPr>
         <w:tc>
           <w:tcPr>
@@ -12012,7 +12438,7 @@
             </w:pPr>
             <w:r>
               <w:rPr>
-                <w:rFonts w:ascii="Noto Sans CJK SC" w:hAnsi="Noto Sans CJK SC" w:eastAsia="Noto Sans CJK SC"/>
+                <w:rFonts w:ascii="Microsoft YaHei" w:hAnsi="Microsoft YaHei" w:eastAsia="Microsoft YaHei" w:cs="Microsoft YaHei" w:hint="eastAsia"/>
                 <w:b/>
                 <w:color w:val="000000"/>
                 <w:sz w:val="17"/>
@@ -12040,7 +12466,7 @@
             </w:pPr>
             <w:r>
               <w:rPr>
-                <w:rFonts w:ascii="Noto Sans CJK SC" w:hAnsi="Noto Sans CJK SC" w:eastAsia="Noto Sans CJK SC"/>
+                <w:rFonts w:ascii="Microsoft YaHei" w:hAnsi="Microsoft YaHei" w:eastAsia="Microsoft YaHei" w:cs="Microsoft YaHei" w:hint="eastAsia"/>
                 <w:b/>
                 <w:color w:val="000000"/>
                 <w:sz w:val="17"/>
@@ -12068,7 +12494,7 @@
             </w:pPr>
             <w:r>
               <w:rPr>
-                <w:rFonts w:ascii="Noto Sans CJK SC" w:hAnsi="Noto Sans CJK SC" w:eastAsia="Noto Sans CJK SC"/>
+                <w:rFonts w:ascii="Microsoft YaHei" w:hAnsi="Microsoft YaHei" w:eastAsia="Microsoft YaHei" w:cs="Microsoft YaHei" w:hint="eastAsia"/>
                 <w:b/>
                 <w:color w:val="000000"/>
                 <w:sz w:val="17"/>
@@ -12096,7 +12522,7 @@
             </w:pPr>
             <w:r>
               <w:rPr>
-                <w:rFonts w:ascii="Noto Sans CJK SC" w:hAnsi="Noto Sans CJK SC" w:eastAsia="Noto Sans CJK SC"/>
+                <w:rFonts w:ascii="Microsoft YaHei" w:hAnsi="Microsoft YaHei" w:eastAsia="Microsoft YaHei" w:cs="Microsoft YaHei" w:hint="eastAsia"/>
                 <w:b/>
                 <w:color w:val="000000"/>
                 <w:sz w:val="17"/>
@@ -12144,7 +12570,7 @@
             </w:pPr>
             <w:r>
               <w:rPr>
-                <w:rFonts w:ascii="Noto Sans CJK SC" w:hAnsi="Noto Sans CJK SC" w:eastAsia="Noto Sans CJK SC"/>
+                <w:rFonts w:ascii="Microsoft YaHei" w:hAnsi="Microsoft YaHei" w:eastAsia="Microsoft YaHei" w:cs="Microsoft YaHei" w:hint="eastAsia"/>
                 <w:b w:val="0"/>
                 <w:color w:val="000000"/>
                 <w:sz w:val="17"/>
@@ -12170,7 +12596,7 @@
             </w:pPr>
             <w:r>
               <w:rPr>
-                <w:rFonts w:ascii="Noto Sans CJK SC" w:hAnsi="Noto Sans CJK SC" w:eastAsia="Noto Sans CJK SC"/>
+                <w:rFonts w:ascii="Microsoft YaHei" w:hAnsi="Microsoft YaHei" w:eastAsia="Microsoft YaHei" w:cs="Microsoft YaHei" w:hint="eastAsia"/>
                 <w:b w:val="0"/>
                 <w:color w:val="000000"/>
                 <w:sz w:val="17"/>
@@ -12196,7 +12622,7 @@
             </w:pPr>
             <w:r>
               <w:rPr>
-                <w:rFonts w:ascii="Noto Sans CJK SC" w:hAnsi="Noto Sans CJK SC" w:eastAsia="Noto Sans CJK SC"/>
+                <w:rFonts w:ascii="Microsoft YaHei" w:hAnsi="Microsoft YaHei" w:eastAsia="Microsoft YaHei" w:cs="Microsoft YaHei" w:hint="eastAsia"/>
                 <w:b w:val="0"/>
                 <w:color w:val="000000"/>
                 <w:sz w:val="17"/>
@@ -12222,7 +12648,7 @@
             </w:pPr>
             <w:r>
               <w:rPr>
-                <w:rFonts w:ascii="Noto Sans CJK SC" w:hAnsi="Noto Sans CJK SC" w:eastAsia="Noto Sans CJK SC"/>
+                <w:rFonts w:ascii="Microsoft YaHei" w:hAnsi="Microsoft YaHei" w:eastAsia="Microsoft YaHei" w:cs="Microsoft YaHei" w:hint="eastAsia"/>
                 <w:b w:val="0"/>
                 <w:color w:val="000000"/>
                 <w:sz w:val="17"/>
@@ -12270,7 +12696,7 @@
             </w:pPr>
             <w:r>
               <w:rPr>
-                <w:rFonts w:ascii="Noto Sans CJK SC" w:hAnsi="Noto Sans CJK SC" w:eastAsia="Noto Sans CJK SC"/>
+                <w:rFonts w:ascii="Microsoft YaHei" w:hAnsi="Microsoft YaHei" w:eastAsia="Microsoft YaHei" w:cs="Microsoft YaHei" w:hint="eastAsia"/>
                 <w:b w:val="0"/>
                 <w:color w:val="000000"/>
                 <w:sz w:val="17"/>
@@ -12296,7 +12722,7 @@
             </w:pPr>
             <w:r>
               <w:rPr>
-                <w:rFonts w:ascii="Noto Sans CJK SC" w:hAnsi="Noto Sans CJK SC" w:eastAsia="Noto Sans CJK SC"/>
+                <w:rFonts w:ascii="Microsoft YaHei" w:hAnsi="Microsoft YaHei" w:eastAsia="Microsoft YaHei" w:cs="Microsoft YaHei" w:hint="eastAsia"/>
                 <w:b w:val="0"/>
                 <w:color w:val="000000"/>
                 <w:sz w:val="17"/>
@@ -12322,7 +12748,7 @@
             </w:pPr>
             <w:r>
               <w:rPr>
-                <w:rFonts w:ascii="Noto Sans CJK SC" w:hAnsi="Noto Sans CJK SC" w:eastAsia="Noto Sans CJK SC"/>
+                <w:rFonts w:ascii="Microsoft YaHei" w:hAnsi="Microsoft YaHei" w:eastAsia="Microsoft YaHei" w:cs="Microsoft YaHei" w:hint="eastAsia"/>
                 <w:b w:val="0"/>
                 <w:color w:val="000000"/>
                 <w:sz w:val="17"/>
@@ -12348,7 +12774,7 @@
             </w:pPr>
             <w:r>
               <w:rPr>
-                <w:rFonts w:ascii="Noto Sans CJK SC" w:hAnsi="Noto Sans CJK SC" w:eastAsia="Noto Sans CJK SC"/>
+                <w:rFonts w:ascii="Microsoft YaHei" w:hAnsi="Microsoft YaHei" w:eastAsia="Microsoft YaHei" w:cs="Microsoft YaHei" w:hint="eastAsia"/>
                 <w:b w:val="0"/>
                 <w:color w:val="000000"/>
                 <w:sz w:val="17"/>
@@ -12396,7 +12822,7 @@
             </w:pPr>
             <w:r>
               <w:rPr>
-                <w:rFonts w:ascii="Noto Sans CJK SC" w:hAnsi="Noto Sans CJK SC" w:eastAsia="Noto Sans CJK SC"/>
+                <w:rFonts w:ascii="Microsoft YaHei" w:hAnsi="Microsoft YaHei" w:eastAsia="Microsoft YaHei" w:cs="Microsoft YaHei" w:hint="eastAsia"/>
                 <w:b w:val="0"/>
                 <w:color w:val="000000"/>
                 <w:sz w:val="17"/>
@@ -12422,7 +12848,7 @@
             </w:pPr>
             <w:r>
               <w:rPr>
-                <w:rFonts w:ascii="Noto Sans CJK SC" w:hAnsi="Noto Sans CJK SC" w:eastAsia="Noto Sans CJK SC"/>
+                <w:rFonts w:ascii="Microsoft YaHei" w:hAnsi="Microsoft YaHei" w:eastAsia="Microsoft YaHei" w:cs="Microsoft YaHei" w:hint="eastAsia"/>
                 <w:b w:val="0"/>
                 <w:color w:val="000000"/>
                 <w:sz w:val="17"/>
@@ -12448,7 +12874,7 @@
             </w:pPr>
             <w:r>
               <w:rPr>
-                <w:rFonts w:ascii="Noto Sans CJK SC" w:hAnsi="Noto Sans CJK SC" w:eastAsia="Noto Sans CJK SC"/>
+                <w:rFonts w:ascii="Microsoft YaHei" w:hAnsi="Microsoft YaHei" w:eastAsia="Microsoft YaHei" w:cs="Microsoft YaHei" w:hint="eastAsia"/>
                 <w:b w:val="0"/>
                 <w:color w:val="000000"/>
                 <w:sz w:val="17"/>
@@ -12474,7 +12900,7 @@
             </w:pPr>
             <w:r>
               <w:rPr>
-                <w:rFonts w:ascii="Noto Sans CJK SC" w:hAnsi="Noto Sans CJK SC" w:eastAsia="Noto Sans CJK SC"/>
+                <w:rFonts w:ascii="Microsoft YaHei" w:hAnsi="Microsoft YaHei" w:eastAsia="Microsoft YaHei" w:cs="Microsoft YaHei" w:hint="eastAsia"/>
                 <w:b w:val="0"/>
                 <w:color w:val="000000"/>
                 <w:sz w:val="17"/>
@@ -12522,7 +12948,7 @@
             </w:pPr>
             <w:r>
               <w:rPr>
-                <w:rFonts w:ascii="Noto Sans CJK SC" w:hAnsi="Noto Sans CJK SC" w:eastAsia="Noto Sans CJK SC"/>
+                <w:rFonts w:ascii="Microsoft YaHei" w:hAnsi="Microsoft YaHei" w:eastAsia="Microsoft YaHei" w:cs="Microsoft YaHei" w:hint="eastAsia"/>
                 <w:b w:val="0"/>
                 <w:color w:val="000000"/>
                 <w:sz w:val="17"/>
@@ -12548,12 +12974,12 @@
             </w:pPr>
             <w:r>
               <w:rPr>
-                <w:rFonts w:ascii="Noto Sans CJK SC" w:hAnsi="Noto Sans CJK SC" w:eastAsia="Noto Sans CJK SC"/>
-                <w:b w:val="0"/>
-                <w:color w:val="000000"/>
-                <w:sz w:val="17"/>
-              </w:rPr>
-              <w:t>错题记录</w:t>
+                <w:rFonts w:ascii="Microsoft YaHei" w:hAnsi="Microsoft YaHei" w:eastAsia="Microsoft YaHei" w:cs="Microsoft YaHei" w:hint="eastAsia"/>
+                <w:b w:val="0"/>
+                <w:color w:val="000000"/>
+                <w:sz w:val="17"/>
+              </w:rPr>
+              <w:t>错题自动收录</w:t>
             </w:r>
           </w:p>
         </w:tc>
@@ -12574,12 +13000,12 @@
             </w:pPr>
             <w:r>
               <w:rPr>
-                <w:rFonts w:ascii="Noto Sans CJK SC" w:hAnsi="Noto Sans CJK SC" w:eastAsia="Noto Sans CJK SC"/>
-                <w:b w:val="0"/>
-                <w:color w:val="000000"/>
-                <w:sz w:val="17"/>
-              </w:rPr>
-              <w:t>系统可保存学生错题，便于后续复习。</w:t>
+                <w:rFonts w:ascii="Microsoft YaHei" w:hAnsi="Microsoft YaHei" w:eastAsia="Microsoft YaHei" w:cs="Microsoft YaHei" w:hint="eastAsia"/>
+                <w:b w:val="0"/>
+                <w:color w:val="000000"/>
+                <w:sz w:val="17"/>
+              </w:rPr>
+              <w:t>系统对章节练习、作业或考试中的错题去重收录，展示学生答案、正确答案、解析和答题时间。</w:t>
             </w:r>
           </w:p>
         </w:tc>
@@ -12600,7 +13026,385 @@
             </w:pPr>
             <w:r>
               <w:rPr>
-                <w:rFonts w:ascii="Noto Sans CJK SC" w:hAnsi="Noto Sans CJK SC" w:eastAsia="Noto Sans CJK SC"/>
+                <w:rFonts w:ascii="Microsoft YaHei" w:hAnsi="Microsoft YaHei" w:eastAsia="Microsoft YaHei" w:cs="Microsoft YaHei" w:hint="eastAsia"/>
+                <w:b w:val="0"/>
+                <w:color w:val="000000"/>
+                <w:sz w:val="17"/>
+              </w:rPr>
+              <w:t>高</w:t>
+            </w:r>
+          </w:p>
+        </w:tc>
+      </w:tr>
+      <w:tr>
+        <w:tblPrEx>
+          <w:tblBorders>
+            <w:top w:val="single" w:color="auto" w:sz="4" w:space="0"/>
+            <w:left w:val="single" w:color="auto" w:sz="4" w:space="0"/>
+            <w:bottom w:val="single" w:color="auto" w:sz="4" w:space="0"/>
+            <w:right w:val="single" w:color="auto" w:sz="4" w:space="0"/>
+            <w:insideH w:val="single" w:color="auto" w:sz="4" w:space="0"/>
+            <w:insideV w:val="single" w:color="auto" w:sz="4" w:space="0"/>
+          </w:tblBorders>
+          <w:tblCellMar>
+            <w:top w:w="0" w:type="dxa"/>
+            <w:left w:w="108" w:type="dxa"/>
+            <w:bottom w:w="0" w:type="dxa"/>
+            <w:right w:w="108" w:type="dxa"/>
+          </w:tblCellMar>
+        </w:tblPrEx>
+        <w:trPr>
+          <w:cantSplit/>
+          <w:jc w:val="center"/>
+        </w:trPr>
+        <w:tc>
+          <w:tcPr>
+            <w:tcW w:w="1134" w:type="dxa"/>
+            <w:tcMar>
+              <w:top w:w="70" w:type="dxa"/>
+              <w:left w:w="80" w:type="dxa"/>
+              <w:bottom w:w="70" w:type="dxa"/>
+              <w:right w:w="80" w:type="dxa"/>
+            </w:tcMar>
+            <w:vAlign w:val="center"/>
+          </w:tcPr>
+          <w:p>
+            <w:pPr>
+              <w:spacing w:after="0" w:line="259" w:lineRule="auto"/>
+            </w:pPr>
+            <w:r>
+              <w:rPr>
+                <w:rFonts w:ascii="Microsoft YaHei" w:hAnsi="Microsoft YaHei" w:eastAsia="Microsoft YaHei" w:cs="Microsoft YaHei" w:hint="eastAsia"/>
+                <w:b w:val="0"/>
+                <w:color w:val="000000"/>
+                <w:sz w:val="17"/>
+              </w:rPr>
+              <w:t>S-Q-05</w:t>
+            </w:r>
+          </w:p>
+        </w:tc>
+        <w:tc>
+          <w:tcPr>
+            <w:tcW w:w="2268" w:type="dxa"/>
+            <w:tcMar>
+              <w:top w:w="70" w:type="dxa"/>
+              <w:left w:w="80" w:type="dxa"/>
+              <w:bottom w:w="70" w:type="dxa"/>
+              <w:right w:w="80" w:type="dxa"/>
+            </w:tcMar>
+            <w:vAlign w:val="center"/>
+          </w:tcPr>
+          <w:p>
+            <w:pPr>
+              <w:spacing w:after="0" w:line="259" w:lineRule="auto"/>
+            </w:pPr>
+            <w:r>
+              <w:rPr>
+                <w:rFonts w:ascii="Microsoft YaHei" w:hAnsi="Microsoft YaHei" w:eastAsia="Microsoft YaHei" w:cs="Microsoft YaHei" w:hint="eastAsia"/>
+                <w:b w:val="0"/>
+                <w:color w:val="000000"/>
+                <w:sz w:val="17"/>
+              </w:rPr>
+              <w:t>手动整理错题</w:t>
+            </w:r>
+          </w:p>
+        </w:tc>
+        <w:tc>
+          <w:tcPr>
+            <w:tcW w:w="5669" w:type="dxa"/>
+            <w:tcMar>
+              <w:top w:w="70" w:type="dxa"/>
+              <w:left w:w="80" w:type="dxa"/>
+              <w:bottom w:w="70" w:type="dxa"/>
+              <w:right w:w="80" w:type="dxa"/>
+            </w:tcMar>
+            <w:vAlign w:val="center"/>
+          </w:tcPr>
+          <w:p>
+            <w:pPr>
+              <w:spacing w:after="0" w:line="259" w:lineRule="auto"/>
+            </w:pPr>
+            <w:r>
+              <w:rPr>
+                <w:rFonts w:ascii="Microsoft YaHei" w:hAnsi="Microsoft YaHei" w:eastAsia="Microsoft YaHei" w:cs="Microsoft YaHei" w:hint="eastAsia"/>
+                <w:b w:val="0"/>
+                <w:color w:val="000000"/>
+                <w:sz w:val="17"/>
+              </w:rPr>
+              <w:t>学生可以手动添加错题，填写题干、本人答案、正确答案和解析或笔记；手动错题支持删除。</w:t>
+            </w:r>
+          </w:p>
+        </w:tc>
+        <w:tc>
+          <w:tcPr>
+            <w:tcW w:w="1020" w:type="dxa"/>
+            <w:tcMar>
+              <w:top w:w="70" w:type="dxa"/>
+              <w:left w:w="80" w:type="dxa"/>
+              <w:bottom w:w="70" w:type="dxa"/>
+              <w:right w:w="80" w:type="dxa"/>
+            </w:tcMar>
+            <w:vAlign w:val="center"/>
+          </w:tcPr>
+          <w:p>
+            <w:pPr>
+              <w:spacing w:after="0" w:line="259" w:lineRule="auto"/>
+            </w:pPr>
+            <w:r>
+              <w:rPr>
+                <w:rFonts w:ascii="Microsoft YaHei" w:hAnsi="Microsoft YaHei" w:eastAsia="Microsoft YaHei" w:cs="Microsoft YaHei" w:hint="eastAsia"/>
+                <w:b w:val="0"/>
+                <w:color w:val="000000"/>
+                <w:sz w:val="17"/>
+              </w:rPr>
+              <w:t>中</w:t>
+            </w:r>
+          </w:p>
+        </w:tc>
+      </w:tr>
+      <w:tr>
+        <w:tblPrEx>
+          <w:tblBorders>
+            <w:top w:val="single" w:color="auto" w:sz="4" w:space="0"/>
+            <w:left w:val="single" w:color="auto" w:sz="4" w:space="0"/>
+            <w:bottom w:val="single" w:color="auto" w:sz="4" w:space="0"/>
+            <w:right w:val="single" w:color="auto" w:sz="4" w:space="0"/>
+            <w:insideH w:val="single" w:color="auto" w:sz="4" w:space="0"/>
+            <w:insideV w:val="single" w:color="auto" w:sz="4" w:space="0"/>
+          </w:tblBorders>
+          <w:tblCellMar>
+            <w:top w:w="0" w:type="dxa"/>
+            <w:left w:w="108" w:type="dxa"/>
+            <w:bottom w:w="0" w:type="dxa"/>
+            <w:right w:w="108" w:type="dxa"/>
+          </w:tblCellMar>
+        </w:tblPrEx>
+        <w:trPr>
+          <w:cantSplit/>
+          <w:jc w:val="center"/>
+        </w:trPr>
+        <w:tc>
+          <w:tcPr>
+            <w:tcW w:w="1134" w:type="dxa"/>
+            <w:tcMar>
+              <w:top w:w="70" w:type="dxa"/>
+              <w:left w:w="80" w:type="dxa"/>
+              <w:bottom w:w="70" w:type="dxa"/>
+              <w:right w:w="80" w:type="dxa"/>
+            </w:tcMar>
+            <w:vAlign w:val="center"/>
+          </w:tcPr>
+          <w:p>
+            <w:pPr>
+              <w:spacing w:after="0" w:line="259" w:lineRule="auto"/>
+            </w:pPr>
+            <w:r>
+              <w:rPr>
+                <w:rFonts w:ascii="Microsoft YaHei" w:hAnsi="Microsoft YaHei" w:eastAsia="Microsoft YaHei" w:cs="Microsoft YaHei" w:hint="eastAsia"/>
+                <w:b w:val="0"/>
+                <w:color w:val="000000"/>
+                <w:sz w:val="17"/>
+              </w:rPr>
+              <w:t>S-Q-06</w:t>
+            </w:r>
+          </w:p>
+        </w:tc>
+        <w:tc>
+          <w:tcPr>
+            <w:tcW w:w="2268" w:type="dxa"/>
+            <w:tcMar>
+              <w:top w:w="70" w:type="dxa"/>
+              <w:left w:w="80" w:type="dxa"/>
+              <w:bottom w:w="70" w:type="dxa"/>
+              <w:right w:w="80" w:type="dxa"/>
+            </w:tcMar>
+            <w:vAlign w:val="center"/>
+          </w:tcPr>
+          <w:p>
+            <w:pPr>
+              <w:spacing w:after="0" w:line="259" w:lineRule="auto"/>
+            </w:pPr>
+            <w:r>
+              <w:rPr>
+                <w:rFonts w:ascii="Microsoft YaHei" w:hAnsi="Microsoft YaHei" w:eastAsia="Microsoft YaHei" w:cs="Microsoft YaHei" w:hint="eastAsia"/>
+                <w:b w:val="0"/>
+                <w:color w:val="000000"/>
+                <w:sz w:val="17"/>
+              </w:rPr>
+              <w:t>错题巩固状态</w:t>
+            </w:r>
+          </w:p>
+        </w:tc>
+        <w:tc>
+          <w:tcPr>
+            <w:tcW w:w="5669" w:type="dxa"/>
+            <w:tcMar>
+              <w:top w:w="70" w:type="dxa"/>
+              <w:left w:w="80" w:type="dxa"/>
+              <w:bottom w:w="70" w:type="dxa"/>
+              <w:right w:w="80" w:type="dxa"/>
+            </w:tcMar>
+            <w:vAlign w:val="center"/>
+          </w:tcPr>
+          <w:p>
+            <w:pPr>
+              <w:spacing w:after="0" w:line="259" w:lineRule="auto"/>
+            </w:pPr>
+            <w:r>
+              <w:rPr>
+                <w:rFonts w:ascii="Microsoft YaHei" w:hAnsi="Microsoft YaHei" w:eastAsia="Microsoft YaHei" w:cs="Microsoft YaHei" w:hint="eastAsia"/>
+                <w:b w:val="0"/>
+                <w:color w:val="000000"/>
+                <w:sz w:val="17"/>
+              </w:rPr>
+              <w:t>学生可以将自动收录或手动添加的错题标记为已巩固，也可以取消标记；状态应持久保存并即时反馈。</w:t>
+            </w:r>
+          </w:p>
+        </w:tc>
+        <w:tc>
+          <w:tcPr>
+            <w:tcW w:w="1020" w:type="dxa"/>
+            <w:tcMar>
+              <w:top w:w="70" w:type="dxa"/>
+              <w:left w:w="80" w:type="dxa"/>
+              <w:bottom w:w="70" w:type="dxa"/>
+              <w:right w:w="80" w:type="dxa"/>
+            </w:tcMar>
+            <w:vAlign w:val="center"/>
+          </w:tcPr>
+          <w:p>
+            <w:pPr>
+              <w:spacing w:after="0" w:line="259" w:lineRule="auto"/>
+            </w:pPr>
+            <w:r>
+              <w:rPr>
+                <w:rFonts w:ascii="Microsoft YaHei" w:hAnsi="Microsoft YaHei" w:eastAsia="Microsoft YaHei" w:cs="Microsoft YaHei" w:hint="eastAsia"/>
+                <w:b w:val="0"/>
+                <w:color w:val="000000"/>
+                <w:sz w:val="17"/>
+              </w:rPr>
+              <w:t>高</w:t>
+            </w:r>
+          </w:p>
+        </w:tc>
+      </w:tr>
+      <w:tr>
+        <w:tblPrEx>
+          <w:tblBorders>
+            <w:top w:val="single" w:color="auto" w:sz="4" w:space="0"/>
+            <w:left w:val="single" w:color="auto" w:sz="4" w:space="0"/>
+            <w:bottom w:val="single" w:color="auto" w:sz="4" w:space="0"/>
+            <w:right w:val="single" w:color="auto" w:sz="4" w:space="0"/>
+            <w:insideH w:val="single" w:color="auto" w:sz="4" w:space="0"/>
+            <w:insideV w:val="single" w:color="auto" w:sz="4" w:space="0"/>
+          </w:tblBorders>
+          <w:tblCellMar>
+            <w:top w:w="0" w:type="dxa"/>
+            <w:left w:w="108" w:type="dxa"/>
+            <w:bottom w:w="0" w:type="dxa"/>
+            <w:right w:w="108" w:type="dxa"/>
+          </w:tblCellMar>
+        </w:tblPrEx>
+        <w:trPr>
+          <w:cantSplit/>
+          <w:jc w:val="center"/>
+        </w:trPr>
+        <w:tc>
+          <w:tcPr>
+            <w:tcW w:w="1134" w:type="dxa"/>
+            <w:tcMar>
+              <w:top w:w="70" w:type="dxa"/>
+              <w:left w:w="80" w:type="dxa"/>
+              <w:bottom w:w="70" w:type="dxa"/>
+              <w:right w:w="80" w:type="dxa"/>
+            </w:tcMar>
+            <w:vAlign w:val="center"/>
+          </w:tcPr>
+          <w:p>
+            <w:pPr>
+              <w:spacing w:after="0" w:line="259" w:lineRule="auto"/>
+            </w:pPr>
+            <w:r>
+              <w:rPr>
+                <w:rFonts w:ascii="Microsoft YaHei" w:hAnsi="Microsoft YaHei" w:eastAsia="Microsoft YaHei" w:cs="Microsoft YaHei" w:hint="eastAsia"/>
+                <w:b w:val="0"/>
+                <w:color w:val="000000"/>
+                <w:sz w:val="17"/>
+              </w:rPr>
+              <w:t>S-Q-07</w:t>
+            </w:r>
+          </w:p>
+        </w:tc>
+        <w:tc>
+          <w:tcPr>
+            <w:tcW w:w="2268" w:type="dxa"/>
+            <w:tcMar>
+              <w:top w:w="70" w:type="dxa"/>
+              <w:left w:w="80" w:type="dxa"/>
+              <w:bottom w:w="70" w:type="dxa"/>
+              <w:right w:w="80" w:type="dxa"/>
+            </w:tcMar>
+            <w:vAlign w:val="center"/>
+          </w:tcPr>
+          <w:p>
+            <w:pPr>
+              <w:spacing w:after="0" w:line="259" w:lineRule="auto"/>
+            </w:pPr>
+            <w:r>
+              <w:rPr>
+                <w:rFonts w:ascii="Microsoft YaHei" w:hAnsi="Microsoft YaHei" w:eastAsia="Microsoft YaHei" w:cs="Microsoft YaHei" w:hint="eastAsia"/>
+                <w:b w:val="0"/>
+                <w:color w:val="000000"/>
+                <w:sz w:val="17"/>
+              </w:rPr>
+              <w:t>错题移除</w:t>
+            </w:r>
+          </w:p>
+        </w:tc>
+        <w:tc>
+          <w:tcPr>
+            <w:tcW w:w="5669" w:type="dxa"/>
+            <w:tcMar>
+              <w:top w:w="70" w:type="dxa"/>
+              <w:left w:w="80" w:type="dxa"/>
+              <w:bottom w:w="70" w:type="dxa"/>
+              <w:right w:w="80" w:type="dxa"/>
+            </w:tcMar>
+            <w:vAlign w:val="center"/>
+          </w:tcPr>
+          <w:p>
+            <w:pPr>
+              <w:spacing w:after="0" w:line="259" w:lineRule="auto"/>
+            </w:pPr>
+            <w:r>
+              <w:rPr>
+                <w:rFonts w:ascii="Microsoft YaHei" w:hAnsi="Microsoft YaHei" w:eastAsia="Microsoft YaHei" w:cs="Microsoft YaHei" w:hint="eastAsia"/>
+                <w:b w:val="0"/>
+                <w:color w:val="000000"/>
+                <w:sz w:val="17"/>
+              </w:rPr>
+              <w:t>学生可以将自动收录的错题移出错题本，原答题记录不受影响。</w:t>
+            </w:r>
+          </w:p>
+        </w:tc>
+        <w:tc>
+          <w:tcPr>
+            <w:tcW w:w="1020" w:type="dxa"/>
+            <w:tcMar>
+              <w:top w:w="70" w:type="dxa"/>
+              <w:left w:w="80" w:type="dxa"/>
+              <w:bottom w:w="70" w:type="dxa"/>
+              <w:right w:w="80" w:type="dxa"/>
+            </w:tcMar>
+            <w:vAlign w:val="center"/>
+          </w:tcPr>
+          <w:p>
+            <w:pPr>
+              <w:spacing w:after="0" w:line="259" w:lineRule="auto"/>
+            </w:pPr>
+            <w:r>
+              <w:rPr>
+                <w:rFonts w:ascii="Microsoft YaHei" w:hAnsi="Microsoft YaHei" w:eastAsia="Microsoft YaHei" w:cs="Microsoft YaHei" w:hint="eastAsia"/>
                 <w:b w:val="0"/>
                 <w:color w:val="000000"/>
                 <w:sz w:val="17"/>
@@ -12623,7 +13427,7 @@
       </w:pPr>
       <w:r>
         <w:rPr>
-          <w:rFonts w:ascii="Noto Sans CJK SC" w:hAnsi="Noto Sans CJK SC" w:eastAsia="Noto Sans CJK SC"/>
+          <w:rFonts w:ascii="Microsoft YaHei" w:hAnsi="Microsoft YaHei" w:eastAsia="Microsoft YaHei" w:cs="Microsoft YaHei" w:hint="eastAsia"/>
           <w:b/>
           <w:color w:val="000000"/>
           <w:sz w:val="26"/>
@@ -12678,6 +13482,7 @@
         <w:trPr>
           <w:cantSplit/>
           <w:jc w:val="center"/>
+          <w:tblHeader w:val="true"/>
         </w:trPr>
         <w:tc>
           <w:tcPr>
@@ -12698,7 +13503,7 @@
             </w:pPr>
             <w:r>
               <w:rPr>
-                <w:rFonts w:ascii="Noto Sans CJK SC" w:hAnsi="Noto Sans CJK SC" w:eastAsia="Noto Sans CJK SC"/>
+                <w:rFonts w:ascii="Microsoft YaHei" w:hAnsi="Microsoft YaHei" w:eastAsia="Microsoft YaHei" w:cs="Microsoft YaHei" w:hint="eastAsia"/>
                 <w:b/>
                 <w:color w:val="000000"/>
                 <w:sz w:val="17"/>
@@ -12726,7 +13531,7 @@
             </w:pPr>
             <w:r>
               <w:rPr>
-                <w:rFonts w:ascii="Noto Sans CJK SC" w:hAnsi="Noto Sans CJK SC" w:eastAsia="Noto Sans CJK SC"/>
+                <w:rFonts w:ascii="Microsoft YaHei" w:hAnsi="Microsoft YaHei" w:eastAsia="Microsoft YaHei" w:cs="Microsoft YaHei" w:hint="eastAsia"/>
                 <w:b/>
                 <w:color w:val="000000"/>
                 <w:sz w:val="17"/>
@@ -12754,7 +13559,7 @@
             </w:pPr>
             <w:r>
               <w:rPr>
-                <w:rFonts w:ascii="Noto Sans CJK SC" w:hAnsi="Noto Sans CJK SC" w:eastAsia="Noto Sans CJK SC"/>
+                <w:rFonts w:ascii="Microsoft YaHei" w:hAnsi="Microsoft YaHei" w:eastAsia="Microsoft YaHei" w:cs="Microsoft YaHei" w:hint="eastAsia"/>
                 <w:b/>
                 <w:color w:val="000000"/>
                 <w:sz w:val="17"/>
@@ -12782,7 +13587,7 @@
             </w:pPr>
             <w:r>
               <w:rPr>
-                <w:rFonts w:ascii="Noto Sans CJK SC" w:hAnsi="Noto Sans CJK SC" w:eastAsia="Noto Sans CJK SC"/>
+                <w:rFonts w:ascii="Microsoft YaHei" w:hAnsi="Microsoft YaHei" w:eastAsia="Microsoft YaHei" w:cs="Microsoft YaHei" w:hint="eastAsia"/>
                 <w:b/>
                 <w:color w:val="000000"/>
                 <w:sz w:val="17"/>
@@ -12830,7 +13635,7 @@
             </w:pPr>
             <w:r>
               <w:rPr>
-                <w:rFonts w:ascii="Noto Sans CJK SC" w:hAnsi="Noto Sans CJK SC" w:eastAsia="Noto Sans CJK SC"/>
+                <w:rFonts w:ascii="Microsoft YaHei" w:hAnsi="Microsoft YaHei" w:eastAsia="Microsoft YaHei" w:cs="Microsoft YaHei" w:hint="eastAsia"/>
                 <w:b w:val="0"/>
                 <w:color w:val="000000"/>
                 <w:sz w:val="17"/>
@@ -12856,7 +13661,7 @@
             </w:pPr>
             <w:r>
               <w:rPr>
-                <w:rFonts w:ascii="Noto Sans CJK SC" w:hAnsi="Noto Sans CJK SC" w:eastAsia="Noto Sans CJK SC"/>
+                <w:rFonts w:ascii="Microsoft YaHei" w:hAnsi="Microsoft YaHei" w:eastAsia="Microsoft YaHei" w:cs="Microsoft YaHei" w:hint="eastAsia"/>
                 <w:b w:val="0"/>
                 <w:color w:val="000000"/>
                 <w:sz w:val="17"/>
@@ -12882,7 +13687,7 @@
             </w:pPr>
             <w:r>
               <w:rPr>
-                <w:rFonts w:ascii="Noto Sans CJK SC" w:hAnsi="Noto Sans CJK SC" w:eastAsia="Noto Sans CJK SC"/>
+                <w:rFonts w:ascii="Microsoft YaHei" w:hAnsi="Microsoft YaHei" w:eastAsia="Microsoft YaHei" w:cs="Microsoft YaHei" w:hint="eastAsia"/>
                 <w:b w:val="0"/>
                 <w:color w:val="000000"/>
                 <w:sz w:val="17"/>
@@ -12908,7 +13713,7 @@
             </w:pPr>
             <w:r>
               <w:rPr>
-                <w:rFonts w:ascii="Noto Sans CJK SC" w:hAnsi="Noto Sans CJK SC" w:eastAsia="Noto Sans CJK SC"/>
+                <w:rFonts w:ascii="Microsoft YaHei" w:hAnsi="Microsoft YaHei" w:eastAsia="Microsoft YaHei" w:cs="Microsoft YaHei" w:hint="eastAsia"/>
                 <w:b w:val="0"/>
                 <w:color w:val="000000"/>
                 <w:sz w:val="17"/>
@@ -12956,7 +13761,7 @@
             </w:pPr>
             <w:r>
               <w:rPr>
-                <w:rFonts w:ascii="Noto Sans CJK SC" w:hAnsi="Noto Sans CJK SC" w:eastAsia="Noto Sans CJK SC"/>
+                <w:rFonts w:ascii="Microsoft YaHei" w:hAnsi="Microsoft YaHei" w:eastAsia="Microsoft YaHei" w:cs="Microsoft YaHei" w:hint="eastAsia"/>
                 <w:b w:val="0"/>
                 <w:color w:val="000000"/>
                 <w:sz w:val="17"/>
@@ -12982,7 +13787,7 @@
             </w:pPr>
             <w:r>
               <w:rPr>
-                <w:rFonts w:ascii="Noto Sans CJK SC" w:hAnsi="Noto Sans CJK SC" w:eastAsia="Noto Sans CJK SC"/>
+                <w:rFonts w:ascii="Microsoft YaHei" w:hAnsi="Microsoft YaHei" w:eastAsia="Microsoft YaHei" w:cs="Microsoft YaHei" w:hint="eastAsia"/>
                 <w:b w:val="0"/>
                 <w:color w:val="000000"/>
                 <w:sz w:val="17"/>
@@ -13008,7 +13813,7 @@
             </w:pPr>
             <w:r>
               <w:rPr>
-                <w:rFonts w:ascii="Noto Sans CJK SC" w:hAnsi="Noto Sans CJK SC" w:eastAsia="Noto Sans CJK SC"/>
+                <w:rFonts w:ascii="Microsoft YaHei" w:hAnsi="Microsoft YaHei" w:eastAsia="Microsoft YaHei" w:cs="Microsoft YaHei" w:hint="eastAsia"/>
                 <w:b w:val="0"/>
                 <w:color w:val="000000"/>
                 <w:sz w:val="17"/>
@@ -13034,7 +13839,7 @@
             </w:pPr>
             <w:r>
               <w:rPr>
-                <w:rFonts w:ascii="Noto Sans CJK SC" w:hAnsi="Noto Sans CJK SC" w:eastAsia="Noto Sans CJK SC"/>
+                <w:rFonts w:ascii="Microsoft YaHei" w:hAnsi="Microsoft YaHei" w:eastAsia="Microsoft YaHei" w:cs="Microsoft YaHei" w:hint="eastAsia"/>
                 <w:b w:val="0"/>
                 <w:color w:val="000000"/>
                 <w:sz w:val="17"/>
@@ -13082,7 +13887,7 @@
             </w:pPr>
             <w:r>
               <w:rPr>
-                <w:rFonts w:ascii="Noto Sans CJK SC" w:hAnsi="Noto Sans CJK SC" w:eastAsia="Noto Sans CJK SC"/>
+                <w:rFonts w:ascii="Microsoft YaHei" w:hAnsi="Microsoft YaHei" w:eastAsia="Microsoft YaHei" w:cs="Microsoft YaHei" w:hint="eastAsia"/>
                 <w:b w:val="0"/>
                 <w:color w:val="000000"/>
                 <w:sz w:val="17"/>
@@ -13108,7 +13913,7 @@
             </w:pPr>
             <w:r>
               <w:rPr>
-                <w:rFonts w:ascii="Noto Sans CJK SC" w:hAnsi="Noto Sans CJK SC" w:eastAsia="Noto Sans CJK SC"/>
+                <w:rFonts w:ascii="Microsoft YaHei" w:hAnsi="Microsoft YaHei" w:eastAsia="Microsoft YaHei" w:cs="Microsoft YaHei" w:hint="eastAsia"/>
                 <w:b w:val="0"/>
                 <w:color w:val="000000"/>
                 <w:sz w:val="17"/>
@@ -13134,7 +13939,7 @@
             </w:pPr>
             <w:r>
               <w:rPr>
-                <w:rFonts w:ascii="Noto Sans CJK SC" w:hAnsi="Noto Sans CJK SC" w:eastAsia="Noto Sans CJK SC"/>
+                <w:rFonts w:ascii="Microsoft YaHei" w:hAnsi="Microsoft YaHei" w:eastAsia="Microsoft YaHei" w:cs="Microsoft YaHei" w:hint="eastAsia"/>
                 <w:b w:val="0"/>
                 <w:color w:val="000000"/>
                 <w:sz w:val="17"/>
@@ -13160,7 +13965,7 @@
             </w:pPr>
             <w:r>
               <w:rPr>
-                <w:rFonts w:ascii="Noto Sans CJK SC" w:hAnsi="Noto Sans CJK SC" w:eastAsia="Noto Sans CJK SC"/>
+                <w:rFonts w:ascii="Microsoft YaHei" w:hAnsi="Microsoft YaHei" w:eastAsia="Microsoft YaHei" w:cs="Microsoft YaHei" w:hint="eastAsia"/>
                 <w:b w:val="0"/>
                 <w:color w:val="000000"/>
                 <w:sz w:val="17"/>
@@ -13179,11 +13984,13 @@
     <w:p>
       <w:pPr>
         <w:pStyle w:val="4"/>
+        <w:keepNext/>
+        <w:pageBreakBefore/>
         <w:spacing w:before="100" w:after="60"/>
       </w:pPr>
       <w:r>
         <w:rPr>
-          <w:rFonts w:ascii="Noto Sans CJK SC" w:hAnsi="Noto Sans CJK SC" w:eastAsia="Noto Sans CJK SC"/>
+          <w:rFonts w:ascii="Microsoft YaHei" w:hAnsi="Microsoft YaHei" w:eastAsia="Microsoft YaHei" w:cs="Microsoft YaHei" w:hint="eastAsia"/>
           <w:b/>
           <w:color w:val="000000"/>
           <w:sz w:val="26"/>
@@ -13238,6 +14045,7 @@
         <w:trPr>
           <w:cantSplit/>
           <w:jc w:val="center"/>
+          <w:tblHeader w:val="true"/>
         </w:trPr>
         <w:tc>
           <w:tcPr>
@@ -13258,7 +14066,7 @@
             </w:pPr>
             <w:r>
               <w:rPr>
-                <w:rFonts w:ascii="Noto Sans CJK SC" w:hAnsi="Noto Sans CJK SC" w:eastAsia="Noto Sans CJK SC"/>
+                <w:rFonts w:ascii="Microsoft YaHei" w:hAnsi="Microsoft YaHei" w:eastAsia="Microsoft YaHei" w:cs="Microsoft YaHei" w:hint="eastAsia"/>
                 <w:b/>
                 <w:color w:val="000000"/>
                 <w:sz w:val="17"/>
@@ -13286,7 +14094,7 @@
             </w:pPr>
             <w:r>
               <w:rPr>
-                <w:rFonts w:ascii="Noto Sans CJK SC" w:hAnsi="Noto Sans CJK SC" w:eastAsia="Noto Sans CJK SC"/>
+                <w:rFonts w:ascii="Microsoft YaHei" w:hAnsi="Microsoft YaHei" w:eastAsia="Microsoft YaHei" w:cs="Microsoft YaHei" w:hint="eastAsia"/>
                 <w:b/>
                 <w:color w:val="000000"/>
                 <w:sz w:val="17"/>
@@ -13314,7 +14122,7 @@
             </w:pPr>
             <w:r>
               <w:rPr>
-                <w:rFonts w:ascii="Noto Sans CJK SC" w:hAnsi="Noto Sans CJK SC" w:eastAsia="Noto Sans CJK SC"/>
+                <w:rFonts w:ascii="Microsoft YaHei" w:hAnsi="Microsoft YaHei" w:eastAsia="Microsoft YaHei" w:cs="Microsoft YaHei" w:hint="eastAsia"/>
                 <w:b/>
                 <w:color w:val="000000"/>
                 <w:sz w:val="17"/>
@@ -13342,7 +14150,7 @@
             </w:pPr>
             <w:r>
               <w:rPr>
-                <w:rFonts w:ascii="Noto Sans CJK SC" w:hAnsi="Noto Sans CJK SC" w:eastAsia="Noto Sans CJK SC"/>
+                <w:rFonts w:ascii="Microsoft YaHei" w:hAnsi="Microsoft YaHei" w:eastAsia="Microsoft YaHei" w:cs="Microsoft YaHei" w:hint="eastAsia"/>
                 <w:b/>
                 <w:color w:val="000000"/>
                 <w:sz w:val="17"/>
@@ -13390,7 +14198,7 @@
             </w:pPr>
             <w:r>
               <w:rPr>
-                <w:rFonts w:ascii="Noto Sans CJK SC" w:hAnsi="Noto Sans CJK SC" w:eastAsia="Noto Sans CJK SC"/>
+                <w:rFonts w:ascii="Microsoft YaHei" w:hAnsi="Microsoft YaHei" w:eastAsia="Microsoft YaHei" w:cs="Microsoft YaHei" w:hint="eastAsia"/>
                 <w:b w:val="0"/>
                 <w:color w:val="000000"/>
                 <w:sz w:val="17"/>
@@ -13416,7 +14224,7 @@
             </w:pPr>
             <w:r>
               <w:rPr>
-                <w:rFonts w:ascii="Noto Sans CJK SC" w:hAnsi="Noto Sans CJK SC" w:eastAsia="Noto Sans CJK SC"/>
+                <w:rFonts w:ascii="Microsoft YaHei" w:hAnsi="Microsoft YaHei" w:eastAsia="Microsoft YaHei" w:cs="Microsoft YaHei" w:hint="eastAsia"/>
                 <w:b w:val="0"/>
                 <w:color w:val="000000"/>
                 <w:sz w:val="17"/>
@@ -13442,7 +14250,7 @@
             </w:pPr>
             <w:r>
               <w:rPr>
-                <w:rFonts w:ascii="Noto Sans CJK SC" w:hAnsi="Noto Sans CJK SC" w:eastAsia="Noto Sans CJK SC"/>
+                <w:rFonts w:ascii="Microsoft YaHei" w:hAnsi="Microsoft YaHei" w:eastAsia="Microsoft YaHei" w:cs="Microsoft YaHei" w:hint="eastAsia"/>
                 <w:b w:val="0"/>
                 <w:color w:val="000000"/>
                 <w:sz w:val="17"/>
@@ -13468,7 +14276,7 @@
             </w:pPr>
             <w:r>
               <w:rPr>
-                <w:rFonts w:ascii="Noto Sans CJK SC" w:hAnsi="Noto Sans CJK SC" w:eastAsia="Noto Sans CJK SC"/>
+                <w:rFonts w:ascii="Microsoft YaHei" w:hAnsi="Microsoft YaHei" w:eastAsia="Microsoft YaHei" w:cs="Microsoft YaHei" w:hint="eastAsia"/>
                 <w:b w:val="0"/>
                 <w:color w:val="000000"/>
                 <w:sz w:val="17"/>
@@ -13516,7 +14324,7 @@
             </w:pPr>
             <w:r>
               <w:rPr>
-                <w:rFonts w:ascii="Noto Sans CJK SC" w:hAnsi="Noto Sans CJK SC" w:eastAsia="Noto Sans CJK SC"/>
+                <w:rFonts w:ascii="Microsoft YaHei" w:hAnsi="Microsoft YaHei" w:eastAsia="Microsoft YaHei" w:cs="Microsoft YaHei" w:hint="eastAsia"/>
                 <w:b w:val="0"/>
                 <w:color w:val="000000"/>
                 <w:sz w:val="17"/>
@@ -13542,7 +14350,7 @@
             </w:pPr>
             <w:r>
               <w:rPr>
-                <w:rFonts w:ascii="Noto Sans CJK SC" w:hAnsi="Noto Sans CJK SC" w:eastAsia="Noto Sans CJK SC"/>
+                <w:rFonts w:ascii="Microsoft YaHei" w:hAnsi="Microsoft YaHei" w:eastAsia="Microsoft YaHei" w:cs="Microsoft YaHei" w:hint="eastAsia"/>
                 <w:b w:val="0"/>
                 <w:color w:val="000000"/>
                 <w:sz w:val="17"/>
@@ -13568,7 +14376,7 @@
             </w:pPr>
             <w:r>
               <w:rPr>
-                <w:rFonts w:ascii="Noto Sans CJK SC" w:hAnsi="Noto Sans CJK SC" w:eastAsia="Noto Sans CJK SC"/>
+                <w:rFonts w:ascii="Microsoft YaHei" w:hAnsi="Microsoft YaHei" w:eastAsia="Microsoft YaHei" w:cs="Microsoft YaHei" w:hint="eastAsia"/>
                 <w:b w:val="0"/>
                 <w:color w:val="000000"/>
                 <w:sz w:val="17"/>
@@ -13594,7 +14402,7 @@
             </w:pPr>
             <w:r>
               <w:rPr>
-                <w:rFonts w:ascii="Noto Sans CJK SC" w:hAnsi="Noto Sans CJK SC" w:eastAsia="Noto Sans CJK SC"/>
+                <w:rFonts w:ascii="Microsoft YaHei" w:hAnsi="Microsoft YaHei" w:eastAsia="Microsoft YaHei" w:cs="Microsoft YaHei" w:hint="eastAsia"/>
                 <w:b w:val="0"/>
                 <w:color w:val="000000"/>
                 <w:sz w:val="17"/>
@@ -13642,7 +14450,7 @@
             </w:pPr>
             <w:r>
               <w:rPr>
-                <w:rFonts w:ascii="Noto Sans CJK SC" w:hAnsi="Noto Sans CJK SC" w:eastAsia="Noto Sans CJK SC"/>
+                <w:rFonts w:ascii="Microsoft YaHei" w:hAnsi="Microsoft YaHei" w:eastAsia="Microsoft YaHei" w:cs="Microsoft YaHei" w:hint="eastAsia"/>
                 <w:b w:val="0"/>
                 <w:color w:val="000000"/>
                 <w:sz w:val="17"/>
@@ -13668,7 +14476,7 @@
             </w:pPr>
             <w:r>
               <w:rPr>
-                <w:rFonts w:ascii="Noto Sans CJK SC" w:hAnsi="Noto Sans CJK SC" w:eastAsia="Noto Sans CJK SC"/>
+                <w:rFonts w:ascii="Microsoft YaHei" w:hAnsi="Microsoft YaHei" w:eastAsia="Microsoft YaHei" w:cs="Microsoft YaHei" w:hint="eastAsia"/>
                 <w:b w:val="0"/>
                 <w:color w:val="000000"/>
                 <w:sz w:val="17"/>
@@ -13694,7 +14502,7 @@
             </w:pPr>
             <w:r>
               <w:rPr>
-                <w:rFonts w:ascii="Noto Sans CJK SC" w:hAnsi="Noto Sans CJK SC" w:eastAsia="Noto Sans CJK SC"/>
+                <w:rFonts w:ascii="Microsoft YaHei" w:hAnsi="Microsoft YaHei" w:eastAsia="Microsoft YaHei" w:cs="Microsoft YaHei" w:hint="eastAsia"/>
                 <w:b w:val="0"/>
                 <w:color w:val="000000"/>
                 <w:sz w:val="17"/>
@@ -13720,7 +14528,7 @@
             </w:pPr>
             <w:r>
               <w:rPr>
-                <w:rFonts w:ascii="Noto Sans CJK SC" w:hAnsi="Noto Sans CJK SC" w:eastAsia="Noto Sans CJK SC"/>
+                <w:rFonts w:ascii="Microsoft YaHei" w:hAnsi="Microsoft YaHei" w:eastAsia="Microsoft YaHei" w:cs="Microsoft YaHei" w:hint="eastAsia"/>
                 <w:b w:val="0"/>
                 <w:color w:val="000000"/>
                 <w:sz w:val="17"/>
@@ -13768,7 +14576,7 @@
             </w:pPr>
             <w:r>
               <w:rPr>
-                <w:rFonts w:ascii="Noto Sans CJK SC" w:hAnsi="Noto Sans CJK SC" w:eastAsia="Noto Sans CJK SC"/>
+                <w:rFonts w:ascii="Microsoft YaHei" w:hAnsi="Microsoft YaHei" w:eastAsia="Microsoft YaHei" w:cs="Microsoft YaHei" w:hint="eastAsia"/>
                 <w:b w:val="0"/>
                 <w:color w:val="000000"/>
                 <w:sz w:val="17"/>
@@ -13794,7 +14602,7 @@
             </w:pPr>
             <w:r>
               <w:rPr>
-                <w:rFonts w:ascii="Noto Sans CJK SC" w:hAnsi="Noto Sans CJK SC" w:eastAsia="Noto Sans CJK SC"/>
+                <w:rFonts w:ascii="Microsoft YaHei" w:hAnsi="Microsoft YaHei" w:eastAsia="Microsoft YaHei" w:cs="Microsoft YaHei" w:hint="eastAsia"/>
                 <w:b w:val="0"/>
                 <w:color w:val="000000"/>
                 <w:sz w:val="17"/>
@@ -13820,7 +14628,7 @@
             </w:pPr>
             <w:r>
               <w:rPr>
-                <w:rFonts w:ascii="Noto Sans CJK SC" w:hAnsi="Noto Sans CJK SC" w:eastAsia="Noto Sans CJK SC"/>
+                <w:rFonts w:ascii="Microsoft YaHei" w:hAnsi="Microsoft YaHei" w:eastAsia="Microsoft YaHei" w:cs="Microsoft YaHei" w:hint="eastAsia"/>
                 <w:b w:val="0"/>
                 <w:color w:val="000000"/>
                 <w:sz w:val="17"/>
@@ -13846,7 +14654,7 @@
             </w:pPr>
             <w:r>
               <w:rPr>
-                <w:rFonts w:ascii="Noto Sans CJK SC" w:hAnsi="Noto Sans CJK SC" w:eastAsia="Noto Sans CJK SC"/>
+                <w:rFonts w:ascii="Microsoft YaHei" w:hAnsi="Microsoft YaHei" w:eastAsia="Microsoft YaHei" w:cs="Microsoft YaHei" w:hint="eastAsia"/>
                 <w:b w:val="0"/>
                 <w:color w:val="000000"/>
                 <w:sz w:val="17"/>
@@ -13894,7 +14702,7 @@
             </w:pPr>
             <w:r>
               <w:rPr>
-                <w:rFonts w:ascii="Noto Sans CJK SC" w:hAnsi="Noto Sans CJK SC" w:eastAsia="Noto Sans CJK SC"/>
+                <w:rFonts w:ascii="Microsoft YaHei" w:hAnsi="Microsoft YaHei" w:eastAsia="Microsoft YaHei" w:cs="Microsoft YaHei" w:hint="eastAsia"/>
                 <w:b w:val="0"/>
                 <w:color w:val="000000"/>
                 <w:sz w:val="17"/>
@@ -13920,7 +14728,7 @@
             </w:pPr>
             <w:r>
               <w:rPr>
-                <w:rFonts w:ascii="Noto Sans CJK SC" w:hAnsi="Noto Sans CJK SC" w:eastAsia="Noto Sans CJK SC"/>
+                <w:rFonts w:ascii="Microsoft YaHei" w:hAnsi="Microsoft YaHei" w:eastAsia="Microsoft YaHei" w:cs="Microsoft YaHei" w:hint="eastAsia"/>
                 <w:b w:val="0"/>
                 <w:color w:val="000000"/>
                 <w:sz w:val="17"/>
@@ -13946,7 +14754,7 @@
             </w:pPr>
             <w:r>
               <w:rPr>
-                <w:rFonts w:ascii="Noto Sans CJK SC" w:hAnsi="Noto Sans CJK SC" w:eastAsia="Noto Sans CJK SC"/>
+                <w:rFonts w:ascii="Microsoft YaHei" w:hAnsi="Microsoft YaHei" w:eastAsia="Microsoft YaHei" w:cs="Microsoft YaHei" w:hint="eastAsia"/>
                 <w:b w:val="0"/>
                 <w:color w:val="000000"/>
                 <w:sz w:val="17"/>
@@ -13972,7 +14780,7 @@
             </w:pPr>
             <w:r>
               <w:rPr>
-                <w:rFonts w:ascii="Noto Sans CJK SC" w:hAnsi="Noto Sans CJK SC" w:eastAsia="Noto Sans CJK SC"/>
+                <w:rFonts w:ascii="Microsoft YaHei" w:hAnsi="Microsoft YaHei" w:eastAsia="Microsoft YaHei" w:cs="Microsoft YaHei" w:hint="eastAsia"/>
                 <w:b w:val="0"/>
                 <w:color w:val="000000"/>
                 <w:sz w:val="17"/>
@@ -13995,7 +14803,7 @@
       </w:pPr>
       <w:r>
         <w:rPr>
-          <w:rFonts w:ascii="Noto Sans CJK SC" w:hAnsi="Noto Sans CJK SC" w:eastAsia="Noto Sans CJK SC"/>
+          <w:rFonts w:ascii="Microsoft YaHei" w:hAnsi="Microsoft YaHei" w:eastAsia="Microsoft YaHei" w:cs="Microsoft YaHei" w:hint="eastAsia"/>
           <w:b/>
           <w:color w:val="000000"/>
           <w:sz w:val="32"/>
@@ -14010,7 +14818,7 @@
       </w:pPr>
       <w:r>
         <w:rPr>
-          <w:rFonts w:ascii="Noto Sans CJK SC" w:hAnsi="Noto Sans CJK SC" w:eastAsia="Noto Sans CJK SC"/>
+          <w:rFonts w:ascii="Microsoft YaHei" w:hAnsi="Microsoft YaHei" w:eastAsia="Microsoft YaHei" w:cs="Microsoft YaHei" w:hint="eastAsia"/>
           <w:b/>
           <w:color w:val="000000"/>
           <w:sz w:val="26"/>
@@ -14065,6 +14873,7 @@
         <w:trPr>
           <w:cantSplit/>
           <w:jc w:val="center"/>
+          <w:tblHeader w:val="true"/>
         </w:trPr>
         <w:tc>
           <w:tcPr>
@@ -14085,7 +14894,7 @@
             </w:pPr>
             <w:r>
               <w:rPr>
-                <w:rFonts w:ascii="Noto Sans CJK SC" w:hAnsi="Noto Sans CJK SC" w:eastAsia="Noto Sans CJK SC"/>
+                <w:rFonts w:ascii="Microsoft YaHei" w:hAnsi="Microsoft YaHei" w:eastAsia="Microsoft YaHei" w:cs="Microsoft YaHei" w:hint="eastAsia"/>
                 <w:b/>
                 <w:color w:val="000000"/>
                 <w:sz w:val="17"/>
@@ -14113,7 +14922,7 @@
             </w:pPr>
             <w:r>
               <w:rPr>
-                <w:rFonts w:ascii="Noto Sans CJK SC" w:hAnsi="Noto Sans CJK SC" w:eastAsia="Noto Sans CJK SC"/>
+                <w:rFonts w:ascii="Microsoft YaHei" w:hAnsi="Microsoft YaHei" w:eastAsia="Microsoft YaHei" w:cs="Microsoft YaHei" w:hint="eastAsia"/>
                 <w:b/>
                 <w:color w:val="000000"/>
                 <w:sz w:val="17"/>
@@ -14141,7 +14950,7 @@
             </w:pPr>
             <w:r>
               <w:rPr>
-                <w:rFonts w:ascii="Noto Sans CJK SC" w:hAnsi="Noto Sans CJK SC" w:eastAsia="Noto Sans CJK SC"/>
+                <w:rFonts w:ascii="Microsoft YaHei" w:hAnsi="Microsoft YaHei" w:eastAsia="Microsoft YaHei" w:cs="Microsoft YaHei" w:hint="eastAsia"/>
                 <w:b/>
                 <w:color w:val="000000"/>
                 <w:sz w:val="17"/>
@@ -14169,7 +14978,7 @@
             </w:pPr>
             <w:r>
               <w:rPr>
-                <w:rFonts w:ascii="Noto Sans CJK SC" w:hAnsi="Noto Sans CJK SC" w:eastAsia="Noto Sans CJK SC"/>
+                <w:rFonts w:ascii="Microsoft YaHei" w:hAnsi="Microsoft YaHei" w:eastAsia="Microsoft YaHei" w:cs="Microsoft YaHei" w:hint="eastAsia"/>
                 <w:b/>
                 <w:color w:val="000000"/>
                 <w:sz w:val="17"/>
@@ -14217,7 +15026,7 @@
             </w:pPr>
             <w:r>
               <w:rPr>
-                <w:rFonts w:ascii="Noto Sans CJK SC" w:hAnsi="Noto Sans CJK SC" w:eastAsia="Noto Sans CJK SC"/>
+                <w:rFonts w:ascii="Microsoft YaHei" w:hAnsi="Microsoft YaHei" w:eastAsia="Microsoft YaHei" w:cs="Microsoft YaHei" w:hint="eastAsia"/>
                 <w:b w:val="0"/>
                 <w:color w:val="000000"/>
                 <w:sz w:val="17"/>
@@ -14243,7 +15052,7 @@
             </w:pPr>
             <w:r>
               <w:rPr>
-                <w:rFonts w:ascii="Noto Sans CJK SC" w:hAnsi="Noto Sans CJK SC" w:eastAsia="Noto Sans CJK SC"/>
+                <w:rFonts w:ascii="Microsoft YaHei" w:hAnsi="Microsoft YaHei" w:eastAsia="Microsoft YaHei" w:cs="Microsoft YaHei" w:hint="eastAsia"/>
                 <w:b w:val="0"/>
                 <w:color w:val="000000"/>
                 <w:sz w:val="17"/>
@@ -14269,7 +15078,7 @@
             </w:pPr>
             <w:r>
               <w:rPr>
-                <w:rFonts w:ascii="Noto Sans CJK SC" w:hAnsi="Noto Sans CJK SC" w:eastAsia="Noto Sans CJK SC"/>
+                <w:rFonts w:ascii="Microsoft YaHei" w:hAnsi="Microsoft YaHei" w:eastAsia="Microsoft YaHei" w:cs="Microsoft YaHei" w:hint="eastAsia"/>
                 <w:b w:val="0"/>
                 <w:color w:val="000000"/>
                 <w:sz w:val="17"/>
@@ -14295,7 +15104,7 @@
             </w:pPr>
             <w:r>
               <w:rPr>
-                <w:rFonts w:ascii="Noto Sans CJK SC" w:hAnsi="Noto Sans CJK SC" w:eastAsia="Noto Sans CJK SC"/>
+                <w:rFonts w:ascii="Microsoft YaHei" w:hAnsi="Microsoft YaHei" w:eastAsia="Microsoft YaHei" w:cs="Microsoft YaHei" w:hint="eastAsia"/>
                 <w:b w:val="0"/>
                 <w:color w:val="000000"/>
                 <w:sz w:val="17"/>
@@ -14343,7 +15152,7 @@
             </w:pPr>
             <w:r>
               <w:rPr>
-                <w:rFonts w:ascii="Noto Sans CJK SC" w:hAnsi="Noto Sans CJK SC" w:eastAsia="Noto Sans CJK SC"/>
+                <w:rFonts w:ascii="Microsoft YaHei" w:hAnsi="Microsoft YaHei" w:eastAsia="Microsoft YaHei" w:cs="Microsoft YaHei" w:hint="eastAsia"/>
                 <w:b w:val="0"/>
                 <w:color w:val="000000"/>
                 <w:sz w:val="17"/>
@@ -14369,7 +15178,7 @@
             </w:pPr>
             <w:r>
               <w:rPr>
-                <w:rFonts w:ascii="Noto Sans CJK SC" w:hAnsi="Noto Sans CJK SC" w:eastAsia="Noto Sans CJK SC"/>
+                <w:rFonts w:ascii="Microsoft YaHei" w:hAnsi="Microsoft YaHei" w:eastAsia="Microsoft YaHei" w:cs="Microsoft YaHei" w:hint="eastAsia"/>
                 <w:b w:val="0"/>
                 <w:color w:val="000000"/>
                 <w:sz w:val="17"/>
@@ -14395,7 +15204,7 @@
             </w:pPr>
             <w:r>
               <w:rPr>
-                <w:rFonts w:ascii="Noto Sans CJK SC" w:hAnsi="Noto Sans CJK SC" w:eastAsia="Noto Sans CJK SC"/>
+                <w:rFonts w:ascii="Microsoft YaHei" w:hAnsi="Microsoft YaHei" w:eastAsia="Microsoft YaHei" w:cs="Microsoft YaHei" w:hint="eastAsia"/>
                 <w:b w:val="0"/>
                 <w:color w:val="000000"/>
                 <w:sz w:val="17"/>
@@ -14421,7 +15230,7 @@
             </w:pPr>
             <w:r>
               <w:rPr>
-                <w:rFonts w:ascii="Noto Sans CJK SC" w:hAnsi="Noto Sans CJK SC" w:eastAsia="Noto Sans CJK SC"/>
+                <w:rFonts w:ascii="Microsoft YaHei" w:hAnsi="Microsoft YaHei" w:eastAsia="Microsoft YaHei" w:cs="Microsoft YaHei" w:hint="eastAsia"/>
                 <w:b w:val="0"/>
                 <w:color w:val="000000"/>
                 <w:sz w:val="17"/>
@@ -14469,7 +15278,7 @@
             </w:pPr>
             <w:r>
               <w:rPr>
-                <w:rFonts w:ascii="Noto Sans CJK SC" w:hAnsi="Noto Sans CJK SC" w:eastAsia="Noto Sans CJK SC"/>
+                <w:rFonts w:ascii="Microsoft YaHei" w:hAnsi="Microsoft YaHei" w:eastAsia="Microsoft YaHei" w:cs="Microsoft YaHei" w:hint="eastAsia"/>
                 <w:b w:val="0"/>
                 <w:color w:val="000000"/>
                 <w:sz w:val="17"/>
@@ -14495,7 +15304,7 @@
             </w:pPr>
             <w:r>
               <w:rPr>
-                <w:rFonts w:ascii="Noto Sans CJK SC" w:hAnsi="Noto Sans CJK SC" w:eastAsia="Noto Sans CJK SC"/>
+                <w:rFonts w:ascii="Microsoft YaHei" w:hAnsi="Microsoft YaHei" w:eastAsia="Microsoft YaHei" w:cs="Microsoft YaHei" w:hint="eastAsia"/>
                 <w:b w:val="0"/>
                 <w:color w:val="000000"/>
                 <w:sz w:val="17"/>
@@ -14521,7 +15330,7 @@
             </w:pPr>
             <w:r>
               <w:rPr>
-                <w:rFonts w:ascii="Noto Sans CJK SC" w:hAnsi="Noto Sans CJK SC" w:eastAsia="Noto Sans CJK SC"/>
+                <w:rFonts w:ascii="Microsoft YaHei" w:hAnsi="Microsoft YaHei" w:eastAsia="Microsoft YaHei" w:cs="Microsoft YaHei" w:hint="eastAsia"/>
                 <w:b w:val="0"/>
                 <w:color w:val="000000"/>
                 <w:sz w:val="17"/>
@@ -14547,7 +15356,7 @@
             </w:pPr>
             <w:r>
               <w:rPr>
-                <w:rFonts w:ascii="Noto Sans CJK SC" w:hAnsi="Noto Sans CJK SC" w:eastAsia="Noto Sans CJK SC"/>
+                <w:rFonts w:ascii="Microsoft YaHei" w:hAnsi="Microsoft YaHei" w:eastAsia="Microsoft YaHei" w:cs="Microsoft YaHei" w:hint="eastAsia"/>
                 <w:b w:val="0"/>
                 <w:color w:val="000000"/>
                 <w:sz w:val="17"/>
@@ -14595,7 +15404,7 @@
             </w:pPr>
             <w:r>
               <w:rPr>
-                <w:rFonts w:ascii="Noto Sans CJK SC" w:hAnsi="Noto Sans CJK SC" w:eastAsia="Noto Sans CJK SC"/>
+                <w:rFonts w:ascii="Microsoft YaHei" w:hAnsi="Microsoft YaHei" w:eastAsia="Microsoft YaHei" w:cs="Microsoft YaHei" w:hint="eastAsia"/>
                 <w:b w:val="0"/>
                 <w:color w:val="000000"/>
                 <w:sz w:val="17"/>
@@ -14621,7 +15430,7 @@
             </w:pPr>
             <w:r>
               <w:rPr>
-                <w:rFonts w:ascii="Noto Sans CJK SC" w:hAnsi="Noto Sans CJK SC" w:eastAsia="Noto Sans CJK SC"/>
+                <w:rFonts w:ascii="Microsoft YaHei" w:hAnsi="Microsoft YaHei" w:eastAsia="Microsoft YaHei" w:cs="Microsoft YaHei" w:hint="eastAsia"/>
                 <w:b w:val="0"/>
                 <w:color w:val="000000"/>
                 <w:sz w:val="17"/>
@@ -14647,7 +15456,7 @@
             </w:pPr>
             <w:r>
               <w:rPr>
-                <w:rFonts w:ascii="Noto Sans CJK SC" w:hAnsi="Noto Sans CJK SC" w:eastAsia="Noto Sans CJK SC"/>
+                <w:rFonts w:ascii="Microsoft YaHei" w:hAnsi="Microsoft YaHei" w:eastAsia="Microsoft YaHei" w:cs="Microsoft YaHei" w:hint="eastAsia"/>
                 <w:b w:val="0"/>
                 <w:color w:val="000000"/>
                 <w:sz w:val="17"/>
@@ -14673,7 +15482,7 @@
             </w:pPr>
             <w:r>
               <w:rPr>
-                <w:rFonts w:ascii="Noto Sans CJK SC" w:hAnsi="Noto Sans CJK SC" w:eastAsia="Noto Sans CJK SC"/>
+                <w:rFonts w:ascii="Microsoft YaHei" w:hAnsi="Microsoft YaHei" w:eastAsia="Microsoft YaHei" w:cs="Microsoft YaHei" w:hint="eastAsia"/>
                 <w:b w:val="0"/>
                 <w:color w:val="000000"/>
                 <w:sz w:val="17"/>
@@ -14721,7 +15530,7 @@
             </w:pPr>
             <w:r>
               <w:rPr>
-                <w:rFonts w:ascii="Noto Sans CJK SC" w:hAnsi="Noto Sans CJK SC" w:eastAsia="Noto Sans CJK SC"/>
+                <w:rFonts w:ascii="Microsoft YaHei" w:hAnsi="Microsoft YaHei" w:eastAsia="Microsoft YaHei" w:cs="Microsoft YaHei" w:hint="eastAsia"/>
                 <w:b w:val="0"/>
                 <w:color w:val="000000"/>
                 <w:sz w:val="17"/>
@@ -14747,7 +15556,7 @@
             </w:pPr>
             <w:r>
               <w:rPr>
-                <w:rFonts w:ascii="Noto Sans CJK SC" w:hAnsi="Noto Sans CJK SC" w:eastAsia="Noto Sans CJK SC"/>
+                <w:rFonts w:ascii="Microsoft YaHei" w:hAnsi="Microsoft YaHei" w:eastAsia="Microsoft YaHei" w:cs="Microsoft YaHei" w:hint="eastAsia"/>
                 <w:b w:val="0"/>
                 <w:color w:val="000000"/>
                 <w:sz w:val="17"/>
@@ -14773,7 +15582,7 @@
             </w:pPr>
             <w:r>
               <w:rPr>
-                <w:rFonts w:ascii="Noto Sans CJK SC" w:hAnsi="Noto Sans CJK SC" w:eastAsia="Noto Sans CJK SC"/>
+                <w:rFonts w:ascii="Microsoft YaHei" w:hAnsi="Microsoft YaHei" w:eastAsia="Microsoft YaHei" w:cs="Microsoft YaHei" w:hint="eastAsia"/>
                 <w:b w:val="0"/>
                 <w:color w:val="000000"/>
                 <w:sz w:val="17"/>
@@ -14799,7 +15608,7 @@
             </w:pPr>
             <w:r>
               <w:rPr>
-                <w:rFonts w:ascii="Noto Sans CJK SC" w:hAnsi="Noto Sans CJK SC" w:eastAsia="Noto Sans CJK SC"/>
+                <w:rFonts w:ascii="Microsoft YaHei" w:hAnsi="Microsoft YaHei" w:eastAsia="Microsoft YaHei" w:cs="Microsoft YaHei" w:hint="eastAsia"/>
                 <w:b w:val="0"/>
                 <w:color w:val="000000"/>
                 <w:sz w:val="17"/>
@@ -14847,7 +15656,7 @@
             </w:pPr>
             <w:r>
               <w:rPr>
-                <w:rFonts w:ascii="Noto Sans CJK SC" w:hAnsi="Noto Sans CJK SC" w:eastAsia="Noto Sans CJK SC"/>
+                <w:rFonts w:ascii="Microsoft YaHei" w:hAnsi="Microsoft YaHei" w:eastAsia="Microsoft YaHei" w:cs="Microsoft YaHei" w:hint="eastAsia"/>
                 <w:b w:val="0"/>
                 <w:color w:val="000000"/>
                 <w:sz w:val="17"/>
@@ -14873,7 +15682,7 @@
             </w:pPr>
             <w:r>
               <w:rPr>
-                <w:rFonts w:ascii="Noto Sans CJK SC" w:hAnsi="Noto Sans CJK SC" w:eastAsia="Noto Sans CJK SC"/>
+                <w:rFonts w:ascii="Microsoft YaHei" w:hAnsi="Microsoft YaHei" w:eastAsia="Microsoft YaHei" w:cs="Microsoft YaHei" w:hint="eastAsia"/>
                 <w:b w:val="0"/>
                 <w:color w:val="000000"/>
                 <w:sz w:val="17"/>
@@ -14899,7 +15708,7 @@
             </w:pPr>
             <w:r>
               <w:rPr>
-                <w:rFonts w:ascii="Noto Sans CJK SC" w:hAnsi="Noto Sans CJK SC" w:eastAsia="Noto Sans CJK SC"/>
+                <w:rFonts w:ascii="Microsoft YaHei" w:hAnsi="Microsoft YaHei" w:eastAsia="Microsoft YaHei" w:cs="Microsoft YaHei" w:hint="eastAsia"/>
                 <w:b w:val="0"/>
                 <w:color w:val="000000"/>
                 <w:sz w:val="17"/>
@@ -14925,7 +15734,7 @@
             </w:pPr>
             <w:r>
               <w:rPr>
-                <w:rFonts w:ascii="Noto Sans CJK SC" w:hAnsi="Noto Sans CJK SC" w:eastAsia="Noto Sans CJK SC"/>
+                <w:rFonts w:ascii="Microsoft YaHei" w:hAnsi="Microsoft YaHei" w:eastAsia="Microsoft YaHei" w:cs="Microsoft YaHei" w:hint="eastAsia"/>
                 <w:b w:val="0"/>
                 <w:color w:val="000000"/>
                 <w:sz w:val="17"/>
@@ -14973,7 +15782,7 @@
             </w:pPr>
             <w:r>
               <w:rPr>
-                <w:rFonts w:ascii="Noto Sans CJK SC" w:hAnsi="Noto Sans CJK SC" w:eastAsia="Noto Sans CJK SC"/>
+                <w:rFonts w:ascii="Microsoft YaHei" w:hAnsi="Microsoft YaHei" w:eastAsia="Microsoft YaHei" w:cs="Microsoft YaHei" w:hint="eastAsia"/>
                 <w:b w:val="0"/>
                 <w:color w:val="000000"/>
                 <w:sz w:val="17"/>
@@ -14999,7 +15808,7 @@
             </w:pPr>
             <w:r>
               <w:rPr>
-                <w:rFonts w:ascii="Noto Sans CJK SC" w:hAnsi="Noto Sans CJK SC" w:eastAsia="Noto Sans CJK SC"/>
+                <w:rFonts w:ascii="Microsoft YaHei" w:hAnsi="Microsoft YaHei" w:eastAsia="Microsoft YaHei" w:cs="Microsoft YaHei" w:hint="eastAsia"/>
                 <w:b w:val="0"/>
                 <w:color w:val="000000"/>
                 <w:sz w:val="17"/>
@@ -15025,7 +15834,7 @@
             </w:pPr>
             <w:r>
               <w:rPr>
-                <w:rFonts w:ascii="Noto Sans CJK SC" w:hAnsi="Noto Sans CJK SC" w:eastAsia="Noto Sans CJK SC"/>
+                <w:rFonts w:ascii="Microsoft YaHei" w:hAnsi="Microsoft YaHei" w:eastAsia="Microsoft YaHei" w:cs="Microsoft YaHei" w:hint="eastAsia"/>
                 <w:b w:val="0"/>
                 <w:color w:val="000000"/>
                 <w:sz w:val="17"/>
@@ -15051,7 +15860,7 @@
             </w:pPr>
             <w:r>
               <w:rPr>
-                <w:rFonts w:ascii="Noto Sans CJK SC" w:hAnsi="Noto Sans CJK SC" w:eastAsia="Noto Sans CJK SC"/>
+                <w:rFonts w:ascii="Microsoft YaHei" w:hAnsi="Microsoft YaHei" w:eastAsia="Microsoft YaHei" w:cs="Microsoft YaHei" w:hint="eastAsia"/>
                 <w:b w:val="0"/>
                 <w:color w:val="000000"/>
                 <w:sz w:val="17"/>
@@ -15074,7 +15883,7 @@
       </w:pPr>
       <w:r>
         <w:rPr>
-          <w:rFonts w:ascii="Noto Sans CJK SC" w:hAnsi="Noto Sans CJK SC" w:eastAsia="Noto Sans CJK SC"/>
+          <w:rFonts w:ascii="Microsoft YaHei" w:hAnsi="Microsoft YaHei" w:eastAsia="Microsoft YaHei" w:cs="Microsoft YaHei" w:hint="eastAsia"/>
           <w:b/>
           <w:color w:val="000000"/>
           <w:sz w:val="26"/>
@@ -15088,7 +15897,7 @@
       </w:pPr>
       <w:r>
         <w:rPr>
-          <w:rFonts w:ascii="Noto Sans CJK SC" w:hAnsi="Noto Sans CJK SC" w:eastAsia="Noto Sans CJK SC"/>
+          <w:rFonts w:ascii="Microsoft YaHei" w:hAnsi="Microsoft YaHei" w:eastAsia="Microsoft YaHei" w:cs="Microsoft YaHei" w:hint="eastAsia"/>
           <w:sz w:val="20"/>
         </w:rPr>
         <w:t>1. 资料上传：教师上传课程相关 PDF、Word、PPT、TXT 等资料。</w:t>
@@ -15100,7 +15909,7 @@
       </w:pPr>
       <w:r>
         <w:rPr>
-          <w:rFonts w:ascii="Noto Sans CJK SC" w:hAnsi="Noto Sans CJK SC" w:eastAsia="Noto Sans CJK SC"/>
+          <w:rFonts w:ascii="Microsoft YaHei" w:hAnsi="Microsoft YaHei" w:eastAsia="Microsoft YaHei" w:cs="Microsoft YaHei" w:hint="eastAsia"/>
           <w:sz w:val="20"/>
         </w:rPr>
         <w:t>2. 文本解析：系统抽取正文、标题、页码等结构化信息。</w:t>
@@ -15112,7 +15921,7 @@
       </w:pPr>
       <w:r>
         <w:rPr>
-          <w:rFonts w:ascii="Noto Sans CJK SC" w:hAnsi="Noto Sans CJK SC" w:eastAsia="Noto Sans CJK SC"/>
+          <w:rFonts w:ascii="Microsoft YaHei" w:hAnsi="Microsoft YaHei" w:eastAsia="Microsoft YaHei" w:cs="Microsoft YaHei" w:hint="eastAsia"/>
           <w:sz w:val="20"/>
         </w:rPr>
         <w:t>3. 内容切分：系统按照章节、标题、段落或固定长度进行文本切分。</w:t>
@@ -15124,7 +15933,7 @@
       </w:pPr>
       <w:r>
         <w:rPr>
-          <w:rFonts w:ascii="Noto Sans CJK SC" w:hAnsi="Noto Sans CJK SC" w:eastAsia="Noto Sans CJK SC"/>
+          <w:rFonts w:ascii="Microsoft YaHei" w:hAnsi="Microsoft YaHei" w:eastAsia="Microsoft YaHei" w:cs="Microsoft YaHei" w:hint="eastAsia"/>
           <w:sz w:val="20"/>
         </w:rPr>
         <w:t>4. 向量化：系统调用嵌入模型生成文本向量。</w:t>
@@ -15136,7 +15945,7 @@
       </w:pPr>
       <w:r>
         <w:rPr>
-          <w:rFonts w:ascii="Noto Sans CJK SC" w:hAnsi="Noto Sans CJK SC" w:eastAsia="Noto Sans CJK SC"/>
+          <w:rFonts w:ascii="Microsoft YaHei" w:hAnsi="Microsoft YaHei" w:eastAsia="Microsoft YaHei" w:cs="Microsoft YaHei" w:hint="eastAsia"/>
           <w:sz w:val="20"/>
         </w:rPr>
         <w:t>5. 向量存储：向量和原文片段写入向量数据库，并绑定课程和班级。</w:t>
@@ -15148,7 +15957,7 @@
       </w:pPr>
       <w:r>
         <w:rPr>
-          <w:rFonts w:ascii="Noto Sans CJK SC" w:hAnsi="Noto Sans CJK SC" w:eastAsia="Noto Sans CJK SC"/>
+          <w:rFonts w:ascii="Microsoft YaHei" w:hAnsi="Microsoft YaHei" w:eastAsia="Microsoft YaHei" w:cs="Microsoft YaHei" w:hint="eastAsia"/>
           <w:sz w:val="20"/>
         </w:rPr>
         <w:t>6. 检索增强：学生提问或系统生成题目时，先检索相关资料，再调用大模型生成结果。</w:t>
@@ -15160,7 +15969,7 @@
       </w:pPr>
       <w:r>
         <w:rPr>
-          <w:rFonts w:ascii="Noto Sans CJK SC" w:hAnsi="Noto Sans CJK SC" w:eastAsia="Noto Sans CJK SC"/>
+          <w:rFonts w:ascii="Microsoft YaHei" w:hAnsi="Microsoft YaHei" w:eastAsia="Microsoft YaHei" w:cs="Microsoft YaHei" w:hint="eastAsia"/>
           <w:sz w:val="20"/>
         </w:rPr>
         <w:t>7. 来源返回：回答尽量返回资料名称、页码或片段来源，便于学生核验。</w:t>
@@ -15173,7 +15982,7 @@
       </w:pPr>
       <w:r>
         <w:rPr>
-          <w:rFonts w:ascii="Noto Sans CJK SC" w:hAnsi="Noto Sans CJK SC" w:eastAsia="Noto Sans CJK SC"/>
+          <w:rFonts w:ascii="Microsoft YaHei" w:hAnsi="Microsoft YaHei" w:eastAsia="Microsoft YaHei" w:cs="Microsoft YaHei" w:hint="eastAsia"/>
           <w:b/>
           <w:color w:val="000000"/>
           <w:sz w:val="32"/>
@@ -15188,7 +15997,7 @@
       </w:pPr>
       <w:r>
         <w:rPr>
-          <w:rFonts w:ascii="Noto Sans CJK SC" w:hAnsi="Noto Sans CJK SC" w:eastAsia="Noto Sans CJK SC"/>
+          <w:rFonts w:ascii="Microsoft YaHei" w:hAnsi="Microsoft YaHei" w:eastAsia="Microsoft YaHei" w:cs="Microsoft YaHei" w:hint="eastAsia"/>
           <w:b/>
           <w:color w:val="000000"/>
           <w:sz w:val="26"/>
@@ -15241,6 +16050,7 @@
         <w:trPr>
           <w:cantSplit/>
           <w:jc w:val="center"/>
+          <w:tblHeader w:val="true"/>
         </w:trPr>
         <w:tc>
           <w:tcPr>
@@ -15261,7 +16071,7 @@
             </w:pPr>
             <w:r>
               <w:rPr>
-                <w:rFonts w:ascii="Noto Sans CJK SC" w:hAnsi="Noto Sans CJK SC" w:eastAsia="Noto Sans CJK SC"/>
+                <w:rFonts w:ascii="Microsoft YaHei" w:hAnsi="Microsoft YaHei" w:eastAsia="Microsoft YaHei" w:cs="Microsoft YaHei" w:hint="eastAsia"/>
                 <w:b/>
                 <w:color w:val="000000"/>
                 <w:sz w:val="17"/>
@@ -15289,7 +16099,7 @@
             </w:pPr>
             <w:r>
               <w:rPr>
-                <w:rFonts w:ascii="Noto Sans CJK SC" w:hAnsi="Noto Sans CJK SC" w:eastAsia="Noto Sans CJK SC"/>
+                <w:rFonts w:ascii="Microsoft YaHei" w:hAnsi="Microsoft YaHei" w:eastAsia="Microsoft YaHei" w:cs="Microsoft YaHei" w:hint="eastAsia"/>
                 <w:b/>
                 <w:color w:val="000000"/>
                 <w:sz w:val="17"/>
@@ -15337,7 +16147,7 @@
             </w:pPr>
             <w:r>
               <w:rPr>
-                <w:rFonts w:ascii="Noto Sans CJK SC" w:hAnsi="Noto Sans CJK SC" w:eastAsia="Noto Sans CJK SC"/>
+                <w:rFonts w:ascii="Microsoft YaHei" w:hAnsi="Microsoft YaHei" w:eastAsia="Microsoft YaHei" w:cs="Microsoft YaHei" w:hint="eastAsia"/>
                 <w:b w:val="0"/>
                 <w:color w:val="000000"/>
                 <w:sz w:val="17"/>
@@ -15363,7 +16173,7 @@
             </w:pPr>
             <w:r>
               <w:rPr>
-                <w:rFonts w:ascii="Noto Sans CJK SC" w:hAnsi="Noto Sans CJK SC" w:eastAsia="Noto Sans CJK SC"/>
+                <w:rFonts w:ascii="Microsoft YaHei" w:hAnsi="Microsoft YaHei" w:eastAsia="Microsoft YaHei" w:cs="Microsoft YaHei" w:hint="eastAsia"/>
                 <w:b w:val="0"/>
                 <w:color w:val="000000"/>
                 <w:sz w:val="17"/>
@@ -15411,7 +16221,7 @@
             </w:pPr>
             <w:r>
               <w:rPr>
-                <w:rFonts w:ascii="Noto Sans CJK SC" w:hAnsi="Noto Sans CJK SC" w:eastAsia="Noto Sans CJK SC"/>
+                <w:rFonts w:ascii="Microsoft YaHei" w:hAnsi="Microsoft YaHei" w:eastAsia="Microsoft YaHei" w:cs="Microsoft YaHei" w:hint="eastAsia"/>
                 <w:b w:val="0"/>
                 <w:color w:val="000000"/>
                 <w:sz w:val="17"/>
@@ -15437,7 +16247,7 @@
             </w:pPr>
             <w:r>
               <w:rPr>
-                <w:rFonts w:ascii="Noto Sans CJK SC" w:hAnsi="Noto Sans CJK SC" w:eastAsia="Noto Sans CJK SC"/>
+                <w:rFonts w:ascii="Microsoft YaHei" w:hAnsi="Microsoft YaHei" w:eastAsia="Microsoft YaHei" w:cs="Microsoft YaHei" w:hint="eastAsia"/>
                 <w:b w:val="0"/>
                 <w:color w:val="000000"/>
                 <w:sz w:val="17"/>
@@ -15485,7 +16295,7 @@
             </w:pPr>
             <w:r>
               <w:rPr>
-                <w:rFonts w:ascii="Noto Sans CJK SC" w:hAnsi="Noto Sans CJK SC" w:eastAsia="Noto Sans CJK SC"/>
+                <w:rFonts w:ascii="Microsoft YaHei" w:hAnsi="Microsoft YaHei" w:eastAsia="Microsoft YaHei" w:cs="Microsoft YaHei" w:hint="eastAsia"/>
                 <w:b w:val="0"/>
                 <w:color w:val="000000"/>
                 <w:sz w:val="17"/>
@@ -15511,7 +16321,7 @@
             </w:pPr>
             <w:r>
               <w:rPr>
-                <w:rFonts w:ascii="Noto Sans CJK SC" w:hAnsi="Noto Sans CJK SC" w:eastAsia="Noto Sans CJK SC"/>
+                <w:rFonts w:ascii="Microsoft YaHei" w:hAnsi="Microsoft YaHei" w:eastAsia="Microsoft YaHei" w:cs="Microsoft YaHei" w:hint="eastAsia"/>
                 <w:b w:val="0"/>
                 <w:color w:val="000000"/>
                 <w:sz w:val="17"/>
@@ -15559,7 +16369,7 @@
             </w:pPr>
             <w:r>
               <w:rPr>
-                <w:rFonts w:ascii="Noto Sans CJK SC" w:hAnsi="Noto Sans CJK SC" w:eastAsia="Noto Sans CJK SC"/>
+                <w:rFonts w:ascii="Microsoft YaHei" w:hAnsi="Microsoft YaHei" w:eastAsia="Microsoft YaHei" w:cs="Microsoft YaHei" w:hint="eastAsia"/>
                 <w:b w:val="0"/>
                 <w:color w:val="000000"/>
                 <w:sz w:val="17"/>
@@ -15585,7 +16395,7 @@
             </w:pPr>
             <w:r>
               <w:rPr>
-                <w:rFonts w:ascii="Noto Sans CJK SC" w:hAnsi="Noto Sans CJK SC" w:eastAsia="Noto Sans CJK SC"/>
+                <w:rFonts w:ascii="Microsoft YaHei" w:hAnsi="Microsoft YaHei" w:eastAsia="Microsoft YaHei" w:cs="Microsoft YaHei" w:hint="eastAsia"/>
                 <w:b w:val="0"/>
                 <w:color w:val="000000"/>
                 <w:sz w:val="17"/>
@@ -15633,7 +16443,7 @@
             </w:pPr>
             <w:r>
               <w:rPr>
-                <w:rFonts w:ascii="Noto Sans CJK SC" w:hAnsi="Noto Sans CJK SC" w:eastAsia="Noto Sans CJK SC"/>
+                <w:rFonts w:ascii="Microsoft YaHei" w:hAnsi="Microsoft YaHei" w:eastAsia="Microsoft YaHei" w:cs="Microsoft YaHei" w:hint="eastAsia"/>
                 <w:b w:val="0"/>
                 <w:color w:val="000000"/>
                 <w:sz w:val="17"/>
@@ -15659,7 +16469,7 @@
             </w:pPr>
             <w:r>
               <w:rPr>
-                <w:rFonts w:ascii="Noto Sans CJK SC" w:hAnsi="Noto Sans CJK SC" w:eastAsia="Noto Sans CJK SC"/>
+                <w:rFonts w:ascii="Microsoft YaHei" w:hAnsi="Microsoft YaHei" w:eastAsia="Microsoft YaHei" w:cs="Microsoft YaHei" w:hint="eastAsia"/>
                 <w:b w:val="0"/>
                 <w:color w:val="000000"/>
                 <w:sz w:val="17"/>
@@ -15682,7 +16492,7 @@
       </w:pPr>
       <w:r>
         <w:rPr>
-          <w:rFonts w:ascii="Noto Sans CJK SC" w:hAnsi="Noto Sans CJK SC" w:eastAsia="Noto Sans CJK SC"/>
+          <w:rFonts w:ascii="Microsoft YaHei" w:hAnsi="Microsoft YaHei" w:eastAsia="Microsoft YaHei" w:cs="Microsoft YaHei" w:hint="eastAsia"/>
           <w:b/>
           <w:color w:val="000000"/>
           <w:sz w:val="26"/>
@@ -15735,6 +16545,7 @@
         <w:trPr>
           <w:cantSplit/>
           <w:jc w:val="center"/>
+          <w:tblHeader w:val="true"/>
         </w:trPr>
         <w:tc>
           <w:tcPr>
@@ -15755,7 +16566,7 @@
             </w:pPr>
             <w:r>
               <w:rPr>
-                <w:rFonts w:ascii="Noto Sans CJK SC" w:hAnsi="Noto Sans CJK SC" w:eastAsia="Noto Sans CJK SC"/>
+                <w:rFonts w:ascii="Microsoft YaHei" w:hAnsi="Microsoft YaHei" w:eastAsia="Microsoft YaHei" w:cs="Microsoft YaHei" w:hint="eastAsia"/>
                 <w:b/>
                 <w:color w:val="000000"/>
                 <w:sz w:val="17"/>
@@ -15783,7 +16594,7 @@
             </w:pPr>
             <w:r>
               <w:rPr>
-                <w:rFonts w:ascii="Noto Sans CJK SC" w:hAnsi="Noto Sans CJK SC" w:eastAsia="Noto Sans CJK SC"/>
+                <w:rFonts w:ascii="Microsoft YaHei" w:hAnsi="Microsoft YaHei" w:eastAsia="Microsoft YaHei" w:cs="Microsoft YaHei" w:hint="eastAsia"/>
                 <w:b/>
                 <w:color w:val="000000"/>
                 <w:sz w:val="17"/>
@@ -15831,7 +16642,7 @@
             </w:pPr>
             <w:r>
               <w:rPr>
-                <w:rFonts w:ascii="Noto Sans CJK SC" w:hAnsi="Noto Sans CJK SC" w:eastAsia="Noto Sans CJK SC"/>
+                <w:rFonts w:ascii="Microsoft YaHei" w:hAnsi="Microsoft YaHei" w:eastAsia="Microsoft YaHei" w:cs="Microsoft YaHei" w:hint="eastAsia"/>
                 <w:b w:val="0"/>
                 <w:color w:val="000000"/>
                 <w:sz w:val="17"/>
@@ -15857,7 +16668,7 @@
             </w:pPr>
             <w:r>
               <w:rPr>
-                <w:rFonts w:ascii="Noto Sans CJK SC" w:hAnsi="Noto Sans CJK SC" w:eastAsia="Noto Sans CJK SC"/>
+                <w:rFonts w:ascii="Microsoft YaHei" w:hAnsi="Microsoft YaHei" w:eastAsia="Microsoft YaHei" w:cs="Microsoft YaHei" w:hint="eastAsia"/>
                 <w:b w:val="0"/>
                 <w:color w:val="000000"/>
                 <w:sz w:val="17"/>
@@ -15905,7 +16716,7 @@
             </w:pPr>
             <w:r>
               <w:rPr>
-                <w:rFonts w:ascii="Noto Sans CJK SC" w:hAnsi="Noto Sans CJK SC" w:eastAsia="Noto Sans CJK SC"/>
+                <w:rFonts w:ascii="Microsoft YaHei" w:hAnsi="Microsoft YaHei" w:eastAsia="Microsoft YaHei" w:cs="Microsoft YaHei" w:hint="eastAsia"/>
                 <w:b w:val="0"/>
                 <w:color w:val="000000"/>
                 <w:sz w:val="17"/>
@@ -15931,7 +16742,7 @@
             </w:pPr>
             <w:r>
               <w:rPr>
-                <w:rFonts w:ascii="Noto Sans CJK SC" w:hAnsi="Noto Sans CJK SC" w:eastAsia="Noto Sans CJK SC"/>
+                <w:rFonts w:ascii="Microsoft YaHei" w:hAnsi="Microsoft YaHei" w:eastAsia="Microsoft YaHei" w:cs="Microsoft YaHei" w:hint="eastAsia"/>
                 <w:b w:val="0"/>
                 <w:color w:val="000000"/>
                 <w:sz w:val="17"/>
@@ -15979,7 +16790,7 @@
             </w:pPr>
             <w:r>
               <w:rPr>
-                <w:rFonts w:ascii="Noto Sans CJK SC" w:hAnsi="Noto Sans CJK SC" w:eastAsia="Noto Sans CJK SC"/>
+                <w:rFonts w:ascii="Microsoft YaHei" w:hAnsi="Microsoft YaHei" w:eastAsia="Microsoft YaHei" w:cs="Microsoft YaHei" w:hint="eastAsia"/>
                 <w:b w:val="0"/>
                 <w:color w:val="000000"/>
                 <w:sz w:val="17"/>
@@ -16005,7 +16816,7 @@
             </w:pPr>
             <w:r>
               <w:rPr>
-                <w:rFonts w:ascii="Noto Sans CJK SC" w:hAnsi="Noto Sans CJK SC" w:eastAsia="Noto Sans CJK SC"/>
+                <w:rFonts w:ascii="Microsoft YaHei" w:hAnsi="Microsoft YaHei" w:eastAsia="Microsoft YaHei" w:cs="Microsoft YaHei" w:hint="eastAsia"/>
                 <w:b w:val="0"/>
                 <w:color w:val="000000"/>
                 <w:sz w:val="17"/>
@@ -16053,7 +16864,7 @@
             </w:pPr>
             <w:r>
               <w:rPr>
-                <w:rFonts w:ascii="Noto Sans CJK SC" w:hAnsi="Noto Sans CJK SC" w:eastAsia="Noto Sans CJK SC"/>
+                <w:rFonts w:ascii="Microsoft YaHei" w:hAnsi="Microsoft YaHei" w:eastAsia="Microsoft YaHei" w:cs="Microsoft YaHei" w:hint="eastAsia"/>
                 <w:b w:val="0"/>
                 <w:color w:val="000000"/>
                 <w:sz w:val="17"/>
@@ -16079,7 +16890,7 @@
             </w:pPr>
             <w:r>
               <w:rPr>
-                <w:rFonts w:ascii="Noto Sans CJK SC" w:hAnsi="Noto Sans CJK SC" w:eastAsia="Noto Sans CJK SC"/>
+                <w:rFonts w:ascii="Microsoft YaHei" w:hAnsi="Microsoft YaHei" w:eastAsia="Microsoft YaHei" w:cs="Microsoft YaHei" w:hint="eastAsia"/>
                 <w:b w:val="0"/>
                 <w:color w:val="000000"/>
                 <w:sz w:val="17"/>
@@ -16127,7 +16938,7 @@
             </w:pPr>
             <w:r>
               <w:rPr>
-                <w:rFonts w:ascii="Noto Sans CJK SC" w:hAnsi="Noto Sans CJK SC" w:eastAsia="Noto Sans CJK SC"/>
+                <w:rFonts w:ascii="Microsoft YaHei" w:hAnsi="Microsoft YaHei" w:eastAsia="Microsoft YaHei" w:cs="Microsoft YaHei" w:hint="eastAsia"/>
                 <w:b w:val="0"/>
                 <w:color w:val="000000"/>
                 <w:sz w:val="17"/>
@@ -16153,7 +16964,7 @@
             </w:pPr>
             <w:r>
               <w:rPr>
-                <w:rFonts w:ascii="Noto Sans CJK SC" w:hAnsi="Noto Sans CJK SC" w:eastAsia="Noto Sans CJK SC"/>
+                <w:rFonts w:ascii="Microsoft YaHei" w:hAnsi="Microsoft YaHei" w:eastAsia="Microsoft YaHei" w:cs="Microsoft YaHei" w:hint="eastAsia"/>
                 <w:b w:val="0"/>
                 <w:color w:val="000000"/>
                 <w:sz w:val="17"/>
@@ -16201,7 +17012,7 @@
             </w:pPr>
             <w:r>
               <w:rPr>
-                <w:rFonts w:ascii="Noto Sans CJK SC" w:hAnsi="Noto Sans CJK SC" w:eastAsia="Noto Sans CJK SC"/>
+                <w:rFonts w:ascii="Microsoft YaHei" w:hAnsi="Microsoft YaHei" w:eastAsia="Microsoft YaHei" w:cs="Microsoft YaHei" w:hint="eastAsia"/>
                 <w:b w:val="0"/>
                 <w:color w:val="000000"/>
                 <w:sz w:val="17"/>
@@ -16227,7 +17038,7 @@
             </w:pPr>
             <w:r>
               <w:rPr>
-                <w:rFonts w:ascii="Noto Sans CJK SC" w:hAnsi="Noto Sans CJK SC" w:eastAsia="Noto Sans CJK SC"/>
+                <w:rFonts w:ascii="Microsoft YaHei" w:hAnsi="Microsoft YaHei" w:eastAsia="Microsoft YaHei" w:cs="Microsoft YaHei" w:hint="eastAsia"/>
                 <w:b w:val="0"/>
                 <w:color w:val="000000"/>
                 <w:sz w:val="17"/>
@@ -16250,7 +17061,7 @@
       </w:pPr>
       <w:r>
         <w:rPr>
-          <w:rFonts w:ascii="Noto Sans CJK SC" w:hAnsi="Noto Sans CJK SC" w:eastAsia="Noto Sans CJK SC"/>
+          <w:rFonts w:ascii="Microsoft YaHei" w:hAnsi="Microsoft YaHei" w:eastAsia="Microsoft YaHei" w:cs="Microsoft YaHei" w:hint="eastAsia"/>
           <w:b/>
           <w:color w:val="000000"/>
           <w:sz w:val="26"/>
@@ -16303,6 +17114,7 @@
         <w:trPr>
           <w:cantSplit/>
           <w:jc w:val="center"/>
+          <w:tblHeader w:val="true"/>
         </w:trPr>
         <w:tc>
           <w:tcPr>
@@ -16323,7 +17135,7 @@
             </w:pPr>
             <w:r>
               <w:rPr>
-                <w:rFonts w:ascii="Noto Sans CJK SC" w:hAnsi="Noto Sans CJK SC" w:eastAsia="Noto Sans CJK SC"/>
+                <w:rFonts w:ascii="Microsoft YaHei" w:hAnsi="Microsoft YaHei" w:eastAsia="Microsoft YaHei" w:cs="Microsoft YaHei" w:hint="eastAsia"/>
                 <w:b/>
                 <w:color w:val="000000"/>
                 <w:sz w:val="17"/>
@@ -16351,7 +17163,7 @@
             </w:pPr>
             <w:r>
               <w:rPr>
-                <w:rFonts w:ascii="Noto Sans CJK SC" w:hAnsi="Noto Sans CJK SC" w:eastAsia="Noto Sans CJK SC"/>
+                <w:rFonts w:ascii="Microsoft YaHei" w:hAnsi="Microsoft YaHei" w:eastAsia="Microsoft YaHei" w:cs="Microsoft YaHei" w:hint="eastAsia"/>
                 <w:b/>
                 <w:color w:val="000000"/>
                 <w:sz w:val="17"/>
@@ -16399,7 +17211,7 @@
             </w:pPr>
             <w:r>
               <w:rPr>
-                <w:rFonts w:ascii="Noto Sans CJK SC" w:hAnsi="Noto Sans CJK SC" w:eastAsia="Noto Sans CJK SC"/>
+                <w:rFonts w:ascii="Microsoft YaHei" w:hAnsi="Microsoft YaHei" w:eastAsia="Microsoft YaHei" w:cs="Microsoft YaHei" w:hint="eastAsia"/>
                 <w:b w:val="0"/>
                 <w:color w:val="000000"/>
                 <w:sz w:val="17"/>
@@ -16425,7 +17237,7 @@
             </w:pPr>
             <w:r>
               <w:rPr>
-                <w:rFonts w:ascii="Noto Sans CJK SC" w:hAnsi="Noto Sans CJK SC" w:eastAsia="Noto Sans CJK SC"/>
+                <w:rFonts w:ascii="Microsoft YaHei" w:hAnsi="Microsoft YaHei" w:eastAsia="Microsoft YaHei" w:cs="Microsoft YaHei" w:hint="eastAsia"/>
                 <w:b w:val="0"/>
                 <w:color w:val="000000"/>
                 <w:sz w:val="17"/>
@@ -16473,7 +17285,7 @@
             </w:pPr>
             <w:r>
               <w:rPr>
-                <w:rFonts w:ascii="Noto Sans CJK SC" w:hAnsi="Noto Sans CJK SC" w:eastAsia="Noto Sans CJK SC"/>
+                <w:rFonts w:ascii="Microsoft YaHei" w:hAnsi="Microsoft YaHei" w:eastAsia="Microsoft YaHei" w:cs="Microsoft YaHei" w:hint="eastAsia"/>
                 <w:b w:val="0"/>
                 <w:color w:val="000000"/>
                 <w:sz w:val="17"/>
@@ -16499,7 +17311,7 @@
             </w:pPr>
             <w:r>
               <w:rPr>
-                <w:rFonts w:ascii="Noto Sans CJK SC" w:hAnsi="Noto Sans CJK SC" w:eastAsia="Noto Sans CJK SC"/>
+                <w:rFonts w:ascii="Microsoft YaHei" w:hAnsi="Microsoft YaHei" w:eastAsia="Microsoft YaHei" w:cs="Microsoft YaHei" w:hint="eastAsia"/>
                 <w:b w:val="0"/>
                 <w:color w:val="000000"/>
                 <w:sz w:val="17"/>
@@ -16547,7 +17359,7 @@
             </w:pPr>
             <w:r>
               <w:rPr>
-                <w:rFonts w:ascii="Noto Sans CJK SC" w:hAnsi="Noto Sans CJK SC" w:eastAsia="Noto Sans CJK SC"/>
+                <w:rFonts w:ascii="Microsoft YaHei" w:hAnsi="Microsoft YaHei" w:eastAsia="Microsoft YaHei" w:cs="Microsoft YaHei" w:hint="eastAsia"/>
                 <w:b w:val="0"/>
                 <w:color w:val="000000"/>
                 <w:sz w:val="17"/>
@@ -16573,7 +17385,7 @@
             </w:pPr>
             <w:r>
               <w:rPr>
-                <w:rFonts w:ascii="Noto Sans CJK SC" w:hAnsi="Noto Sans CJK SC" w:eastAsia="Noto Sans CJK SC"/>
+                <w:rFonts w:ascii="Microsoft YaHei" w:hAnsi="Microsoft YaHei" w:eastAsia="Microsoft YaHei" w:cs="Microsoft YaHei" w:hint="eastAsia"/>
                 <w:b w:val="0"/>
                 <w:color w:val="000000"/>
                 <w:sz w:val="17"/>
@@ -16621,7 +17433,7 @@
             </w:pPr>
             <w:r>
               <w:rPr>
-                <w:rFonts w:ascii="Noto Sans CJK SC" w:hAnsi="Noto Sans CJK SC" w:eastAsia="Noto Sans CJK SC"/>
+                <w:rFonts w:ascii="Microsoft YaHei" w:hAnsi="Microsoft YaHei" w:eastAsia="Microsoft YaHei" w:cs="Microsoft YaHei" w:hint="eastAsia"/>
                 <w:b w:val="0"/>
                 <w:color w:val="000000"/>
                 <w:sz w:val="17"/>
@@ -16647,7 +17459,7 @@
             </w:pPr>
             <w:r>
               <w:rPr>
-                <w:rFonts w:ascii="Noto Sans CJK SC" w:hAnsi="Noto Sans CJK SC" w:eastAsia="Noto Sans CJK SC"/>
+                <w:rFonts w:ascii="Microsoft YaHei" w:hAnsi="Microsoft YaHei" w:eastAsia="Microsoft YaHei" w:cs="Microsoft YaHei" w:hint="eastAsia"/>
                 <w:b w:val="0"/>
                 <w:color w:val="000000"/>
                 <w:sz w:val="17"/>
@@ -16695,7 +17507,7 @@
             </w:pPr>
             <w:r>
               <w:rPr>
-                <w:rFonts w:ascii="Noto Sans CJK SC" w:hAnsi="Noto Sans CJK SC" w:eastAsia="Noto Sans CJK SC"/>
+                <w:rFonts w:ascii="Microsoft YaHei" w:hAnsi="Microsoft YaHei" w:eastAsia="Microsoft YaHei" w:cs="Microsoft YaHei" w:hint="eastAsia"/>
                 <w:b w:val="0"/>
                 <w:color w:val="000000"/>
                 <w:sz w:val="17"/>
@@ -16721,7 +17533,7 @@
             </w:pPr>
             <w:r>
               <w:rPr>
-                <w:rFonts w:ascii="Noto Sans CJK SC" w:hAnsi="Noto Sans CJK SC" w:eastAsia="Noto Sans CJK SC"/>
+                <w:rFonts w:ascii="Microsoft YaHei" w:hAnsi="Microsoft YaHei" w:eastAsia="Microsoft YaHei" w:cs="Microsoft YaHei" w:hint="eastAsia"/>
                 <w:b w:val="0"/>
                 <w:color w:val="000000"/>
                 <w:sz w:val="17"/>
@@ -16769,7 +17581,7 @@
             </w:pPr>
             <w:r>
               <w:rPr>
-                <w:rFonts w:ascii="Noto Sans CJK SC" w:hAnsi="Noto Sans CJK SC" w:eastAsia="Noto Sans CJK SC"/>
+                <w:rFonts w:ascii="Microsoft YaHei" w:hAnsi="Microsoft YaHei" w:eastAsia="Microsoft YaHei" w:cs="Microsoft YaHei" w:hint="eastAsia"/>
                 <w:b w:val="0"/>
                 <w:color w:val="000000"/>
                 <w:sz w:val="17"/>
@@ -16795,7 +17607,7 @@
             </w:pPr>
             <w:r>
               <w:rPr>
-                <w:rFonts w:ascii="Noto Sans CJK SC" w:hAnsi="Noto Sans CJK SC" w:eastAsia="Noto Sans CJK SC"/>
+                <w:rFonts w:ascii="Microsoft YaHei" w:hAnsi="Microsoft YaHei" w:eastAsia="Microsoft YaHei" w:cs="Microsoft YaHei" w:hint="eastAsia"/>
                 <w:b w:val="0"/>
                 <w:color w:val="000000"/>
                 <w:sz w:val="17"/>
@@ -16818,7 +17630,7 @@
       </w:pPr>
       <w:r>
         <w:rPr>
-          <w:rFonts w:ascii="Noto Sans CJK SC" w:hAnsi="Noto Sans CJK SC" w:eastAsia="Noto Sans CJK SC"/>
+          <w:rFonts w:ascii="Microsoft YaHei" w:hAnsi="Microsoft YaHei" w:eastAsia="Microsoft YaHei" w:cs="Microsoft YaHei" w:hint="eastAsia"/>
           <w:b/>
           <w:color w:val="000000"/>
           <w:sz w:val="32"/>
@@ -16832,7 +17644,7 @@
       </w:pPr>
       <w:r>
         <w:rPr>
-          <w:rFonts w:ascii="Noto Sans CJK SC" w:hAnsi="Noto Sans CJK SC" w:eastAsia="Noto Sans CJK SC"/>
+          <w:rFonts w:ascii="Microsoft YaHei" w:hAnsi="Microsoft YaHei" w:eastAsia="Microsoft YaHei" w:cs="Microsoft YaHei" w:hint="eastAsia"/>
           <w:b w:val="0"/>
           <w:sz w:val="20"/>
         </w:rPr>
@@ -16884,6 +17696,7 @@
         <w:trPr>
           <w:cantSplit/>
           <w:jc w:val="center"/>
+          <w:tblHeader w:val="true"/>
         </w:trPr>
         <w:tc>
           <w:tcPr>
@@ -16904,7 +17717,7 @@
             </w:pPr>
             <w:r>
               <w:rPr>
-                <w:rFonts w:ascii="Noto Sans CJK SC" w:hAnsi="Noto Sans CJK SC" w:eastAsia="Noto Sans CJK SC"/>
+                <w:rFonts w:ascii="Microsoft YaHei" w:hAnsi="Microsoft YaHei" w:eastAsia="Microsoft YaHei" w:cs="Microsoft YaHei" w:hint="eastAsia"/>
                 <w:b/>
                 <w:color w:val="000000"/>
                 <w:sz w:val="17"/>
@@ -16932,7 +17745,7 @@
             </w:pPr>
             <w:r>
               <w:rPr>
-                <w:rFonts w:ascii="Noto Sans CJK SC" w:hAnsi="Noto Sans CJK SC" w:eastAsia="Noto Sans CJK SC"/>
+                <w:rFonts w:ascii="Microsoft YaHei" w:hAnsi="Microsoft YaHei" w:eastAsia="Microsoft YaHei" w:cs="Microsoft YaHei" w:hint="eastAsia"/>
                 <w:b/>
                 <w:color w:val="000000"/>
                 <w:sz w:val="17"/>
@@ -16980,7 +17793,7 @@
             </w:pPr>
             <w:r>
               <w:rPr>
-                <w:rFonts w:ascii="Noto Sans CJK SC" w:hAnsi="Noto Sans CJK SC" w:eastAsia="Noto Sans CJK SC"/>
+                <w:rFonts w:ascii="Microsoft YaHei" w:hAnsi="Microsoft YaHei" w:eastAsia="Microsoft YaHei" w:cs="Microsoft YaHei" w:hint="eastAsia"/>
                 <w:b w:val="0"/>
                 <w:color w:val="000000"/>
                 <w:sz w:val="17"/>
@@ -17006,7 +17819,7 @@
             </w:pPr>
             <w:r>
               <w:rPr>
-                <w:rFonts w:ascii="Noto Sans CJK SC" w:hAnsi="Noto Sans CJK SC" w:eastAsia="Noto Sans CJK SC"/>
+                <w:rFonts w:ascii="Microsoft YaHei" w:hAnsi="Microsoft YaHei" w:eastAsia="Microsoft YaHei" w:cs="Microsoft YaHei" w:hint="eastAsia"/>
                 <w:b w:val="0"/>
                 <w:color w:val="000000"/>
                 <w:sz w:val="17"/>
@@ -17054,7 +17867,7 @@
             </w:pPr>
             <w:r>
               <w:rPr>
-                <w:rFonts w:ascii="Noto Sans CJK SC" w:hAnsi="Noto Sans CJK SC" w:eastAsia="Noto Sans CJK SC"/>
+                <w:rFonts w:ascii="Microsoft YaHei" w:hAnsi="Microsoft YaHei" w:eastAsia="Microsoft YaHei" w:cs="Microsoft YaHei" w:hint="eastAsia"/>
                 <w:b w:val="0"/>
                 <w:color w:val="000000"/>
                 <w:sz w:val="17"/>
@@ -17080,7 +17893,7 @@
             </w:pPr>
             <w:r>
               <w:rPr>
-                <w:rFonts w:ascii="Noto Sans CJK SC" w:hAnsi="Noto Sans CJK SC" w:eastAsia="Noto Sans CJK SC"/>
+                <w:rFonts w:ascii="Microsoft YaHei" w:hAnsi="Microsoft YaHei" w:eastAsia="Microsoft YaHei" w:cs="Microsoft YaHei" w:hint="eastAsia"/>
                 <w:b w:val="0"/>
                 <w:color w:val="000000"/>
                 <w:sz w:val="17"/>
@@ -17128,7 +17941,7 @@
             </w:pPr>
             <w:r>
               <w:rPr>
-                <w:rFonts w:ascii="Noto Sans CJK SC" w:hAnsi="Noto Sans CJK SC" w:eastAsia="Noto Sans CJK SC"/>
+                <w:rFonts w:ascii="Microsoft YaHei" w:hAnsi="Microsoft YaHei" w:eastAsia="Microsoft YaHei" w:cs="Microsoft YaHei" w:hint="eastAsia"/>
                 <w:b w:val="0"/>
                 <w:color w:val="000000"/>
                 <w:sz w:val="17"/>
@@ -17154,7 +17967,7 @@
             </w:pPr>
             <w:r>
               <w:rPr>
-                <w:rFonts w:ascii="Noto Sans CJK SC" w:hAnsi="Noto Sans CJK SC" w:eastAsia="Noto Sans CJK SC"/>
+                <w:rFonts w:ascii="Microsoft YaHei" w:hAnsi="Microsoft YaHei" w:eastAsia="Microsoft YaHei" w:cs="Microsoft YaHei" w:hint="eastAsia"/>
                 <w:b w:val="0"/>
                 <w:color w:val="000000"/>
                 <w:sz w:val="17"/>
@@ -17202,7 +18015,7 @@
             </w:pPr>
             <w:r>
               <w:rPr>
-                <w:rFonts w:ascii="Noto Sans CJK SC" w:hAnsi="Noto Sans CJK SC" w:eastAsia="Noto Sans CJK SC"/>
+                <w:rFonts w:ascii="Microsoft YaHei" w:hAnsi="Microsoft YaHei" w:eastAsia="Microsoft YaHei" w:cs="Microsoft YaHei" w:hint="eastAsia"/>
                 <w:b w:val="0"/>
                 <w:color w:val="000000"/>
                 <w:sz w:val="17"/>
@@ -17228,7 +18041,7 @@
             </w:pPr>
             <w:r>
               <w:rPr>
-                <w:rFonts w:ascii="Noto Sans CJK SC" w:hAnsi="Noto Sans CJK SC" w:eastAsia="Noto Sans CJK SC"/>
+                <w:rFonts w:ascii="Microsoft YaHei" w:hAnsi="Microsoft YaHei" w:eastAsia="Microsoft YaHei" w:cs="Microsoft YaHei" w:hint="eastAsia"/>
                 <w:b w:val="0"/>
                 <w:color w:val="000000"/>
                 <w:sz w:val="17"/>
@@ -17276,7 +18089,7 @@
             </w:pPr>
             <w:r>
               <w:rPr>
-                <w:rFonts w:ascii="Noto Sans CJK SC" w:hAnsi="Noto Sans CJK SC" w:eastAsia="Noto Sans CJK SC"/>
+                <w:rFonts w:ascii="Microsoft YaHei" w:hAnsi="Microsoft YaHei" w:eastAsia="Microsoft YaHei" w:cs="Microsoft YaHei" w:hint="eastAsia"/>
                 <w:b w:val="0"/>
                 <w:color w:val="000000"/>
                 <w:sz w:val="17"/>
@@ -17302,7 +18115,7 @@
             </w:pPr>
             <w:r>
               <w:rPr>
-                <w:rFonts w:ascii="Noto Sans CJK SC" w:hAnsi="Noto Sans CJK SC" w:eastAsia="Noto Sans CJK SC"/>
+                <w:rFonts w:ascii="Microsoft YaHei" w:hAnsi="Microsoft YaHei" w:eastAsia="Microsoft YaHei" w:cs="Microsoft YaHei" w:hint="eastAsia"/>
                 <w:b w:val="0"/>
                 <w:color w:val="000000"/>
                 <w:sz w:val="17"/>
@@ -17350,7 +18163,7 @@
             </w:pPr>
             <w:r>
               <w:rPr>
-                <w:rFonts w:ascii="Noto Sans CJK SC" w:hAnsi="Noto Sans CJK SC" w:eastAsia="Noto Sans CJK SC"/>
+                <w:rFonts w:ascii="Microsoft YaHei" w:hAnsi="Microsoft YaHei" w:eastAsia="Microsoft YaHei" w:cs="Microsoft YaHei" w:hint="eastAsia"/>
                 <w:b w:val="0"/>
                 <w:color w:val="000000"/>
                 <w:sz w:val="17"/>
@@ -17376,7 +18189,7 @@
             </w:pPr>
             <w:r>
               <w:rPr>
-                <w:rFonts w:ascii="Noto Sans CJK SC" w:hAnsi="Noto Sans CJK SC" w:eastAsia="Noto Sans CJK SC"/>
+                <w:rFonts w:ascii="Microsoft YaHei" w:hAnsi="Microsoft YaHei" w:eastAsia="Microsoft YaHei" w:cs="Microsoft YaHei" w:hint="eastAsia"/>
                 <w:b w:val="0"/>
                 <w:color w:val="000000"/>
                 <w:sz w:val="17"/>
@@ -17424,7 +18237,7 @@
             </w:pPr>
             <w:r>
               <w:rPr>
-                <w:rFonts w:ascii="Noto Sans CJK SC" w:hAnsi="Noto Sans CJK SC" w:eastAsia="Noto Sans CJK SC"/>
+                <w:rFonts w:ascii="Microsoft YaHei" w:hAnsi="Microsoft YaHei" w:eastAsia="Microsoft YaHei" w:cs="Microsoft YaHei" w:hint="eastAsia"/>
                 <w:b w:val="0"/>
                 <w:color w:val="000000"/>
                 <w:sz w:val="17"/>
@@ -17450,7 +18263,7 @@
             </w:pPr>
             <w:r>
               <w:rPr>
-                <w:rFonts w:ascii="Noto Sans CJK SC" w:hAnsi="Noto Sans CJK SC" w:eastAsia="Noto Sans CJK SC"/>
+                <w:rFonts w:ascii="Microsoft YaHei" w:hAnsi="Microsoft YaHei" w:eastAsia="Microsoft YaHei" w:cs="Microsoft YaHei" w:hint="eastAsia"/>
                 <w:b w:val="0"/>
                 <w:color w:val="000000"/>
                 <w:sz w:val="17"/>
@@ -17498,7 +18311,7 @@
             </w:pPr>
             <w:r>
               <w:rPr>
-                <w:rFonts w:ascii="Noto Sans CJK SC" w:hAnsi="Noto Sans CJK SC" w:eastAsia="Noto Sans CJK SC"/>
+                <w:rFonts w:ascii="Microsoft YaHei" w:hAnsi="Microsoft YaHei" w:eastAsia="Microsoft YaHei" w:cs="Microsoft YaHei" w:hint="eastAsia"/>
                 <w:b w:val="0"/>
                 <w:color w:val="000000"/>
                 <w:sz w:val="17"/>
@@ -17524,7 +18337,7 @@
             </w:pPr>
             <w:r>
               <w:rPr>
-                <w:rFonts w:ascii="Noto Sans CJK SC" w:hAnsi="Noto Sans CJK SC" w:eastAsia="Noto Sans CJK SC"/>
+                <w:rFonts w:ascii="Microsoft YaHei" w:hAnsi="Microsoft YaHei" w:eastAsia="Microsoft YaHei" w:cs="Microsoft YaHei" w:hint="eastAsia"/>
                 <w:b w:val="0"/>
                 <w:color w:val="000000"/>
                 <w:sz w:val="17"/>
@@ -17572,7 +18385,7 @@
             </w:pPr>
             <w:r>
               <w:rPr>
-                <w:rFonts w:ascii="Noto Sans CJK SC" w:hAnsi="Noto Sans CJK SC" w:eastAsia="Noto Sans CJK SC"/>
+                <w:rFonts w:ascii="Microsoft YaHei" w:hAnsi="Microsoft YaHei" w:eastAsia="Microsoft YaHei" w:cs="Microsoft YaHei" w:hint="eastAsia"/>
                 <w:b w:val="0"/>
                 <w:color w:val="000000"/>
                 <w:sz w:val="17"/>
@@ -17598,7 +18411,7 @@
             </w:pPr>
             <w:r>
               <w:rPr>
-                <w:rFonts w:ascii="Noto Sans CJK SC" w:hAnsi="Noto Sans CJK SC" w:eastAsia="Noto Sans CJK SC"/>
+                <w:rFonts w:ascii="Microsoft YaHei" w:hAnsi="Microsoft YaHei" w:eastAsia="Microsoft YaHei" w:cs="Microsoft YaHei" w:hint="eastAsia"/>
                 <w:b w:val="0"/>
                 <w:color w:val="000000"/>
                 <w:sz w:val="17"/>
@@ -17646,7 +18459,7 @@
             </w:pPr>
             <w:r>
               <w:rPr>
-                <w:rFonts w:ascii="Noto Sans CJK SC" w:hAnsi="Noto Sans CJK SC" w:eastAsia="Noto Sans CJK SC"/>
+                <w:rFonts w:ascii="Microsoft YaHei" w:hAnsi="Microsoft YaHei" w:eastAsia="Microsoft YaHei" w:cs="Microsoft YaHei" w:hint="eastAsia"/>
                 <w:b w:val="0"/>
                 <w:color w:val="000000"/>
                 <w:sz w:val="17"/>
@@ -17672,7 +18485,7 @@
             </w:pPr>
             <w:r>
               <w:rPr>
-                <w:rFonts w:ascii="Noto Sans CJK SC" w:hAnsi="Noto Sans CJK SC" w:eastAsia="Noto Sans CJK SC"/>
+                <w:rFonts w:ascii="Microsoft YaHei" w:hAnsi="Microsoft YaHei" w:eastAsia="Microsoft YaHei" w:cs="Microsoft YaHei" w:hint="eastAsia"/>
                 <w:b w:val="0"/>
                 <w:color w:val="000000"/>
                 <w:sz w:val="17"/>
@@ -17720,7 +18533,7 @@
             </w:pPr>
             <w:r>
               <w:rPr>
-                <w:rFonts w:ascii="Noto Sans CJK SC" w:hAnsi="Noto Sans CJK SC" w:eastAsia="Noto Sans CJK SC"/>
+                <w:rFonts w:ascii="Microsoft YaHei" w:hAnsi="Microsoft YaHei" w:eastAsia="Microsoft YaHei" w:cs="Microsoft YaHei" w:hint="eastAsia"/>
                 <w:b w:val="0"/>
                 <w:color w:val="000000"/>
                 <w:sz w:val="17"/>
@@ -17746,7 +18559,7 @@
             </w:pPr>
             <w:r>
               <w:rPr>
-                <w:rFonts w:ascii="Noto Sans CJK SC" w:hAnsi="Noto Sans CJK SC" w:eastAsia="Noto Sans CJK SC"/>
+                <w:rFonts w:ascii="Microsoft YaHei" w:hAnsi="Microsoft YaHei" w:eastAsia="Microsoft YaHei" w:cs="Microsoft YaHei" w:hint="eastAsia"/>
                 <w:b w:val="0"/>
                 <w:color w:val="000000"/>
                 <w:sz w:val="17"/>
@@ -17794,7 +18607,7 @@
             </w:pPr>
             <w:r>
               <w:rPr>
-                <w:rFonts w:ascii="Noto Sans CJK SC" w:hAnsi="Noto Sans CJK SC" w:eastAsia="Noto Sans CJK SC"/>
+                <w:rFonts w:ascii="Microsoft YaHei" w:hAnsi="Microsoft YaHei" w:eastAsia="Microsoft YaHei" w:cs="Microsoft YaHei" w:hint="eastAsia"/>
                 <w:b w:val="0"/>
                 <w:color w:val="000000"/>
                 <w:sz w:val="17"/>
@@ -17820,7 +18633,7 @@
             </w:pPr>
             <w:r>
               <w:rPr>
-                <w:rFonts w:ascii="Noto Sans CJK SC" w:hAnsi="Noto Sans CJK SC" w:eastAsia="Noto Sans CJK SC"/>
+                <w:rFonts w:ascii="Microsoft YaHei" w:hAnsi="Microsoft YaHei" w:eastAsia="Microsoft YaHei" w:cs="Microsoft YaHei" w:hint="eastAsia"/>
                 <w:b w:val="0"/>
                 <w:color w:val="000000"/>
                 <w:sz w:val="17"/>
@@ -17868,7 +18681,7 @@
             </w:pPr>
             <w:r>
               <w:rPr>
-                <w:rFonts w:ascii="Noto Sans CJK SC" w:hAnsi="Noto Sans CJK SC" w:eastAsia="Noto Sans CJK SC"/>
+                <w:rFonts w:ascii="Microsoft YaHei" w:hAnsi="Microsoft YaHei" w:eastAsia="Microsoft YaHei" w:cs="Microsoft YaHei" w:hint="eastAsia"/>
                 <w:b w:val="0"/>
                 <w:color w:val="000000"/>
                 <w:sz w:val="17"/>
@@ -17894,7 +18707,7 @@
             </w:pPr>
             <w:r>
               <w:rPr>
-                <w:rFonts w:ascii="Noto Sans CJK SC" w:hAnsi="Noto Sans CJK SC" w:eastAsia="Noto Sans CJK SC"/>
+                <w:rFonts w:ascii="Microsoft YaHei" w:hAnsi="Microsoft YaHei" w:eastAsia="Microsoft YaHei" w:cs="Microsoft YaHei" w:hint="eastAsia"/>
                 <w:b w:val="0"/>
                 <w:color w:val="000000"/>
                 <w:sz w:val="17"/>
@@ -17942,7 +18755,7 @@
             </w:pPr>
             <w:r>
               <w:rPr>
-                <w:rFonts w:ascii="Noto Sans CJK SC" w:hAnsi="Noto Sans CJK SC" w:eastAsia="Noto Sans CJK SC"/>
+                <w:rFonts w:ascii="Microsoft YaHei" w:hAnsi="Microsoft YaHei" w:eastAsia="Microsoft YaHei" w:cs="Microsoft YaHei" w:hint="eastAsia"/>
                 <w:b w:val="0"/>
                 <w:color w:val="000000"/>
                 <w:sz w:val="17"/>
@@ -17968,7 +18781,7 @@
             </w:pPr>
             <w:r>
               <w:rPr>
-                <w:rFonts w:ascii="Noto Sans CJK SC" w:hAnsi="Noto Sans CJK SC" w:eastAsia="Noto Sans CJK SC"/>
+                <w:rFonts w:ascii="Microsoft YaHei" w:hAnsi="Microsoft YaHei" w:eastAsia="Microsoft YaHei" w:cs="Microsoft YaHei" w:hint="eastAsia"/>
                 <w:b w:val="0"/>
                 <w:color w:val="000000"/>
                 <w:sz w:val="17"/>
@@ -18016,7 +18829,7 @@
             </w:pPr>
             <w:r>
               <w:rPr>
-                <w:rFonts w:ascii="Noto Sans CJK SC" w:hAnsi="Noto Sans CJK SC" w:eastAsia="Noto Sans CJK SC"/>
+                <w:rFonts w:ascii="Microsoft YaHei" w:hAnsi="Microsoft YaHei" w:eastAsia="Microsoft YaHei" w:cs="Microsoft YaHei" w:hint="eastAsia"/>
                 <w:b w:val="0"/>
                 <w:color w:val="000000"/>
                 <w:sz w:val="17"/>
@@ -18042,7 +18855,7 @@
             </w:pPr>
             <w:r>
               <w:rPr>
-                <w:rFonts w:ascii="Noto Sans CJK SC" w:hAnsi="Noto Sans CJK SC" w:eastAsia="Noto Sans CJK SC"/>
+                <w:rFonts w:ascii="Microsoft YaHei" w:hAnsi="Microsoft YaHei" w:eastAsia="Microsoft YaHei" w:cs="Microsoft YaHei" w:hint="eastAsia"/>
                 <w:b w:val="0"/>
                 <w:color w:val="000000"/>
                 <w:sz w:val="17"/>
@@ -18090,7 +18903,7 @@
             </w:pPr>
             <w:r>
               <w:rPr>
-                <w:rFonts w:ascii="Noto Sans CJK SC" w:hAnsi="Noto Sans CJK SC" w:eastAsia="Noto Sans CJK SC"/>
+                <w:rFonts w:ascii="Microsoft YaHei" w:hAnsi="Microsoft YaHei" w:eastAsia="Microsoft YaHei" w:cs="Microsoft YaHei" w:hint="eastAsia"/>
                 <w:b w:val="0"/>
                 <w:color w:val="000000"/>
                 <w:sz w:val="17"/>
@@ -18116,7 +18929,7 @@
             </w:pPr>
             <w:r>
               <w:rPr>
-                <w:rFonts w:ascii="Noto Sans CJK SC" w:hAnsi="Noto Sans CJK SC" w:eastAsia="Noto Sans CJK SC"/>
+                <w:rFonts w:ascii="Microsoft YaHei" w:hAnsi="Microsoft YaHei" w:eastAsia="Microsoft YaHei" w:cs="Microsoft YaHei" w:hint="eastAsia"/>
                 <w:b w:val="0"/>
                 <w:color w:val="000000"/>
                 <w:sz w:val="17"/>
@@ -18164,7 +18977,7 @@
             </w:pPr>
             <w:r>
               <w:rPr>
-                <w:rFonts w:ascii="Noto Sans CJK SC" w:hAnsi="Noto Sans CJK SC" w:eastAsia="Noto Sans CJK SC"/>
+                <w:rFonts w:ascii="Microsoft YaHei" w:hAnsi="Microsoft YaHei" w:eastAsia="Microsoft YaHei" w:cs="Microsoft YaHei" w:hint="eastAsia"/>
                 <w:b w:val="0"/>
                 <w:color w:val="000000"/>
                 <w:sz w:val="17"/>
@@ -18190,7 +19003,7 @@
             </w:pPr>
             <w:r>
               <w:rPr>
-                <w:rFonts w:ascii="Noto Sans CJK SC" w:hAnsi="Noto Sans CJK SC" w:eastAsia="Noto Sans CJK SC"/>
+                <w:rFonts w:ascii="Microsoft YaHei" w:hAnsi="Microsoft YaHei" w:eastAsia="Microsoft YaHei" w:cs="Microsoft YaHei" w:hint="eastAsia"/>
                 <w:b w:val="0"/>
                 <w:color w:val="000000"/>
                 <w:sz w:val="17"/>
@@ -18238,7 +19051,7 @@
             </w:pPr>
             <w:r>
               <w:rPr>
-                <w:rFonts w:ascii="Noto Sans CJK SC" w:hAnsi="Noto Sans CJK SC" w:eastAsia="Noto Sans CJK SC"/>
+                <w:rFonts w:ascii="Microsoft YaHei" w:hAnsi="Microsoft YaHei" w:eastAsia="Microsoft YaHei" w:cs="Microsoft YaHei" w:hint="eastAsia"/>
                 <w:b w:val="0"/>
                 <w:color w:val="000000"/>
                 <w:sz w:val="17"/>
@@ -18264,12 +19077,160 @@
             </w:pPr>
             <w:r>
               <w:rPr>
-                <w:rFonts w:ascii="Noto Sans CJK SC" w:hAnsi="Noto Sans CJK SC" w:eastAsia="Noto Sans CJK SC"/>
+                <w:rFonts w:ascii="Microsoft YaHei" w:hAnsi="Microsoft YaHei" w:eastAsia="Microsoft YaHei" w:cs="Microsoft YaHei" w:hint="eastAsia"/>
                 <w:b w:val="0"/>
                 <w:color w:val="000000"/>
                 <w:sz w:val="17"/>
               </w:rPr>
               <w:t>日志编号、考试编号、学生编号、操作类型、操作时间、IP、设备信息、备注</w:t>
+            </w:r>
+          </w:p>
+        </w:tc>
+      </w:tr>
+      <w:tr>
+        <w:tblPrEx>
+          <w:tblBorders>
+            <w:top w:val="single" w:color="auto" w:sz="4" w:space="0"/>
+            <w:left w:val="single" w:color="auto" w:sz="4" w:space="0"/>
+            <w:bottom w:val="single" w:color="auto" w:sz="4" w:space="0"/>
+            <w:right w:val="single" w:color="auto" w:sz="4" w:space="0"/>
+            <w:insideH w:val="single" w:color="auto" w:sz="4" w:space="0"/>
+            <w:insideV w:val="single" w:color="auto" w:sz="4" w:space="0"/>
+          </w:tblBorders>
+          <w:tblCellMar>
+            <w:top w:w="0" w:type="dxa"/>
+            <w:left w:w="108" w:type="dxa"/>
+            <w:bottom w:w="0" w:type="dxa"/>
+            <w:right w:w="108" w:type="dxa"/>
+          </w:tblCellMar>
+        </w:tblPrEx>
+        <w:trPr>
+          <w:cantSplit/>
+          <w:jc w:val="center"/>
+        </w:trPr>
+        <w:tc>
+          <w:tcPr>
+            <w:tcW w:w="2268" w:type="dxa"/>
+            <w:tcMar>
+              <w:top w:w="70" w:type="dxa"/>
+              <w:left w:w="80" w:type="dxa"/>
+              <w:bottom w:w="70" w:type="dxa"/>
+              <w:right w:w="80" w:type="dxa"/>
+            </w:tcMar>
+            <w:vAlign w:val="center"/>
+          </w:tcPr>
+          <w:p>
+            <w:pPr>
+              <w:spacing w:after="0" w:line="259" w:lineRule="auto"/>
+            </w:pPr>
+            <w:r>
+              <w:rPr>
+                <w:rFonts w:ascii="Microsoft YaHei" w:hAnsi="Microsoft YaHei" w:eastAsia="Microsoft YaHei" w:cs="Microsoft YaHei" w:hint="eastAsia"/>
+                <w:b w:val="0"/>
+                <w:color w:val="000000"/>
+                <w:sz w:val="17"/>
+              </w:rPr>
+              <w:t>手动错题</w:t>
+            </w:r>
+          </w:p>
+        </w:tc>
+        <w:tc>
+          <w:tcPr>
+            <w:tcW w:w="7937" w:type="dxa"/>
+            <w:tcMar>
+              <w:top w:w="70" w:type="dxa"/>
+              <w:left w:w="80" w:type="dxa"/>
+              <w:bottom w:w="70" w:type="dxa"/>
+              <w:right w:w="80" w:type="dxa"/>
+            </w:tcMar>
+            <w:vAlign w:val="center"/>
+          </w:tcPr>
+          <w:p>
+            <w:pPr>
+              <w:spacing w:after="0" w:line="259" w:lineRule="auto"/>
+            </w:pPr>
+            <w:r>
+              <w:rPr>
+                <w:rFonts w:ascii="Microsoft YaHei" w:hAnsi="Microsoft YaHei" w:eastAsia="Microsoft YaHei" w:cs="Microsoft YaHei" w:hint="eastAsia"/>
+                <w:b w:val="0"/>
+                <w:color w:val="000000"/>
+                <w:sz w:val="17"/>
+              </w:rPr>
+              <w:t>记录编号、学生编号、课程编号、题干、本人答案、正确答案、解析或笔记、创建时间</w:t>
+            </w:r>
+          </w:p>
+        </w:tc>
+      </w:tr>
+      <w:tr>
+        <w:tblPrEx>
+          <w:tblBorders>
+            <w:top w:val="single" w:color="auto" w:sz="4" w:space="0"/>
+            <w:left w:val="single" w:color="auto" w:sz="4" w:space="0"/>
+            <w:bottom w:val="single" w:color="auto" w:sz="4" w:space="0"/>
+            <w:right w:val="single" w:color="auto" w:sz="4" w:space="0"/>
+            <w:insideH w:val="single" w:color="auto" w:sz="4" w:space="0"/>
+            <w:insideV w:val="single" w:color="auto" w:sz="4" w:space="0"/>
+          </w:tblBorders>
+          <w:tblCellMar>
+            <w:top w:w="0" w:type="dxa"/>
+            <w:left w:w="108" w:type="dxa"/>
+            <w:bottom w:w="0" w:type="dxa"/>
+            <w:right w:w="108" w:type="dxa"/>
+          </w:tblCellMar>
+        </w:tblPrEx>
+        <w:trPr>
+          <w:cantSplit/>
+          <w:jc w:val="center"/>
+        </w:trPr>
+        <w:tc>
+          <w:tcPr>
+            <w:tcW w:w="2268" w:type="dxa"/>
+            <w:tcMar>
+              <w:top w:w="70" w:type="dxa"/>
+              <w:left w:w="80" w:type="dxa"/>
+              <w:bottom w:w="70" w:type="dxa"/>
+              <w:right w:w="80" w:type="dxa"/>
+            </w:tcMar>
+            <w:vAlign w:val="center"/>
+          </w:tcPr>
+          <w:p>
+            <w:pPr>
+              <w:spacing w:after="0" w:line="259" w:lineRule="auto"/>
+            </w:pPr>
+            <w:r>
+              <w:rPr>
+                <w:rFonts w:ascii="Microsoft YaHei" w:hAnsi="Microsoft YaHei" w:eastAsia="Microsoft YaHei" w:cs="Microsoft YaHei" w:hint="eastAsia"/>
+                <w:b w:val="0"/>
+                <w:color w:val="000000"/>
+                <w:sz w:val="17"/>
+              </w:rPr>
+              <w:t>错题巩固状态</w:t>
+            </w:r>
+          </w:p>
+        </w:tc>
+        <w:tc>
+          <w:tcPr>
+            <w:tcW w:w="7937" w:type="dxa"/>
+            <w:tcMar>
+              <w:top w:w="70" w:type="dxa"/>
+              <w:left w:w="80" w:type="dxa"/>
+              <w:bottom w:w="70" w:type="dxa"/>
+              <w:right w:w="80" w:type="dxa"/>
+            </w:tcMar>
+            <w:vAlign w:val="center"/>
+          </w:tcPr>
+          <w:p>
+            <w:pPr>
+              <w:spacing w:after="0" w:line="259" w:lineRule="auto"/>
+            </w:pPr>
+            <w:r>
+              <w:rPr>
+                <w:rFonts w:ascii="Microsoft YaHei" w:hAnsi="Microsoft YaHei" w:eastAsia="Microsoft YaHei" w:cs="Microsoft YaHei" w:hint="eastAsia"/>
+                <w:b w:val="0"/>
+                <w:color w:val="000000"/>
+                <w:sz w:val="17"/>
+              </w:rPr>
+              <w:t>记录编号、学生编号、题目编号或手动错题编号、是否移除、创建时间、更新时间</w:t>
             </w:r>
           </w:p>
         </w:tc>
@@ -18287,7 +19248,7 @@
       </w:pPr>
       <w:r>
         <w:rPr>
-          <w:rFonts w:ascii="Noto Sans CJK SC" w:hAnsi="Noto Sans CJK SC" w:eastAsia="Noto Sans CJK SC"/>
+          <w:rFonts w:ascii="Microsoft YaHei" w:hAnsi="Microsoft YaHei" w:eastAsia="Microsoft YaHei" w:cs="Microsoft YaHei" w:hint="eastAsia"/>
           <w:b/>
           <w:color w:val="000000"/>
           <w:sz w:val="32"/>
@@ -18302,7 +19263,7 @@
       </w:pPr>
       <w:r>
         <w:rPr>
-          <w:rFonts w:ascii="Noto Sans CJK SC" w:hAnsi="Noto Sans CJK SC" w:eastAsia="Noto Sans CJK SC"/>
+          <w:rFonts w:ascii="Microsoft YaHei" w:hAnsi="Microsoft YaHei" w:eastAsia="Microsoft YaHei" w:cs="Microsoft YaHei" w:hint="eastAsia"/>
           <w:b/>
           <w:color w:val="000000"/>
           <w:sz w:val="26"/>
@@ -18317,7 +19278,7 @@
       </w:pPr>
       <w:r>
         <w:rPr>
-          <w:rFonts w:ascii="Noto Sans CJK SC" w:hAnsi="Noto Sans CJK SC" w:eastAsia="Noto Sans CJK SC"/>
+          <w:rFonts w:ascii="Microsoft YaHei" w:hAnsi="Microsoft YaHei" w:eastAsia="Microsoft YaHei" w:cs="Microsoft YaHei" w:hint="eastAsia"/>
           <w:sz w:val="20"/>
         </w:rPr>
         <w:t>一期仅要求 Web 端适配主流桌面浏览器。</w:t>
@@ -18330,7 +19291,7 @@
       </w:pPr>
       <w:r>
         <w:rPr>
-          <w:rFonts w:ascii="Noto Sans CJK SC" w:hAnsi="Noto Sans CJK SC" w:eastAsia="Noto Sans CJK SC"/>
+          <w:rFonts w:ascii="Microsoft YaHei" w:hAnsi="Microsoft YaHei" w:eastAsia="Microsoft YaHei" w:cs="Microsoft YaHei" w:hint="eastAsia"/>
           <w:sz w:val="20"/>
         </w:rPr>
         <w:t>学生端 Web 页面应尽量兼容移动浏览器，为后续 H5 和小程序扩展保留接口。</w:t>
@@ -18343,7 +19304,7 @@
       </w:pPr>
       <w:r>
         <w:rPr>
-          <w:rFonts w:ascii="Noto Sans CJK SC" w:hAnsi="Noto Sans CJK SC" w:eastAsia="Noto Sans CJK SC"/>
+          <w:rFonts w:ascii="Microsoft YaHei" w:hAnsi="Microsoft YaHei" w:eastAsia="Microsoft YaHei" w:cs="Microsoft YaHei" w:hint="eastAsia"/>
           <w:sz w:val="20"/>
         </w:rPr>
         <w:t>系统接口设计应按前后端分离方式组织，便于后续扩展多端。</w:t>
@@ -18356,7 +19317,7 @@
       </w:pPr>
       <w:r>
         <w:rPr>
-          <w:rFonts w:ascii="Noto Sans CJK SC" w:hAnsi="Noto Sans CJK SC" w:eastAsia="Noto Sans CJK SC"/>
+          <w:rFonts w:ascii="Microsoft YaHei" w:hAnsi="Microsoft YaHei" w:eastAsia="Microsoft YaHei" w:cs="Microsoft YaHei" w:hint="eastAsia"/>
           <w:b/>
           <w:color w:val="000000"/>
           <w:sz w:val="26"/>
@@ -18371,7 +19332,7 @@
       </w:pPr>
       <w:r>
         <w:rPr>
-          <w:rFonts w:ascii="Noto Sans CJK SC" w:hAnsi="Noto Sans CJK SC" w:eastAsia="Noto Sans CJK SC"/>
+          <w:rFonts w:ascii="Microsoft YaHei" w:hAnsi="Microsoft YaHei" w:eastAsia="Microsoft YaHei" w:cs="Microsoft YaHei" w:hint="eastAsia"/>
           <w:sz w:val="20"/>
         </w:rPr>
         <w:t>常规页面查询响应时间建议不超过 3 秒。</w:t>
@@ -18384,7 +19345,7 @@
       </w:pPr>
       <w:r>
         <w:rPr>
-          <w:rFonts w:ascii="Noto Sans CJK SC" w:hAnsi="Noto Sans CJK SC" w:eastAsia="Noto Sans CJK SC"/>
+          <w:rFonts w:ascii="Microsoft YaHei" w:hAnsi="Microsoft YaHei" w:eastAsia="Microsoft YaHei" w:cs="Microsoft YaHei" w:hint="eastAsia"/>
           <w:sz w:val="20"/>
         </w:rPr>
         <w:t>视频播放应支持断点续播，播放过程应保持稳定。</w:t>
@@ -18397,7 +19358,7 @@
       </w:pPr>
       <w:r>
         <w:rPr>
-          <w:rFonts w:ascii="Noto Sans CJK SC" w:hAnsi="Noto Sans CJK SC" w:eastAsia="Noto Sans CJK SC"/>
+          <w:rFonts w:ascii="Microsoft YaHei" w:hAnsi="Microsoft YaHei" w:eastAsia="Microsoft YaHei" w:cs="Microsoft YaHei" w:hint="eastAsia"/>
           <w:sz w:val="20"/>
         </w:rPr>
         <w:t>大模型生成、PPT 解析、视频合成和知识库入库等任务允许异步执行，前端展示生成中、成功、失败等状态。</w:t>
@@ -18410,7 +19371,7 @@
       </w:pPr>
       <w:r>
         <w:rPr>
-          <w:rFonts w:ascii="Noto Sans CJK SC" w:hAnsi="Noto Sans CJK SC" w:eastAsia="Noto Sans CJK SC"/>
+          <w:rFonts w:ascii="Microsoft YaHei" w:hAnsi="Microsoft YaHei" w:eastAsia="Microsoft YaHei" w:cs="Microsoft YaHei" w:hint="eastAsia"/>
           <w:sz w:val="20"/>
         </w:rPr>
         <w:t>文件上传应支持进度提示和失败重试。</w:t>
@@ -18423,7 +19384,7 @@
       </w:pPr>
       <w:r>
         <w:rPr>
-          <w:rFonts w:ascii="Noto Sans CJK SC" w:hAnsi="Noto Sans CJK SC" w:eastAsia="Noto Sans CJK SC"/>
+          <w:rFonts w:ascii="Microsoft YaHei" w:hAnsi="Microsoft YaHei" w:eastAsia="Microsoft YaHei" w:cs="Microsoft YaHei" w:hint="eastAsia"/>
           <w:b/>
           <w:color w:val="000000"/>
           <w:sz w:val="26"/>
@@ -18438,7 +19399,7 @@
       </w:pPr>
       <w:r>
         <w:rPr>
-          <w:rFonts w:ascii="Noto Sans CJK SC" w:hAnsi="Noto Sans CJK SC" w:eastAsia="Noto Sans CJK SC"/>
+          <w:rFonts w:ascii="Microsoft YaHei" w:hAnsi="Microsoft YaHei" w:eastAsia="Microsoft YaHei" w:cs="Microsoft YaHei" w:hint="eastAsia"/>
           <w:sz w:val="20"/>
         </w:rPr>
         <w:t>系统应区分教师、学生和管理员权限，不同角色只能访问授权资源。</w:t>
@@ -18451,7 +19412,7 @@
       </w:pPr>
       <w:r>
         <w:rPr>
-          <w:rFonts w:ascii="Noto Sans CJK SC" w:hAnsi="Noto Sans CJK SC" w:eastAsia="Noto Sans CJK SC"/>
+          <w:rFonts w:ascii="Microsoft YaHei" w:hAnsi="Microsoft YaHei" w:eastAsia="Microsoft YaHei" w:cs="Microsoft YaHei" w:hint="eastAsia"/>
           <w:sz w:val="20"/>
         </w:rPr>
         <w:t>学生只能访问自己所在班级的课程资源、作业、考试和知识库。</w:t>
@@ -18464,7 +19425,7 @@
       </w:pPr>
       <w:r>
         <w:rPr>
-          <w:rFonts w:ascii="Noto Sans CJK SC" w:hAnsi="Noto Sans CJK SC" w:eastAsia="Noto Sans CJK SC"/>
+          <w:rFonts w:ascii="Microsoft YaHei" w:hAnsi="Microsoft YaHei" w:eastAsia="Microsoft YaHei" w:cs="Microsoft YaHei" w:hint="eastAsia"/>
           <w:sz w:val="20"/>
         </w:rPr>
         <w:t>教师只能管理本人创建或被授权管理的课程和班级。</w:t>
@@ -18477,7 +19438,7 @@
       </w:pPr>
       <w:r>
         <w:rPr>
-          <w:rFonts w:ascii="Noto Sans CJK SC" w:hAnsi="Noto Sans CJK SC" w:eastAsia="Noto Sans CJK SC"/>
+          <w:rFonts w:ascii="Microsoft YaHei" w:hAnsi="Microsoft YaHei" w:eastAsia="Microsoft YaHei" w:cs="Microsoft YaHei" w:hint="eastAsia"/>
           <w:sz w:val="20"/>
         </w:rPr>
         <w:t>考试模块应记录开始时间、提交时间、答题记录和异常状态。</w:t>
@@ -18490,10 +19451,32 @@
       </w:pPr>
       <w:r>
         <w:rPr>
-          <w:rFonts w:ascii="Noto Sans CJK SC" w:hAnsi="Noto Sans CJK SC" w:eastAsia="Noto Sans CJK SC"/>
+          <w:rFonts w:ascii="Microsoft YaHei" w:hAnsi="Microsoft YaHei" w:eastAsia="Microsoft YaHei" w:cs="Microsoft YaHei" w:hint="eastAsia"/>
           <w:sz w:val="20"/>
         </w:rPr>
         <w:t>用户密码应加密存储，禁止明文保存。</w:t>
+      </w:r>
+    </w:p>
+    <w:p>
+      <w:pPr>
+        <w:pStyle w:val="16"/>
+      </w:pPr>
+      <w:r>
+        <w:rPr>
+          <w:rFonts w:ascii="Microsoft YaHei" w:hAnsi="Microsoft YaHei" w:eastAsia="Microsoft YaHei" w:cs="Microsoft YaHei" w:hint="eastAsia"/>
+        </w:rPr>
+        <w:t>用户名是平台唯一登录标识，注册和个人资料修改时均应执行不区分大小写的唯一性校验。</w:t>
+      </w:r>
+    </w:p>
+    <w:p>
+      <w:pPr>
+        <w:pStyle w:val="16"/>
+      </w:pPr>
+      <w:r>
+        <w:rPr>
+          <w:rFonts w:ascii="Microsoft YaHei" w:hAnsi="Microsoft YaHei" w:eastAsia="Microsoft YaHei" w:cs="Microsoft YaHei" w:hint="eastAsia"/>
+        </w:rPr>
+        <w:t>加入班级的资料完整性必须由后端再次校验，不能只依赖前端提示或按钮状态。</w:t>
       </w:r>
     </w:p>
     <w:p>
@@ -18503,7 +19486,7 @@
       </w:pPr>
       <w:r>
         <w:rPr>
-          <w:rFonts w:ascii="Noto Sans CJK SC" w:hAnsi="Noto Sans CJK SC" w:eastAsia="Noto Sans CJK SC"/>
+          <w:rFonts w:ascii="Microsoft YaHei" w:hAnsi="Microsoft YaHei" w:eastAsia="Microsoft YaHei" w:cs="Microsoft YaHei" w:hint="eastAsia"/>
           <w:sz w:val="20"/>
         </w:rPr>
         <w:t>知识库问答应记录日志，便于追溯学生提问和系统回答。</w:t>
@@ -18516,7 +19499,7 @@
       </w:pPr>
       <w:r>
         <w:rPr>
-          <w:rFonts w:ascii="Noto Sans CJK SC" w:hAnsi="Noto Sans CJK SC" w:eastAsia="Noto Sans CJK SC"/>
+          <w:rFonts w:ascii="Microsoft YaHei" w:hAnsi="Microsoft YaHei" w:eastAsia="Microsoft YaHei" w:cs="Microsoft YaHei" w:hint="eastAsia"/>
           <w:b/>
           <w:color w:val="000000"/>
           <w:sz w:val="26"/>
@@ -18531,7 +19514,7 @@
       </w:pPr>
       <w:r>
         <w:rPr>
-          <w:rFonts w:ascii="Noto Sans CJK SC" w:hAnsi="Noto Sans CJK SC" w:eastAsia="Noto Sans CJK SC"/>
+          <w:rFonts w:ascii="Microsoft YaHei" w:hAnsi="Microsoft YaHei" w:eastAsia="Microsoft YaHei" w:cs="Microsoft YaHei" w:hint="eastAsia"/>
           <w:sz w:val="20"/>
         </w:rPr>
         <w:t>系统应支持 PPT、PDF、Word、TXT、图片和视频等文件类型。</w:t>
@@ -18544,7 +19527,7 @@
       </w:pPr>
       <w:r>
         <w:rPr>
-          <w:rFonts w:ascii="Noto Sans CJK SC" w:hAnsi="Noto Sans CJK SC" w:eastAsia="Noto Sans CJK SC"/>
+          <w:rFonts w:ascii="Microsoft YaHei" w:hAnsi="Microsoft YaHei" w:eastAsia="Microsoft YaHei" w:cs="Microsoft YaHei" w:hint="eastAsia"/>
           <w:sz w:val="20"/>
         </w:rPr>
         <w:t>文件应保存原始文件名、存储路径、文件大小、文件类型、上传人和上传时间。</w:t>
@@ -18557,7 +19540,7 @@
       </w:pPr>
       <w:r>
         <w:rPr>
-          <w:rFonts w:ascii="Noto Sans CJK SC" w:hAnsi="Noto Sans CJK SC" w:eastAsia="Noto Sans CJK SC"/>
+          <w:rFonts w:ascii="Microsoft YaHei" w:hAnsi="Microsoft YaHei" w:eastAsia="Microsoft YaHei" w:cs="Microsoft YaHei" w:hint="eastAsia"/>
           <w:sz w:val="20"/>
         </w:rPr>
         <w:t>教学视频、PPT 和教辅资料应与课程、章节或班级建立明确关联。</w:t>
@@ -18570,7 +19553,7 @@
       </w:pPr>
       <w:r>
         <w:rPr>
-          <w:rFonts w:ascii="Noto Sans CJK SC" w:hAnsi="Noto Sans CJK SC" w:eastAsia="Noto Sans CJK SC"/>
+          <w:rFonts w:ascii="Microsoft YaHei" w:hAnsi="Microsoft YaHei" w:eastAsia="Microsoft YaHei" w:cs="Microsoft YaHei" w:hint="eastAsia"/>
           <w:sz w:val="20"/>
         </w:rPr>
         <w:t>AI 配音音频、字幕文件、视频文件和讲解稿应作为独立资源记录。</w:t>
@@ -18583,7 +19566,7 @@
       </w:pPr>
       <w:r>
         <w:rPr>
-          <w:rFonts w:ascii="Noto Sans CJK SC" w:hAnsi="Noto Sans CJK SC" w:eastAsia="Noto Sans CJK SC"/>
+          <w:rFonts w:ascii="Microsoft YaHei" w:hAnsi="Microsoft YaHei" w:eastAsia="Microsoft YaHei" w:cs="Microsoft YaHei" w:hint="eastAsia"/>
           <w:b/>
           <w:color w:val="000000"/>
           <w:sz w:val="26"/>
@@ -18598,7 +19581,7 @@
       </w:pPr>
       <w:r>
         <w:rPr>
-          <w:rFonts w:ascii="Noto Sans CJK SC" w:hAnsi="Noto Sans CJK SC" w:eastAsia="Noto Sans CJK SC"/>
+          <w:rFonts w:ascii="Microsoft YaHei" w:hAnsi="Microsoft YaHei" w:eastAsia="Microsoft YaHei" w:cs="Microsoft YaHei" w:hint="eastAsia"/>
           <w:sz w:val="20"/>
         </w:rPr>
         <w:t>教师端应突出课程、班级、章节、题库、作业、考试和学习进度入口。</w:t>
@@ -18611,10 +19594,32 @@
       </w:pPr>
       <w:r>
         <w:rPr>
-          <w:rFonts w:ascii="Noto Sans CJK SC" w:hAnsi="Noto Sans CJK SC" w:eastAsia="Noto Sans CJK SC"/>
+          <w:rFonts w:ascii="Microsoft YaHei" w:hAnsi="Microsoft YaHei" w:eastAsia="Microsoft YaHei" w:cs="Microsoft YaHei" w:hint="eastAsia"/>
           <w:sz w:val="20"/>
         </w:rPr>
         <w:t>学生端应突出待学习视频、待完成章节题目、待提交作业、待参加考试和知识库提问入口。</w:t>
+      </w:r>
+    </w:p>
+    <w:p>
+      <w:pPr>
+        <w:pStyle w:val="16"/>
+      </w:pPr>
+      <w:r>
+        <w:rPr>
+          <w:rFonts w:ascii="Microsoft YaHei" w:hAnsi="Microsoft YaHei" w:eastAsia="Microsoft YaHei" w:cs="Microsoft YaHei" w:hint="eastAsia"/>
+        </w:rPr>
+        <w:t>姓名或手机号未填写时，平台应提供醒目的资料完善提示和直达个人中心入口；资料补全后提示应即时消失。</w:t>
+      </w:r>
+    </w:p>
+    <w:p>
+      <w:pPr>
+        <w:pStyle w:val="16"/>
+      </w:pPr>
+      <w:r>
+        <w:rPr>
+          <w:rFonts w:ascii="Microsoft YaHei" w:hAnsi="Microsoft YaHei" w:eastAsia="Microsoft YaHei" w:cs="Microsoft YaHei" w:hint="eastAsia"/>
+        </w:rPr>
+        <w:t>错题巩固按钮在请求期间应避免重复提交，并在操作成功后即时更新“待巩固/已巩固”状态。</w:t>
       </w:r>
     </w:p>
     <w:p>
@@ -18624,7 +19629,7 @@
       </w:pPr>
       <w:r>
         <w:rPr>
-          <w:rFonts w:ascii="Noto Sans CJK SC" w:hAnsi="Noto Sans CJK SC" w:eastAsia="Noto Sans CJK SC"/>
+          <w:rFonts w:ascii="Microsoft YaHei" w:hAnsi="Microsoft YaHei" w:eastAsia="Microsoft YaHei" w:cs="Microsoft YaHei" w:hint="eastAsia"/>
           <w:sz w:val="20"/>
         </w:rPr>
         <w:t>大模型生成结果必须支持人工审核、修改和重新生成。</w:t>
@@ -18637,7 +19642,7 @@
       </w:pPr>
       <w:r>
         <w:rPr>
-          <w:rFonts w:ascii="Noto Sans CJK SC" w:hAnsi="Noto Sans CJK SC" w:eastAsia="Noto Sans CJK SC"/>
+          <w:rFonts w:ascii="Microsoft YaHei" w:hAnsi="Microsoft YaHei" w:eastAsia="Microsoft YaHei" w:cs="Microsoft YaHei" w:hint="eastAsia"/>
           <w:sz w:val="20"/>
         </w:rPr>
         <w:t>考试防作弊提示应明确，不应影响正常答题操作。</w:t>
@@ -18650,7 +19655,7 @@
       </w:pPr>
       <w:r>
         <w:rPr>
-          <w:rFonts w:ascii="Noto Sans CJK SC" w:hAnsi="Noto Sans CJK SC" w:eastAsia="Noto Sans CJK SC"/>
+          <w:rFonts w:ascii="Microsoft YaHei" w:hAnsi="Microsoft YaHei" w:eastAsia="Microsoft YaHei" w:cs="Microsoft YaHei" w:hint="eastAsia"/>
           <w:b/>
           <w:color w:val="000000"/>
           <w:sz w:val="32"/>
@@ -18659,7 +19664,7 @@
       </w:r>
       <w:r>
         <w:rPr>
-          <w:rFonts w:hint="eastAsia" w:ascii="Noto Sans CJK SC" w:hAnsi="Noto Sans CJK SC" w:eastAsia="宋体"/>
+          <w:rFonts w:hint="eastAsia" w:ascii="Microsoft YaHei" w:hAnsi="Microsoft YaHei" w:eastAsia="Microsoft YaHei" w:cs="Microsoft YaHei"/>
           <w:b/>
           <w:color w:val="000000"/>
           <w:sz w:val="32"/>
@@ -18669,7 +19674,7 @@
       </w:r>
       <w:r>
         <w:rPr>
-          <w:rFonts w:ascii="Noto Sans CJK SC" w:hAnsi="Noto Sans CJK SC" w:eastAsia="Noto Sans CJK SC"/>
+          <w:rFonts w:ascii="Microsoft YaHei" w:hAnsi="Microsoft YaHei" w:eastAsia="Microsoft YaHei" w:cs="Microsoft YaHei" w:hint="eastAsia"/>
           <w:b/>
           <w:color w:val="000000"/>
           <w:sz w:val="32"/>
@@ -18684,7 +19689,7 @@
       </w:pPr>
       <w:r>
         <w:rPr>
-          <w:rFonts w:ascii="Noto Sans CJK SC" w:hAnsi="Noto Sans CJK SC" w:eastAsia="Noto Sans CJK SC"/>
+          <w:rFonts w:ascii="Microsoft YaHei" w:hAnsi="Microsoft YaHei" w:eastAsia="Microsoft YaHei" w:cs="Microsoft YaHei" w:hint="eastAsia"/>
           <w:sz w:val="20"/>
         </w:rPr>
         <w:t>扩展 H5 和小程序端，优先支持学生学习、提问、答题、作业提交和考试通知。</w:t>
@@ -18697,7 +19702,7 @@
       </w:pPr>
       <w:r>
         <w:rPr>
-          <w:rFonts w:ascii="Noto Sans CJK SC" w:hAnsi="Noto Sans CJK SC" w:eastAsia="Noto Sans CJK SC"/>
+          <w:rFonts w:ascii="Microsoft YaHei" w:hAnsi="Microsoft YaHei" w:eastAsia="Microsoft YaHei" w:cs="Microsoft YaHei" w:hint="eastAsia"/>
           <w:sz w:val="20"/>
         </w:rPr>
         <w:t>建设作业自动批改能力，对文本类作业、问答类作业和编程类作业提供评分建议。</w:t>
@@ -18710,7 +19715,7 @@
       </w:pPr>
       <w:r>
         <w:rPr>
-          <w:rFonts w:ascii="Noto Sans CJK SC" w:hAnsi="Noto Sans CJK SC" w:eastAsia="Noto Sans CJK SC"/>
+          <w:rFonts w:ascii="Microsoft YaHei" w:hAnsi="Microsoft YaHei" w:eastAsia="Microsoft YaHei" w:cs="Microsoft YaHei" w:hint="eastAsia"/>
           <w:sz w:val="20"/>
         </w:rPr>
         <w:t>增强主观题 AI 辅助批改，但建议保留教师最终确认机制。</w:t>
@@ -18723,7 +19728,7 @@
       </w:pPr>
       <w:r>
         <w:rPr>
-          <w:rFonts w:ascii="Noto Sans CJK SC" w:hAnsi="Noto Sans CJK SC" w:eastAsia="Noto Sans CJK SC"/>
+          <w:rFonts w:ascii="Microsoft YaHei" w:hAnsi="Microsoft YaHei" w:eastAsia="Microsoft YaHei" w:cs="Microsoft YaHei" w:hint="eastAsia"/>
           <w:sz w:val="20"/>
         </w:rPr>
         <w:t>增加学习预警，根据学习进度、答题正确率、作业缺交和考试表现生成风险提示。</w:t>
@@ -18736,7 +19741,7 @@
       </w:pPr>
       <w:r>
         <w:rPr>
-          <w:rFonts w:ascii="Noto Sans CJK SC" w:hAnsi="Noto Sans CJK SC" w:eastAsia="Noto Sans CJK SC"/>
+          <w:rFonts w:ascii="Microsoft YaHei" w:hAnsi="Microsoft YaHei" w:eastAsia="Microsoft YaHei" w:cs="Microsoft YaHei" w:hint="eastAsia"/>
           <w:sz w:val="20"/>
         </w:rPr>
         <w:t>增加课程数据看板，支持课程维度、班级维度、学生维度、章节维度和题目维度分析。</w:t>
@@ -18749,7 +19754,7 @@
       </w:pPr>
       <w:r>
         <w:rPr>
-          <w:rFonts w:ascii="Noto Sans CJK SC" w:hAnsi="Noto Sans CJK SC" w:eastAsia="Noto Sans CJK SC"/>
+          <w:rFonts w:ascii="Microsoft YaHei" w:hAnsi="Microsoft YaHei" w:eastAsia="Microsoft YaHei" w:cs="Microsoft YaHei" w:hint="eastAsia"/>
           <w:sz w:val="20"/>
         </w:rPr>
         <w:t>如未来确有校级部署需求，再考虑学校、院系、专业、行政班组织架构及教务系统、统一身份认证对接。</w:t>
@@ -18801,7 +19806,7 @@
     </w:pPr>
     <w:r>
       <w:rPr>
-        <w:rFonts w:ascii="Noto Sans CJK SC" w:hAnsi="Noto Sans CJK SC" w:eastAsia="Noto Sans CJK SC"/>
+        <w:rFonts w:ascii="Microsoft YaHei" w:hAnsi="Microsoft YaHei" w:eastAsia="Microsoft YaHei" w:cs="Microsoft YaHei" w:hint="eastAsia"/>
         <w:color w:val="5A5A5A"/>
         <w:sz w:val="17"/>
       </w:rPr>
@@ -18809,7 +19814,7 @@
     </w:r>
     <w:r>
       <w:rPr>
-        <w:rFonts w:ascii="Noto Sans CJK SC" w:hAnsi="Noto Sans CJK SC" w:eastAsia="Noto Sans CJK SC"/>
+        <w:rFonts w:ascii="Microsoft YaHei" w:hAnsi="Microsoft YaHei" w:eastAsia="Microsoft YaHei" w:cs="Microsoft YaHei" w:hint="eastAsia"/>
         <w:color w:val="5A5A5A"/>
         <w:sz w:val="17"/>
       </w:rPr>
@@ -18817,7 +19822,7 @@
     </w:r>
     <w:r>
       <w:rPr>
-        <w:rFonts w:ascii="Noto Sans CJK SC" w:hAnsi="Noto Sans CJK SC" w:eastAsia="Noto Sans CJK SC"/>
+        <w:rFonts w:ascii="Microsoft YaHei" w:hAnsi="Microsoft YaHei" w:eastAsia="Microsoft YaHei" w:cs="Microsoft YaHei" w:hint="eastAsia"/>
         <w:color w:val="5A5A5A"/>
         <w:sz w:val="17"/>
       </w:rPr>
@@ -18825,7 +19830,7 @@
     </w:r>
     <w:r>
       <w:rPr>
-        <w:rFonts w:ascii="Noto Sans CJK SC" w:hAnsi="Noto Sans CJK SC" w:eastAsia="Noto Sans CJK SC"/>
+        <w:rFonts w:ascii="Microsoft YaHei" w:hAnsi="Microsoft YaHei" w:eastAsia="Microsoft YaHei" w:cs="Microsoft YaHei" w:hint="eastAsia"/>
         <w:color w:val="5A5A5A"/>
         <w:sz w:val="17"/>
       </w:rPr>
@@ -18833,7 +19838,7 @@
     </w:r>
     <w:r>
       <w:rPr>
-        <w:rFonts w:ascii="Noto Sans CJK SC" w:hAnsi="Noto Sans CJK SC" w:eastAsia="Noto Sans CJK SC"/>
+        <w:rFonts w:ascii="Microsoft YaHei" w:hAnsi="Microsoft YaHei" w:eastAsia="Microsoft YaHei" w:cs="Microsoft YaHei" w:hint="eastAsia"/>
         <w:color w:val="5A5A5A"/>
         <w:sz w:val="17"/>
       </w:rPr>
@@ -18877,7 +19882,7 @@
     </w:pPr>
     <w:r>
       <w:rPr>
-        <w:rFonts w:ascii="Noto Sans CJK SC" w:hAnsi="Noto Sans CJK SC" w:eastAsia="Noto Sans CJK SC"/>
+        <w:rFonts w:ascii="Microsoft YaHei" w:hAnsi="Microsoft YaHei" w:eastAsia="Microsoft YaHei" w:cs="Microsoft YaHei" w:hint="eastAsia"/>
         <w:color w:val="5A5A5A"/>
         <w:sz w:val="17"/>
       </w:rPr>
@@ -19301,7 +20306,7 @@
       <w:spacing w:after="200" w:line="276" w:lineRule="auto"/>
     </w:pPr>
     <w:rPr>
-      <w:rFonts w:ascii="Noto Sans CJK SC" w:hAnsi="Noto Sans CJK SC" w:eastAsia="Noto Sans CJK SC" w:cstheme="minorBidi"/>
+      <w:rFonts w:ascii="Microsoft YaHei" w:hAnsi="Microsoft YaHei" w:eastAsia="Microsoft YaHei" w:cstheme="minorBidi" w:cs="Microsoft YaHei" w:hint="eastAsia"/>
       <w:sz w:val="21"/>
       <w:szCs w:val="22"/>
       <w:lang w:val="en-US" w:eastAsia="en-US" w:bidi="ar-SA"/>
@@ -19321,7 +20326,7 @@
       <w:outlineLvl w:val="0"/>
     </w:pPr>
     <w:rPr>
-      <w:rFonts w:asciiTheme="majorHAnsi" w:hAnsiTheme="majorHAnsi" w:eastAsiaTheme="majorEastAsia" w:cstheme="majorBidi"/>
+      <w:rFonts w:asciiTheme="majorHAnsi" w:hAnsiTheme="majorHAnsi" w:eastAsiaTheme="majorEastAsia" w:cstheme="majorBidi" w:ascii="Microsoft YaHei" w:hAnsi="Microsoft YaHei" w:eastAsia="Microsoft YaHei" w:cs="Microsoft YaHei" w:hint="eastAsia"/>
       <w:b/>
       <w:bCs/>
       <w:color w:val="000000"/>
@@ -19344,7 +20349,7 @@
       <w:outlineLvl w:val="1"/>
     </w:pPr>
     <w:rPr>
-      <w:rFonts w:asciiTheme="majorHAnsi" w:hAnsiTheme="majorHAnsi" w:eastAsiaTheme="majorEastAsia" w:cstheme="majorBidi"/>
+      <w:rFonts w:asciiTheme="majorHAnsi" w:hAnsiTheme="majorHAnsi" w:eastAsiaTheme="majorEastAsia" w:cstheme="majorBidi" w:ascii="Microsoft YaHei" w:hAnsi="Microsoft YaHei" w:eastAsia="Microsoft YaHei" w:cs="Microsoft YaHei" w:hint="eastAsia"/>
       <w:b/>
       <w:bCs/>
       <w:color w:val="000000"/>
@@ -19367,7 +20372,7 @@
       <w:outlineLvl w:val="2"/>
     </w:pPr>
     <w:rPr>
-      <w:rFonts w:asciiTheme="majorHAnsi" w:hAnsiTheme="majorHAnsi" w:eastAsiaTheme="majorEastAsia" w:cstheme="majorBidi"/>
+      <w:rFonts w:asciiTheme="majorHAnsi" w:hAnsiTheme="majorHAnsi" w:eastAsiaTheme="majorEastAsia" w:cstheme="majorBidi" w:ascii="Microsoft YaHei" w:hAnsi="Microsoft YaHei" w:eastAsia="Microsoft YaHei" w:cs="Microsoft YaHei" w:hint="eastAsia"/>
       <w:b/>
       <w:bCs/>
       <w:color w:val="000000"/>
@@ -19390,7 +20395,7 @@
       <w:outlineLvl w:val="3"/>
     </w:pPr>
     <w:rPr>
-      <w:rFonts w:asciiTheme="majorHAnsi" w:hAnsiTheme="majorHAnsi" w:eastAsiaTheme="majorEastAsia" w:cstheme="majorBidi"/>
+      <w:rFonts w:asciiTheme="majorHAnsi" w:hAnsiTheme="majorHAnsi" w:eastAsiaTheme="majorEastAsia" w:cstheme="majorBidi" w:ascii="Microsoft YaHei" w:hAnsi="Microsoft YaHei" w:eastAsia="Microsoft YaHei" w:cs="Microsoft YaHei" w:hint="eastAsia"/>
       <w:b/>
       <w:bCs/>
       <w:i/>
@@ -19419,7 +20424,7 @@
       <w:outlineLvl w:val="4"/>
     </w:pPr>
     <w:rPr>
-      <w:rFonts w:asciiTheme="majorHAnsi" w:hAnsiTheme="majorHAnsi" w:eastAsiaTheme="majorEastAsia" w:cstheme="majorBidi"/>
+      <w:rFonts w:asciiTheme="majorHAnsi" w:hAnsiTheme="majorHAnsi" w:eastAsiaTheme="majorEastAsia" w:cstheme="majorBidi" w:ascii="Microsoft YaHei" w:hAnsi="Microsoft YaHei" w:eastAsia="Microsoft YaHei" w:cs="Microsoft YaHei" w:hint="eastAsia"/>
       <w:color w:val="254061" w:themeColor="accent1" w:themeShade="80"/>
     </w:rPr>
   </w:style>
@@ -19439,7 +20444,7 @@
       <w:outlineLvl w:val="5"/>
     </w:pPr>
     <w:rPr>
-      <w:rFonts w:asciiTheme="majorHAnsi" w:hAnsiTheme="majorHAnsi" w:eastAsiaTheme="majorEastAsia" w:cstheme="majorBidi"/>
+      <w:rFonts w:asciiTheme="majorHAnsi" w:hAnsiTheme="majorHAnsi" w:eastAsiaTheme="majorEastAsia" w:cstheme="majorBidi" w:ascii="Microsoft YaHei" w:hAnsi="Microsoft YaHei" w:eastAsia="Microsoft YaHei" w:cs="Microsoft YaHei" w:hint="eastAsia"/>
       <w:i/>
       <w:iCs/>
       <w:color w:val="254061" w:themeColor="accent1" w:themeShade="80"/>
@@ -19461,7 +20466,7 @@
       <w:outlineLvl w:val="6"/>
     </w:pPr>
     <w:rPr>
-      <w:rFonts w:asciiTheme="majorHAnsi" w:hAnsiTheme="majorHAnsi" w:eastAsiaTheme="majorEastAsia" w:cstheme="majorBidi"/>
+      <w:rFonts w:asciiTheme="majorHAnsi" w:hAnsiTheme="majorHAnsi" w:eastAsiaTheme="majorEastAsia" w:cstheme="majorBidi" w:ascii="Microsoft YaHei" w:hAnsi="Microsoft YaHei" w:eastAsia="Microsoft YaHei" w:cs="Microsoft YaHei" w:hint="eastAsia"/>
       <w:i/>
       <w:iCs/>
       <w:color w:val="404040" w:themeColor="text1" w:themeTint="BF"/>
@@ -19491,7 +20496,7 @@
       <w:outlineLvl w:val="7"/>
     </w:pPr>
     <w:rPr>
-      <w:rFonts w:asciiTheme="majorHAnsi" w:hAnsiTheme="majorHAnsi" w:eastAsiaTheme="majorEastAsia" w:cstheme="majorBidi"/>
+      <w:rFonts w:asciiTheme="majorHAnsi" w:hAnsiTheme="majorHAnsi" w:eastAsiaTheme="majorEastAsia" w:cstheme="majorBidi" w:ascii="Microsoft YaHei" w:hAnsi="Microsoft YaHei" w:eastAsia="Microsoft YaHei" w:cs="Microsoft YaHei" w:hint="eastAsia"/>
       <w:color w:val="4F81BD" w:themeColor="accent1"/>
       <w:sz w:val="20"/>
       <w:szCs w:val="20"/>
@@ -19518,7 +20523,7 @@
       <w:outlineLvl w:val="8"/>
     </w:pPr>
     <w:rPr>
-      <w:rFonts w:asciiTheme="majorHAnsi" w:hAnsiTheme="majorHAnsi" w:eastAsiaTheme="majorEastAsia" w:cstheme="majorBidi"/>
+      <w:rFonts w:asciiTheme="majorHAnsi" w:hAnsiTheme="majorHAnsi" w:eastAsiaTheme="majorEastAsia" w:cstheme="majorBidi" w:ascii="Microsoft YaHei" w:hAnsi="Microsoft YaHei" w:eastAsia="Microsoft YaHei" w:cs="Microsoft YaHei" w:hint="eastAsia"/>
       <w:i/>
       <w:iCs/>
       <w:color w:val="404040" w:themeColor="text1" w:themeTint="BF"/>
@@ -19539,6 +20544,9 @@
     <w:semiHidden/>
     <w:unhideWhenUsed/>
     <w:uiPriority w:val="1"/>
+    <w:rPr>
+      <w:rFonts w:ascii="Microsoft YaHei" w:hAnsi="Microsoft YaHei" w:eastAsia="Microsoft YaHei" w:cs="Microsoft YaHei" w:hint="eastAsia"/>
+    </w:rPr>
   </w:style>
   <w:style w:type="table" w:default="1" w:styleId="32">
     <w:name w:val="Normal Table"/>
@@ -19574,7 +20582,7 @@
       <w:spacing w:after="200" w:line="276" w:lineRule="auto"/>
     </w:pPr>
     <w:rPr>
-      <w:rFonts w:ascii="Courier" w:hAnsi="Courier" w:eastAsiaTheme="minorEastAsia" w:cstheme="minorBidi"/>
+      <w:rFonts w:ascii="Microsoft YaHei" w:hAnsi="Microsoft YaHei" w:eastAsiaTheme="minorEastAsia" w:cstheme="minorBidi" w:eastAsia="Microsoft YaHei" w:cs="Microsoft YaHei" w:hint="eastAsia"/>
       <w:sz w:val="20"/>
       <w:szCs w:val="20"/>
       <w:lang w:val="en-US" w:eastAsia="en-US" w:bidi="ar-SA"/>
@@ -19590,6 +20598,9 @@
       <w:ind w:left="1080" w:hanging="360"/>
       <w:contextualSpacing/>
     </w:pPr>
+    <w:rPr>
+      <w:rFonts w:ascii="Microsoft YaHei" w:hAnsi="Microsoft YaHei" w:eastAsia="Microsoft YaHei" w:cs="Microsoft YaHei" w:hint="eastAsia"/>
+    </w:rPr>
   </w:style>
   <w:style w:type="paragraph" w:styleId="13">
     <w:name w:val="List Number 2"/>
@@ -19604,6 +20615,9 @@
       </w:numPr>
       <w:contextualSpacing/>
     </w:pPr>
+    <w:rPr>
+      <w:rFonts w:ascii="Microsoft YaHei" w:hAnsi="Microsoft YaHei" w:eastAsia="Microsoft YaHei" w:cs="Microsoft YaHei" w:hint="eastAsia"/>
+    </w:rPr>
   </w:style>
   <w:style w:type="paragraph" w:styleId="14">
     <w:name w:val="List Number"/>
@@ -19619,7 +20633,7 @@
       <w:contextualSpacing/>
     </w:pPr>
     <w:rPr>
-      <w:rFonts w:ascii="Noto Sans CJK SC" w:hAnsi="Noto Sans CJK SC" w:eastAsia="Noto Sans CJK SC"/>
+      <w:rFonts w:ascii="Microsoft YaHei" w:hAnsi="Microsoft YaHei" w:eastAsia="Microsoft YaHei" w:cs="Microsoft YaHei" w:hint="eastAsia"/>
       <w:sz w:val="21"/>
     </w:rPr>
   </w:style>
@@ -19635,6 +20649,7 @@
       <w:spacing w:line="240" w:lineRule="auto"/>
     </w:pPr>
     <w:rPr>
+      <w:rFonts w:ascii="Microsoft YaHei" w:hAnsi="Microsoft YaHei" w:eastAsia="Microsoft YaHei" w:cs="Microsoft YaHei" w:hint="eastAsia"/>
       <w:b/>
       <w:bCs/>
       <w:color w:val="4F81BD" w:themeColor="accent1"/>
@@ -19661,7 +20676,7 @@
       <w:contextualSpacing/>
     </w:pPr>
     <w:rPr>
-      <w:rFonts w:ascii="Noto Sans CJK SC" w:hAnsi="Noto Sans CJK SC" w:eastAsia="Noto Sans CJK SC"/>
+      <w:rFonts w:ascii="Microsoft YaHei" w:hAnsi="Microsoft YaHei" w:eastAsia="Microsoft YaHei" w:cs="Microsoft YaHei" w:hint="eastAsia"/>
       <w:sz w:val="21"/>
     </w:rPr>
   </w:style>
@@ -19676,6 +20691,7 @@
       <w:spacing w:after="120"/>
     </w:pPr>
     <w:rPr>
+      <w:rFonts w:ascii="Microsoft YaHei" w:hAnsi="Microsoft YaHei" w:eastAsia="Microsoft YaHei" w:cs="Microsoft YaHei" w:hint="eastAsia"/>
       <w:sz w:val="16"/>
       <w:szCs w:val="16"/>
     </w:rPr>
@@ -19693,6 +20709,9 @@
       </w:numPr>
       <w:contextualSpacing/>
     </w:pPr>
+    <w:rPr>
+      <w:rFonts w:ascii="Microsoft YaHei" w:hAnsi="Microsoft YaHei" w:eastAsia="Microsoft YaHei" w:cs="Microsoft YaHei" w:hint="eastAsia"/>
+    </w:rPr>
   </w:style>
   <w:style w:type="paragraph" w:styleId="19">
     <w:name w:val="Body Text"/>
@@ -19705,7 +20724,7 @@
       <w:spacing w:after="120"/>
     </w:pPr>
     <w:rPr>
-      <w:rFonts w:ascii="Noto Sans CJK SC" w:hAnsi="Noto Sans CJK SC" w:eastAsia="Noto Sans CJK SC"/>
+      <w:rFonts w:ascii="Microsoft YaHei" w:hAnsi="Microsoft YaHei" w:eastAsia="Microsoft YaHei" w:cs="Microsoft YaHei" w:hint="eastAsia"/>
       <w:sz w:val="21"/>
     </w:rPr>
   </w:style>
@@ -19722,6 +20741,9 @@
       </w:numPr>
       <w:contextualSpacing/>
     </w:pPr>
+    <w:rPr>
+      <w:rFonts w:ascii="Microsoft YaHei" w:hAnsi="Microsoft YaHei" w:eastAsia="Microsoft YaHei" w:cs="Microsoft YaHei" w:hint="eastAsia"/>
+    </w:rPr>
   </w:style>
   <w:style w:type="paragraph" w:styleId="21">
     <w:name w:val="List 2"/>
@@ -19733,6 +20755,9 @@
       <w:ind w:left="720" w:hanging="360"/>
       <w:contextualSpacing/>
     </w:pPr>
+    <w:rPr>
+      <w:rFonts w:ascii="Microsoft YaHei" w:hAnsi="Microsoft YaHei" w:eastAsia="Microsoft YaHei" w:cs="Microsoft YaHei" w:hint="eastAsia"/>
+    </w:rPr>
   </w:style>
   <w:style w:type="paragraph" w:styleId="22">
     <w:name w:val="List Continue"/>
@@ -19745,6 +20770,9 @@
       <w:ind w:left="360"/>
       <w:contextualSpacing/>
     </w:pPr>
+    <w:rPr>
+      <w:rFonts w:ascii="Microsoft YaHei" w:hAnsi="Microsoft YaHei" w:eastAsia="Microsoft YaHei" w:cs="Microsoft YaHei" w:hint="eastAsia"/>
+    </w:rPr>
   </w:style>
   <w:style w:type="paragraph" w:styleId="23">
     <w:name w:val="List Bullet 2"/>
@@ -19760,7 +20788,7 @@
       <w:contextualSpacing/>
     </w:pPr>
     <w:rPr>
-      <w:rFonts w:ascii="Noto Sans CJK SC" w:hAnsi="Noto Sans CJK SC" w:eastAsia="Noto Sans CJK SC"/>
+      <w:rFonts w:ascii="Microsoft YaHei" w:hAnsi="Microsoft YaHei" w:eastAsia="Microsoft YaHei" w:cs="Microsoft YaHei" w:hint="eastAsia"/>
       <w:sz w:val="21"/>
     </w:rPr>
   </w:style>
@@ -19777,6 +20805,9 @@
       </w:tabs>
       <w:spacing w:after="0" w:line="240" w:lineRule="auto"/>
     </w:pPr>
+    <w:rPr>
+      <w:rFonts w:ascii="Microsoft YaHei" w:hAnsi="Microsoft YaHei" w:eastAsia="Microsoft YaHei" w:cs="Microsoft YaHei" w:hint="eastAsia"/>
+    </w:rPr>
   </w:style>
   <w:style w:type="paragraph" w:styleId="25">
     <w:name w:val="header"/>
@@ -19791,6 +20822,9 @@
       </w:tabs>
       <w:spacing w:after="0" w:line="240" w:lineRule="auto"/>
     </w:pPr>
+    <w:rPr>
+      <w:rFonts w:ascii="Microsoft YaHei" w:hAnsi="Microsoft YaHei" w:eastAsia="Microsoft YaHei" w:cs="Microsoft YaHei" w:hint="eastAsia"/>
+    </w:rPr>
   </w:style>
   <w:style w:type="paragraph" w:styleId="26">
     <w:name w:val="Subtitle"/>
@@ -19800,7 +20834,7 @@
     <w:qFormat/>
     <w:uiPriority w:val="11"/>
     <w:rPr>
-      <w:rFonts w:asciiTheme="majorHAnsi" w:hAnsiTheme="majorHAnsi" w:eastAsiaTheme="majorEastAsia" w:cstheme="majorBidi"/>
+      <w:rFonts w:asciiTheme="majorHAnsi" w:hAnsiTheme="majorHAnsi" w:eastAsiaTheme="majorEastAsia" w:cstheme="majorBidi" w:ascii="Microsoft YaHei" w:hAnsi="Microsoft YaHei" w:eastAsia="Microsoft YaHei" w:cs="Microsoft YaHei" w:hint="eastAsia"/>
       <w:i/>
       <w:iCs/>
       <w:color w:val="4F81BD" w:themeColor="accent1"/>
@@ -19824,6 +20858,9 @@
       <w:ind w:left="360" w:hanging="360"/>
       <w:contextualSpacing/>
     </w:pPr>
+    <w:rPr>
+      <w:rFonts w:ascii="Microsoft YaHei" w:hAnsi="Microsoft YaHei" w:eastAsia="Microsoft YaHei" w:cs="Microsoft YaHei" w:hint="eastAsia"/>
+    </w:rPr>
   </w:style>
   <w:style w:type="paragraph" w:styleId="28">
     <w:name w:val="Body Text 2"/>
@@ -19835,6 +20872,9 @@
     <w:pPr>
       <w:spacing w:after="120" w:line="480" w:lineRule="auto"/>
     </w:pPr>
+    <w:rPr>
+      <w:rFonts w:ascii="Microsoft YaHei" w:hAnsi="Microsoft YaHei" w:eastAsia="Microsoft YaHei" w:cs="Microsoft YaHei" w:hint="eastAsia"/>
+    </w:rPr>
   </w:style>
   <w:style w:type="paragraph" w:styleId="29">
     <w:name w:val="List Continue 2"/>
@@ -19847,6 +20887,9 @@
       <w:ind w:left="720"/>
       <w:contextualSpacing/>
     </w:pPr>
+    <w:rPr>
+      <w:rFonts w:ascii="Microsoft YaHei" w:hAnsi="Microsoft YaHei" w:eastAsia="Microsoft YaHei" w:cs="Microsoft YaHei" w:hint="eastAsia"/>
+    </w:rPr>
   </w:style>
   <w:style w:type="paragraph" w:styleId="30">
     <w:name w:val="List Continue 3"/>
@@ -19859,6 +20902,9 @@
       <w:ind w:left="1080"/>
       <w:contextualSpacing/>
     </w:pPr>
+    <w:rPr>
+      <w:rFonts w:ascii="Microsoft YaHei" w:hAnsi="Microsoft YaHei" w:eastAsia="Microsoft YaHei" w:cs="Microsoft YaHei" w:hint="eastAsia"/>
+    </w:rPr>
   </w:style>
   <w:style w:type="paragraph" w:styleId="31">
     <w:name w:val="Title"/>
@@ -19875,7 +20921,7 @@
       <w:contextualSpacing/>
     </w:pPr>
     <w:rPr>
-      <w:rFonts w:asciiTheme="majorHAnsi" w:hAnsiTheme="majorHAnsi" w:eastAsiaTheme="majorEastAsia" w:cstheme="majorBidi"/>
+      <w:rFonts w:asciiTheme="majorHAnsi" w:hAnsiTheme="majorHAnsi" w:eastAsiaTheme="majorEastAsia" w:cstheme="majorBidi" w:ascii="Microsoft YaHei" w:hAnsi="Microsoft YaHei" w:eastAsia="Microsoft YaHei" w:cs="Microsoft YaHei" w:hint="eastAsia"/>
       <w:color w:val="17375E" w:themeColor="text2" w:themeShade="BF"/>
       <w:spacing w:val="5"/>
       <w:kern w:val="28"/>
@@ -31374,6 +32420,7 @@
     <w:qFormat/>
     <w:uiPriority w:val="22"/>
     <w:rPr>
+      <w:rFonts w:ascii="Microsoft YaHei" w:hAnsi="Microsoft YaHei" w:eastAsia="Microsoft YaHei" w:cs="Microsoft YaHei" w:hint="eastAsia"/>
       <w:b/>
       <w:bCs/>
     </w:rPr>
@@ -31384,6 +32431,7 @@
     <w:qFormat/>
     <w:uiPriority w:val="20"/>
     <w:rPr>
+      <w:rFonts w:ascii="Microsoft YaHei" w:hAnsi="Microsoft YaHei" w:eastAsia="Microsoft YaHei" w:cs="Microsoft YaHei" w:hint="eastAsia"/>
       <w:i/>
       <w:iCs/>
     </w:rPr>
@@ -31393,12 +32441,18 @@
     <w:basedOn w:val="132"/>
     <w:link w:val="25"/>
     <w:uiPriority w:val="99"/>
+    <w:rPr>
+      <w:rFonts w:ascii="Microsoft YaHei" w:hAnsi="Microsoft YaHei" w:eastAsia="Microsoft YaHei" w:cs="Microsoft YaHei" w:hint="eastAsia"/>
+    </w:rPr>
   </w:style>
   <w:style w:type="character" w:customStyle="1" w:styleId="136">
     <w:name w:val="Footer Char"/>
     <w:basedOn w:val="132"/>
     <w:link w:val="24"/>
     <w:uiPriority w:val="99"/>
+    <w:rPr>
+      <w:rFonts w:ascii="Microsoft YaHei" w:hAnsi="Microsoft YaHei" w:eastAsia="Microsoft YaHei" w:cs="Microsoft YaHei" w:hint="eastAsia"/>
+    </w:rPr>
   </w:style>
   <w:style w:type="paragraph" w:styleId="137">
     <w:name w:val="No Spacing"/>
@@ -31408,7 +32462,7 @@
       <w:spacing w:after="0" w:line="240" w:lineRule="auto"/>
     </w:pPr>
     <w:rPr>
-      <w:rFonts w:asciiTheme="minorHAnsi" w:hAnsiTheme="minorHAnsi" w:eastAsiaTheme="minorEastAsia" w:cstheme="minorBidi"/>
+      <w:rFonts w:asciiTheme="minorHAnsi" w:hAnsiTheme="minorHAnsi" w:eastAsiaTheme="minorEastAsia" w:cstheme="minorBidi" w:ascii="Microsoft YaHei" w:hAnsi="Microsoft YaHei" w:eastAsia="Microsoft YaHei" w:cs="Microsoft YaHei" w:hint="eastAsia"/>
       <w:sz w:val="22"/>
       <w:szCs w:val="22"/>
       <w:lang w:val="en-US" w:eastAsia="en-US" w:bidi="ar-SA"/>
@@ -31421,7 +32475,7 @@
     <w:qFormat/>
     <w:uiPriority w:val="9"/>
     <w:rPr>
-      <w:rFonts w:asciiTheme="majorHAnsi" w:hAnsiTheme="majorHAnsi" w:eastAsiaTheme="majorEastAsia" w:cstheme="majorBidi"/>
+      <w:rFonts w:asciiTheme="majorHAnsi" w:hAnsiTheme="majorHAnsi" w:eastAsiaTheme="majorEastAsia" w:cstheme="majorBidi" w:ascii="Microsoft YaHei" w:hAnsi="Microsoft YaHei" w:eastAsia="Microsoft YaHei" w:cs="Microsoft YaHei" w:hint="eastAsia"/>
       <w:b/>
       <w:bCs/>
       <w:color w:val="376092" w:themeColor="accent1" w:themeShade="BF"/>
@@ -31436,7 +32490,7 @@
     <w:qFormat/>
     <w:uiPriority w:val="9"/>
     <w:rPr>
-      <w:rFonts w:asciiTheme="majorHAnsi" w:hAnsiTheme="majorHAnsi" w:eastAsiaTheme="majorEastAsia" w:cstheme="majorBidi"/>
+      <w:rFonts w:asciiTheme="majorHAnsi" w:hAnsiTheme="majorHAnsi" w:eastAsiaTheme="majorEastAsia" w:cstheme="majorBidi" w:ascii="Microsoft YaHei" w:hAnsi="Microsoft YaHei" w:eastAsia="Microsoft YaHei" w:cs="Microsoft YaHei" w:hint="eastAsia"/>
       <w:b/>
       <w:bCs/>
       <w:color w:val="4F81BD" w:themeColor="accent1"/>
@@ -31456,7 +32510,7 @@
     <w:qFormat/>
     <w:uiPriority w:val="9"/>
     <w:rPr>
-      <w:rFonts w:asciiTheme="majorHAnsi" w:hAnsiTheme="majorHAnsi" w:eastAsiaTheme="majorEastAsia" w:cstheme="majorBidi"/>
+      <w:rFonts w:asciiTheme="majorHAnsi" w:hAnsiTheme="majorHAnsi" w:eastAsiaTheme="majorEastAsia" w:cstheme="majorBidi" w:ascii="Microsoft YaHei" w:hAnsi="Microsoft YaHei" w:eastAsia="Microsoft YaHei" w:cs="Microsoft YaHei" w:hint="eastAsia"/>
       <w:b/>
       <w:bCs/>
       <w:color w:val="4F81BD" w:themeColor="accent1"/>
@@ -31474,7 +32528,7 @@
     <w:qFormat/>
     <w:uiPriority w:val="10"/>
     <w:rPr>
-      <w:rFonts w:asciiTheme="majorHAnsi" w:hAnsiTheme="majorHAnsi" w:eastAsiaTheme="majorEastAsia" w:cstheme="majorBidi"/>
+      <w:rFonts w:asciiTheme="majorHAnsi" w:hAnsiTheme="majorHAnsi" w:eastAsiaTheme="majorEastAsia" w:cstheme="majorBidi" w:ascii="Microsoft YaHei" w:hAnsi="Microsoft YaHei" w:eastAsia="Microsoft YaHei" w:cs="Microsoft YaHei" w:hint="eastAsia"/>
       <w:color w:val="17375E" w:themeColor="text2" w:themeShade="BF"/>
       <w:spacing w:val="5"/>
       <w:kern w:val="28"/>
@@ -31489,7 +32543,7 @@
     <w:qFormat/>
     <w:uiPriority w:val="11"/>
     <w:rPr>
-      <w:rFonts w:asciiTheme="majorHAnsi" w:hAnsiTheme="majorHAnsi" w:eastAsiaTheme="majorEastAsia" w:cstheme="majorBidi"/>
+      <w:rFonts w:asciiTheme="majorHAnsi" w:hAnsiTheme="majorHAnsi" w:eastAsiaTheme="majorEastAsia" w:cstheme="majorBidi" w:ascii="Microsoft YaHei" w:hAnsi="Microsoft YaHei" w:eastAsia="Microsoft YaHei" w:cs="Microsoft YaHei" w:hint="eastAsia"/>
       <w:i/>
       <w:iCs/>
       <w:color w:val="4F81BD" w:themeColor="accent1"/>
@@ -31512,6 +32566,9 @@
       <w:ind w:left="720"/>
       <w:contextualSpacing/>
     </w:pPr>
+    <w:rPr>
+      <w:rFonts w:ascii="Microsoft YaHei" w:hAnsi="Microsoft YaHei" w:eastAsia="Microsoft YaHei" w:cs="Microsoft YaHei" w:hint="eastAsia"/>
+    </w:rPr>
   </w:style>
   <w:style w:type="character" w:customStyle="1" w:styleId="144">
     <w:name w:val="Body Text Char"/>
@@ -31519,6 +32576,9 @@
     <w:link w:val="19"/>
     <w:qFormat/>
     <w:uiPriority w:val="99"/>
+    <w:rPr>
+      <w:rFonts w:ascii="Microsoft YaHei" w:hAnsi="Microsoft YaHei" w:eastAsia="Microsoft YaHei" w:cs="Microsoft YaHei" w:hint="eastAsia"/>
+    </w:rPr>
   </w:style>
   <w:style w:type="character" w:customStyle="1" w:styleId="145">
     <w:name w:val="Body Text 2 Char"/>
@@ -31526,6 +32586,9 @@
     <w:link w:val="28"/>
     <w:qFormat/>
     <w:uiPriority w:val="99"/>
+    <w:rPr>
+      <w:rFonts w:ascii="Microsoft YaHei" w:hAnsi="Microsoft YaHei" w:eastAsia="Microsoft YaHei" w:cs="Microsoft YaHei" w:hint="eastAsia"/>
+    </w:rPr>
   </w:style>
   <w:style w:type="character" w:customStyle="1" w:styleId="146">
     <w:name w:val="Body Text 3 Char"/>
@@ -31534,6 +32597,7 @@
     <w:qFormat/>
     <w:uiPriority w:val="99"/>
     <w:rPr>
+      <w:rFonts w:ascii="Microsoft YaHei" w:hAnsi="Microsoft YaHei" w:eastAsia="Microsoft YaHei" w:cs="Microsoft YaHei" w:hint="eastAsia"/>
       <w:sz w:val="16"/>
       <w:szCs w:val="16"/>
     </w:rPr>
@@ -31545,7 +32609,7 @@
     <w:qFormat/>
     <w:uiPriority w:val="99"/>
     <w:rPr>
-      <w:rFonts w:ascii="Courier" w:hAnsi="Courier"/>
+      <w:rFonts w:ascii="Microsoft YaHei" w:hAnsi="Microsoft YaHei" w:eastAsia="Microsoft YaHei" w:cs="Microsoft YaHei" w:hint="eastAsia"/>
       <w:sz w:val="20"/>
       <w:szCs w:val="20"/>
     </w:rPr>
@@ -31558,6 +32622,7 @@
     <w:qFormat/>
     <w:uiPriority w:val="29"/>
     <w:rPr>
+      <w:rFonts w:ascii="Microsoft YaHei" w:hAnsi="Microsoft YaHei" w:eastAsia="Microsoft YaHei" w:cs="Microsoft YaHei" w:hint="eastAsia"/>
       <w:i/>
       <w:iCs/>
       <w:color w:val="000000" w:themeColor="text1"/>
@@ -31575,6 +32640,7 @@
     <w:qFormat/>
     <w:uiPriority w:val="29"/>
     <w:rPr>
+      <w:rFonts w:ascii="Microsoft YaHei" w:hAnsi="Microsoft YaHei" w:eastAsia="Microsoft YaHei" w:cs="Microsoft YaHei" w:hint="eastAsia"/>
       <w:i/>
       <w:iCs/>
       <w:color w:val="000000" w:themeColor="text1"/>
@@ -31593,7 +32659,7 @@
     <w:qFormat/>
     <w:uiPriority w:val="9"/>
     <w:rPr>
-      <w:rFonts w:asciiTheme="majorHAnsi" w:hAnsiTheme="majorHAnsi" w:eastAsiaTheme="majorEastAsia" w:cstheme="majorBidi"/>
+      <w:rFonts w:asciiTheme="majorHAnsi" w:hAnsiTheme="majorHAnsi" w:eastAsiaTheme="majorEastAsia" w:cstheme="majorBidi" w:ascii="Microsoft YaHei" w:hAnsi="Microsoft YaHei" w:eastAsia="Microsoft YaHei" w:cs="Microsoft YaHei" w:hint="eastAsia"/>
       <w:b/>
       <w:bCs/>
       <w:i/>
@@ -31614,7 +32680,7 @@
     <w:qFormat/>
     <w:uiPriority w:val="9"/>
     <w:rPr>
-      <w:rFonts w:asciiTheme="majorHAnsi" w:hAnsiTheme="majorHAnsi" w:eastAsiaTheme="majorEastAsia" w:cstheme="majorBidi"/>
+      <w:rFonts w:asciiTheme="majorHAnsi" w:hAnsiTheme="majorHAnsi" w:eastAsiaTheme="majorEastAsia" w:cstheme="majorBidi" w:ascii="Microsoft YaHei" w:hAnsi="Microsoft YaHei" w:eastAsia="Microsoft YaHei" w:cs="Microsoft YaHei" w:hint="eastAsia"/>
       <w:color w:val="254061" w:themeColor="accent1" w:themeShade="80"/>
     </w:rPr>
   </w:style>
@@ -31626,7 +32692,7 @@
     <w:qFormat/>
     <w:uiPriority w:val="9"/>
     <w:rPr>
-      <w:rFonts w:asciiTheme="majorHAnsi" w:hAnsiTheme="majorHAnsi" w:eastAsiaTheme="majorEastAsia" w:cstheme="majorBidi"/>
+      <w:rFonts w:asciiTheme="majorHAnsi" w:hAnsiTheme="majorHAnsi" w:eastAsiaTheme="majorEastAsia" w:cstheme="majorBidi" w:ascii="Microsoft YaHei" w:hAnsi="Microsoft YaHei" w:eastAsia="Microsoft YaHei" w:cs="Microsoft YaHei" w:hint="eastAsia"/>
       <w:i/>
       <w:iCs/>
       <w:color w:val="254061" w:themeColor="accent1" w:themeShade="80"/>
@@ -31640,7 +32706,7 @@
     <w:qFormat/>
     <w:uiPriority w:val="9"/>
     <w:rPr>
-      <w:rFonts w:asciiTheme="majorHAnsi" w:hAnsiTheme="majorHAnsi" w:eastAsiaTheme="majorEastAsia" w:cstheme="majorBidi"/>
+      <w:rFonts w:asciiTheme="majorHAnsi" w:hAnsiTheme="majorHAnsi" w:eastAsiaTheme="majorEastAsia" w:cstheme="majorBidi" w:ascii="Microsoft YaHei" w:hAnsi="Microsoft YaHei" w:eastAsia="Microsoft YaHei" w:cs="Microsoft YaHei" w:hint="eastAsia"/>
       <w:i/>
       <w:iCs/>
       <w:color w:val="404040" w:themeColor="text1" w:themeTint="BF"/>
@@ -31662,7 +32728,7 @@
     <w:qFormat/>
     <w:uiPriority w:val="9"/>
     <w:rPr>
-      <w:rFonts w:asciiTheme="majorHAnsi" w:hAnsiTheme="majorHAnsi" w:eastAsiaTheme="majorEastAsia" w:cstheme="majorBidi"/>
+      <w:rFonts w:asciiTheme="majorHAnsi" w:hAnsiTheme="majorHAnsi" w:eastAsiaTheme="majorEastAsia" w:cstheme="majorBidi" w:ascii="Microsoft YaHei" w:hAnsi="Microsoft YaHei" w:eastAsia="Microsoft YaHei" w:cs="Microsoft YaHei" w:hint="eastAsia"/>
       <w:color w:val="4F81BD" w:themeColor="accent1"/>
       <w:sz w:val="20"/>
       <w:szCs w:val="20"/>
@@ -31681,7 +32747,7 @@
     <w:qFormat/>
     <w:uiPriority w:val="9"/>
     <w:rPr>
-      <w:rFonts w:asciiTheme="majorHAnsi" w:hAnsiTheme="majorHAnsi" w:eastAsiaTheme="majorEastAsia" w:cstheme="majorBidi"/>
+      <w:rFonts w:asciiTheme="majorHAnsi" w:hAnsiTheme="majorHAnsi" w:eastAsiaTheme="majorEastAsia" w:cstheme="majorBidi" w:ascii="Microsoft YaHei" w:hAnsi="Microsoft YaHei" w:eastAsia="Microsoft YaHei" w:cs="Microsoft YaHei" w:hint="eastAsia"/>
       <w:i/>
       <w:iCs/>
       <w:color w:val="404040" w:themeColor="text1" w:themeTint="BF"/>
@@ -31712,6 +32778,7 @@
       <w:ind w:left="936" w:right="936"/>
     </w:pPr>
     <w:rPr>
+      <w:rFonts w:ascii="Microsoft YaHei" w:hAnsi="Microsoft YaHei" w:eastAsia="Microsoft YaHei" w:cs="Microsoft YaHei" w:hint="eastAsia"/>
       <w:b/>
       <w:bCs/>
       <w:i/>
@@ -31731,6 +32798,7 @@
     <w:qFormat/>
     <w:uiPriority w:val="30"/>
     <w:rPr>
+      <w:rFonts w:ascii="Microsoft YaHei" w:hAnsi="Microsoft YaHei" w:eastAsia="Microsoft YaHei" w:cs="Microsoft YaHei" w:hint="eastAsia"/>
       <w:b/>
       <w:bCs/>
       <w:i/>
@@ -31749,6 +32817,7 @@
     <w:qFormat/>
     <w:uiPriority w:val="19"/>
     <w:rPr>
+      <w:rFonts w:ascii="Microsoft YaHei" w:hAnsi="Microsoft YaHei" w:eastAsia="Microsoft YaHei" w:cs="Microsoft YaHei" w:hint="eastAsia"/>
       <w:i/>
       <w:iCs/>
       <w:color w:val="808080" w:themeColor="text1" w:themeTint="80"/>
@@ -31768,6 +32837,7 @@
     <w:qFormat/>
     <w:uiPriority w:val="21"/>
     <w:rPr>
+      <w:rFonts w:ascii="Microsoft YaHei" w:hAnsi="Microsoft YaHei" w:eastAsia="Microsoft YaHei" w:cs="Microsoft YaHei" w:hint="eastAsia"/>
       <w:b/>
       <w:bCs/>
       <w:i/>
@@ -31786,6 +32856,7 @@
     <w:qFormat/>
     <w:uiPriority w:val="31"/>
     <w:rPr>
+      <w:rFonts w:ascii="Microsoft YaHei" w:hAnsi="Microsoft YaHei" w:eastAsia="Microsoft YaHei" w:cs="Microsoft YaHei" w:hint="eastAsia"/>
       <w:smallCaps/>
       <w:color w:val="C0504D" w:themeColor="accent2"/>
       <w:u w:val="single"/>
@@ -31802,6 +32873,7 @@
     <w:qFormat/>
     <w:uiPriority w:val="32"/>
     <w:rPr>
+      <w:rFonts w:ascii="Microsoft YaHei" w:hAnsi="Microsoft YaHei" w:eastAsia="Microsoft YaHei" w:cs="Microsoft YaHei" w:hint="eastAsia"/>
       <w:b/>
       <w:bCs/>
       <w:smallCaps/>
@@ -31821,6 +32893,7 @@
     <w:qFormat/>
     <w:uiPriority w:val="33"/>
     <w:rPr>
+      <w:rFonts w:ascii="Microsoft YaHei" w:hAnsi="Microsoft YaHei" w:eastAsia="Microsoft YaHei" w:cs="Microsoft YaHei" w:hint="eastAsia"/>
       <w:b/>
       <w:bCs/>
       <w:smallCaps/>
@@ -31838,6 +32911,9 @@
     <w:pPr>
       <w:outlineLvl w:val="9"/>
     </w:pPr>
+    <w:rPr>
+      <w:rFonts w:ascii="Microsoft YaHei" w:hAnsi="Microsoft YaHei" w:eastAsia="Microsoft YaHei" w:cs="Microsoft YaHei" w:hint="eastAsia"/>
+    </w:rPr>
   </w:style>
 </w:styles>
 </file>

--- a/智能课程教学平台需求规格说明书.docx
+++ b/智能课程教学平台需求规格说明书.docx
@@ -10564,7 +10564,7 @@
                 <w:color w:val="000000"/>
                 <w:sz w:val="17"/>
               </w:rPr>
-              <w:t>教师或学生注册时填写唯一用户名、密码、确认密码和角色；姓名、手机号不在注册阶段填写。密码长度为 8 至 50 位，且不能仅包含数字。</w:t>
+              <w:t>教师或学生注册时填写唯一用户名、密码、确认密码和角色；姓名、手机号不在注册阶段填写。密码长度为 8 至 12 位，且不能仅包含数字。</w:t>
             </w:r>
           </w:p>
         </w:tc>
